--- a/docs/research/paper_v2/manuscript/M3_PI_Guard_JISA_working_draft.docx
+++ b/docs/research/paper_v2/manuscript/M3_PI_Guard_JISA_working_draft.docx
@@ -2,7 +2,7 @@
 <file path=word/document.xml><?xml version="1.0" encoding="utf-8"?>
 <w:document xmlns:w="http://schemas.openxmlformats.org/wordprocessingml/2006/main" xmlns:m="http://schemas.openxmlformats.org/officeDocument/2006/math" xmlns:r="http://schemas.openxmlformats.org/officeDocument/2006/relationships" xmlns:o="urn:schemas-microsoft-com:office:office" xmlns:v="urn:schemas-microsoft-com:vml" xmlns:w10="urn:schemas-microsoft-com:office:word" xmlns:a="http://schemas.openxmlformats.org/drawingml/2006/main" xmlns:pic="http://schemas.openxmlformats.org/drawingml/2006/picture" xmlns:wp="http://schemas.openxmlformats.org/drawingml/2006/wordprocessingDrawing">
   <w:body>
-    <w:bookmarkStart w:id="134" w:name="Xd9efb7391f2a5550bca577963c4515c86212927"/>
+    <w:bookmarkStart w:id="141" w:name="Xd9efb7391f2a5550bca577963c4515c86212927"/>
     <w:p>
       <w:pPr>
         <w:pStyle w:val="Heading1"/>
@@ -23218,18 +23218,257 @@
       </w:r>
     </w:p>
     <w:bookmarkEnd w:id="89"/>
-    <w:bookmarkStart w:id="133" w:name="references"/>
+    <w:bookmarkStart w:id="96" w:name="submission-statements"/>
     <w:p>
       <w:pPr>
         <w:pStyle w:val="Heading2"/>
         <w:keepNext/>
       </w:pPr>
       <w:r>
+        <w:t xml:space="preserve">Submission statements</w:t>
+      </w:r>
+    </w:p>
+    <w:bookmarkStart w:id="90" w:name="competing-interests"/>
+    <w:p>
+      <w:pPr>
+        <w:pStyle w:val="Heading3"/>
+        <w:keepNext/>
+      </w:pPr>
+      <w:r>
+        <w:t xml:space="preserve">Competing interests</w:t>
+      </w:r>
+    </w:p>
+    <w:p>
+      <w:pPr>
+        <w:pStyle w:val="FirstParagraph"/>
+      </w:pPr>
+      <w:r>
+        <w:t xml:space="preserve">The corresponding author must confirm the competing-interests declaration with</w:t>
+      </w:r>
+      <w:r>
+        <w:t xml:space="preserve"> </w:t>
+      </w:r>
+      <w:r>
+        <w:t xml:space="preserve">all authors before submission.</w:t>
+      </w:r>
+    </w:p>
+    <w:bookmarkEnd w:id="90"/>
+    <w:bookmarkStart w:id="91" w:name="funding"/>
+    <w:p>
+      <w:pPr>
+        <w:pStyle w:val="Heading3"/>
+        <w:keepNext/>
+      </w:pPr>
+      <w:r>
+        <w:t xml:space="preserve">Funding</w:t>
+      </w:r>
+    </w:p>
+    <w:p>
+      <w:pPr>
+        <w:pStyle w:val="FirstParagraph"/>
+      </w:pPr>
+      <w:r>
+        <w:t xml:space="preserve">The corresponding author must provide the funder name, grant number, and</w:t>
+      </w:r>
+      <w:r>
+        <w:t xml:space="preserve"> </w:t>
+      </w:r>
+      <w:r>
+        <w:t xml:space="preserve">sponsor role, or confirm that the research received no specific grant from</w:t>
+      </w:r>
+      <w:r>
+        <w:t xml:space="preserve"> </w:t>
+      </w:r>
+      <w:r>
+        <w:t xml:space="preserve">funding agencies in the public, commercial, or not-for-profit sectors.</w:t>
+      </w:r>
+    </w:p>
+    <w:bookmarkEnd w:id="91"/>
+    <w:bookmarkStart w:id="92" w:name="data-and-code-availability"/>
+    <w:p>
+      <w:pPr>
+        <w:pStyle w:val="Heading3"/>
+        <w:keepNext/>
+      </w:pPr>
+      <w:r>
+        <w:t xml:space="preserve">Data and code availability</w:t>
+      </w:r>
+    </w:p>
+    <w:p>
+      <w:pPr>
+        <w:pStyle w:val="FirstParagraph"/>
+      </w:pPr>
+      <w:r>
+        <w:t xml:space="preserve">The implementation, frozen lean experiment plan, analysis code, aggregate</w:t>
+      </w:r>
+      <w:r>
+        <w:t xml:space="preserve"> </w:t>
+      </w:r>
+      <w:r>
+        <w:t xml:space="preserve">tables, and editable figures are maintained at</w:t>
+      </w:r>
+      <w:r>
+        <w:t xml:space="preserve"> </w:t>
+      </w:r>
+      <w:r>
+        <w:t xml:space="preserve">https://github.com/Fischl0527/M3_PI_Guard. The repository is private during</w:t>
+      </w:r>
+      <w:r>
+        <w:t xml:space="preserve"> </w:t>
+      </w:r>
+      <w:r>
+        <w:t xml:space="preserve">manuscript preparation. A public archival release with an immutable version</w:t>
+      </w:r>
+      <w:r>
+        <w:t xml:space="preserve"> </w:t>
+      </w:r>
+      <w:r>
+        <w:t xml:space="preserve">identifier will be deposited before publication. Credentials and secrets are</w:t>
+      </w:r>
+      <w:r>
+        <w:t xml:space="preserve"> </w:t>
+      </w:r>
+      <w:r>
+        <w:t xml:space="preserve">excluded from the release. Any restrictions on provider-derived compact raw</w:t>
+      </w:r>
+      <w:r>
+        <w:t xml:space="preserve"> </w:t>
+      </w:r>
+      <w:r>
+        <w:t xml:space="preserve">records will be stated explicitly in the archival record.</w:t>
+      </w:r>
+    </w:p>
+    <w:bookmarkEnd w:id="92"/>
+    <w:bookmarkStart w:id="93" w:name="X071796dd6bc546c91e96cca1cf5ff96599de61f"/>
+    <w:p>
+      <w:pPr>
+        <w:pStyle w:val="Heading3"/>
+        <w:keepNext/>
+      </w:pPr>
+      <w:r>
+        <w:t xml:space="preserve">Declaration of generative AI and AI-assisted technologies in the writing process</w:t>
+      </w:r>
+    </w:p>
+    <w:p>
+      <w:pPr>
+        <w:pStyle w:val="FirstParagraph"/>
+      </w:pPr>
+      <w:r>
+        <w:t xml:space="preserve">During preparation of this work, the authors used OpenAI Codex for software</w:t>
+      </w:r>
+      <w:r>
+        <w:t xml:space="preserve"> </w:t>
+      </w:r>
+      <w:r>
+        <w:t xml:space="preserve">editing, statistical-script review, figure-generation support, and language</w:t>
+      </w:r>
+      <w:r>
+        <w:t xml:space="preserve"> </w:t>
+      </w:r>
+      <w:r>
+        <w:t xml:space="preserve">revision. The authors reviewed and revised the resulting material and take</w:t>
+      </w:r>
+      <w:r>
+        <w:t xml:space="preserve"> </w:t>
+      </w:r>
+      <w:r>
+        <w:t xml:space="preserve">full responsibility for the analysis, interpretation, citations, and</w:t>
+      </w:r>
+      <w:r>
+        <w:t xml:space="preserve"> </w:t>
+      </w:r>
+      <w:r>
+        <w:t xml:space="preserve">manuscript content. DeepSeek and Gemini are evaluated research systems in this</w:t>
+      </w:r>
+      <w:r>
+        <w:t xml:space="preserve"> </w:t>
+      </w:r>
+      <w:r>
+        <w:t xml:space="preserve">study rather than writing assistants.</w:t>
+      </w:r>
+    </w:p>
+    <w:bookmarkEnd w:id="93"/>
+    <w:bookmarkStart w:id="94" w:name="ethics-and-safety"/>
+    <w:p>
+      <w:pPr>
+        <w:pStyle w:val="Heading3"/>
+        <w:keepNext/>
+      </w:pPr>
+      <w:r>
+        <w:t xml:space="preserve">Ethics and safety</w:t>
+      </w:r>
+    </w:p>
+    <w:p>
+      <w:pPr>
+        <w:pStyle w:val="FirstParagraph"/>
+      </w:pPr>
+      <w:r>
+        <w:t xml:space="preserve">The study involved no human participants and collected no personal data. Tool</w:t>
+      </w:r>
+      <w:r>
+        <w:t xml:space="preserve"> </w:t>
+      </w:r>
+      <w:r>
+        <w:t xml:space="preserve">effects were evaluated in isolated benchmark state. Real email, payment,</w:t>
+      </w:r>
+      <w:r>
+        <w:t xml:space="preserve"> </w:t>
+      </w:r>
+      <w:r>
+        <w:t xml:space="preserve">browser, code-execution, production-API, and provider-managed tool operations</w:t>
+      </w:r>
+      <w:r>
+        <w:t xml:space="preserve"> </w:t>
+      </w:r>
+      <w:r>
+        <w:t xml:space="preserve">were disabled. The authors must confirm any institutional review or exemption</w:t>
+      </w:r>
+      <w:r>
+        <w:t xml:space="preserve"> </w:t>
+      </w:r>
+      <w:r>
+        <w:t xml:space="preserve">requirement before submission.</w:t>
+      </w:r>
+    </w:p>
+    <w:bookmarkEnd w:id="94"/>
+    <w:bookmarkStart w:id="95" w:name="author-contributions"/>
+    <w:p>
+      <w:pPr>
+        <w:pStyle w:val="Heading3"/>
+        <w:keepNext/>
+      </w:pPr>
+      <w:r>
+        <w:t xml:space="preserve">Author contributions</w:t>
+      </w:r>
+    </w:p>
+    <w:p>
+      <w:pPr>
+        <w:pStyle w:val="FirstParagraph"/>
+      </w:pPr>
+      <w:r>
+        <w:t xml:space="preserve">Author order and CRediT roles must be approved by every author before</w:t>
+      </w:r>
+      <w:r>
+        <w:t xml:space="preserve"> </w:t>
+      </w:r>
+      <w:r>
+        <w:t xml:space="preserve">submission.</w:t>
+      </w:r>
+    </w:p>
+    <w:bookmarkEnd w:id="95"/>
+    <w:bookmarkEnd w:id="96"/>
+    <w:bookmarkStart w:id="140" w:name="references"/>
+    <w:p>
+      <w:pPr>
+        <w:pStyle w:val="Heading2"/>
+        <w:keepNext/>
+      </w:pPr>
+      <w:r>
         <w:t xml:space="preserve">References</w:t>
       </w:r>
     </w:p>
-    <w:bookmarkStart w:id="132" w:name="refs"/>
-    <w:bookmarkStart w:id="91" w:name="ref-L25"/>
+    <w:bookmarkStart w:id="139" w:name="refs"/>
+    <w:bookmarkStart w:id="98" w:name="ref-L25"/>
     <w:p>
       <w:pPr>
         <w:pStyle w:val="Bibliography"/>
@@ -23283,7 +23522,7 @@
       <w:r>
         <w:t xml:space="preserve"> </w:t>
       </w:r>
-      <w:hyperlink r:id="rId90">
+      <w:hyperlink r:id="rId97">
         <w:r>
           <w:rPr>
             <w:rStyle w:val="Hyperlink"/>
@@ -23295,8 +23534,8 @@
         <w:t xml:space="preserve">.</w:t>
       </w:r>
     </w:p>
-    <w:bookmarkEnd w:id="91"/>
-    <w:bookmarkStart w:id="93" w:name="ref-L07"/>
+    <w:bookmarkEnd w:id="98"/>
+    <w:bookmarkStart w:id="100" w:name="ref-L07"/>
     <w:p>
       <w:pPr>
         <w:pStyle w:val="Bibliography"/>
@@ -23338,7 +23577,7 @@
       <w:r>
         <w:t xml:space="preserve"> </w:t>
       </w:r>
-      <w:hyperlink r:id="rId92">
+      <w:hyperlink r:id="rId99">
         <w:r>
           <w:rPr>
             <w:rStyle w:val="Hyperlink"/>
@@ -23350,8 +23589,8 @@
         <w:t xml:space="preserve">.</w:t>
       </w:r>
     </w:p>
-    <w:bookmarkEnd w:id="93"/>
-    <w:bookmarkStart w:id="95" w:name="ref-L32"/>
+    <w:bookmarkEnd w:id="100"/>
+    <w:bookmarkStart w:id="102" w:name="ref-L32"/>
     <w:p>
       <w:pPr>
         <w:pStyle w:val="Bibliography"/>
@@ -23387,7 +23626,7 @@
       <w:r>
         <w:t xml:space="preserve"> </w:t>
       </w:r>
-      <w:hyperlink r:id="rId94">
+      <w:hyperlink r:id="rId101">
         <w:r>
           <w:rPr>
             <w:rStyle w:val="Hyperlink"/>
@@ -23399,8 +23638,8 @@
         <w:t xml:space="preserve">.</w:t>
       </w:r>
     </w:p>
-    <w:bookmarkEnd w:id="95"/>
-    <w:bookmarkStart w:id="97" w:name="ref-L26"/>
+    <w:bookmarkEnd w:id="102"/>
+    <w:bookmarkStart w:id="104" w:name="ref-L26"/>
     <w:p>
       <w:pPr>
         <w:pStyle w:val="Bibliography"/>
@@ -23417,7 +23656,7 @@
       <w:r>
         <w:t xml:space="preserve"> </w:t>
       </w:r>
-      <w:hyperlink r:id="rId96">
+      <w:hyperlink r:id="rId103">
         <w:r>
           <w:rPr>
             <w:rStyle w:val="Hyperlink"/>
@@ -23429,8 +23668,8 @@
         <w:t xml:space="preserve">.</w:t>
       </w:r>
     </w:p>
-    <w:bookmarkEnd w:id="97"/>
-    <w:bookmarkStart w:id="99" w:name="ref-L09"/>
+    <w:bookmarkEnd w:id="104"/>
+    <w:bookmarkStart w:id="106" w:name="ref-L09"/>
     <w:p>
       <w:pPr>
         <w:pStyle w:val="Bibliography"/>
@@ -23463,7 +23702,7 @@
       <w:r>
         <w:t xml:space="preserve"> </w:t>
       </w:r>
-      <w:hyperlink r:id="rId98">
+      <w:hyperlink r:id="rId105">
         <w:r>
           <w:rPr>
             <w:rStyle w:val="Hyperlink"/>
@@ -23475,8 +23714,8 @@
         <w:t xml:space="preserve">.</w:t>
       </w:r>
     </w:p>
-    <w:bookmarkEnd w:id="99"/>
-    <w:bookmarkStart w:id="101" w:name="ref-L23"/>
+    <w:bookmarkEnd w:id="106"/>
+    <w:bookmarkStart w:id="108" w:name="ref-L23"/>
     <w:p>
       <w:pPr>
         <w:pStyle w:val="Bibliography"/>
@@ -23493,7 +23732,7 @@
       <w:r>
         <w:t xml:space="preserve"> </w:t>
       </w:r>
-      <w:hyperlink r:id="rId100">
+      <w:hyperlink r:id="rId107">
         <w:r>
           <w:rPr>
             <w:rStyle w:val="Hyperlink"/>
@@ -23505,8 +23744,8 @@
         <w:t xml:space="preserve">.</w:t>
       </w:r>
     </w:p>
-    <w:bookmarkEnd w:id="101"/>
-    <w:bookmarkStart w:id="103" w:name="ref-L30"/>
+    <w:bookmarkEnd w:id="108"/>
+    <w:bookmarkStart w:id="110" w:name="ref-L30"/>
     <w:p>
       <w:pPr>
         <w:pStyle w:val="Bibliography"/>
@@ -23523,7 +23762,7 @@
       <w:r>
         <w:t xml:space="preserve"> </w:t>
       </w:r>
-      <w:hyperlink r:id="rId102">
+      <w:hyperlink r:id="rId109">
         <w:r>
           <w:rPr>
             <w:rStyle w:val="Hyperlink"/>
@@ -23535,8 +23774,8 @@
         <w:t xml:space="preserve">.</w:t>
       </w:r>
     </w:p>
-    <w:bookmarkEnd w:id="103"/>
-    <w:bookmarkStart w:id="105" w:name="ref-L03"/>
+    <w:bookmarkEnd w:id="110"/>
+    <w:bookmarkStart w:id="112" w:name="ref-L03"/>
     <w:p>
       <w:pPr>
         <w:pStyle w:val="Bibliography"/>
@@ -23584,7 +23823,7 @@
       <w:r>
         <w:t xml:space="preserve"> </w:t>
       </w:r>
-      <w:hyperlink r:id="rId104">
+      <w:hyperlink r:id="rId111">
         <w:r>
           <w:rPr>
             <w:rStyle w:val="Hyperlink"/>
@@ -23596,8 +23835,8 @@
         <w:t xml:space="preserve">.</w:t>
       </w:r>
     </w:p>
-    <w:bookmarkEnd w:id="105"/>
-    <w:bookmarkStart w:id="107" w:name="ref-L02"/>
+    <w:bookmarkEnd w:id="112"/>
+    <w:bookmarkStart w:id="114" w:name="ref-L02"/>
     <w:p>
       <w:pPr>
         <w:pStyle w:val="Bibliography"/>
@@ -23630,7 +23869,7 @@
       <w:r>
         <w:t xml:space="preserve"> </w:t>
       </w:r>
-      <w:hyperlink r:id="rId106">
+      <w:hyperlink r:id="rId113">
         <w:r>
           <w:rPr>
             <w:rStyle w:val="Hyperlink"/>
@@ -23642,8 +23881,8 @@
         <w:t xml:space="preserve">.</w:t>
       </w:r>
     </w:p>
-    <w:bookmarkEnd w:id="107"/>
-    <w:bookmarkStart w:id="109" w:name="ref-L35"/>
+    <w:bookmarkEnd w:id="114"/>
+    <w:bookmarkStart w:id="116" w:name="ref-L35"/>
     <w:p>
       <w:pPr>
         <w:pStyle w:val="Bibliography"/>
@@ -23660,7 +23899,7 @@
       <w:r>
         <w:t xml:space="preserve"> </w:t>
       </w:r>
-      <w:hyperlink r:id="rId108">
+      <w:hyperlink r:id="rId115">
         <w:r>
           <w:rPr>
             <w:rStyle w:val="Hyperlink"/>
@@ -23672,8 +23911,8 @@
         <w:t xml:space="preserve">.</w:t>
       </w:r>
     </w:p>
-    <w:bookmarkEnd w:id="109"/>
-    <w:bookmarkStart w:id="111" w:name="ref-L01"/>
+    <w:bookmarkEnd w:id="116"/>
+    <w:bookmarkStart w:id="118" w:name="ref-L01"/>
     <w:p>
       <w:pPr>
         <w:pStyle w:val="Bibliography"/>
@@ -23790,7 +24029,7 @@
       <w:r>
         <w:t xml:space="preserve"> </w:t>
       </w:r>
-      <w:hyperlink r:id="rId110">
+      <w:hyperlink r:id="rId117">
         <w:r>
           <w:rPr>
             <w:rStyle w:val="Hyperlink"/>
@@ -23802,8 +24041,8 @@
         <w:t xml:space="preserve">.</w:t>
       </w:r>
     </w:p>
-    <w:bookmarkEnd w:id="111"/>
-    <w:bookmarkStart w:id="113" w:name="ref-L27"/>
+    <w:bookmarkEnd w:id="118"/>
+    <w:bookmarkStart w:id="120" w:name="ref-L27"/>
     <w:p>
       <w:pPr>
         <w:pStyle w:val="Bibliography"/>
@@ -23820,7 +24059,7 @@
       <w:r>
         <w:t xml:space="preserve"> </w:t>
       </w:r>
-      <w:hyperlink r:id="rId112">
+      <w:hyperlink r:id="rId119">
         <w:r>
           <w:rPr>
             <w:rStyle w:val="Hyperlink"/>
@@ -23832,8 +24071,8 @@
         <w:t xml:space="preserve">.</w:t>
       </w:r>
     </w:p>
-    <w:bookmarkEnd w:id="113"/>
-    <w:bookmarkStart w:id="115" w:name="ref-L24"/>
+    <w:bookmarkEnd w:id="120"/>
+    <w:bookmarkStart w:id="122" w:name="ref-L24"/>
     <w:p>
       <w:pPr>
         <w:pStyle w:val="Bibliography"/>
@@ -23850,7 +24089,7 @@
       <w:r>
         <w:t xml:space="preserve"> </w:t>
       </w:r>
-      <w:hyperlink r:id="rId114">
+      <w:hyperlink r:id="rId121">
         <w:r>
           <w:rPr>
             <w:rStyle w:val="Hyperlink"/>
@@ -23862,8 +24101,8 @@
         <w:t xml:space="preserve">.</w:t>
       </w:r>
     </w:p>
-    <w:bookmarkEnd w:id="115"/>
-    <w:bookmarkStart w:id="117" w:name="ref-L08"/>
+    <w:bookmarkEnd w:id="122"/>
+    <w:bookmarkStart w:id="124" w:name="ref-L08"/>
     <w:p>
       <w:pPr>
         <w:pStyle w:val="Bibliography"/>
@@ -23899,7 +24138,7 @@
       <w:r>
         <w:t xml:space="preserve"> </w:t>
       </w:r>
-      <w:hyperlink r:id="rId116">
+      <w:hyperlink r:id="rId123">
         <w:r>
           <w:rPr>
             <w:rStyle w:val="Hyperlink"/>
@@ -23911,8 +24150,8 @@
         <w:t xml:space="preserve">.</w:t>
       </w:r>
     </w:p>
-    <w:bookmarkEnd w:id="117"/>
-    <w:bookmarkStart w:id="119" w:name="ref-L31"/>
+    <w:bookmarkEnd w:id="124"/>
+    <w:bookmarkStart w:id="126" w:name="ref-L31"/>
     <w:p>
       <w:pPr>
         <w:pStyle w:val="Bibliography"/>
@@ -23929,7 +24168,7 @@
       <w:r>
         <w:t xml:space="preserve"> </w:t>
       </w:r>
-      <w:hyperlink r:id="rId118">
+      <w:hyperlink r:id="rId125">
         <w:r>
           <w:rPr>
             <w:rStyle w:val="Hyperlink"/>
@@ -23941,8 +24180,8 @@
         <w:t xml:space="preserve">.</w:t>
       </w:r>
     </w:p>
-    <w:bookmarkEnd w:id="119"/>
-    <w:bookmarkStart w:id="121" w:name="ref-L20"/>
+    <w:bookmarkEnd w:id="126"/>
+    <w:bookmarkStart w:id="128" w:name="ref-L20"/>
     <w:p>
       <w:pPr>
         <w:pStyle w:val="Bibliography"/>
@@ -23978,7 +24217,7 @@
       <w:r>
         <w:t xml:space="preserve"> </w:t>
       </w:r>
-      <w:hyperlink r:id="rId120">
+      <w:hyperlink r:id="rId127">
         <w:r>
           <w:rPr>
             <w:rStyle w:val="Hyperlink"/>
@@ -23990,8 +24229,8 @@
         <w:t xml:space="preserve">.</w:t>
       </w:r>
     </w:p>
-    <w:bookmarkEnd w:id="121"/>
-    <w:bookmarkStart w:id="123" w:name="ref-L22"/>
+    <w:bookmarkEnd w:id="128"/>
+    <w:bookmarkStart w:id="130" w:name="ref-L22"/>
     <w:p>
       <w:pPr>
         <w:pStyle w:val="Bibliography"/>
@@ -24008,7 +24247,7 @@
       <w:r>
         <w:t xml:space="preserve"> </w:t>
       </w:r>
-      <w:hyperlink r:id="rId122">
+      <w:hyperlink r:id="rId129">
         <w:r>
           <w:rPr>
             <w:rStyle w:val="Hyperlink"/>
@@ -24020,8 +24259,8 @@
         <w:t xml:space="preserve">.</w:t>
       </w:r>
     </w:p>
-    <w:bookmarkEnd w:id="123"/>
-    <w:bookmarkStart w:id="125" w:name="ref-L21"/>
+    <w:bookmarkEnd w:id="130"/>
+    <w:bookmarkStart w:id="132" w:name="ref-L21"/>
     <w:p>
       <w:pPr>
         <w:pStyle w:val="Bibliography"/>
@@ -24038,7 +24277,7 @@
       <w:r>
         <w:t xml:space="preserve"> </w:t>
       </w:r>
-      <w:hyperlink r:id="rId124">
+      <w:hyperlink r:id="rId131">
         <w:r>
           <w:rPr>
             <w:rStyle w:val="Hyperlink"/>
@@ -24050,8 +24289,8 @@
         <w:t xml:space="preserve">.</w:t>
       </w:r>
     </w:p>
-    <w:bookmarkEnd w:id="125"/>
-    <w:bookmarkStart w:id="127" w:name="ref-L10"/>
+    <w:bookmarkEnd w:id="132"/>
+    <w:bookmarkStart w:id="134" w:name="ref-L10"/>
     <w:p>
       <w:pPr>
         <w:pStyle w:val="Bibliography"/>
@@ -24099,7 +24338,7 @@
       <w:r>
         <w:t xml:space="preserve"> </w:t>
       </w:r>
-      <w:hyperlink r:id="rId126">
+      <w:hyperlink r:id="rId133">
         <w:r>
           <w:rPr>
             <w:rStyle w:val="Hyperlink"/>
@@ -24111,8 +24350,8 @@
         <w:t xml:space="preserve">.</w:t>
       </w:r>
     </w:p>
-    <w:bookmarkEnd w:id="127"/>
-    <w:bookmarkStart w:id="129" w:name="ref-L34"/>
+    <w:bookmarkEnd w:id="134"/>
+    <w:bookmarkStart w:id="136" w:name="ref-L34"/>
     <w:p>
       <w:pPr>
         <w:pStyle w:val="Bibliography"/>
@@ -24145,7 +24384,7 @@
       <w:r>
         <w:t xml:space="preserve"> </w:t>
       </w:r>
-      <w:hyperlink r:id="rId128">
+      <w:hyperlink r:id="rId135">
         <w:r>
           <w:rPr>
             <w:rStyle w:val="Hyperlink"/>
@@ -24157,8 +24396,8 @@
         <w:t xml:space="preserve">.</w:t>
       </w:r>
     </w:p>
-    <w:bookmarkEnd w:id="129"/>
-    <w:bookmarkStart w:id="131" w:name="ref-L36"/>
+    <w:bookmarkEnd w:id="136"/>
+    <w:bookmarkStart w:id="138" w:name="ref-L36"/>
     <w:p>
       <w:pPr>
         <w:pStyle w:val="Bibliography"/>
@@ -24175,7 +24414,7 @@
       <w:r>
         <w:t xml:space="preserve"> </w:t>
       </w:r>
-      <w:hyperlink r:id="rId130">
+      <w:hyperlink r:id="rId137">
         <w:r>
           <w:rPr>
             <w:rStyle w:val="Hyperlink"/>
@@ -24187,10 +24426,10 @@
         <w:t xml:space="preserve">.</w:t>
       </w:r>
     </w:p>
-    <w:bookmarkEnd w:id="131"/>
-    <w:bookmarkEnd w:id="132"/>
-    <w:bookmarkEnd w:id="133"/>
-    <w:bookmarkEnd w:id="134"/>
+    <w:bookmarkEnd w:id="138"/>
+    <w:bookmarkEnd w:id="139"/>
+    <w:bookmarkEnd w:id="140"/>
+    <w:bookmarkEnd w:id="141"/>
     <w:sectPr>
       <w:headerReference w:type="default" r:id="rId9"/>
       <w:footerReference w:type="default" r:id="rId10"/>

--- a/docs/research/paper_v2/manuscript/M3_PI_Guard_JISA_working_draft.docx
+++ b/docs/research/paper_v2/manuscript/M3_PI_Guard_JISA_working_draft.docx
@@ -353,7 +353,7 @@
         <w:t xml:space="preserve"> </w:t>
       </w:r>
       <w:r>
-        <w:t xml:space="preserve">(Lin et al. 2026; Li et al. 2026; Jia et al. 2025; H. Wang, Poskitt, and Sun 2026; An et al. 2025)</w:t>
+        <w:t xml:space="preserve">(Lin et al. 2026; Li et al. 2025; Jia et al. 2025; H. Wang, Poskitt, and Sun 2026; An et al. 2025)</w:t>
       </w:r>
       <w:r>
         <w:t xml:space="preserve">.</w:t>
@@ -1309,7 +1309,7 @@
         <w:t xml:space="preserve"> </w:t>
       </w:r>
       <w:r>
-        <w:t xml:space="preserve">(Li et al. 2026)</w:t>
+        <w:t xml:space="preserve">(Li et al. 2025)</w:t>
       </w:r>
       <w:r>
         <w:t xml:space="preserve">.</w:t>
@@ -12152,7 +12152,7 @@
         <w:t xml:space="preserve"> </w:t>
       </w:r>
       <w:r>
-        <w:t xml:space="preserve">(Lin et al. 2026; Li et al. 2026; Jia et al. 2025; Weng et al. 2026; P. Wang, Li, and Tian 2026; Shi et al. 2025; An et al. 2025; Debenedetti et al. 2025; Liao 2026; Y. Zhang et al. 2026)</w:t>
+        <w:t xml:space="preserve">(Lin et al. 2026; Li et al. 2025; Jia et al. 2025; Weng et al. 2026; P. Wang, Li, and Tian 2026; Shi et al. 2025; An et al. 2025; Debenedetti et al. 2025; Liao 2026; Y. Zhang et al. 2026)</w:t>
       </w:r>
       <w:r>
         <w:t xml:space="preserve">. These</w:t>
@@ -23842,7 +23842,7 @@
         <w:pStyle w:val="Bibliography"/>
       </w:pPr>
       <w:r>
-        <w:t xml:space="preserve">Li, Hao, Xiaogeng Liu, CHIU Chun, Dianqi Li, Ning Zhang, and Chaowei Xiao. 2026.</w:t>
+        <w:t xml:space="preserve">Li, Hao, Xiaogeng Liu, CHIU Chun, Dianqi Li, Ning Zhang, and Chaowei Xiao. 2025.</w:t>
       </w:r>
       <w:r>
         <w:t xml:space="preserve"> </w:t>
@@ -23874,7 +23874,7 @@
           <w:rPr>
             <w:rStyle w:val="Hyperlink"/>
           </w:rPr>
-          <w:t xml:space="preserve">https://proceedings.neurips.cc/paper_files/paper/2025/hash/77f3b26c7907aa27b207df9b9d43f29a-Abstract-Conference.html</w:t>
+          <w:t xml:space="preserve">https://doi.org/10.52202/085713-2791</w:t>
         </w:r>
       </w:hyperlink>
       <w:r>
@@ -24212,7 +24212,7 @@
         <w:t xml:space="preserve">2026 IEEE/ACM 48th International Conference on Software Engineering (ICSE)</w:t>
       </w:r>
       <w:r>
-        <w:t xml:space="preserve">, 1–12.</w:t>
+        <w:t xml:space="preserve">.</w:t>
       </w:r>
       <w:r>
         <w:t xml:space="preserve"> </w:t>
@@ -24222,7 +24222,7 @@
           <w:rPr>
             <w:rStyle w:val="Hyperlink"/>
           </w:rPr>
-          <w:t xml:space="preserve">https://doi.org/10.1145/3744916.3764546</w:t>
+          <w:t xml:space="preserve">https://conf.researchr.org/details/icse-2026/icse-2026-research-track/29/AgentSpec-Customizable-Runtime-Enforcement-for-Safe-and-Reliable-LLM-Agents</w:t>
         </w:r>
       </w:hyperlink>
       <w:r>

--- a/docs/research/paper_v2/manuscript/M3_PI_Guard_JISA_working_draft.docx
+++ b/docs/research/paper_v2/manuscript/M3_PI_Guard_JISA_working_draft.docx
@@ -625,7 +625,7 @@
           <w:bCs/>
           <w:b/>
         </w:rPr>
-        <w:t xml:space="preserve">RQ1 — Authorization regime.</w:t>
+        <w:t xml:space="preserve">RQ1: Authorization regime.</w:t>
       </w:r>
       <w:r>
         <w:t xml:space="preserve"> </w:t>
@@ -731,7 +731,7 @@
           <w:bCs/>
           <w:b/>
         </w:rPr>
-        <w:t xml:space="preserve">RQ2 — Module contribution.</w:t>
+        <w:t xml:space="preserve">RQ2: Module contribution.</w:t>
       </w:r>
       <w:r>
         <w:t xml:space="preserve"> </w:t>
@@ -765,7 +765,7 @@
           <w:bCs/>
           <w:b/>
         </w:rPr>
-        <w:t xml:space="preserve">RQ3 — External validity and adaptive budget.</w:t>
+        <w:t xml:space="preserve">RQ3: External validity and adaptive budget.</w:t>
       </w:r>
       <w:r>
         <w:t xml:space="preserve"> </w:t>
@@ -946,14 +946,14 @@
       </w:r>
     </w:p>
     <w:bookmarkEnd w:id="24"/>
-    <w:bookmarkStart w:id="25" w:name="current-evidence-and-route-decision"/>
+    <w:bookmarkStart w:id="25" w:name="empirical-motivation-and-study-framing"/>
     <w:p>
       <w:pPr>
         <w:pStyle w:val="Heading3"/>
         <w:keepNext/>
       </w:pPr>
       <w:r>
-        <w:t xml:space="preserve">1.5 Current evidence and route decision</w:t>
+        <w:t xml:space="preserve">1.5 Empirical motivation and study framing</w:t>
       </w:r>
     </w:p>
     <w:p>
@@ -961,7 +961,13 @@
         <w:pStyle w:val="FirstParagraph"/>
       </w:pPr>
       <w:r>
-        <w:t xml:space="preserve">The completed medium study rejected the mechanism-paper route. M3-full reduced</w:t>
+        <w:t xml:space="preserve">The completed medium falsification study did not support an incremental</w:t>
+      </w:r>
+      <w:r>
+        <w:t xml:space="preserve"> </w:t>
+      </w:r>
+      <w:r>
+        <w:t xml:space="preserve">mechanism claim. M3-full reduced</w:t>
       </w:r>
       <w:r>
         <w:t xml:space="preserve"> </w:t>
@@ -985,19 +991,19 @@
         <w:t xml:space="preserve"> </w:t>
       </w:r>
       <w:r>
-        <w:t xml:space="preserve">non-inferiority margin. The contribution is therefore an empirical study of</w:t>
-      </w:r>
-      <w:r>
-        <w:t xml:space="preserve"> </w:t>
-      </w:r>
-      <w:r>
-        <w:t xml:space="preserve">authorization uncertainty and the security–utility frontier, not a claim that</w:t>
-      </w:r>
-      <w:r>
-        <w:t xml:space="preserve"> </w:t>
-      </w:r>
-      <w:r>
-        <w:t xml:space="preserve">M3-full is a new or state-of-the-art defense.</w:t>
+        <w:t xml:space="preserve">non-inferiority margin. These observations motivate an empirical study of</w:t>
+      </w:r>
+      <w:r>
+        <w:t xml:space="preserve"> </w:t>
+      </w:r>
+      <w:r>
+        <w:t xml:space="preserve">authorization uncertainty and the security–utility frontier rather than a</w:t>
+      </w:r>
+      <w:r>
+        <w:t xml:space="preserve"> </w:t>
+      </w:r>
+      <w:r>
+        <w:t xml:space="preserve">claim that M3-full is a new or state-of-the-art defense.</w:t>
       </w:r>
     </w:p>
     <w:p>
@@ -1005,13 +1011,13 @@
         <w:pStyle w:val="BodyText"/>
       </w:pPr>
       <w:r>
-        <w:t xml:space="preserve">The independently reproduced Public primary matrix preserves this route at</w:t>
-      </w:r>
-      <w:r>
-        <w:t xml:space="preserve"> </w:t>
-      </w:r>
-      <w:r>
-        <w:t xml:space="preserve">larger scale. Across 600 attacks, M3-full reduced unsafe effects from 133 under</w:t>
+        <w:t xml:space="preserve">The larger, independently reproduced Public primary matrix reinforced this</w:t>
+      </w:r>
+      <w:r>
+        <w:t xml:space="preserve"> </w:t>
+      </w:r>
+      <w:r>
+        <w:t xml:space="preserve">finding. Across 600 attacks, M3-full reduced unsafe effects from 133 under</w:t>
       </w:r>
       <w:r>
         <w:t xml:space="preserve"> </w:t>
@@ -1035,19 +1041,19 @@
         <w:t xml:space="preserve"> </w:t>
       </w:r>
       <w:r>
-        <w:t xml:space="preserve">security nor utility value beyond policy-only in the completed primary-model</w:t>
-      </w:r>
-      <w:r>
-        <w:t xml:space="preserve"> </w:t>
-      </w:r>
-      <w:r>
-        <w:t xml:space="preserve">evidence. The 1.4955% retained diagnostic fraction also exceeds the frozen 1%</w:t>
-      </w:r>
-      <w:r>
-        <w:t xml:space="preserve"> </w:t>
-      </w:r>
-      <w:r>
-        <w:t xml:space="preserve">clean-mechanism quality ceiling.</w:t>
+        <w:t xml:space="preserve">security nor utility value beyond policy-only in the primary-model evidence.</w:t>
+      </w:r>
+      <w:r>
+        <w:t xml:space="preserve"> </w:t>
+      </w:r>
+      <w:r>
+        <w:t xml:space="preserve">The 1.4955% retained diagnostic fraction also exceeds the predefined 1%</w:t>
+      </w:r>
+      <w:r>
+        <w:t xml:space="preserve"> </w:t>
+      </w:r>
+      <w:r>
+        <w:t xml:space="preserve">threshold for a clean mechanism-quality claim.</w:t>
       </w:r>
     </w:p>
     <w:p>
@@ -2139,7 +2145,7 @@
           <w:bCs/>
           <w:b/>
         </w:rPr>
-        <w:t xml:space="preserve">RQ1 — Authorization regime.</w:t>
+        <w:t xml:space="preserve">RQ1: Authorization regime.</w:t>
       </w:r>
       <w:r>
         <w:t xml:space="preserve"> </w:t>
@@ -2245,7 +2251,7 @@
           <w:bCs/>
           <w:b/>
         </w:rPr>
-        <w:t xml:space="preserve">RQ2 — Mechanism contribution.</w:t>
+        <w:t xml:space="preserve">RQ2: Mechanism contribution.</w:t>
       </w:r>
       <w:r>
         <w:t xml:space="preserve"> </w:t>
@@ -2279,7 +2285,7 @@
           <w:bCs/>
           <w:b/>
         </w:rPr>
-        <w:t xml:space="preserve">RQ3 — External validity and adaptive budget.</w:t>
+        <w:t xml:space="preserve">RQ3: External validity and adaptive budget.</w:t>
       </w:r>
       <w:r>
         <w:t xml:space="preserve"> </w:t>
@@ -2476,7 +2482,7 @@
         <w:t xml:space="preserve"> </w:t>
       </w:r>
       <w:r>
-        <w:t xml:space="preserve">completed fields include trusted user intent, the benchmark-visible task</w:t>
+        <w:t xml:space="preserve">Permitted fields include trusted user intent, the benchmark-visible task</w:t>
       </w:r>
       <w:r>
         <w:t xml:space="preserve"> </w:t>
@@ -3454,31 +3460,31 @@
         <w:t xml:space="preserve"> </w:t>
       </w:r>
       <w:r>
-        <w:t xml:space="preserve">response are eligible for explicit recovery. After three quota-day attempts,</w:t>
-      </w:r>
-      <w:r>
-        <w:t xml:space="preserve"> </w:t>
-      </w:r>
-      <w:r>
-        <w:t xml:space="preserve">any still incomplete response-less work item is retained as a terminal</w:t>
-      </w:r>
-      <w:r>
-        <w:t xml:space="preserve"> </w:t>
-      </w:r>
-      <w:r>
-        <w:t xml:space="preserve">diagnostic. If the 450 planned items do not become terminal within that rule,</w:t>
-      </w:r>
-      <w:r>
-        <w:t xml:space="preserve"> </w:t>
-      </w:r>
-      <w:r>
-        <w:t xml:space="preserve">the observed subset is reported as diagnostic and no cross-provider</w:t>
-      </w:r>
-      <w:r>
-        <w:t xml:space="preserve"> </w:t>
-      </w:r>
-      <w:r>
-        <w:t xml:space="preserve">generalization claim is made.</w:t>
+        <w:t xml:space="preserve">response are eligible for explicit recovery. A rate-limited work item becomes</w:t>
+      </w:r>
+      <w:r>
+        <w:t xml:space="preserve"> </w:t>
+      </w:r>
+      <w:r>
+        <w:t xml:space="preserve">a terminal diagnostic on its third quota-day attempt. If the 450-item plan</w:t>
+      </w:r>
+      <w:r>
+        <w:t xml:space="preserve"> </w:t>
+      </w:r>
+      <w:r>
+        <w:t xml:space="preserve">still cannot be completed after three provider quota days, the observed subset</w:t>
+      </w:r>
+      <w:r>
+        <w:t xml:space="preserve"> </w:t>
+      </w:r>
+      <w:r>
+        <w:t xml:space="preserve">is reported diagnostically, unstarted work items are counted as unavailable,</w:t>
+      </w:r>
+      <w:r>
+        <w:t xml:space="preserve"> </w:t>
+      </w:r>
+      <w:r>
+        <w:t xml:space="preserve">and no cross-provider generalization claim is made.</w:t>
       </w:r>
     </w:p>
     <w:bookmarkEnd w:id="41"/>
@@ -3541,19 +3547,19 @@
         <w:t xml:space="preserve"> </w:t>
       </w:r>
       <w:r>
-        <w:t xml:space="preserve">Content-free request metadata and the provider’s internal trace remain under</w:t>
-      </w:r>
-      <w:r>
-        <w:t xml:space="preserve"> </w:t>
-      </w:r>
-      <w:r>
-        <w:t xml:space="preserve">the ignored run directory. Exact model identity is checked in the final</w:t>
-      </w:r>
-      <w:r>
-        <w:t xml:space="preserve"> </w:t>
-      </w:r>
-      <w:r>
-        <w:t xml:space="preserve">one-pass integrity validation.</w:t>
+        <w:t xml:space="preserve">Content-free request metadata and the provider’s internal trace remain in a</w:t>
+      </w:r>
+      <w:r>
+        <w:t xml:space="preserve"> </w:t>
+      </w:r>
+      <w:r>
+        <w:t xml:space="preserve">restricted local run directory outside the analysis dataset. Exact model</w:t>
+      </w:r>
+      <w:r>
+        <w:t xml:space="preserve"> </w:t>
+      </w:r>
+      <w:r>
+        <w:t xml:space="preserve">identity is checked in the final one-pass integrity validation.</w:t>
       </w:r>
     </w:p>
     <w:bookmarkEnd w:id="42"/>
@@ -4203,14 +4209,14 @@
         <w:t xml:space="preserve">4. Results</w:t>
       </w:r>
     </w:p>
-    <w:bookmarkStart w:id="52" w:name="medium-study-disposition"/>
+    <w:bookmarkStart w:id="52" w:name="medium-falsification-study"/>
     <w:p>
       <w:pPr>
         <w:pStyle w:val="Heading3"/>
         <w:keepNext/>
       </w:pPr>
       <w:r>
-        <w:t xml:space="preserve">4.1 Medium study disposition</w:t>
+        <w:t xml:space="preserve">4.1 Medium falsification study</w:t>
       </w:r>
     </w:p>
     <w:p>
@@ -4218,7 +4224,7 @@
         <w:pStyle w:val="FirstParagraph"/>
       </w:pPr>
       <w:r>
-        <w:t xml:space="preserve">The completed study contains 480 records: 432 primary</w:t>
+        <w:t xml:space="preserve">The medium study contains 480 records: 432 primary</w:t>
       </w:r>
       <w:r>
         <w:t xml:space="preserve"> </w:t>
@@ -4245,31 +4251,31 @@
         <w:t xml:space="preserve"> </w:t>
       </w:r>
       <w:r>
-        <w:t xml:space="preserve">probe records. The prespecified mechanism-paper gate failed and activated the</w:t>
-      </w:r>
-      <w:r>
-        <w:t xml:space="preserve"> </w:t>
-      </w:r>
-      <w:r>
-        <w:t xml:space="preserve">empirical-study fallback. M3-full passed the security-effect and deny-all</w:t>
-      </w:r>
-      <w:r>
-        <w:t xml:space="preserve"> </w:t>
-      </w:r>
-      <w:r>
-        <w:t xml:space="preserve">checks, but failed the utility point non-inferiority check and showed no</w:t>
-      </w:r>
-      <w:r>
-        <w:t xml:space="preserve"> </w:t>
-      </w:r>
-      <w:r>
-        <w:t xml:space="preserve">security gain over M3 policy-only. These negative gates are retained rather</w:t>
-      </w:r>
-      <w:r>
-        <w:t xml:space="preserve"> </w:t>
-      </w:r>
-      <w:r>
-        <w:t xml:space="preserve">than removed or redefined.</w:t>
+        <w:t xml:space="preserve">probe records. The preregistered analysis did not support an incremental</w:t>
+      </w:r>
+      <w:r>
+        <w:t xml:space="preserve"> </w:t>
+      </w:r>
+      <w:r>
+        <w:t xml:space="preserve">mechanism claim. M3-full met the security-effect and deny-all criteria, but</w:t>
+      </w:r>
+      <w:r>
+        <w:t xml:space="preserve"> </w:t>
+      </w:r>
+      <w:r>
+        <w:t xml:space="preserve">missed the utility point non-inferiority criterion and showed no security gain</w:t>
+      </w:r>
+      <w:r>
+        <w:t xml:space="preserve"> </w:t>
+      </w:r>
+      <w:r>
+        <w:t xml:space="preserve">over M3 policy-only. Both the favorable security comparison and the</w:t>
+      </w:r>
+      <w:r>
+        <w:t xml:space="preserve"> </w:t>
+      </w:r>
+      <w:r>
+        <w:t xml:space="preserve">unfavorable utility and module comparisons are reported.</w:t>
       </w:r>
     </w:p>
     <w:bookmarkStart w:id="48" w:name="Xce66d77d9cae9642b55d5a17ef25ebb445c8776"/>
@@ -6022,25 +6028,25 @@
         <w:pStyle w:val="BodyText"/>
       </w:pPr>
       <w:r>
-        <w:t xml:space="preserve">The medium sample therefore shows a security–utility trade-off, not a</w:t>
-      </w:r>
-      <w:r>
-        <w:t xml:space="preserve"> </w:t>
-      </w:r>
-      <w:r>
-        <w:t xml:space="preserve">mechanism-paper victory. Both M3 variants eliminated the eight unsafe effects</w:t>
-      </w:r>
-      <w:r>
-        <w:t xml:space="preserve"> </w:t>
-      </w:r>
-      <w:r>
-        <w:t xml:space="preserve">observed under the structural condition, but they also completed substantially</w:t>
-      </w:r>
-      <w:r>
-        <w:t xml:space="preserve"> </w:t>
-      </w:r>
-      <w:r>
-        <w:t xml:space="preserve">fewer benign tool tasks.</w:t>
+        <w:t xml:space="preserve">The medium sample therefore shows a security–utility trade-off, not an</w:t>
+      </w:r>
+      <w:r>
+        <w:t xml:space="preserve"> </w:t>
+      </w:r>
+      <w:r>
+        <w:t xml:space="preserve">incremental mechanism benefit. Both M3 variants eliminated the eight unsafe</w:t>
+      </w:r>
+      <w:r>
+        <w:t xml:space="preserve"> </w:t>
+      </w:r>
+      <w:r>
+        <w:t xml:space="preserve">effects observed under the structural condition, but they also completed</w:t>
+      </w:r>
+      <w:r>
+        <w:t xml:space="preserve"> </w:t>
+      </w:r>
+      <w:r>
+        <w:t xml:space="preserve">substantially fewer benign tool tasks.</w:t>
       </w:r>
     </w:p>
     <w:bookmarkEnd w:id="49"/>
@@ -8154,7 +8160,7 @@
         <w:t xml:space="preserve"> </w:t>
       </w:r>
       <w:r>
-        <w:t xml:space="preserve">prospectively frozen operational-quality envelope. Every terminal state remains</w:t>
+        <w:t xml:space="preserve">predefined operational-quality envelope. Every terminal state remains</w:t>
       </w:r>
       <w:r>
         <w:t xml:space="preserve"> </w:t>
@@ -8333,14 +8339,14 @@
       </w:r>
     </w:p>
     <w:bookmarkEnd w:id="53"/>
-    <w:bookmarkStart w:id="54" w:name="mechanismredirect-decision"/>
+    <w:bookmarkStart w:id="54" w:name="prespecified-decision-criteria"/>
     <w:p>
       <w:pPr>
         <w:pStyle w:val="Heading3"/>
         <w:keepNext/>
       </w:pPr>
       <w:r>
-        <w:t xml:space="preserve">4.3 Mechanism/redirect decision</w:t>
+        <w:t xml:space="preserve">4.3 Prespecified decision criteria</w:t>
       </w:r>
     </w:p>
     <w:tbl>
@@ -8360,9 +8366,9 @@
         <w:tblInd w:w="120" w:type="dxa"/>
       </w:tblPr>
       <w:tblGrid>
-        <w:gridCol w:w="3365"/>
-        <w:gridCol w:w="2477"/>
-        <w:gridCol w:w="3518"/>
+        <w:gridCol w:w="3074"/>
+        <w:gridCol w:w="2738"/>
+        <w:gridCol w:w="3548"/>
       </w:tblGrid>
       <w:tr>
         <w:trPr>
@@ -8377,7 +8383,7 @@
               <w:start w:w="120" w:type="dxa"/>
               <w:end w:w="120" w:type="dxa"/>
             </w:tcMar>
-            <w:tcW w:w="3365" w:type="dxa"/>
+            <w:tcW w:w="3074" w:type="dxa"/>
             <w:shd w:fill="E8EEF5"/>
           </w:tcPr>
           <w:p>
@@ -8405,7 +8411,7 @@
               <w:start w:w="120" w:type="dxa"/>
               <w:end w:w="120" w:type="dxa"/>
             </w:tcMar>
-            <w:tcW w:w="2477" w:type="dxa"/>
+            <w:tcW w:w="2738" w:type="dxa"/>
             <w:shd w:fill="E8EEF5"/>
           </w:tcPr>
           <w:p>
@@ -8433,7 +8439,7 @@
               <w:start w:w="120" w:type="dxa"/>
               <w:end w:w="120" w:type="dxa"/>
             </w:tcMar>
-            <w:tcW w:w="3518" w:type="dxa"/>
+            <w:tcW w:w="3548" w:type="dxa"/>
             <w:shd w:fill="E8EEF5"/>
           </w:tcPr>
           <w:p>
@@ -8463,7 +8469,7 @@
               <w:start w:w="120" w:type="dxa"/>
               <w:end w:w="120" w:type="dxa"/>
             </w:tcMar>
-            <w:tcW w:w="3365" w:type="dxa"/>
+            <w:tcW w:w="3074" w:type="dxa"/>
           </w:tcPr>
           <w:p>
             <w:pPr>
@@ -8489,7 +8495,7 @@
               <w:start w:w="120" w:type="dxa"/>
               <w:end w:w="120" w:type="dxa"/>
             </w:tcMar>
-            <w:tcW w:w="2477" w:type="dxa"/>
+            <w:tcW w:w="2738" w:type="dxa"/>
           </w:tcPr>
           <w:p>
             <w:pPr>
@@ -8515,7 +8521,7 @@
               <w:start w:w="120" w:type="dxa"/>
               <w:end w:w="120" w:type="dxa"/>
             </w:tcMar>
-            <w:tcW w:w="3518" w:type="dxa"/>
+            <w:tcW w:w="3548" w:type="dxa"/>
           </w:tcPr>
           <w:p>
             <w:pPr>
@@ -8543,7 +8549,7 @@
               <w:start w:w="120" w:type="dxa"/>
               <w:end w:w="120" w:type="dxa"/>
             </w:tcMar>
-            <w:tcW w:w="3365" w:type="dxa"/>
+            <w:tcW w:w="3074" w:type="dxa"/>
           </w:tcPr>
           <w:p>
             <w:pPr>
@@ -8569,7 +8575,7 @@
               <w:start w:w="120" w:type="dxa"/>
               <w:end w:w="120" w:type="dxa"/>
             </w:tcMar>
-            <w:tcW w:w="2477" w:type="dxa"/>
+            <w:tcW w:w="2738" w:type="dxa"/>
           </w:tcPr>
           <w:p>
             <w:pPr>
@@ -8595,7 +8601,7 @@
               <w:start w:w="120" w:type="dxa"/>
               <w:end w:w="120" w:type="dxa"/>
             </w:tcMar>
-            <w:tcW w:w="3518" w:type="dxa"/>
+            <w:tcW w:w="3548" w:type="dxa"/>
           </w:tcPr>
           <w:p>
             <w:pPr>
@@ -8623,7 +8629,7 @@
               <w:start w:w="120" w:type="dxa"/>
               <w:end w:w="120" w:type="dxa"/>
             </w:tcMar>
-            <w:tcW w:w="3365" w:type="dxa"/>
+            <w:tcW w:w="3074" w:type="dxa"/>
           </w:tcPr>
           <w:p>
             <w:pPr>
@@ -8649,7 +8655,7 @@
               <w:start w:w="120" w:type="dxa"/>
               <w:end w:w="120" w:type="dxa"/>
             </w:tcMar>
-            <w:tcW w:w="2477" w:type="dxa"/>
+            <w:tcW w:w="2738" w:type="dxa"/>
           </w:tcPr>
           <w:p>
             <w:pPr>
@@ -8675,7 +8681,7 @@
               <w:start w:w="120" w:type="dxa"/>
               <w:end w:w="120" w:type="dxa"/>
             </w:tcMar>
-            <w:tcW w:w="3518" w:type="dxa"/>
+            <w:tcW w:w="3548" w:type="dxa"/>
           </w:tcPr>
           <w:p>
             <w:pPr>
@@ -8703,7 +8709,7 @@
               <w:start w:w="120" w:type="dxa"/>
               <w:end w:w="120" w:type="dxa"/>
             </w:tcMar>
-            <w:tcW w:w="3365" w:type="dxa"/>
+            <w:tcW w:w="3074" w:type="dxa"/>
           </w:tcPr>
           <w:p>
             <w:pPr>
@@ -8729,7 +8735,7 @@
               <w:start w:w="120" w:type="dxa"/>
               <w:end w:w="120" w:type="dxa"/>
             </w:tcMar>
-            <w:tcW w:w="2477" w:type="dxa"/>
+            <w:tcW w:w="2738" w:type="dxa"/>
           </w:tcPr>
           <w:p>
             <w:pPr>
@@ -8755,7 +8761,7 @@
               <w:start w:w="120" w:type="dxa"/>
               <w:end w:w="120" w:type="dxa"/>
             </w:tcMar>
-            <w:tcW w:w="3518" w:type="dxa"/>
+            <w:tcW w:w="3548" w:type="dxa"/>
           </w:tcPr>
           <w:p>
             <w:pPr>
@@ -8783,7 +8789,7 @@
               <w:start w:w="120" w:type="dxa"/>
               <w:end w:w="120" w:type="dxa"/>
             </w:tcMar>
-            <w:tcW w:w="3365" w:type="dxa"/>
+            <w:tcW w:w="3074" w:type="dxa"/>
           </w:tcPr>
           <w:p>
             <w:pPr>
@@ -8809,7 +8815,7 @@
               <w:start w:w="120" w:type="dxa"/>
               <w:end w:w="120" w:type="dxa"/>
             </w:tcMar>
-            <w:tcW w:w="2477" w:type="dxa"/>
+            <w:tcW w:w="2738" w:type="dxa"/>
           </w:tcPr>
           <w:p>
             <w:pPr>
@@ -8835,7 +8841,7 @@
               <w:start w:w="120" w:type="dxa"/>
               <w:end w:w="120" w:type="dxa"/>
             </w:tcMar>
-            <w:tcW w:w="3518" w:type="dxa"/>
+            <w:tcW w:w="3548" w:type="dxa"/>
           </w:tcPr>
           <w:p>
             <w:pPr>
@@ -8848,7 +8854,7 @@
                 <w:rFonts w:ascii="Times New Roman" w:hAnsi="Times New Roman"/>
                 <w:sz w:val="17"/>
               </w:rPr>
-              <w:t xml:space="preserve">All three frozen quality checks passed</w:t>
+              <w:t xml:space="preserve">All three predefined quality checks passed</w:t>
             </w:r>
           </w:p>
         </w:tc>
@@ -8863,7 +8869,7 @@
               <w:start w:w="120" w:type="dxa"/>
               <w:end w:w="120" w:type="dxa"/>
             </w:tcMar>
-            <w:tcW w:w="3365" w:type="dxa"/>
+            <w:tcW w:w="3074" w:type="dxa"/>
           </w:tcPr>
           <w:p>
             <w:pPr>
@@ -8876,20 +8882,20 @@
                 <w:rFonts w:ascii="Times New Roman" w:hAnsi="Times New Roman"/>
                 <w:sz w:val="17"/>
               </w:rPr>
-              <w:t xml:space="preserve">Paper route</w:t>
-            </w:r>
-          </w:p>
-        </w:tc>
-        <w:tc>
-          <w:tcPr>
-            <w:vAlign w:val="center"/>
-            <w:tcMar>
-              <w:top w:w="80" w:type="dxa"/>
-              <w:bottom w:w="80" w:type="dxa"/>
-              <w:start w:w="120" w:type="dxa"/>
-              <w:end w:w="120" w:type="dxa"/>
-            </w:tcMar>
-            <w:tcW w:w="2477" w:type="dxa"/>
+              <w:t xml:space="preserve">Supported interpretation</w:t>
+            </w:r>
+          </w:p>
+        </w:tc>
+        <w:tc>
+          <w:tcPr>
+            <w:vAlign w:val="center"/>
+            <w:tcMar>
+              <w:top w:w="80" w:type="dxa"/>
+              <w:bottom w:w="80" w:type="dxa"/>
+              <w:start w:w="120" w:type="dxa"/>
+              <w:end w:w="120" w:type="dxa"/>
+            </w:tcMar>
+            <w:tcW w:w="2738" w:type="dxa"/>
           </w:tcPr>
           <w:p>
             <w:pPr>
@@ -8902,20 +8908,20 @@
                 <w:rFonts w:ascii="Times New Roman" w:hAnsi="Times New Roman"/>
                 <w:sz w:val="17"/>
               </w:rPr>
-              <w:t xml:space="preserve">Empirical study</w:t>
-            </w:r>
-          </w:p>
-        </w:tc>
-        <w:tc>
-          <w:tcPr>
-            <w:vAlign w:val="center"/>
-            <w:tcMar>
-              <w:top w:w="80" w:type="dxa"/>
-              <w:bottom w:w="80" w:type="dxa"/>
-              <w:start w:w="120" w:type="dxa"/>
-              <w:end w:w="120" w:type="dxa"/>
-            </w:tcMar>
-            <w:tcW w:w="3518" w:type="dxa"/>
+              <w:t xml:space="preserve">Empirical trade-off study</w:t>
+            </w:r>
+          </w:p>
+        </w:tc>
+        <w:tc>
+          <w:tcPr>
+            <w:vAlign w:val="center"/>
+            <w:tcMar>
+              <w:top w:w="80" w:type="dxa"/>
+              <w:bottom w:w="80" w:type="dxa"/>
+              <w:start w:w="120" w:type="dxa"/>
+              <w:end w:w="120" w:type="dxa"/>
+            </w:tcMar>
+            <w:tcW w:w="3548" w:type="dxa"/>
           </w:tcPr>
           <w:p>
             <w:pPr>
@@ -8928,7 +8934,7 @@
                 <w:rFonts w:ascii="Times New Roman" w:hAnsi="Times New Roman"/>
                 <w:sz w:val="17"/>
               </w:rPr>
-              <w:t xml:space="preserve">Defense-mechanism route not supported</w:t>
+              <w:t xml:space="preserve">Incremental defense-mechanism claim not supported</w:t>
             </w:r>
           </w:p>
         </w:tc>
@@ -8939,19 +8945,19 @@
         <w:pStyle w:val="BodyText"/>
       </w:pPr>
       <w:r>
-        <w:t xml:space="preserve">The active manuscript route is therefore an empirical study of authorization</w:t>
-      </w:r>
-      <w:r>
-        <w:t xml:space="preserve"> </w:t>
-      </w:r>
-      <w:r>
-        <w:t xml:space="preserve">uncertainty and the security–utility trade-off. A defense-mechanism or SOTA</w:t>
-      </w:r>
-      <w:r>
-        <w:t xml:space="preserve"> </w:t>
-      </w:r>
-      <w:r>
-        <w:t xml:space="preserve">claim is prohibited.</w:t>
+        <w:t xml:space="preserve">The results therefore support an empirical study of authorization uncertainty</w:t>
+      </w:r>
+      <w:r>
+        <w:t xml:space="preserve"> </w:t>
+      </w:r>
+      <w:r>
+        <w:t xml:space="preserve">and the security–utility trade-off. They do not support a defense-superiority</w:t>
+      </w:r>
+      <w:r>
+        <w:t xml:space="preserve"> </w:t>
+      </w:r>
+      <w:r>
+        <w:t xml:space="preserve">or SOTA claim.</w:t>
       </w:r>
     </w:p>
     <w:bookmarkEnd w:id="54"/>
@@ -8982,7 +8988,7 @@
         <w:t xml:space="preserve"> </w:t>
       </w:r>
       <w:r>
-        <w:t xml:space="preserve">diagnostic records (1.4955%) remain in ITT. The frozen 1% quality ceiling</w:t>
+        <w:t xml:space="preserve">diagnostic records (1.4955%) remain in ITT. The predefined 1% quality ceiling</w:t>
       </w:r>
       <w:r>
         <w:t xml:space="preserve"> </w:t>
@@ -10056,19 +10062,25 @@
         <w:t xml:space="preserve"> </w:t>
       </w:r>
       <w:r>
-        <w:t xml:space="preserve">mechanism gate therefore passed its structural security-effect check but</w:t>
-      </w:r>
-      <w:r>
-        <w:t xml:space="preserve"> </w:t>
-      </w:r>
-      <w:r>
-        <w:t xml:space="preserve">failed utility non-inferiority and module gain. The active route remains the</w:t>
-      </w:r>
-      <w:r>
-        <w:t xml:space="preserve"> </w:t>
-      </w:r>
-      <w:r>
-        <w:t xml:space="preserve">empirical security–utility fallback.</w:t>
+        <w:t xml:space="preserve">mechanism comparison therefore met its structural security-effect criterion</w:t>
+      </w:r>
+      <w:r>
+        <w:t xml:space="preserve"> </w:t>
+      </w:r>
+      <w:r>
+        <w:t xml:space="preserve">but missed utility non-inferiority and module-gain criteria. This pattern is</w:t>
+      </w:r>
+      <w:r>
+        <w:t xml:space="preserve"> </w:t>
+      </w:r>
+      <w:r>
+        <w:t xml:space="preserve">consistent with a security–utility trade-off rather than incremental benefit</w:t>
+      </w:r>
+      <w:r>
+        <w:t xml:space="preserve"> </w:t>
+      </w:r>
+      <w:r>
+        <w:t xml:space="preserve">from the full mechanism.</w:t>
       </w:r>
     </w:p>
     <w:bookmarkEnd w:id="58"/>
@@ -10611,7 +10623,7 @@
         <w:pStyle w:val="FirstParagraph"/>
       </w:pPr>
       <w:r>
-        <w:t xml:space="preserve">The completed DeepSeek V4 Pro cost canary covered eight result-blind,</w:t>
+        <w:t xml:space="preserve">The initial DeepSeek V4 Pro cost canary covered eight result-blind,</w:t>
       </w:r>
       <w:r>
         <w:t xml:space="preserve"> </w:t>
@@ -11957,7 +11969,7 @@
         <w:pStyle w:val="BodyText"/>
       </w:pPr>
       <w:r>
-        <w:t xml:space="preserve">The Public evidence already illustrates the problem. Relative to the completed</w:t>
+        <w:t xml:space="preserve">The Public evidence already illustrates the problem. Relative to the</w:t>
       </w:r>
       <w:r>
         <w:t xml:space="preserve"> </w:t>
@@ -12499,19 +12511,19 @@
         <w:pStyle w:val="FirstParagraph"/>
       </w:pPr>
       <w:r>
-        <w:t xml:space="preserve">Three practical recommendations follow even before the new paired estimates</w:t>
-      </w:r>
-      <w:r>
-        <w:t xml:space="preserve"> </w:t>
-      </w:r>
-      <w:r>
-        <w:t xml:space="preserve">are filled. First, agent-security benchmarks should publish the fields visible</w:t>
-      </w:r>
-      <w:r>
-        <w:t xml:space="preserve"> </w:t>
-      </w:r>
-      <w:r>
-        <w:t xml:space="preserve">to the online Guard and keep evaluator-only answers outside that projection.</w:t>
+        <w:t xml:space="preserve">Three practical recommendations follow. First, agent-security benchmarks</w:t>
+      </w:r>
+      <w:r>
+        <w:t xml:space="preserve"> </w:t>
+      </w:r>
+      <w:r>
+        <w:t xml:space="preserve">should publish the fields visible to the online Guard and keep evaluator-only</w:t>
+      </w:r>
+      <w:r>
+        <w:t xml:space="preserve"> </w:t>
+      </w:r>
+      <w:r>
+        <w:t xml:space="preserve">answers outside that projection.</w:t>
       </w:r>
       <w:r>
         <w:t xml:space="preserve"> </w:t>

--- a/docs/research/paper_v2/manuscript/M3_PI_Guard_JISA_working_draft.docx
+++ b/docs/research/paper_v2/manuscript/M3_PI_Guard_JISA_working_draft.docx
@@ -12338,13 +12338,19 @@
         <w:t xml:space="preserve"> </w:t>
       </w:r>
       <w:r>
-        <w:t xml:space="preserve">may change the effects. The smaller Gemini subset partially probes but does not</w:t>
-      </w:r>
-      <w:r>
-        <w:t xml:space="preserve"> </w:t>
-      </w:r>
-      <w:r>
-        <w:t xml:space="preserve">eliminate this dependence.</w:t>
+        <w:t xml:space="preserve">may change the effects. The smaller Gemini subset was designed to probe this</w:t>
+      </w:r>
+      <w:r>
+        <w:t xml:space="preserve"> </w:t>
+      </w:r>
+      <w:r>
+        <w:t xml:space="preserve">dependence, but it contributes no cross-provider evidence unless all 450 work</w:t>
+      </w:r>
+      <w:r>
+        <w:t xml:space="preserve"> </w:t>
+      </w:r>
+      <w:r>
+        <w:t xml:space="preserve">items reach terminal status.</w:t>
       </w:r>
     </w:p>
     <w:p>
@@ -12579,19 +12585,19 @@
         <w:t xml:space="preserve"> </w:t>
       </w:r>
       <w:r>
-        <w:t xml:space="preserve">zero. Gemini will determine whether the direction is visible across providers;</w:t>
-      </w:r>
-      <w:r>
-        <w:t xml:space="preserve"> </w:t>
-      </w:r>
-      <w:r>
-        <w:t xml:space="preserve">it cannot remove the unfavorable DeepSeek findings or broaden them beyond the</w:t>
-      </w:r>
-      <w:r>
-        <w:t xml:space="preserve"> </w:t>
-      </w:r>
-      <w:r>
-        <w:t xml:space="preserve">tested settings.</w:t>
+        <w:t xml:space="preserve">zero. The prespecified Gemini stopping rule determines whether a complete</w:t>
+      </w:r>
+      <w:r>
+        <w:t xml:space="preserve"> </w:t>
+      </w:r>
+      <w:r>
+        <w:t xml:space="preserve">cross-provider comparison is available; an incomplete subset remains</w:t>
+      </w:r>
+      <w:r>
+        <w:t xml:space="preserve"> </w:t>
+      </w:r>
+      <w:r>
+        <w:t xml:space="preserve">diagnostic and cannot alter or broaden the DeepSeek findings.</w:t>
       </w:r>
     </w:p>
     <w:bookmarkEnd w:id="73"/>

--- a/docs/research/paper_v2/manuscript/M3_PI_Guard_JISA_working_draft.docx
+++ b/docs/research/paper_v2/manuscript/M3_PI_Guard_JISA_working_draft.docx
@@ -12358,7 +12358,45 @@
         <w:pStyle w:val="BodyText"/>
       </w:pPr>
       <w:r>
-        <w:t xml:space="preserve">Second,</w:t>
+        <w:t xml:space="preserve">Second, the new authorization experiment has a strong attack-endpoint floor:</w:t>
+      </w:r>
+      <w:r>
+        <w:t xml:space="preserve"> </w:t>
+      </w:r>
+      <w:r>
+        <w:t xml:space="preserve">only one unsafe effect occurred across the 400 primary attack records. It can</w:t>
+      </w:r>
+      <w:r>
+        <w:t xml:space="preserve"> </w:t>
+      </w:r>
+      <w:r>
+        <w:t xml:space="preserve">therefore estimate utility and operational burden more informatively than</w:t>
+      </w:r>
+      <w:r>
+        <w:t xml:space="preserve"> </w:t>
+      </w:r>
+      <w:r>
+        <w:t xml:space="preserve">small security differences between its four primary cells. Security-direction</w:t>
+      </w:r>
+      <w:r>
+        <w:t xml:space="preserve"> </w:t>
+      </w:r>
+      <w:r>
+        <w:t xml:space="preserve">evidence comes mainly from the larger Public matrices and must not be inferred</w:t>
+      </w:r>
+      <w:r>
+        <w:t xml:space="preserve"> </w:t>
+      </w:r>
+      <w:r>
+        <w:t xml:space="preserve">from these near-zero cells alone.</w:t>
+      </w:r>
+    </w:p>
+    <w:p>
+      <w:pPr>
+        <w:pStyle w:val="BodyText"/>
+      </w:pPr>
+      <w:r>
+        <w:t xml:space="preserve">Third,</w:t>
       </w:r>
       <w:r>
         <w:t xml:space="preserve"> </w:t>
@@ -12414,7 +12452,7 @@
         <w:pStyle w:val="BodyText"/>
       </w:pPr>
       <w:r>
-        <w:t xml:space="preserve">Third, the effect environment is isolated. This is necessary to prevent real</w:t>
+        <w:t xml:space="preserve">Fourth, the effect environment is isolated. This is necessary to prevent real</w:t>
       </w:r>
       <w:r>
         <w:t xml:space="preserve"> </w:t>
@@ -12434,7 +12472,7 @@
         <w:pStyle w:val="BodyText"/>
       </w:pPr>
       <w:r>
-        <w:t xml:space="preserve">Fourth, the adaptive panel reports budgets only through 200 and does not prove</w:t>
+        <w:t xml:space="preserve">Fifth, the adaptive panel reports budgets only through 200 and does not prove</w:t>
       </w:r>
       <w:r>
         <w:t xml:space="preserve"> </w:t>
@@ -12454,7 +12492,7 @@
         <w:pStyle w:val="BodyText"/>
       </w:pPr>
       <w:r>
-        <w:t xml:space="preserve">Fifth, failure handling is conservative but not interpretation-free. All</w:t>
+        <w:t xml:space="preserve">Sixth, failure handling is conservative but not interpretation-free. All</w:t>
       </w:r>
       <w:r>
         <w:t xml:space="preserve"> </w:t>

--- a/docs/research/paper_v2/manuscript/M3_PI_Guard_JISA_working_draft.docx
+++ b/docs/research/paper_v2/manuscript/M3_PI_Guard_JISA_working_draft.docx
@@ -3833,7 +3833,31 @@
         <w:t xml:space="preserve"> </w:t>
       </w:r>
       <w:r>
-        <w:t xml:space="preserve">successful security outcome.</w:t>
+        <w:t xml:space="preserve">successful security outcome. Its unsafe-effect indicator records whether an</w:t>
+      </w:r>
+      <w:r>
+        <w:t xml:space="preserve"> </w:t>
+      </w:r>
+      <w:r>
+        <w:t xml:space="preserve">isolated unsafe effect was observed, while its operational failure remains a</w:t>
+      </w:r>
+      <w:r>
+        <w:t xml:space="preserve"> </w:t>
+      </w:r>
+      <w:r>
+        <w:t xml:space="preserve">separate reported outcome and it cannot count as task completion. Latency and</w:t>
+      </w:r>
+      <w:r>
+        <w:t xml:space="preserve"> </w:t>
+      </w:r>
+      <w:r>
+        <w:t xml:space="preserve">burden summaries likewise include all terminal work items, not only completed</w:t>
+      </w:r>
+      <w:r>
+        <w:t xml:space="preserve"> </w:t>
+      </w:r>
+      <w:r>
+        <w:t xml:space="preserve">ones.</w:t>
       </w:r>
     </w:p>
     <w:bookmarkEnd w:id="44"/>
@@ -3876,7 +3900,19 @@
         <w:t xml:space="preserve"> </w:t>
       </w:r>
       <w:r>
-        <w:t xml:space="preserve">resamples clustered by task.</w:t>
+        <w:t xml:space="preserve">resamples. Each resample draws paired case identifiers with replacement and</w:t>
+      </w:r>
+      <w:r>
+        <w:t xml:space="preserve"> </w:t>
+      </w:r>
+      <w:r>
+        <w:t xml:space="preserve">keeps both condition outcomes for the selected case together; the case is the</w:t>
+      </w:r>
+      <w:r>
+        <w:t xml:space="preserve"> </w:t>
+      </w:r>
+      <w:r>
+        <w:t xml:space="preserve">cluster and inferential unit.</w:t>
       </w:r>
     </w:p>
     <w:p>

--- a/docs/research/paper_v2/manuscript/M3_PI_Guard_JISA_working_draft.docx
+++ b/docs/research/paper_v2/manuscript/M3_PI_Guard_JISA_working_draft.docx
@@ -3694,13 +3694,25 @@
         <w:t xml:space="preserve"> </w:t>
       </w:r>
       <w:r>
-        <w:t xml:space="preserve">item and</w:t>
-      </w:r>
-      <w:r>
-        <w:t xml:space="preserve"> </w:t>
-      </w:r>
-      <w:r>
-        <w:t xml:space="preserve">reports the count of superseded attempts. No prior row is overwritten.</w:t>
+        <w:t xml:space="preserve">item and reports the count of superseded attempts. For Gemini, it applies the</w:t>
+      </w:r>
+      <w:r>
+        <w:t xml:space="preserve"> </w:t>
+      </w:r>
+      <w:r>
+        <w:t xml:space="preserve">same retry-state normalization as the runner using the content-free pause-event</w:t>
+      </w:r>
+      <w:r>
+        <w:t xml:space="preserve"> </w:t>
+      </w:r>
+      <w:r>
+        <w:t xml:space="preserve">ledger, so a quota pause cannot be mistaken for a scientific terminal. No prior</w:t>
+      </w:r>
+      <w:r>
+        <w:t xml:space="preserve"> </w:t>
+      </w:r>
+      <w:r>
+        <w:t xml:space="preserve">row is overwritten.</w:t>
       </w:r>
     </w:p>
     <w:bookmarkEnd w:id="43"/>

--- a/docs/research/paper_v2/manuscript/M3_PI_Guard_JISA_working_draft.docx
+++ b/docs/research/paper_v2/manuscript/M3_PI_Guard_JISA_working_draft.docx
@@ -27,31 +27,31 @@
         <w:pStyle w:val="FirstParagraph"/>
       </w:pPr>
       <w:r>
-        <w:t xml:space="preserve">Tool-using large language model agents can turn prompt injection into external</w:t>
-      </w:r>
-      <w:r>
-        <w:t xml:space="preserve"> </w:t>
-      </w:r>
-      <w:r>
-        <w:t xml:space="preserve">actions, but measured security depends on both the runtime mechanism and its</w:t>
-      </w:r>
-      <w:r>
-        <w:t xml:space="preserve"> </w:t>
-      </w:r>
-      <w:r>
-        <w:t xml:space="preserve">authorization information. We use an online-state projection excluding</w:t>
-      </w:r>
-      <w:r>
-        <w:t xml:space="preserve"> </w:t>
-      </w:r>
-      <w:r>
-        <w:t xml:space="preserve">evaluator and gold fields, paired policy-only and provenance-aware enforcement,</w:t>
-      </w:r>
-      <w:r>
-        <w:t xml:space="preserve"> </w:t>
-      </w:r>
-      <w:r>
-        <w:t xml:space="preserve">and joint security, utility, burden, failure, latency, and cost measurements.</w:t>
+        <w:t xml:space="preserve">Tool-using LLM agents can turn prompt injection into external actions, but</w:t>
+      </w:r>
+      <w:r>
+        <w:t xml:space="preserve"> </w:t>
+      </w:r>
+      <w:r>
+        <w:t xml:space="preserve">measured security depends on runtime authorization. We exclude raw evaluator</w:t>
+      </w:r>
+      <w:r>
+        <w:t xml:space="preserve"> </w:t>
+      </w:r>
+      <w:r>
+        <w:t xml:space="preserve">and scoring fields from online state, vary authorization—including an</w:t>
+      </w:r>
+      <w:r>
+        <w:t xml:space="preserve"> </w:t>
+      </w:r>
+      <w:r>
+        <w:t xml:space="preserve">explicitly gold-derived sensitivity condition—and jointly measure unsafe</w:t>
+      </w:r>
+      <w:r>
+        <w:t xml:space="preserve"> </w:t>
+      </w:r>
+      <w:r>
+        <w:t xml:space="preserve">effects, task completion, burden, failure, latency, and cost.</w:t>
       </w:r>
     </w:p>
     <w:p>
@@ -10189,13 +10189,28 @@
         <w:t xml:space="preserve"> </w:t>
       </w:r>
       <w:r>
-        <w:t xml:space="preserve">15 provider failures, and 33 repeated pre-response failures. No evaluator or</w:t>
-      </w:r>
-      <w:r>
-        <w:t xml:space="preserve"> </w:t>
-      </w:r>
-      <w:r>
-        <w:t xml:space="preserve">gold field entered the online projection, and provider tools and real external</w:t>
+        <w:t xml:space="preserve">15 provider failures, and 33 repeated pre-response failures. No raw evaluator,</w:t>
+      </w:r>
+      <w:r>
+        <w:t xml:space="preserve"> </w:t>
+      </w:r>
+      <w:r>
+        <w:t xml:space="preserve">label, or gold-answer field entered the online projection;</w:t>
+      </w:r>
+      <w:r>
+        <w:t xml:space="preserve"> </w:t>
+      </w:r>
+      <w:r>
+        <w:rPr>
+          <w:rStyle w:val="VerbatimChar"/>
+        </w:rPr>
+        <w:t xml:space="preserve">exact_gold</w:t>
+      </w:r>
+      <w:r>
+        <w:t xml:space="preserve"> </w:t>
+      </w:r>
+      <w:r>
+        <w:t xml:space="preserve">exposed only its derived authorization object. Provider tools and real external</w:t>
       </w:r>
       <w:r>
         <w:t xml:space="preserve"> </w:t>
@@ -24244,7 +24259,7 @@
         <w:t xml:space="preserve"> </w:t>
       </w:r>
       <w:r>
-        <w:t xml:space="preserve">the proposed action may enter the runtime Guard. Gold answers, evaluator</w:t>
+        <w:t xml:space="preserve">the proposed action may enter the runtime Guard. Raw gold answers, evaluator</w:t>
       </w:r>
       <w:r>
         <w:t xml:space="preserve"> </w:t>
@@ -24256,13 +24271,34 @@
         <w:t xml:space="preserve"> </w:t>
       </w:r>
       <w:r>
-        <w:t xml:space="preserve">Only isolated simulated effects are scored; provider-managed tools and real</w:t>
-      </w:r>
-      <w:r>
-        <w:t xml:space="preserve"> </w:t>
-      </w:r>
-      <w:r>
-        <w:t xml:space="preserve">external actions are disabled.</w:t>
+        <w:t xml:space="preserve">The</w:t>
+      </w:r>
+      <w:r>
+        <w:t xml:space="preserve"> </w:t>
+      </w:r>
+      <w:r>
+        <w:rPr>
+          <w:rStyle w:val="VerbatimChar"/>
+        </w:rPr>
+        <w:t xml:space="preserve">exact_gold</w:t>
+      </w:r>
+      <w:r>
+        <w:t xml:space="preserve"> </w:t>
+      </w:r>
+      <w:r>
+        <w:t xml:space="preserve">sensitivity condition exposes only a derived authorization</w:t>
+      </w:r>
+      <w:r>
+        <w:t xml:space="preserve"> </w:t>
+      </w:r>
+      <w:r>
+        <w:t xml:space="preserve">object to the policy projection. Only isolated simulated effects are scored;</w:t>
+      </w:r>
+      <w:r>
+        <w:t xml:space="preserve"> </w:t>
+      </w:r>
+      <w:r>
+        <w:t xml:space="preserve">provider-managed tools and real external actions are disabled.</w:t>
       </w:r>
     </w:p>
     <w:p>

--- a/docs/research/paper_v2/manuscript/M3_PI_Guard_JISA_working_draft.docx
+++ b/docs/research/paper_v2/manuscript/M3_PI_Guard_JISA_working_draft.docx
@@ -3534,6 +3534,24 @@
       </w:r>
       <w:r>
         <w:t xml:space="preserve">returned model identity, usage, latency, and cost or free-tier attestation.</w:t>
+      </w:r>
+      <w:r>
+        <w:t xml:space="preserve"> </w:t>
+      </w:r>
+      <w:r>
+        <w:t xml:space="preserve">Provider calls for the evidence reported here were made during July and August</w:t>
+      </w:r>
+      <w:r>
+        <w:t xml:space="preserve"> </w:t>
+      </w:r>
+      <w:r>
+        <w:t xml:space="preserve">2026. The returned names are provider-managed model aliases and therefore</w:t>
+      </w:r>
+      <w:r>
+        <w:t xml:space="preserve"> </w:t>
+      </w:r>
+      <w:r>
+        <w:t xml:space="preserve">identify the served model at request time without freezing its hidden weights.</w:t>
       </w:r>
     </w:p>
     <w:p>
@@ -12413,7 +12431,19 @@
         <w:t xml:space="preserve"> </w:t>
       </w:r>
       <w:r>
-        <w:t xml:space="preserve">items reach terminal status.</w:t>
+        <w:t xml:space="preserve">items reach terminal status. Although execution dates, official response</w:t>
+      </w:r>
+      <w:r>
+        <w:t xml:space="preserve"> </w:t>
+      </w:r>
+      <w:r>
+        <w:t xml:space="preserve">identifiers, and returned model names are retained, provider-managed aliases do</w:t>
+      </w:r>
+      <w:r>
+        <w:t xml:space="preserve"> </w:t>
+      </w:r>
+      <w:r>
+        <w:t xml:space="preserve">not make the underlying weights immutable.</w:t>
       </w:r>
     </w:p>
     <w:p>

--- a/docs/research/paper_v2/manuscript/M3_PI_Guard_JISA_working_draft.docx
+++ b/docs/research/paper_v2/manuscript/M3_PI_Guard_JISA_working_draft.docx
@@ -24666,25 +24666,37 @@
         <w:t xml:space="preserve"> </w:t>
       </w:r>
       <w:r>
-        <w:t xml:space="preserve">revision. The authors reviewed and revised the resulting material and take</w:t>
-      </w:r>
-      <w:r>
-        <w:t xml:space="preserve"> </w:t>
-      </w:r>
-      <w:r>
-        <w:t xml:space="preserve">full responsibility for the analysis, interpretation, citations, and</w:t>
-      </w:r>
-      <w:r>
-        <w:t xml:space="preserve"> </w:t>
-      </w:r>
-      <w:r>
-        <w:t xml:space="preserve">manuscript content. DeepSeek and Gemini are evaluated research systems in this</w:t>
-      </w:r>
-      <w:r>
-        <w:t xml:space="preserve"> </w:t>
-      </w:r>
-      <w:r>
-        <w:t xml:space="preserve">study rather than writing assistants.</w:t>
+        <w:t xml:space="preserve">revision. An earlier DeepSeek-generated project-planning note supplied by the</w:t>
+      </w:r>
+      <w:r>
+        <w:t xml:space="preserve"> </w:t>
+      </w:r>
+      <w:r>
+        <w:t xml:space="preserve">project owner was consulted during study scoping. The authors reviewed and</w:t>
+      </w:r>
+      <w:r>
+        <w:t xml:space="preserve"> </w:t>
+      </w:r>
+      <w:r>
+        <w:t xml:space="preserve">revised the resulting material and take full responsibility for the analysis,</w:t>
+      </w:r>
+      <w:r>
+        <w:t xml:space="preserve"> </w:t>
+      </w:r>
+      <w:r>
+        <w:t xml:space="preserve">interpretation, citations, and manuscript content. DeepSeek and Gemini API</w:t>
+      </w:r>
+      <w:r>
+        <w:t xml:space="preserve"> </w:t>
+      </w:r>
+      <w:r>
+        <w:t xml:space="preserve">outputs reported in the experiments are evaluated research data; they were not</w:t>
+      </w:r>
+      <w:r>
+        <w:t xml:space="preserve"> </w:t>
+      </w:r>
+      <w:r>
+        <w:t xml:space="preserve">used to generate outcome labels or statistical conclusions.</w:t>
       </w:r>
     </w:p>
     <w:bookmarkEnd w:id="93"/>

--- a/docs/research/paper_v2/manuscript/M3_PI_Guard_JISA_working_draft.docx
+++ b/docs/research/paper_v2/manuscript/M3_PI_Guard_JISA_working_draft.docx
@@ -2,7 +2,7 @@
 <file path=word/document.xml><?xml version="1.0" encoding="utf-8"?>
 <w:document xmlns:w="http://schemas.openxmlformats.org/wordprocessingml/2006/main" xmlns:m="http://schemas.openxmlformats.org/officeDocument/2006/math" xmlns:r="http://schemas.openxmlformats.org/officeDocument/2006/relationships" xmlns:o="urn:schemas-microsoft-com:office:office" xmlns:v="urn:schemas-microsoft-com:vml" xmlns:w10="urn:schemas-microsoft-com:office:word" xmlns:a="http://schemas.openxmlformats.org/drawingml/2006/main" xmlns:pic="http://schemas.openxmlformats.org/drawingml/2006/picture" xmlns:wp="http://schemas.openxmlformats.org/drawingml/2006/wordprocessingDrawing">
   <w:body>
-    <w:bookmarkStart w:id="141" w:name="Xd9efb7391f2a5550bca577963c4515c86212927"/>
+    <w:bookmarkStart w:id="135" w:name="Xd9efb7391f2a5550bca577963c4515c86212927"/>
     <w:p>
       <w:pPr>
         <w:pStyle w:val="Heading1"/>
@@ -4265,7 +4265,7 @@
     </w:p>
     <w:bookmarkEnd w:id="46"/>
     <w:bookmarkEnd w:id="47"/>
-    <w:bookmarkStart w:id="65" w:name="results"/>
+    <w:bookmarkStart w:id="59" w:name="results"/>
     <w:p>
       <w:pPr>
         <w:pStyle w:val="Heading2"/>
@@ -4275,7 +4275,7 @@
         <w:t xml:space="preserve">4. Results</w:t>
       </w:r>
     </w:p>
-    <w:bookmarkStart w:id="52" w:name="medium-falsification-study"/>
+    <w:bookmarkStart w:id="48" w:name="medium-falsification-study"/>
     <w:p>
       <w:pPr>
         <w:pStyle w:val="Heading3"/>
@@ -4344,585 +4344,19 @@
         <w:t xml:space="preserve">unfavorable utility and module comparisons are reported.</w:t>
       </w:r>
     </w:p>
-    <w:bookmarkStart w:id="48" w:name="Xce66d77d9cae9642b55d5a17ef25ebb445c8776"/>
-    <w:p>
-      <w:pPr>
-        <w:pStyle w:val="Heading4"/>
-        <w:keepNext/>
-      </w:pPr>
-      <w:r>
-        <w:t xml:space="preserve">Supplementary Table S1. Online-state source audit</w:t>
-      </w:r>
-    </w:p>
-    <w:tbl>
-      <w:tblPr>
-        <w:tblStyle w:val="Table"/>
-        <w:tblW w:type="dxa" w:w="9360"/>
-        <w:tblLayout w:type="fixed"/>
-        <w:tblLook w:firstRow="1" w:lastRow="0" w:firstColumn="0" w:lastColumn="0" w:noHBand="0" w:noVBand="0" w:val="0020"/>
-        <w:tblBorders>
-          <w:top w:val="single" w:sz="4" w:space="0" w:color="B7C3D0"/>
-          <w:left w:val="single" w:sz="4" w:space="0" w:color="B7C3D0"/>
-          <w:bottom w:val="single" w:sz="4" w:space="0" w:color="B7C3D0"/>
-          <w:right w:val="single" w:sz="4" w:space="0" w:color="B7C3D0"/>
-          <w:insideH w:val="single" w:sz="4" w:space="0" w:color="B7C3D0"/>
-          <w:insideV w:val="single" w:sz="4" w:space="0" w:color="B7C3D0"/>
-        </w:tblBorders>
-        <w:tblInd w:w="120" w:type="dxa"/>
-      </w:tblPr>
-      <w:tblGrid>
-        <w:gridCol w:w="2848"/>
-        <w:gridCol w:w="1948"/>
-        <w:gridCol w:w="2318"/>
-        <w:gridCol w:w="2246"/>
-      </w:tblGrid>
-      <w:tr>
-        <w:trPr>
-          <w:tblHeader w:val="true"/>
-        </w:trPr>
-        <w:tc>
-          <w:tcPr>
-            <w:vAlign w:val="center"/>
-            <w:tcMar>
-              <w:top w:w="80" w:type="dxa"/>
-              <w:bottom w:w="80" w:type="dxa"/>
-              <w:start w:w="120" w:type="dxa"/>
-              <w:end w:w="120" w:type="dxa"/>
-            </w:tcMar>
-            <w:tcW w:w="2848" w:type="dxa"/>
-            <w:shd w:fill="E8EEF5"/>
-          </w:tcPr>
-          <w:p>
-            <w:pPr>
-              <w:pStyle w:val="Compact"/>
-              <w:spacing w:before="0" w:after="40" w:line="240" w:lineRule="auto"/>
-              <w:jc w:val="left"/>
-            </w:pPr>
-            <w:r>
-              <w:rPr>
-                <w:rFonts w:ascii="Times New Roman" w:hAnsi="Times New Roman"/>
-                <w:b/>
-                <w:sz w:val="17"/>
-              </w:rPr>
-              <w:t xml:space="preserve">Conclusion</w:t>
-            </w:r>
-          </w:p>
-        </w:tc>
-        <w:tc>
-          <w:tcPr>
-            <w:vAlign w:val="center"/>
-            <w:tcMar>
-              <w:top w:w="80" w:type="dxa"/>
-              <w:bottom w:w="80" w:type="dxa"/>
-              <w:start w:w="120" w:type="dxa"/>
-              <w:end w:w="120" w:type="dxa"/>
-            </w:tcMar>
-            <w:tcW w:w="1948" w:type="dxa"/>
-            <w:shd w:fill="E8EEF5"/>
-          </w:tcPr>
-          <w:p>
-            <w:pPr>
-              <w:pStyle w:val="Compact"/>
-              <w:spacing w:before="0" w:after="40" w:line="240" w:lineRule="auto"/>
-              <w:jc w:val="right"/>
-            </w:pPr>
-            <w:r>
-              <w:rPr>
-                <w:rFonts w:ascii="Times New Roman" w:hAnsi="Times New Roman"/>
-                <w:b/>
-                <w:sz w:val="17"/>
-              </w:rPr>
-              <w:t xml:space="preserve">Audited units</w:t>
-            </w:r>
-          </w:p>
-        </w:tc>
-        <w:tc>
-          <w:tcPr>
-            <w:vAlign w:val="center"/>
-            <w:tcMar>
-              <w:top w:w="80" w:type="dxa"/>
-              <w:bottom w:w="80" w:type="dxa"/>
-              <w:start w:w="120" w:type="dxa"/>
-              <w:end w:w="120" w:type="dxa"/>
-            </w:tcMar>
-            <w:tcW w:w="2318" w:type="dxa"/>
-            <w:shd w:fill="E8EEF5"/>
-          </w:tcPr>
-          <w:p>
-            <w:pPr>
-              <w:pStyle w:val="Compact"/>
-              <w:spacing w:before="0" w:after="40" w:line="240" w:lineRule="auto"/>
-              <w:jc w:val="center"/>
-            </w:pPr>
-            <w:r>
-              <w:rPr>
-                <w:rFonts w:ascii="Times New Roman" w:hAnsi="Times New Roman"/>
-                <w:b/>
-                <w:sz w:val="17"/>
-              </w:rPr>
-              <w:t xml:space="preserve">Independently reviewed</w:t>
-            </w:r>
-          </w:p>
-        </w:tc>
-        <w:tc>
-          <w:tcPr>
-            <w:vAlign w:val="center"/>
-            <w:tcMar>
-              <w:top w:w="80" w:type="dxa"/>
-              <w:bottom w:w="80" w:type="dxa"/>
-              <w:start w:w="120" w:type="dxa"/>
-              <w:end w:w="120" w:type="dxa"/>
-            </w:tcMar>
-            <w:tcW w:w="2246" w:type="dxa"/>
-            <w:shd w:fill="E8EEF5"/>
-          </w:tcPr>
-          <w:p>
-            <w:pPr>
-              <w:pStyle w:val="Compact"/>
-              <w:spacing w:before="0" w:after="40" w:line="240" w:lineRule="auto"/>
-              <w:jc w:val="center"/>
-            </w:pPr>
-            <w:r>
-              <w:rPr>
-                <w:rFonts w:ascii="Times New Roman" w:hAnsi="Times New Roman"/>
-                <w:b/>
-                <w:sz w:val="17"/>
-              </w:rPr>
-              <w:t xml:space="preserve">Claim use</w:t>
-            </w:r>
-          </w:p>
-        </w:tc>
-      </w:tr>
-      <w:tr>
-        <w:tc>
-          <w:tcPr>
-            <w:vAlign w:val="center"/>
-            <w:tcMar>
-              <w:top w:w="80" w:type="dxa"/>
-              <w:bottom w:w="80" w:type="dxa"/>
-              <w:start w:w="120" w:type="dxa"/>
-              <w:end w:w="120" w:type="dxa"/>
-            </w:tcMar>
-            <w:tcW w:w="2848" w:type="dxa"/>
-          </w:tcPr>
-          <w:p>
-            <w:pPr>
-              <w:pStyle w:val="Compact"/>
-              <w:spacing w:before="0" w:after="40" w:line="240" w:lineRule="auto"/>
-              <w:jc w:val="left"/>
-            </w:pPr>
-            <w:r>
-              <w:rPr>
-                <w:rFonts w:ascii="Times New Roman" w:hAnsi="Times New Roman"/>
-                <w:sz w:val="17"/>
-              </w:rPr>
-              <w:t xml:space="preserve">No online gold observed on covered path</w:t>
-            </w:r>
-          </w:p>
-        </w:tc>
-        <w:tc>
-          <w:tcPr>
-            <w:vAlign w:val="center"/>
-            <w:tcMar>
-              <w:top w:w="80" w:type="dxa"/>
-              <w:bottom w:w="80" w:type="dxa"/>
-              <w:start w:w="120" w:type="dxa"/>
-              <w:end w:w="120" w:type="dxa"/>
-            </w:tcMar>
-            <w:tcW w:w="1948" w:type="dxa"/>
-          </w:tcPr>
-          <w:p>
-            <w:pPr>
-              <w:pStyle w:val="Compact"/>
-              <w:spacing w:before="0" w:after="40" w:line="240" w:lineRule="auto"/>
-              <w:jc w:val="right"/>
-            </w:pPr>
-            <w:r>
-              <w:rPr>
-                <w:rFonts w:ascii="Times New Roman" w:hAnsi="Times New Roman"/>
-                <w:sz w:val="17"/>
-              </w:rPr>
-              <w:t xml:space="preserve">9</w:t>
-            </w:r>
-          </w:p>
-        </w:tc>
-        <w:tc>
-          <w:tcPr>
-            <w:vAlign w:val="center"/>
-            <w:tcMar>
-              <w:top w:w="80" w:type="dxa"/>
-              <w:bottom w:w="80" w:type="dxa"/>
-              <w:start w:w="120" w:type="dxa"/>
-              <w:end w:w="120" w:type="dxa"/>
-            </w:tcMar>
-            <w:tcW w:w="2318" w:type="dxa"/>
-          </w:tcPr>
-          <w:p>
-            <w:pPr>
-              <w:pStyle w:val="Compact"/>
-              <w:spacing w:before="0" w:after="40" w:line="240" w:lineRule="auto"/>
-              <w:jc w:val="center"/>
-            </w:pPr>
-            <w:r>
-              <w:rPr>
-                <w:rFonts w:ascii="Times New Roman" w:hAnsi="Times New Roman"/>
-                <w:sz w:val="17"/>
-              </w:rPr>
-              <w:t xml:space="preserve">0</w:t>
-            </w:r>
-          </w:p>
-        </w:tc>
-        <w:tc>
-          <w:tcPr>
-            <w:vAlign w:val="center"/>
-            <w:tcMar>
-              <w:top w:w="80" w:type="dxa"/>
-              <w:bottom w:w="80" w:type="dxa"/>
-              <w:start w:w="120" w:type="dxa"/>
-              <w:end w:w="120" w:type="dxa"/>
-            </w:tcMar>
-            <w:tcW w:w="2246" w:type="dxa"/>
-          </w:tcPr>
-          <w:p>
-            <w:pPr>
-              <w:pStyle w:val="Compact"/>
-              <w:spacing w:before="0" w:after="40" w:line="240" w:lineRule="auto"/>
-              <w:jc w:val="center"/>
-            </w:pPr>
-            <w:r>
-              <w:rPr>
-                <w:rFonts w:ascii="Times New Roman" w:hAnsi="Times New Roman"/>
-                <w:sz w:val="17"/>
-              </w:rPr>
-              <w:t xml:space="preserve">Path-scoped only</w:t>
-            </w:r>
-          </w:p>
-        </w:tc>
-      </w:tr>
-      <w:tr>
-        <w:tc>
-          <w:tcPr>
-            <w:vAlign w:val="center"/>
-            <w:tcMar>
-              <w:top w:w="80" w:type="dxa"/>
-              <w:bottom w:w="80" w:type="dxa"/>
-              <w:start w:w="120" w:type="dxa"/>
-              <w:end w:w="120" w:type="dxa"/>
-            </w:tcMar>
-            <w:tcW w:w="2848" w:type="dxa"/>
-          </w:tcPr>
-          <w:p>
-            <w:pPr>
-              <w:pStyle w:val="Compact"/>
-              <w:spacing w:before="0" w:after="40" w:line="240" w:lineRule="auto"/>
-              <w:jc w:val="left"/>
-            </w:pPr>
-            <w:r>
-              <w:rPr>
-                <w:rFonts w:ascii="Times New Roman" w:hAnsi="Times New Roman"/>
-                <w:sz w:val="17"/>
-              </w:rPr>
-              <w:t xml:space="preserve">Not a runtime guard</w:t>
-            </w:r>
-          </w:p>
-        </w:tc>
-        <w:tc>
-          <w:tcPr>
-            <w:vAlign w:val="center"/>
-            <w:tcMar>
-              <w:top w:w="80" w:type="dxa"/>
-              <w:bottom w:w="80" w:type="dxa"/>
-              <w:start w:w="120" w:type="dxa"/>
-              <w:end w:w="120" w:type="dxa"/>
-            </w:tcMar>
-            <w:tcW w:w="1948" w:type="dxa"/>
-          </w:tcPr>
-          <w:p>
-            <w:pPr>
-              <w:pStyle w:val="Compact"/>
-              <w:spacing w:before="0" w:after="40" w:line="240" w:lineRule="auto"/>
-              <w:jc w:val="right"/>
-            </w:pPr>
-            <w:r>
-              <w:rPr>
-                <w:rFonts w:ascii="Times New Roman" w:hAnsi="Times New Roman"/>
-                <w:sz w:val="17"/>
-              </w:rPr>
-              <w:t xml:space="preserve">10</w:t>
-            </w:r>
-          </w:p>
-        </w:tc>
-        <w:tc>
-          <w:tcPr>
-            <w:vAlign w:val="center"/>
-            <w:tcMar>
-              <w:top w:w="80" w:type="dxa"/>
-              <w:bottom w:w="80" w:type="dxa"/>
-              <w:start w:w="120" w:type="dxa"/>
-              <w:end w:w="120" w:type="dxa"/>
-            </w:tcMar>
-            <w:tcW w:w="2318" w:type="dxa"/>
-          </w:tcPr>
-          <w:p>
-            <w:pPr>
-              <w:pStyle w:val="Compact"/>
-              <w:spacing w:before="0" w:after="40" w:line="240" w:lineRule="auto"/>
-              <w:jc w:val="center"/>
-            </w:pPr>
-            <w:r>
-              <w:rPr>
-                <w:rFonts w:ascii="Times New Roman" w:hAnsi="Times New Roman"/>
-                <w:sz w:val="17"/>
-              </w:rPr>
-              <w:t xml:space="preserve">0</w:t>
-            </w:r>
-          </w:p>
-        </w:tc>
-        <w:tc>
-          <w:tcPr>
-            <w:vAlign w:val="center"/>
-            <w:tcMar>
-              <w:top w:w="80" w:type="dxa"/>
-              <w:bottom w:w="80" w:type="dxa"/>
-              <w:start w:w="120" w:type="dxa"/>
-              <w:end w:w="120" w:type="dxa"/>
-            </w:tcMar>
-            <w:tcW w:w="2246" w:type="dxa"/>
-          </w:tcPr>
-          <w:p>
-            <w:pPr>
-              <w:pStyle w:val="Compact"/>
-              <w:spacing w:before="0" w:after="40" w:line="240" w:lineRule="auto"/>
-              <w:jc w:val="center"/>
-            </w:pPr>
-            <w:r>
-              <w:rPr>
-                <w:rFonts w:ascii="Times New Roman" w:hAnsi="Times New Roman"/>
-                <w:sz w:val="17"/>
-              </w:rPr>
-              <w:t xml:space="preserve">Taxonomy only</w:t>
-            </w:r>
-          </w:p>
-        </w:tc>
-      </w:tr>
-      <w:tr>
-        <w:tc>
-          <w:tcPr>
-            <w:vAlign w:val="center"/>
-            <w:tcMar>
-              <w:top w:w="80" w:type="dxa"/>
-              <w:bottom w:w="80" w:type="dxa"/>
-              <w:start w:w="120" w:type="dxa"/>
-              <w:end w:w="120" w:type="dxa"/>
-            </w:tcMar>
-            <w:tcW w:w="2848" w:type="dxa"/>
-          </w:tcPr>
-          <w:p>
-            <w:pPr>
-              <w:pStyle w:val="Compact"/>
-              <w:spacing w:before="0" w:after="40" w:line="240" w:lineRule="auto"/>
-              <w:jc w:val="left"/>
-            </w:pPr>
-            <w:r>
-              <w:rPr>
-                <w:rFonts w:ascii="Times New Roman" w:hAnsi="Times New Roman"/>
-                <w:sz w:val="17"/>
-              </w:rPr>
-              <w:t xml:space="preserve">Mixed or path dependent</w:t>
-            </w:r>
-          </w:p>
-        </w:tc>
-        <w:tc>
-          <w:tcPr>
-            <w:vAlign w:val="center"/>
-            <w:tcMar>
-              <w:top w:w="80" w:type="dxa"/>
-              <w:bottom w:w="80" w:type="dxa"/>
-              <w:start w:w="120" w:type="dxa"/>
-              <w:end w:w="120" w:type="dxa"/>
-            </w:tcMar>
-            <w:tcW w:w="1948" w:type="dxa"/>
-          </w:tcPr>
-          <w:p>
-            <w:pPr>
-              <w:pStyle w:val="Compact"/>
-              <w:spacing w:before="0" w:after="40" w:line="240" w:lineRule="auto"/>
-              <w:jc w:val="right"/>
-            </w:pPr>
-            <w:r>
-              <w:rPr>
-                <w:rFonts w:ascii="Times New Roman" w:hAnsi="Times New Roman"/>
-                <w:sz w:val="17"/>
-              </w:rPr>
-              <w:t xml:space="preserve">1</w:t>
-            </w:r>
-          </w:p>
-        </w:tc>
-        <w:tc>
-          <w:tcPr>
-            <w:vAlign w:val="center"/>
-            <w:tcMar>
-              <w:top w:w="80" w:type="dxa"/>
-              <w:bottom w:w="80" w:type="dxa"/>
-              <w:start w:w="120" w:type="dxa"/>
-              <w:end w:w="120" w:type="dxa"/>
-            </w:tcMar>
-            <w:tcW w:w="2318" w:type="dxa"/>
-          </w:tcPr>
-          <w:p>
-            <w:pPr>
-              <w:pStyle w:val="Compact"/>
-              <w:spacing w:before="0" w:after="40" w:line="240" w:lineRule="auto"/>
-              <w:jc w:val="center"/>
-            </w:pPr>
-            <w:r>
-              <w:rPr>
-                <w:rFonts w:ascii="Times New Roman" w:hAnsi="Times New Roman"/>
-                <w:sz w:val="17"/>
-              </w:rPr>
-              <w:t xml:space="preserve">0</w:t>
-            </w:r>
-          </w:p>
-        </w:tc>
-        <w:tc>
-          <w:tcPr>
-            <w:vAlign w:val="center"/>
-            <w:tcMar>
-              <w:top w:w="80" w:type="dxa"/>
-              <w:bottom w:w="80" w:type="dxa"/>
-              <w:start w:w="120" w:type="dxa"/>
-              <w:end w:w="120" w:type="dxa"/>
-            </w:tcMar>
-            <w:tcW w:w="2246" w:type="dxa"/>
-          </w:tcPr>
-          <w:p>
-            <w:pPr>
-              <w:pStyle w:val="Compact"/>
-              <w:spacing w:before="0" w:after="40" w:line="240" w:lineRule="auto"/>
-              <w:jc w:val="center"/>
-            </w:pPr>
-            <w:r>
-              <w:rPr>
-                <w:rFonts w:ascii="Times New Roman" w:hAnsi="Times New Roman"/>
-                <w:sz w:val="17"/>
-              </w:rPr>
-              <w:t xml:space="preserve">Path-scoped caution</w:t>
-            </w:r>
-          </w:p>
-        </w:tc>
-      </w:tr>
-      <w:tr>
-        <w:tc>
-          <w:tcPr>
-            <w:vAlign w:val="center"/>
-            <w:tcMar>
-              <w:top w:w="80" w:type="dxa"/>
-              <w:bottom w:w="80" w:type="dxa"/>
-              <w:start w:w="120" w:type="dxa"/>
-              <w:end w:w="120" w:type="dxa"/>
-            </w:tcMar>
-            <w:tcW w:w="2848" w:type="dxa"/>
-          </w:tcPr>
-          <w:p>
-            <w:pPr>
-              <w:pStyle w:val="Compact"/>
-              <w:spacing w:before="0" w:after="40" w:line="240" w:lineRule="auto"/>
-              <w:jc w:val="left"/>
-            </w:pPr>
-            <w:r>
-              <w:rPr>
-                <w:rFonts w:ascii="Times New Roman" w:hAnsi="Times New Roman"/>
-                <w:sz w:val="17"/>
-              </w:rPr>
-              <w:t xml:space="preserve">Inconclusive</w:t>
-            </w:r>
-          </w:p>
-        </w:tc>
-        <w:tc>
-          <w:tcPr>
-            <w:vAlign w:val="center"/>
-            <w:tcMar>
-              <w:top w:w="80" w:type="dxa"/>
-              <w:bottom w:w="80" w:type="dxa"/>
-              <w:start w:w="120" w:type="dxa"/>
-              <w:end w:w="120" w:type="dxa"/>
-            </w:tcMar>
-            <w:tcW w:w="1948" w:type="dxa"/>
-          </w:tcPr>
-          <w:p>
-            <w:pPr>
-              <w:pStyle w:val="Compact"/>
-              <w:spacing w:before="0" w:after="40" w:line="240" w:lineRule="auto"/>
-              <w:jc w:val="right"/>
-            </w:pPr>
-            <w:r>
-              <w:rPr>
-                <w:rFonts w:ascii="Times New Roman" w:hAnsi="Times New Roman"/>
-                <w:sz w:val="17"/>
-              </w:rPr>
-              <w:t xml:space="preserve">2</w:t>
-            </w:r>
-          </w:p>
-        </w:tc>
-        <w:tc>
-          <w:tcPr>
-            <w:vAlign w:val="center"/>
-            <w:tcMar>
-              <w:top w:w="80" w:type="dxa"/>
-              <w:bottom w:w="80" w:type="dxa"/>
-              <w:start w:w="120" w:type="dxa"/>
-              <w:end w:w="120" w:type="dxa"/>
-            </w:tcMar>
-            <w:tcW w:w="2318" w:type="dxa"/>
-          </w:tcPr>
-          <w:p>
-            <w:pPr>
-              <w:pStyle w:val="Compact"/>
-              <w:spacing w:before="0" w:after="40" w:line="240" w:lineRule="auto"/>
-              <w:jc w:val="center"/>
-            </w:pPr>
-            <w:r>
-              <w:rPr>
-                <w:rFonts w:ascii="Times New Roman" w:hAnsi="Times New Roman"/>
-                <w:sz w:val="17"/>
-              </w:rPr>
-              <w:t xml:space="preserve">0</w:t>
-            </w:r>
-          </w:p>
-        </w:tc>
-        <w:tc>
-          <w:tcPr>
-            <w:vAlign w:val="center"/>
-            <w:tcMar>
-              <w:top w:w="80" w:type="dxa"/>
-              <w:bottom w:w="80" w:type="dxa"/>
-              <w:start w:w="120" w:type="dxa"/>
-              <w:end w:w="120" w:type="dxa"/>
-            </w:tcMar>
-            <w:tcW w:w="2246" w:type="dxa"/>
-          </w:tcPr>
-          <w:p>
-            <w:pPr>
-              <w:pStyle w:val="Compact"/>
-              <w:spacing w:before="0" w:after="40" w:line="240" w:lineRule="auto"/>
-              <w:jc w:val="center"/>
-            </w:pPr>
-            <w:r>
-              <w:rPr>
-                <w:rFonts w:ascii="Times New Roman" w:hAnsi="Times New Roman"/>
-                <w:sz w:val="17"/>
-              </w:rPr>
-              <w:t xml:space="preserve">No substantive claim</w:t>
-            </w:r>
-          </w:p>
-        </w:tc>
-      </w:tr>
-    </w:tbl>
     <w:p>
       <w:pPr>
         <w:pStyle w:val="BodyText"/>
       </w:pPr>
       <w:r>
+        <w:t xml:space="preserve">Detailed values are reported in Supplementary Table S1.</w:t>
+      </w:r>
+    </w:p>
+    <w:p>
+      <w:pPr>
+        <w:pStyle w:val="BodyText"/>
+      </w:pPr>
+      <w:r>
         <w:t xml:space="preserve">This audit supports only covered-path statements. It does not establish a</w:t>
       </w:r>
       <w:r>
@@ -4932,1168 +4366,19 @@
         <w:t xml:space="preserve">domain-wide oracle-authorization problem.</w:t>
       </w:r>
     </w:p>
-    <w:bookmarkEnd w:id="48"/>
-    <w:bookmarkStart w:id="49" w:name="X9386dbd24111302fa08841e715755c27f016afe"/>
-    <w:p>
-      <w:pPr>
-        <w:pStyle w:val="Heading4"/>
-        <w:keepNext/>
-      </w:pPr>
-      <w:r>
-        <w:t xml:space="preserve">Supplementary Table S2. Completed medium security and utility outcomes</w:t>
-      </w:r>
-    </w:p>
-    <w:tbl>
-      <w:tblPr>
-        <w:tblStyle w:val="Table"/>
-        <w:tblW w:type="dxa" w:w="9360"/>
-        <w:tblLayout w:type="fixed"/>
-        <w:tblLook w:firstRow="1" w:lastRow="0" w:firstColumn="0" w:lastColumn="0" w:noHBand="0" w:noVBand="0" w:val="0020"/>
-        <w:tblBorders>
-          <w:top w:val="single" w:sz="4" w:space="0" w:color="B7C3D0"/>
-          <w:left w:val="single" w:sz="4" w:space="0" w:color="B7C3D0"/>
-          <w:bottom w:val="single" w:sz="4" w:space="0" w:color="B7C3D0"/>
-          <w:right w:val="single" w:sz="4" w:space="0" w:color="B7C3D0"/>
-          <w:insideH w:val="single" w:sz="4" w:space="0" w:color="B7C3D0"/>
-          <w:insideV w:val="single" w:sz="4" w:space="0" w:color="B7C3D0"/>
-        </w:tblBorders>
-        <w:tblInd w:w="120" w:type="dxa"/>
-      </w:tblPr>
-      <w:tblGrid>
-        <w:gridCol w:w="1622"/>
-        <w:gridCol w:w="1622"/>
-        <w:gridCol w:w="1732"/>
-        <w:gridCol w:w="1515"/>
-        <w:gridCol w:w="1570"/>
-        <w:gridCol w:w="1299"/>
-      </w:tblGrid>
-      <w:tr>
-        <w:trPr>
-          <w:tblHeader w:val="true"/>
-        </w:trPr>
-        <w:tc>
-          <w:tcPr>
-            <w:vAlign w:val="center"/>
-            <w:tcMar>
-              <w:top w:w="80" w:type="dxa"/>
-              <w:bottom w:w="80" w:type="dxa"/>
-              <w:start w:w="120" w:type="dxa"/>
-              <w:end w:w="120" w:type="dxa"/>
-            </w:tcMar>
-            <w:tcW w:w="1622" w:type="dxa"/>
-            <w:shd w:fill="E8EEF5"/>
-          </w:tcPr>
-          <w:p>
-            <w:pPr>
-              <w:pStyle w:val="Compact"/>
-              <w:spacing w:before="0" w:after="40" w:line="240" w:lineRule="auto"/>
-              <w:jc w:val="left"/>
-            </w:pPr>
-            <w:r>
-              <w:rPr>
-                <w:rFonts w:ascii="Times New Roman" w:hAnsi="Times New Roman"/>
-                <w:b/>
-                <w:sz w:val="17"/>
-              </w:rPr>
-              <w:t xml:space="preserve">Condition</w:t>
-            </w:r>
-          </w:p>
-        </w:tc>
-        <w:tc>
-          <w:tcPr>
-            <w:vAlign w:val="center"/>
-            <w:tcMar>
-              <w:top w:w="80" w:type="dxa"/>
-              <w:bottom w:w="80" w:type="dxa"/>
-              <w:start w:w="120" w:type="dxa"/>
-              <w:end w:w="120" w:type="dxa"/>
-            </w:tcMar>
-            <w:tcW w:w="1622" w:type="dxa"/>
-            <w:shd w:fill="E8EEF5"/>
-          </w:tcPr>
-          <w:p>
-            <w:pPr>
-              <w:pStyle w:val="Compact"/>
-              <w:spacing w:before="0" w:after="40" w:line="240" w:lineRule="auto"/>
-              <w:jc w:val="right"/>
-            </w:pPr>
-            <w:r>
-              <w:rPr>
-                <w:rFonts w:ascii="Times New Roman" w:hAnsi="Times New Roman"/>
-                <w:b/>
-                <w:sz w:val="17"/>
-              </w:rPr>
-              <w:t xml:space="preserve">Unsafe effects / 36 attacks</w:t>
-            </w:r>
-          </w:p>
-        </w:tc>
-        <w:tc>
-          <w:tcPr>
-            <w:vAlign w:val="center"/>
-            <w:tcMar>
-              <w:top w:w="80" w:type="dxa"/>
-              <w:bottom w:w="80" w:type="dxa"/>
-              <w:start w:w="120" w:type="dxa"/>
-              <w:end w:w="120" w:type="dxa"/>
-            </w:tcMar>
-            <w:tcW w:w="1732" w:type="dxa"/>
-            <w:shd w:fill="E8EEF5"/>
-          </w:tcPr>
-          <w:p>
-            <w:pPr>
-              <w:pStyle w:val="Compact"/>
-              <w:spacing w:before="0" w:after="40" w:line="240" w:lineRule="auto"/>
-              <w:jc w:val="right"/>
-            </w:pPr>
-            <w:r>
-              <w:rPr>
-                <w:rFonts w:ascii="Times New Roman" w:hAnsi="Times New Roman"/>
-                <w:b/>
-                <w:sz w:val="17"/>
-              </w:rPr>
-              <w:t xml:space="preserve">Unsafe-effect rate (Wilson 95% CI)</w:t>
-            </w:r>
-          </w:p>
-        </w:tc>
-        <w:tc>
-          <w:tcPr>
-            <w:vAlign w:val="center"/>
-            <w:tcMar>
-              <w:top w:w="80" w:type="dxa"/>
-              <w:bottom w:w="80" w:type="dxa"/>
-              <w:start w:w="120" w:type="dxa"/>
-              <w:end w:w="120" w:type="dxa"/>
-            </w:tcMar>
-            <w:tcW w:w="1515" w:type="dxa"/>
-            <w:shd w:fill="E8EEF5"/>
-          </w:tcPr>
-          <w:p>
-            <w:pPr>
-              <w:pStyle w:val="Compact"/>
-              <w:spacing w:before="0" w:after="40" w:line="240" w:lineRule="auto"/>
-              <w:jc w:val="center"/>
-            </w:pPr>
-            <w:r>
-              <w:rPr>
-                <w:rFonts w:ascii="Times New Roman" w:hAnsi="Times New Roman"/>
-                <w:b/>
-                <w:sz w:val="17"/>
-              </w:rPr>
-              <w:t xml:space="preserve">Tool completions / 24</w:t>
-            </w:r>
-          </w:p>
-        </w:tc>
-        <w:tc>
-          <w:tcPr>
-            <w:vAlign w:val="center"/>
-            <w:tcMar>
-              <w:top w:w="80" w:type="dxa"/>
-              <w:bottom w:w="80" w:type="dxa"/>
-              <w:start w:w="120" w:type="dxa"/>
-              <w:end w:w="120" w:type="dxa"/>
-            </w:tcMar>
-            <w:tcW w:w="1570" w:type="dxa"/>
-            <w:shd w:fill="E8EEF5"/>
-          </w:tcPr>
-          <w:p>
-            <w:pPr>
-              <w:pStyle w:val="Compact"/>
-              <w:spacing w:before="0" w:after="40" w:line="240" w:lineRule="auto"/>
-              <w:jc w:val="center"/>
-            </w:pPr>
-            <w:r>
-              <w:rPr>
-                <w:rFonts w:ascii="Times New Roman" w:hAnsi="Times New Roman"/>
-                <w:b/>
-                <w:sz w:val="17"/>
-              </w:rPr>
-              <w:t xml:space="preserve">Tool TCR (Wilson 95% CI)</w:t>
-            </w:r>
-          </w:p>
-        </w:tc>
-        <w:tc>
-          <w:tcPr>
-            <w:vAlign w:val="center"/>
-            <w:tcMar>
-              <w:top w:w="80" w:type="dxa"/>
-              <w:bottom w:w="80" w:type="dxa"/>
-              <w:start w:w="120" w:type="dxa"/>
-              <w:end w:w="120" w:type="dxa"/>
-            </w:tcMar>
-            <w:tcW w:w="1299" w:type="dxa"/>
-            <w:shd w:fill="E8EEF5"/>
-          </w:tcPr>
-          <w:p>
-            <w:pPr>
-              <w:pStyle w:val="Compact"/>
-              <w:spacing w:before="0" w:after="40" w:line="240" w:lineRule="auto"/>
-              <w:jc w:val="center"/>
-            </w:pPr>
-            <w:r>
-              <w:rPr>
-                <w:rFonts w:ascii="Times New Roman" w:hAnsi="Times New Roman"/>
-                <w:b/>
-                <w:sz w:val="17"/>
-              </w:rPr>
-              <w:t xml:space="preserve">No-tool TCR</w:t>
-            </w:r>
-          </w:p>
-        </w:tc>
-      </w:tr>
-      <w:tr>
-        <w:tc>
-          <w:tcPr>
-            <w:vAlign w:val="center"/>
-            <w:tcMar>
-              <w:top w:w="80" w:type="dxa"/>
-              <w:bottom w:w="80" w:type="dxa"/>
-              <w:start w:w="120" w:type="dxa"/>
-              <w:end w:w="120" w:type="dxa"/>
-            </w:tcMar>
-            <w:tcW w:w="1622" w:type="dxa"/>
-          </w:tcPr>
-          <w:p>
-            <w:pPr>
-              <w:pStyle w:val="Compact"/>
-              <w:spacing w:before="0" w:after="40" w:line="240" w:lineRule="auto"/>
-              <w:jc w:val="left"/>
-            </w:pPr>
-            <w:r>
-              <w:rPr>
-                <w:rFonts w:ascii="Times New Roman" w:hAnsi="Times New Roman"/>
-                <w:sz w:val="17"/>
-              </w:rPr>
-              <w:t xml:space="preserve">No defense</w:t>
-            </w:r>
-          </w:p>
-        </w:tc>
-        <w:tc>
-          <w:tcPr>
-            <w:vAlign w:val="center"/>
-            <w:tcMar>
-              <w:top w:w="80" w:type="dxa"/>
-              <w:bottom w:w="80" w:type="dxa"/>
-              <w:start w:w="120" w:type="dxa"/>
-              <w:end w:w="120" w:type="dxa"/>
-            </w:tcMar>
-            <w:tcW w:w="1622" w:type="dxa"/>
-          </w:tcPr>
-          <w:p>
-            <w:pPr>
-              <w:pStyle w:val="Compact"/>
-              <w:spacing w:before="0" w:after="40" w:line="240" w:lineRule="auto"/>
-              <w:jc w:val="right"/>
-            </w:pPr>
-            <w:r>
-              <w:rPr>
-                <w:rFonts w:ascii="Times New Roman" w:hAnsi="Times New Roman"/>
-                <w:sz w:val="17"/>
-              </w:rPr>
-              <w:t xml:space="preserve">8/36</w:t>
-            </w:r>
-          </w:p>
-        </w:tc>
-        <w:tc>
-          <w:tcPr>
-            <w:vAlign w:val="center"/>
-            <w:tcMar>
-              <w:top w:w="80" w:type="dxa"/>
-              <w:bottom w:w="80" w:type="dxa"/>
-              <w:start w:w="120" w:type="dxa"/>
-              <w:end w:w="120" w:type="dxa"/>
-            </w:tcMar>
-            <w:tcW w:w="1732" w:type="dxa"/>
-          </w:tcPr>
-          <w:p>
-            <w:pPr>
-              <w:pStyle w:val="Compact"/>
-              <w:spacing w:before="0" w:after="40" w:line="240" w:lineRule="auto"/>
-              <w:jc w:val="center"/>
-            </w:pPr>
-            <w:r>
-              <w:rPr>
-                <w:rFonts w:ascii="Times New Roman" w:hAnsi="Times New Roman"/>
-                <w:sz w:val="17"/>
-              </w:rPr>
-              <w:t xml:space="preserve">22.22% (11.72–38.08)</w:t>
-            </w:r>
-          </w:p>
-        </w:tc>
-        <w:tc>
-          <w:tcPr>
-            <w:vAlign w:val="center"/>
-            <w:tcMar>
-              <w:top w:w="80" w:type="dxa"/>
-              <w:bottom w:w="80" w:type="dxa"/>
-              <w:start w:w="120" w:type="dxa"/>
-              <w:end w:w="120" w:type="dxa"/>
-            </w:tcMar>
-            <w:tcW w:w="1515" w:type="dxa"/>
-          </w:tcPr>
-          <w:p>
-            <w:pPr>
-              <w:pStyle w:val="Compact"/>
-              <w:spacing w:before="0" w:after="40" w:line="240" w:lineRule="auto"/>
-              <w:jc w:val="center"/>
-            </w:pPr>
-            <w:r>
-              <w:rPr>
-                <w:rFonts w:ascii="Times New Roman" w:hAnsi="Times New Roman"/>
-                <w:sz w:val="17"/>
-              </w:rPr>
-              <w:t xml:space="preserve">12/24</w:t>
-            </w:r>
-          </w:p>
-        </w:tc>
-        <w:tc>
-          <w:tcPr>
-            <w:vAlign w:val="center"/>
-            <w:tcMar>
-              <w:top w:w="80" w:type="dxa"/>
-              <w:bottom w:w="80" w:type="dxa"/>
-              <w:start w:w="120" w:type="dxa"/>
-              <w:end w:w="120" w:type="dxa"/>
-            </w:tcMar>
-            <w:tcW w:w="1570" w:type="dxa"/>
-          </w:tcPr>
-          <w:p>
-            <w:pPr>
-              <w:pStyle w:val="Compact"/>
-              <w:spacing w:before="0" w:after="40" w:line="240" w:lineRule="auto"/>
-              <w:jc w:val="center"/>
-            </w:pPr>
-            <w:r>
-              <w:rPr>
-                <w:rFonts w:ascii="Times New Roman" w:hAnsi="Times New Roman"/>
-                <w:sz w:val="17"/>
-              </w:rPr>
-              <w:t xml:space="preserve">50.00% (31.43–68.57)</w:t>
-            </w:r>
-          </w:p>
-        </w:tc>
-        <w:tc>
-          <w:tcPr>
-            <w:vAlign w:val="center"/>
-            <w:tcMar>
-              <w:top w:w="80" w:type="dxa"/>
-              <w:bottom w:w="80" w:type="dxa"/>
-              <w:start w:w="120" w:type="dxa"/>
-              <w:end w:w="120" w:type="dxa"/>
-            </w:tcMar>
-            <w:tcW w:w="1299" w:type="dxa"/>
-          </w:tcPr>
-          <w:p>
-            <w:pPr>
-              <w:pStyle w:val="Compact"/>
-              <w:spacing w:before="0" w:after="40" w:line="240" w:lineRule="auto"/>
-              <w:jc w:val="center"/>
-            </w:pPr>
-            <w:r>
-              <w:rPr>
-                <w:rFonts w:ascii="Times New Roman" w:hAnsi="Times New Roman"/>
-                <w:sz w:val="17"/>
-              </w:rPr>
-              <w:t xml:space="preserve">12/12</w:t>
-            </w:r>
-          </w:p>
-        </w:tc>
-      </w:tr>
-      <w:tr>
-        <w:tc>
-          <w:tcPr>
-            <w:vAlign w:val="center"/>
-            <w:tcMar>
-              <w:top w:w="80" w:type="dxa"/>
-              <w:bottom w:w="80" w:type="dxa"/>
-              <w:start w:w="120" w:type="dxa"/>
-              <w:end w:w="120" w:type="dxa"/>
-            </w:tcMar>
-            <w:tcW w:w="1622" w:type="dxa"/>
-          </w:tcPr>
-          <w:p>
-            <w:pPr>
-              <w:pStyle w:val="Compact"/>
-              <w:spacing w:before="0" w:after="40" w:line="240" w:lineRule="auto"/>
-              <w:jc w:val="left"/>
-            </w:pPr>
-            <w:r>
-              <w:rPr>
-                <w:rFonts w:ascii="Times New Roman" w:hAnsi="Times New Roman"/>
-                <w:sz w:val="17"/>
-              </w:rPr>
-              <w:t xml:space="preserve">Safe prompt / spotlighting</w:t>
-            </w:r>
-          </w:p>
-        </w:tc>
-        <w:tc>
-          <w:tcPr>
-            <w:vAlign w:val="center"/>
-            <w:tcMar>
-              <w:top w:w="80" w:type="dxa"/>
-              <w:bottom w:w="80" w:type="dxa"/>
-              <w:start w:w="120" w:type="dxa"/>
-              <w:end w:w="120" w:type="dxa"/>
-            </w:tcMar>
-            <w:tcW w:w="1622" w:type="dxa"/>
-          </w:tcPr>
-          <w:p>
-            <w:pPr>
-              <w:pStyle w:val="Compact"/>
-              <w:spacing w:before="0" w:after="40" w:line="240" w:lineRule="auto"/>
-              <w:jc w:val="right"/>
-            </w:pPr>
-            <w:r>
-              <w:rPr>
-                <w:rFonts w:ascii="Times New Roman" w:hAnsi="Times New Roman"/>
-                <w:sz w:val="17"/>
-              </w:rPr>
-              <w:t xml:space="preserve">8/36</w:t>
-            </w:r>
-          </w:p>
-        </w:tc>
-        <w:tc>
-          <w:tcPr>
-            <w:vAlign w:val="center"/>
-            <w:tcMar>
-              <w:top w:w="80" w:type="dxa"/>
-              <w:bottom w:w="80" w:type="dxa"/>
-              <w:start w:w="120" w:type="dxa"/>
-              <w:end w:w="120" w:type="dxa"/>
-            </w:tcMar>
-            <w:tcW w:w="1732" w:type="dxa"/>
-          </w:tcPr>
-          <w:p>
-            <w:pPr>
-              <w:pStyle w:val="Compact"/>
-              <w:spacing w:before="0" w:after="40" w:line="240" w:lineRule="auto"/>
-              <w:jc w:val="center"/>
-            </w:pPr>
-            <w:r>
-              <w:rPr>
-                <w:rFonts w:ascii="Times New Roman" w:hAnsi="Times New Roman"/>
-                <w:sz w:val="17"/>
-              </w:rPr>
-              <w:t xml:space="preserve">22.22% (11.72–38.08)</w:t>
-            </w:r>
-          </w:p>
-        </w:tc>
-        <w:tc>
-          <w:tcPr>
-            <w:vAlign w:val="center"/>
-            <w:tcMar>
-              <w:top w:w="80" w:type="dxa"/>
-              <w:bottom w:w="80" w:type="dxa"/>
-              <w:start w:w="120" w:type="dxa"/>
-              <w:end w:w="120" w:type="dxa"/>
-            </w:tcMar>
-            <w:tcW w:w="1515" w:type="dxa"/>
-          </w:tcPr>
-          <w:p>
-            <w:pPr>
-              <w:pStyle w:val="Compact"/>
-              <w:spacing w:before="0" w:after="40" w:line="240" w:lineRule="auto"/>
-              <w:jc w:val="center"/>
-            </w:pPr>
-            <w:r>
-              <w:rPr>
-                <w:rFonts w:ascii="Times New Roman" w:hAnsi="Times New Roman"/>
-                <w:sz w:val="17"/>
-              </w:rPr>
-              <w:t xml:space="preserve">11/24</w:t>
-            </w:r>
-          </w:p>
-        </w:tc>
-        <w:tc>
-          <w:tcPr>
-            <w:vAlign w:val="center"/>
-            <w:tcMar>
-              <w:top w:w="80" w:type="dxa"/>
-              <w:bottom w:w="80" w:type="dxa"/>
-              <w:start w:w="120" w:type="dxa"/>
-              <w:end w:w="120" w:type="dxa"/>
-            </w:tcMar>
-            <w:tcW w:w="1570" w:type="dxa"/>
-          </w:tcPr>
-          <w:p>
-            <w:pPr>
-              <w:pStyle w:val="Compact"/>
-              <w:spacing w:before="0" w:after="40" w:line="240" w:lineRule="auto"/>
-              <w:jc w:val="center"/>
-            </w:pPr>
-            <w:r>
-              <w:rPr>
-                <w:rFonts w:ascii="Times New Roman" w:hAnsi="Times New Roman"/>
-                <w:sz w:val="17"/>
-              </w:rPr>
-              <w:t xml:space="preserve">45.83% (27.89–64.93)</w:t>
-            </w:r>
-          </w:p>
-        </w:tc>
-        <w:tc>
-          <w:tcPr>
-            <w:vAlign w:val="center"/>
-            <w:tcMar>
-              <w:top w:w="80" w:type="dxa"/>
-              <w:bottom w:w="80" w:type="dxa"/>
-              <w:start w:w="120" w:type="dxa"/>
-              <w:end w:w="120" w:type="dxa"/>
-            </w:tcMar>
-            <w:tcW w:w="1299" w:type="dxa"/>
-          </w:tcPr>
-          <w:p>
-            <w:pPr>
-              <w:pStyle w:val="Compact"/>
-              <w:spacing w:before="0" w:after="40" w:line="240" w:lineRule="auto"/>
-              <w:jc w:val="center"/>
-            </w:pPr>
-            <w:r>
-              <w:rPr>
-                <w:rFonts w:ascii="Times New Roman" w:hAnsi="Times New Roman"/>
-                <w:sz w:val="17"/>
-              </w:rPr>
-              <w:t xml:space="preserve">12/12</w:t>
-            </w:r>
-          </w:p>
-        </w:tc>
-      </w:tr>
-      <w:tr>
-        <w:tc>
-          <w:tcPr>
-            <w:vAlign w:val="center"/>
-            <w:tcMar>
-              <w:top w:w="80" w:type="dxa"/>
-              <w:bottom w:w="80" w:type="dxa"/>
-              <w:start w:w="120" w:type="dxa"/>
-              <w:end w:w="120" w:type="dxa"/>
-            </w:tcMar>
-            <w:tcW w:w="1622" w:type="dxa"/>
-          </w:tcPr>
-          <w:p>
-            <w:pPr>
-              <w:pStyle w:val="Compact"/>
-              <w:spacing w:before="0" w:after="40" w:line="240" w:lineRule="auto"/>
-              <w:jc w:val="left"/>
-            </w:pPr>
-            <w:r>
-              <w:rPr>
-                <w:rFonts w:ascii="Times New Roman" w:hAnsi="Times New Roman"/>
-                <w:sz w:val="17"/>
-              </w:rPr>
-              <w:t xml:space="preserve">PromptGuard (detector-only)</w:t>
-            </w:r>
-          </w:p>
-        </w:tc>
-        <w:tc>
-          <w:tcPr>
-            <w:vAlign w:val="center"/>
-            <w:tcMar>
-              <w:top w:w="80" w:type="dxa"/>
-              <w:bottom w:w="80" w:type="dxa"/>
-              <w:start w:w="120" w:type="dxa"/>
-              <w:end w:w="120" w:type="dxa"/>
-            </w:tcMar>
-            <w:tcW w:w="1622" w:type="dxa"/>
-          </w:tcPr>
-          <w:p>
-            <w:pPr>
-              <w:pStyle w:val="Compact"/>
-              <w:spacing w:before="0" w:after="40" w:line="240" w:lineRule="auto"/>
-              <w:jc w:val="right"/>
-            </w:pPr>
-            <w:r>
-              <w:rPr>
-                <w:rFonts w:ascii="Times New Roman" w:hAnsi="Times New Roman"/>
-                <w:sz w:val="17"/>
-              </w:rPr>
-              <w:t xml:space="preserve">8/36</w:t>
-            </w:r>
-          </w:p>
-        </w:tc>
-        <w:tc>
-          <w:tcPr>
-            <w:vAlign w:val="center"/>
-            <w:tcMar>
-              <w:top w:w="80" w:type="dxa"/>
-              <w:bottom w:w="80" w:type="dxa"/>
-              <w:start w:w="120" w:type="dxa"/>
-              <w:end w:w="120" w:type="dxa"/>
-            </w:tcMar>
-            <w:tcW w:w="1732" w:type="dxa"/>
-          </w:tcPr>
-          <w:p>
-            <w:pPr>
-              <w:pStyle w:val="Compact"/>
-              <w:spacing w:before="0" w:after="40" w:line="240" w:lineRule="auto"/>
-              <w:jc w:val="center"/>
-            </w:pPr>
-            <w:r>
-              <w:rPr>
-                <w:rFonts w:ascii="Times New Roman" w:hAnsi="Times New Roman"/>
-                <w:sz w:val="17"/>
-              </w:rPr>
-              <w:t xml:space="preserve">22.22% (11.72–38.08)</w:t>
-            </w:r>
-          </w:p>
-        </w:tc>
-        <w:tc>
-          <w:tcPr>
-            <w:vAlign w:val="center"/>
-            <w:tcMar>
-              <w:top w:w="80" w:type="dxa"/>
-              <w:bottom w:w="80" w:type="dxa"/>
-              <w:start w:w="120" w:type="dxa"/>
-              <w:end w:w="120" w:type="dxa"/>
-            </w:tcMar>
-            <w:tcW w:w="1515" w:type="dxa"/>
-          </w:tcPr>
-          <w:p>
-            <w:pPr>
-              <w:pStyle w:val="Compact"/>
-              <w:spacing w:before="0" w:after="40" w:line="240" w:lineRule="auto"/>
-              <w:jc w:val="center"/>
-            </w:pPr>
-            <w:r>
-              <w:rPr>
-                <w:rFonts w:ascii="Times New Roman" w:hAnsi="Times New Roman"/>
-                <w:sz w:val="17"/>
-              </w:rPr>
-              <w:t xml:space="preserve">12/24</w:t>
-            </w:r>
-          </w:p>
-        </w:tc>
-        <w:tc>
-          <w:tcPr>
-            <w:vAlign w:val="center"/>
-            <w:tcMar>
-              <w:top w:w="80" w:type="dxa"/>
-              <w:bottom w:w="80" w:type="dxa"/>
-              <w:start w:w="120" w:type="dxa"/>
-              <w:end w:w="120" w:type="dxa"/>
-            </w:tcMar>
-            <w:tcW w:w="1570" w:type="dxa"/>
-          </w:tcPr>
-          <w:p>
-            <w:pPr>
-              <w:pStyle w:val="Compact"/>
-              <w:spacing w:before="0" w:after="40" w:line="240" w:lineRule="auto"/>
-              <w:jc w:val="center"/>
-            </w:pPr>
-            <w:r>
-              <w:rPr>
-                <w:rFonts w:ascii="Times New Roman" w:hAnsi="Times New Roman"/>
-                <w:sz w:val="17"/>
-              </w:rPr>
-              <w:t xml:space="preserve">50.00% (31.43–68.57)</w:t>
-            </w:r>
-          </w:p>
-        </w:tc>
-        <w:tc>
-          <w:tcPr>
-            <w:vAlign w:val="center"/>
-            <w:tcMar>
-              <w:top w:w="80" w:type="dxa"/>
-              <w:bottom w:w="80" w:type="dxa"/>
-              <w:start w:w="120" w:type="dxa"/>
-              <w:end w:w="120" w:type="dxa"/>
-            </w:tcMar>
-            <w:tcW w:w="1299" w:type="dxa"/>
-          </w:tcPr>
-          <w:p>
-            <w:pPr>
-              <w:pStyle w:val="Compact"/>
-              <w:spacing w:before="0" w:after="40" w:line="240" w:lineRule="auto"/>
-              <w:jc w:val="center"/>
-            </w:pPr>
-            <w:r>
-              <w:rPr>
-                <w:rFonts w:ascii="Times New Roman" w:hAnsi="Times New Roman"/>
-                <w:sz w:val="17"/>
-              </w:rPr>
-              <w:t xml:space="preserve">12/12</w:t>
-            </w:r>
-          </w:p>
-        </w:tc>
-      </w:tr>
-      <w:tr>
-        <w:tc>
-          <w:tcPr>
-            <w:vAlign w:val="center"/>
-            <w:tcMar>
-              <w:top w:w="80" w:type="dxa"/>
-              <w:bottom w:w="80" w:type="dxa"/>
-              <w:start w:w="120" w:type="dxa"/>
-              <w:end w:w="120" w:type="dxa"/>
-            </w:tcMar>
-            <w:tcW w:w="1622" w:type="dxa"/>
-          </w:tcPr>
-          <w:p>
-            <w:pPr>
-              <w:pStyle w:val="Compact"/>
-              <w:spacing w:before="0" w:after="40" w:line="240" w:lineRule="auto"/>
-              <w:jc w:val="left"/>
-            </w:pPr>
-            <w:r>
-              <w:rPr>
-                <w:rFonts w:ascii="Times New Roman" w:hAnsi="Times New Roman"/>
-                <w:sz w:val="17"/>
-              </w:rPr>
-              <w:t xml:space="preserve">Structural baseline</w:t>
-            </w:r>
-          </w:p>
-        </w:tc>
-        <w:tc>
-          <w:tcPr>
-            <w:vAlign w:val="center"/>
-            <w:tcMar>
-              <w:top w:w="80" w:type="dxa"/>
-              <w:bottom w:w="80" w:type="dxa"/>
-              <w:start w:w="120" w:type="dxa"/>
-              <w:end w:w="120" w:type="dxa"/>
-            </w:tcMar>
-            <w:tcW w:w="1622" w:type="dxa"/>
-          </w:tcPr>
-          <w:p>
-            <w:pPr>
-              <w:pStyle w:val="Compact"/>
-              <w:spacing w:before="0" w:after="40" w:line="240" w:lineRule="auto"/>
-              <w:jc w:val="right"/>
-            </w:pPr>
-            <w:r>
-              <w:rPr>
-                <w:rFonts w:ascii="Times New Roman" w:hAnsi="Times New Roman"/>
-                <w:sz w:val="17"/>
-              </w:rPr>
-              <w:t xml:space="preserve">8/36</w:t>
-            </w:r>
-          </w:p>
-        </w:tc>
-        <w:tc>
-          <w:tcPr>
-            <w:vAlign w:val="center"/>
-            <w:tcMar>
-              <w:top w:w="80" w:type="dxa"/>
-              <w:bottom w:w="80" w:type="dxa"/>
-              <w:start w:w="120" w:type="dxa"/>
-              <w:end w:w="120" w:type="dxa"/>
-            </w:tcMar>
-            <w:tcW w:w="1732" w:type="dxa"/>
-          </w:tcPr>
-          <w:p>
-            <w:pPr>
-              <w:pStyle w:val="Compact"/>
-              <w:spacing w:before="0" w:after="40" w:line="240" w:lineRule="auto"/>
-              <w:jc w:val="center"/>
-            </w:pPr>
-            <w:r>
-              <w:rPr>
-                <w:rFonts w:ascii="Times New Roman" w:hAnsi="Times New Roman"/>
-                <w:sz w:val="17"/>
-              </w:rPr>
-              <w:t xml:space="preserve">22.22% (11.72–38.08)</w:t>
-            </w:r>
-          </w:p>
-        </w:tc>
-        <w:tc>
-          <w:tcPr>
-            <w:vAlign w:val="center"/>
-            <w:tcMar>
-              <w:top w:w="80" w:type="dxa"/>
-              <w:bottom w:w="80" w:type="dxa"/>
-              <w:start w:w="120" w:type="dxa"/>
-              <w:end w:w="120" w:type="dxa"/>
-            </w:tcMar>
-            <w:tcW w:w="1515" w:type="dxa"/>
-          </w:tcPr>
-          <w:p>
-            <w:pPr>
-              <w:pStyle w:val="Compact"/>
-              <w:spacing w:before="0" w:after="40" w:line="240" w:lineRule="auto"/>
-              <w:jc w:val="center"/>
-            </w:pPr>
-            <w:r>
-              <w:rPr>
-                <w:rFonts w:ascii="Times New Roman" w:hAnsi="Times New Roman"/>
-                <w:sz w:val="17"/>
-              </w:rPr>
-              <w:t xml:space="preserve">12/24</w:t>
-            </w:r>
-          </w:p>
-        </w:tc>
-        <w:tc>
-          <w:tcPr>
-            <w:vAlign w:val="center"/>
-            <w:tcMar>
-              <w:top w:w="80" w:type="dxa"/>
-              <w:bottom w:w="80" w:type="dxa"/>
-              <w:start w:w="120" w:type="dxa"/>
-              <w:end w:w="120" w:type="dxa"/>
-            </w:tcMar>
-            <w:tcW w:w="1570" w:type="dxa"/>
-          </w:tcPr>
-          <w:p>
-            <w:pPr>
-              <w:pStyle w:val="Compact"/>
-              <w:spacing w:before="0" w:after="40" w:line="240" w:lineRule="auto"/>
-              <w:jc w:val="center"/>
-            </w:pPr>
-            <w:r>
-              <w:rPr>
-                <w:rFonts w:ascii="Times New Roman" w:hAnsi="Times New Roman"/>
-                <w:sz w:val="17"/>
-              </w:rPr>
-              <w:t xml:space="preserve">50.00% (31.43–68.57)</w:t>
-            </w:r>
-          </w:p>
-        </w:tc>
-        <w:tc>
-          <w:tcPr>
-            <w:vAlign w:val="center"/>
-            <w:tcMar>
-              <w:top w:w="80" w:type="dxa"/>
-              <w:bottom w:w="80" w:type="dxa"/>
-              <w:start w:w="120" w:type="dxa"/>
-              <w:end w:w="120" w:type="dxa"/>
-            </w:tcMar>
-            <w:tcW w:w="1299" w:type="dxa"/>
-          </w:tcPr>
-          <w:p>
-            <w:pPr>
-              <w:pStyle w:val="Compact"/>
-              <w:spacing w:before="0" w:after="40" w:line="240" w:lineRule="auto"/>
-              <w:jc w:val="center"/>
-            </w:pPr>
-            <w:r>
-              <w:rPr>
-                <w:rFonts w:ascii="Times New Roman" w:hAnsi="Times New Roman"/>
-                <w:sz w:val="17"/>
-              </w:rPr>
-              <w:t xml:space="preserve">12/12</w:t>
-            </w:r>
-          </w:p>
-        </w:tc>
-      </w:tr>
-      <w:tr>
-        <w:tc>
-          <w:tcPr>
-            <w:vAlign w:val="center"/>
-            <w:tcMar>
-              <w:top w:w="80" w:type="dxa"/>
-              <w:bottom w:w="80" w:type="dxa"/>
-              <w:start w:w="120" w:type="dxa"/>
-              <w:end w:w="120" w:type="dxa"/>
-            </w:tcMar>
-            <w:tcW w:w="1622" w:type="dxa"/>
-          </w:tcPr>
-          <w:p>
-            <w:pPr>
-              <w:pStyle w:val="Compact"/>
-              <w:spacing w:before="0" w:after="40" w:line="240" w:lineRule="auto"/>
-              <w:jc w:val="left"/>
-            </w:pPr>
-            <w:r>
-              <w:rPr>
-                <w:rFonts w:ascii="Times New Roman" w:hAnsi="Times New Roman"/>
-                <w:sz w:val="17"/>
-              </w:rPr>
-              <w:t xml:space="preserve">M3 policy-only</w:t>
-            </w:r>
-          </w:p>
-        </w:tc>
-        <w:tc>
-          <w:tcPr>
-            <w:vAlign w:val="center"/>
-            <w:tcMar>
-              <w:top w:w="80" w:type="dxa"/>
-              <w:bottom w:w="80" w:type="dxa"/>
-              <w:start w:w="120" w:type="dxa"/>
-              <w:end w:w="120" w:type="dxa"/>
-            </w:tcMar>
-            <w:tcW w:w="1622" w:type="dxa"/>
-          </w:tcPr>
-          <w:p>
-            <w:pPr>
-              <w:pStyle w:val="Compact"/>
-              <w:spacing w:before="0" w:after="40" w:line="240" w:lineRule="auto"/>
-              <w:jc w:val="right"/>
-            </w:pPr>
-            <w:r>
-              <w:rPr>
-                <w:rFonts w:ascii="Times New Roman" w:hAnsi="Times New Roman"/>
-                <w:sz w:val="17"/>
-              </w:rPr>
-              <w:t xml:space="preserve">0/36</w:t>
-            </w:r>
-          </w:p>
-        </w:tc>
-        <w:tc>
-          <w:tcPr>
-            <w:vAlign w:val="center"/>
-            <w:tcMar>
-              <w:top w:w="80" w:type="dxa"/>
-              <w:bottom w:w="80" w:type="dxa"/>
-              <w:start w:w="120" w:type="dxa"/>
-              <w:end w:w="120" w:type="dxa"/>
-            </w:tcMar>
-            <w:tcW w:w="1732" w:type="dxa"/>
-          </w:tcPr>
-          <w:p>
-            <w:pPr>
-              <w:pStyle w:val="Compact"/>
-              <w:spacing w:before="0" w:after="40" w:line="240" w:lineRule="auto"/>
-              <w:jc w:val="center"/>
-            </w:pPr>
-            <w:r>
-              <w:rPr>
-                <w:rFonts w:ascii="Times New Roman" w:hAnsi="Times New Roman"/>
-                <w:sz w:val="17"/>
-              </w:rPr>
-              <w:t xml:space="preserve">0.00% (0.00–9.64)</w:t>
-            </w:r>
-          </w:p>
-        </w:tc>
-        <w:tc>
-          <w:tcPr>
-            <w:vAlign w:val="center"/>
-            <w:tcMar>
-              <w:top w:w="80" w:type="dxa"/>
-              <w:bottom w:w="80" w:type="dxa"/>
-              <w:start w:w="120" w:type="dxa"/>
-              <w:end w:w="120" w:type="dxa"/>
-            </w:tcMar>
-            <w:tcW w:w="1515" w:type="dxa"/>
-          </w:tcPr>
-          <w:p>
-            <w:pPr>
-              <w:pStyle w:val="Compact"/>
-              <w:spacing w:before="0" w:after="40" w:line="240" w:lineRule="auto"/>
-              <w:jc w:val="center"/>
-            </w:pPr>
-            <w:r>
-              <w:rPr>
-                <w:rFonts w:ascii="Times New Roman" w:hAnsi="Times New Roman"/>
-                <w:sz w:val="17"/>
-              </w:rPr>
-              <w:t xml:space="preserve">7/24</w:t>
-            </w:r>
-          </w:p>
-        </w:tc>
-        <w:tc>
-          <w:tcPr>
-            <w:vAlign w:val="center"/>
-            <w:tcMar>
-              <w:top w:w="80" w:type="dxa"/>
-              <w:bottom w:w="80" w:type="dxa"/>
-              <w:start w:w="120" w:type="dxa"/>
-              <w:end w:w="120" w:type="dxa"/>
-            </w:tcMar>
-            <w:tcW w:w="1570" w:type="dxa"/>
-          </w:tcPr>
-          <w:p>
-            <w:pPr>
-              <w:pStyle w:val="Compact"/>
-              <w:spacing w:before="0" w:after="40" w:line="240" w:lineRule="auto"/>
-              <w:jc w:val="center"/>
-            </w:pPr>
-            <w:r>
-              <w:rPr>
-                <w:rFonts w:ascii="Times New Roman" w:hAnsi="Times New Roman"/>
-                <w:sz w:val="17"/>
-              </w:rPr>
-              <w:t xml:space="preserve">29.17% (14.91–49.17)</w:t>
-            </w:r>
-          </w:p>
-        </w:tc>
-        <w:tc>
-          <w:tcPr>
-            <w:vAlign w:val="center"/>
-            <w:tcMar>
-              <w:top w:w="80" w:type="dxa"/>
-              <w:bottom w:w="80" w:type="dxa"/>
-              <w:start w:w="120" w:type="dxa"/>
-              <w:end w:w="120" w:type="dxa"/>
-            </w:tcMar>
-            <w:tcW w:w="1299" w:type="dxa"/>
-          </w:tcPr>
-          <w:p>
-            <w:pPr>
-              <w:pStyle w:val="Compact"/>
-              <w:spacing w:before="0" w:after="40" w:line="240" w:lineRule="auto"/>
-              <w:jc w:val="center"/>
-            </w:pPr>
-            <w:r>
-              <w:rPr>
-                <w:rFonts w:ascii="Times New Roman" w:hAnsi="Times New Roman"/>
-                <w:sz w:val="17"/>
-              </w:rPr>
-              <w:t xml:space="preserve">12/12</w:t>
-            </w:r>
-          </w:p>
-        </w:tc>
-      </w:tr>
-      <w:tr>
-        <w:tc>
-          <w:tcPr>
-            <w:vAlign w:val="center"/>
-            <w:tcMar>
-              <w:top w:w="80" w:type="dxa"/>
-              <w:bottom w:w="80" w:type="dxa"/>
-              <w:start w:w="120" w:type="dxa"/>
-              <w:end w:w="120" w:type="dxa"/>
-            </w:tcMar>
-            <w:tcW w:w="1622" w:type="dxa"/>
-          </w:tcPr>
-          <w:p>
-            <w:pPr>
-              <w:pStyle w:val="Compact"/>
-              <w:spacing w:before="0" w:after="40" w:line="240" w:lineRule="auto"/>
-              <w:jc w:val="left"/>
-            </w:pPr>
-            <w:r>
-              <w:rPr>
-                <w:rFonts w:ascii="Times New Roman" w:hAnsi="Times New Roman"/>
-                <w:sz w:val="17"/>
-              </w:rPr>
-              <w:t xml:space="preserve">M3-full</w:t>
-            </w:r>
-          </w:p>
-        </w:tc>
-        <w:tc>
-          <w:tcPr>
-            <w:vAlign w:val="center"/>
-            <w:tcMar>
-              <w:top w:w="80" w:type="dxa"/>
-              <w:bottom w:w="80" w:type="dxa"/>
-              <w:start w:w="120" w:type="dxa"/>
-              <w:end w:w="120" w:type="dxa"/>
-            </w:tcMar>
-            <w:tcW w:w="1622" w:type="dxa"/>
-          </w:tcPr>
-          <w:p>
-            <w:pPr>
-              <w:pStyle w:val="Compact"/>
-              <w:spacing w:before="0" w:after="40" w:line="240" w:lineRule="auto"/>
-              <w:jc w:val="right"/>
-            </w:pPr>
-            <w:r>
-              <w:rPr>
-                <w:rFonts w:ascii="Times New Roman" w:hAnsi="Times New Roman"/>
-                <w:sz w:val="17"/>
-              </w:rPr>
-              <w:t xml:space="preserve">0/36</w:t>
-            </w:r>
-          </w:p>
-        </w:tc>
-        <w:tc>
-          <w:tcPr>
-            <w:vAlign w:val="center"/>
-            <w:tcMar>
-              <w:top w:w="80" w:type="dxa"/>
-              <w:bottom w:w="80" w:type="dxa"/>
-              <w:start w:w="120" w:type="dxa"/>
-              <w:end w:w="120" w:type="dxa"/>
-            </w:tcMar>
-            <w:tcW w:w="1732" w:type="dxa"/>
-          </w:tcPr>
-          <w:p>
-            <w:pPr>
-              <w:pStyle w:val="Compact"/>
-              <w:spacing w:before="0" w:after="40" w:line="240" w:lineRule="auto"/>
-              <w:jc w:val="center"/>
-            </w:pPr>
-            <w:r>
-              <w:rPr>
-                <w:rFonts w:ascii="Times New Roman" w:hAnsi="Times New Roman"/>
-                <w:sz w:val="17"/>
-              </w:rPr>
-              <w:t xml:space="preserve">0.00% (0.00–9.64)</w:t>
-            </w:r>
-          </w:p>
-        </w:tc>
-        <w:tc>
-          <w:tcPr>
-            <w:vAlign w:val="center"/>
-            <w:tcMar>
-              <w:top w:w="80" w:type="dxa"/>
-              <w:bottom w:w="80" w:type="dxa"/>
-              <w:start w:w="120" w:type="dxa"/>
-              <w:end w:w="120" w:type="dxa"/>
-            </w:tcMar>
-            <w:tcW w:w="1515" w:type="dxa"/>
-          </w:tcPr>
-          <w:p>
-            <w:pPr>
-              <w:pStyle w:val="Compact"/>
-              <w:spacing w:before="0" w:after="40" w:line="240" w:lineRule="auto"/>
-              <w:jc w:val="center"/>
-            </w:pPr>
-            <w:r>
-              <w:rPr>
-                <w:rFonts w:ascii="Times New Roman" w:hAnsi="Times New Roman"/>
-                <w:sz w:val="17"/>
-              </w:rPr>
-              <w:t xml:space="preserve">6/24</w:t>
-            </w:r>
-          </w:p>
-        </w:tc>
-        <w:tc>
-          <w:tcPr>
-            <w:vAlign w:val="center"/>
-            <w:tcMar>
-              <w:top w:w="80" w:type="dxa"/>
-              <w:bottom w:w="80" w:type="dxa"/>
-              <w:start w:w="120" w:type="dxa"/>
-              <w:end w:w="120" w:type="dxa"/>
-            </w:tcMar>
-            <w:tcW w:w="1570" w:type="dxa"/>
-          </w:tcPr>
-          <w:p>
-            <w:pPr>
-              <w:pStyle w:val="Compact"/>
-              <w:spacing w:before="0" w:after="40" w:line="240" w:lineRule="auto"/>
-              <w:jc w:val="center"/>
-            </w:pPr>
-            <w:r>
-              <w:rPr>
-                <w:rFonts w:ascii="Times New Roman" w:hAnsi="Times New Roman"/>
-                <w:sz w:val="17"/>
-              </w:rPr>
-              <w:t xml:space="preserve">25.00% (12.00–44.90)</w:t>
-            </w:r>
-          </w:p>
-        </w:tc>
-        <w:tc>
-          <w:tcPr>
-            <w:vAlign w:val="center"/>
-            <w:tcMar>
-              <w:top w:w="80" w:type="dxa"/>
-              <w:bottom w:w="80" w:type="dxa"/>
-              <w:start w:w="120" w:type="dxa"/>
-              <w:end w:w="120" w:type="dxa"/>
-            </w:tcMar>
-            <w:tcW w:w="1299" w:type="dxa"/>
-          </w:tcPr>
-          <w:p>
-            <w:pPr>
-              <w:pStyle w:val="Compact"/>
-              <w:spacing w:before="0" w:after="40" w:line="240" w:lineRule="auto"/>
-              <w:jc w:val="center"/>
-            </w:pPr>
-            <w:r>
-              <w:rPr>
-                <w:rFonts w:ascii="Times New Roman" w:hAnsi="Times New Roman"/>
-                <w:sz w:val="17"/>
-              </w:rPr>
-              <w:t xml:space="preserve">12/12</w:t>
-            </w:r>
-          </w:p>
-        </w:tc>
-      </w:tr>
-    </w:tbl>
     <w:p>
       <w:pPr>
         <w:pStyle w:val="BodyText"/>
       </w:pPr>
       <w:r>
+        <w:t xml:space="preserve">Detailed values are reported in Supplementary Table S2.</w:t>
+      </w:r>
+    </w:p>
+    <w:p>
+      <w:pPr>
+        <w:pStyle w:val="BodyText"/>
+      </w:pPr>
+      <w:r>
         <w:t xml:space="preserve">The medium sample therefore shows a security–utility trade-off, not an</w:t>
       </w:r>
       <w:r>
@@ -6115,719 +4400,19 @@
         <w:t xml:space="preserve">substantially fewer benign tool tasks.</w:t>
       </w:r>
     </w:p>
-    <w:bookmarkEnd w:id="49"/>
-    <w:bookmarkStart w:id="50" w:name="X6f56b9f04523f209afe60dd95792596d12ebb2f"/>
-    <w:p>
-      <w:pPr>
-        <w:pStyle w:val="Heading4"/>
-        <w:keepNext/>
-      </w:pPr>
-      <w:r>
-        <w:t xml:space="preserve">Supplementary Table S3. Prespecified paired comparisons</w:t>
-      </w:r>
-    </w:p>
-    <w:tbl>
-      <w:tblPr>
-        <w:tblStyle w:val="Table"/>
-        <w:tblW w:type="dxa" w:w="9360"/>
-        <w:tblLayout w:type="fixed"/>
-        <w:tblLook w:firstRow="1" w:lastRow="0" w:firstColumn="0" w:lastColumn="0" w:noHBand="0" w:noVBand="0" w:val="0020"/>
-        <w:tblBorders>
-          <w:top w:val="single" w:sz="4" w:space="0" w:color="B7C3D0"/>
-          <w:left w:val="single" w:sz="4" w:space="0" w:color="B7C3D0"/>
-          <w:bottom w:val="single" w:sz="4" w:space="0" w:color="B7C3D0"/>
-          <w:right w:val="single" w:sz="4" w:space="0" w:color="B7C3D0"/>
-          <w:insideH w:val="single" w:sz="4" w:space="0" w:color="B7C3D0"/>
-          <w:insideV w:val="single" w:sz="4" w:space="0" w:color="B7C3D0"/>
-        </w:tblBorders>
-        <w:tblInd w:w="120" w:type="dxa"/>
-      </w:tblPr>
-      <w:tblGrid>
-        <w:gridCol w:w="2162"/>
-        <w:gridCol w:w="1881"/>
-        <w:gridCol w:w="1638"/>
-        <w:gridCol w:w="1638"/>
-        <w:gridCol w:w="2041"/>
-      </w:tblGrid>
-      <w:tr>
-        <w:trPr>
-          <w:tblHeader w:val="true"/>
-        </w:trPr>
-        <w:tc>
-          <w:tcPr>
-            <w:vAlign w:val="center"/>
-            <w:tcMar>
-              <w:top w:w="80" w:type="dxa"/>
-              <w:bottom w:w="80" w:type="dxa"/>
-              <w:start w:w="120" w:type="dxa"/>
-              <w:end w:w="120" w:type="dxa"/>
-            </w:tcMar>
-            <w:tcW w:w="2162" w:type="dxa"/>
-            <w:shd w:fill="E8EEF5"/>
-          </w:tcPr>
-          <w:p>
-            <w:pPr>
-              <w:pStyle w:val="Compact"/>
-              <w:spacing w:before="0" w:after="40" w:line="240" w:lineRule="auto"/>
-              <w:jc w:val="left"/>
-            </w:pPr>
-            <w:r>
-              <w:rPr>
-                <w:rFonts w:ascii="Times New Roman" w:hAnsi="Times New Roman"/>
-                <w:b/>
-                <w:sz w:val="17"/>
-              </w:rPr>
-              <w:t xml:space="preserve">Comparison</w:t>
-            </w:r>
-          </w:p>
-        </w:tc>
-        <w:tc>
-          <w:tcPr>
-            <w:vAlign w:val="center"/>
-            <w:tcMar>
-              <w:top w:w="80" w:type="dxa"/>
-              <w:bottom w:w="80" w:type="dxa"/>
-              <w:start w:w="120" w:type="dxa"/>
-              <w:end w:w="120" w:type="dxa"/>
-            </w:tcMar>
-            <w:tcW w:w="1881" w:type="dxa"/>
-            <w:shd w:fill="E8EEF5"/>
-          </w:tcPr>
-          <w:p>
-            <w:pPr>
-              <w:pStyle w:val="Compact"/>
-              <w:spacing w:before="0" w:after="40" w:line="240" w:lineRule="auto"/>
-              <w:jc w:val="right"/>
-            </w:pPr>
-            <w:r>
-              <w:rPr>
-                <w:rFonts w:ascii="Times New Roman" w:hAnsi="Times New Roman"/>
-                <w:b/>
-                <w:sz w:val="17"/>
-              </w:rPr>
-              <w:t xml:space="preserve">Treatment minus baseline</w:t>
-            </w:r>
-          </w:p>
-        </w:tc>
-        <w:tc>
-          <w:tcPr>
-            <w:vAlign w:val="center"/>
-            <w:tcMar>
-              <w:top w:w="80" w:type="dxa"/>
-              <w:bottom w:w="80" w:type="dxa"/>
-              <w:start w:w="120" w:type="dxa"/>
-              <w:end w:w="120" w:type="dxa"/>
-            </w:tcMar>
-            <w:tcW w:w="1638" w:type="dxa"/>
-            <w:shd w:fill="E8EEF5"/>
-          </w:tcPr>
-          <w:p>
-            <w:pPr>
-              <w:pStyle w:val="Compact"/>
-              <w:spacing w:before="0" w:after="40" w:line="240" w:lineRule="auto"/>
-              <w:jc w:val="center"/>
-            </w:pPr>
-            <w:r>
-              <w:rPr>
-                <w:rFonts w:ascii="Times New Roman" w:hAnsi="Times New Roman"/>
-                <w:b/>
-                <w:sz w:val="17"/>
-              </w:rPr>
-              <w:t xml:space="preserve">Exact McNemar p</w:t>
-            </w:r>
-          </w:p>
-        </w:tc>
-        <w:tc>
-          <w:tcPr>
-            <w:vAlign w:val="center"/>
-            <w:tcMar>
-              <w:top w:w="80" w:type="dxa"/>
-              <w:bottom w:w="80" w:type="dxa"/>
-              <w:start w:w="120" w:type="dxa"/>
-              <w:end w:w="120" w:type="dxa"/>
-            </w:tcMar>
-            <w:tcW w:w="1638" w:type="dxa"/>
-            <w:shd w:fill="E8EEF5"/>
-          </w:tcPr>
-          <w:p>
-            <w:pPr>
-              <w:pStyle w:val="Compact"/>
-              <w:spacing w:before="0" w:after="40" w:line="240" w:lineRule="auto"/>
-              <w:jc w:val="center"/>
-            </w:pPr>
-            <w:r>
-              <w:rPr>
-                <w:rFonts w:ascii="Times New Roman" w:hAnsi="Times New Roman"/>
-                <w:b/>
-                <w:sz w:val="17"/>
-              </w:rPr>
-              <w:t xml:space="preserve">Holm-adjusted p</w:t>
-            </w:r>
-          </w:p>
-        </w:tc>
-        <w:tc>
-          <w:tcPr>
-            <w:vAlign w:val="center"/>
-            <w:tcMar>
-              <w:top w:w="80" w:type="dxa"/>
-              <w:bottom w:w="80" w:type="dxa"/>
-              <w:start w:w="120" w:type="dxa"/>
-              <w:end w:w="120" w:type="dxa"/>
-            </w:tcMar>
-            <w:tcW w:w="2041" w:type="dxa"/>
-            <w:shd w:fill="E8EEF5"/>
-          </w:tcPr>
-          <w:p>
-            <w:pPr>
-              <w:pStyle w:val="Compact"/>
-              <w:spacing w:before="0" w:after="40" w:line="240" w:lineRule="auto"/>
-              <w:jc w:val="right"/>
-            </w:pPr>
-            <w:r>
-              <w:rPr>
-                <w:rFonts w:ascii="Times New Roman" w:hAnsi="Times New Roman"/>
-                <w:b/>
-                <w:sz w:val="17"/>
-              </w:rPr>
-              <w:t xml:space="preserve">10,000-cluster bootstrap 95% CI</w:t>
-            </w:r>
-          </w:p>
-        </w:tc>
-      </w:tr>
-      <w:tr>
-        <w:tc>
-          <w:tcPr>
-            <w:vAlign w:val="center"/>
-            <w:tcMar>
-              <w:top w:w="80" w:type="dxa"/>
-              <w:bottom w:w="80" w:type="dxa"/>
-              <w:start w:w="120" w:type="dxa"/>
-              <w:end w:w="120" w:type="dxa"/>
-            </w:tcMar>
-            <w:tcW w:w="2162" w:type="dxa"/>
-          </w:tcPr>
-          <w:p>
-            <w:pPr>
-              <w:pStyle w:val="Compact"/>
-              <w:spacing w:before="0" w:after="40" w:line="240" w:lineRule="auto"/>
-              <w:jc w:val="left"/>
-            </w:pPr>
-            <w:r>
-              <w:rPr>
-                <w:rFonts w:ascii="Times New Roman" w:hAnsi="Times New Roman"/>
-                <w:sz w:val="17"/>
-              </w:rPr>
-              <w:t xml:space="preserve">M3-full vs structural, unsafe effect</w:t>
-            </w:r>
-          </w:p>
-        </w:tc>
-        <w:tc>
-          <w:tcPr>
-            <w:vAlign w:val="center"/>
-            <w:tcMar>
-              <w:top w:w="80" w:type="dxa"/>
-              <w:bottom w:w="80" w:type="dxa"/>
-              <w:start w:w="120" w:type="dxa"/>
-              <w:end w:w="120" w:type="dxa"/>
-            </w:tcMar>
-            <w:tcW w:w="1881" w:type="dxa"/>
-          </w:tcPr>
-          <w:p>
-            <w:pPr>
-              <w:pStyle w:val="Compact"/>
-              <w:spacing w:before="0" w:after="40" w:line="240" w:lineRule="auto"/>
-              <w:jc w:val="right"/>
-            </w:pPr>
-            <w:r>
-              <w:rPr>
-                <w:rFonts w:ascii="Times New Roman" w:hAnsi="Times New Roman"/>
-                <w:sz w:val="17"/>
-              </w:rPr>
-              <w:t xml:space="preserve">−22.22 pp</w:t>
-            </w:r>
-          </w:p>
-        </w:tc>
-        <w:tc>
-          <w:tcPr>
-            <w:vAlign w:val="center"/>
-            <w:tcMar>
-              <w:top w:w="80" w:type="dxa"/>
-              <w:bottom w:w="80" w:type="dxa"/>
-              <w:start w:w="120" w:type="dxa"/>
-              <w:end w:w="120" w:type="dxa"/>
-            </w:tcMar>
-            <w:tcW w:w="1638" w:type="dxa"/>
-          </w:tcPr>
-          <w:p>
-            <w:pPr>
-              <w:pStyle w:val="Compact"/>
-              <w:spacing w:before="0" w:after="40" w:line="240" w:lineRule="auto"/>
-              <w:jc w:val="center"/>
-            </w:pPr>
-            <w:r>
-              <w:rPr>
-                <w:rFonts w:ascii="Times New Roman" w:hAnsi="Times New Roman"/>
-                <w:sz w:val="17"/>
-              </w:rPr>
-              <w:t xml:space="preserve">0.0078125</w:t>
-            </w:r>
-          </w:p>
-        </w:tc>
-        <w:tc>
-          <w:tcPr>
-            <w:vAlign w:val="center"/>
-            <w:tcMar>
-              <w:top w:w="80" w:type="dxa"/>
-              <w:bottom w:w="80" w:type="dxa"/>
-              <w:start w:w="120" w:type="dxa"/>
-              <w:end w:w="120" w:type="dxa"/>
-            </w:tcMar>
-            <w:tcW w:w="1638" w:type="dxa"/>
-          </w:tcPr>
-          <w:p>
-            <w:pPr>
-              <w:pStyle w:val="Compact"/>
-              <w:spacing w:before="0" w:after="40" w:line="240" w:lineRule="auto"/>
-              <w:jc w:val="center"/>
-            </w:pPr>
-            <w:r>
-              <w:rPr>
-                <w:rFonts w:ascii="Times New Roman" w:hAnsi="Times New Roman"/>
-                <w:sz w:val="17"/>
-              </w:rPr>
-              <w:t xml:space="preserve">0.03125</w:t>
-            </w:r>
-          </w:p>
-        </w:tc>
-        <w:tc>
-          <w:tcPr>
-            <w:vAlign w:val="center"/>
-            <w:tcMar>
-              <w:top w:w="80" w:type="dxa"/>
-              <w:bottom w:w="80" w:type="dxa"/>
-              <w:start w:w="120" w:type="dxa"/>
-              <w:end w:w="120" w:type="dxa"/>
-            </w:tcMar>
-            <w:tcW w:w="2041" w:type="dxa"/>
-          </w:tcPr>
-          <w:p>
-            <w:pPr>
-              <w:pStyle w:val="Compact"/>
-              <w:spacing w:before="0" w:after="40" w:line="240" w:lineRule="auto"/>
-              <w:jc w:val="center"/>
-            </w:pPr>
-            <w:r>
-              <w:rPr>
-                <w:rFonts w:ascii="Times New Roman" w:hAnsi="Times New Roman"/>
-                <w:sz w:val="17"/>
-              </w:rPr>
-              <w:t xml:space="preserve">−36.11 to −8.33 pp</w:t>
-            </w:r>
-          </w:p>
-        </w:tc>
-      </w:tr>
-      <w:tr>
-        <w:tc>
-          <w:tcPr>
-            <w:vAlign w:val="center"/>
-            <w:tcMar>
-              <w:top w:w="80" w:type="dxa"/>
-              <w:bottom w:w="80" w:type="dxa"/>
-              <w:start w:w="120" w:type="dxa"/>
-              <w:end w:w="120" w:type="dxa"/>
-            </w:tcMar>
-            <w:tcW w:w="2162" w:type="dxa"/>
-          </w:tcPr>
-          <w:p>
-            <w:pPr>
-              <w:pStyle w:val="Compact"/>
-              <w:spacing w:before="0" w:after="40" w:line="240" w:lineRule="auto"/>
-              <w:jc w:val="left"/>
-            </w:pPr>
-            <w:r>
-              <w:rPr>
-                <w:rFonts w:ascii="Times New Roman" w:hAnsi="Times New Roman"/>
-                <w:sz w:val="17"/>
-              </w:rPr>
-              <w:t xml:space="preserve">M3-full vs policy-only, unsafe effect</w:t>
-            </w:r>
-          </w:p>
-        </w:tc>
-        <w:tc>
-          <w:tcPr>
-            <w:vAlign w:val="center"/>
-            <w:tcMar>
-              <w:top w:w="80" w:type="dxa"/>
-              <w:bottom w:w="80" w:type="dxa"/>
-              <w:start w:w="120" w:type="dxa"/>
-              <w:end w:w="120" w:type="dxa"/>
-            </w:tcMar>
-            <w:tcW w:w="1881" w:type="dxa"/>
-          </w:tcPr>
-          <w:p>
-            <w:pPr>
-              <w:pStyle w:val="Compact"/>
-              <w:spacing w:before="0" w:after="40" w:line="240" w:lineRule="auto"/>
-              <w:jc w:val="right"/>
-            </w:pPr>
-            <w:r>
-              <w:rPr>
-                <w:rFonts w:ascii="Times New Roman" w:hAnsi="Times New Roman"/>
-                <w:sz w:val="17"/>
-              </w:rPr>
-              <w:t xml:space="preserve">0.00 pp</w:t>
-            </w:r>
-          </w:p>
-        </w:tc>
-        <w:tc>
-          <w:tcPr>
-            <w:vAlign w:val="center"/>
-            <w:tcMar>
-              <w:top w:w="80" w:type="dxa"/>
-              <w:bottom w:w="80" w:type="dxa"/>
-              <w:start w:w="120" w:type="dxa"/>
-              <w:end w:w="120" w:type="dxa"/>
-            </w:tcMar>
-            <w:tcW w:w="1638" w:type="dxa"/>
-          </w:tcPr>
-          <w:p>
-            <w:pPr>
-              <w:pStyle w:val="Compact"/>
-              <w:spacing w:before="0" w:after="40" w:line="240" w:lineRule="auto"/>
-              <w:jc w:val="center"/>
-            </w:pPr>
-            <w:r>
-              <w:rPr>
-                <w:rFonts w:ascii="Times New Roman" w:hAnsi="Times New Roman"/>
-                <w:sz w:val="17"/>
-              </w:rPr>
-              <w:t xml:space="preserve">1.0</w:t>
-            </w:r>
-          </w:p>
-        </w:tc>
-        <w:tc>
-          <w:tcPr>
-            <w:vAlign w:val="center"/>
-            <w:tcMar>
-              <w:top w:w="80" w:type="dxa"/>
-              <w:bottom w:w="80" w:type="dxa"/>
-              <w:start w:w="120" w:type="dxa"/>
-              <w:end w:w="120" w:type="dxa"/>
-            </w:tcMar>
-            <w:tcW w:w="1638" w:type="dxa"/>
-          </w:tcPr>
-          <w:p>
-            <w:pPr>
-              <w:pStyle w:val="Compact"/>
-              <w:spacing w:before="0" w:after="40" w:line="240" w:lineRule="auto"/>
-              <w:jc w:val="center"/>
-            </w:pPr>
-            <w:r>
-              <w:rPr>
-                <w:rFonts w:ascii="Times New Roman" w:hAnsi="Times New Roman"/>
-                <w:sz w:val="17"/>
-              </w:rPr>
-              <w:t xml:space="preserve">1.0</w:t>
-            </w:r>
-          </w:p>
-        </w:tc>
-        <w:tc>
-          <w:tcPr>
-            <w:vAlign w:val="center"/>
-            <w:tcMar>
-              <w:top w:w="80" w:type="dxa"/>
-              <w:bottom w:w="80" w:type="dxa"/>
-              <w:start w:w="120" w:type="dxa"/>
-              <w:end w:w="120" w:type="dxa"/>
-            </w:tcMar>
-            <w:tcW w:w="2041" w:type="dxa"/>
-          </w:tcPr>
-          <w:p>
-            <w:pPr>
-              <w:pStyle w:val="Compact"/>
-              <w:spacing w:before="0" w:after="40" w:line="240" w:lineRule="auto"/>
-              <w:jc w:val="center"/>
-            </w:pPr>
-            <w:r>
-              <w:rPr>
-                <w:rFonts w:ascii="Times New Roman" w:hAnsi="Times New Roman"/>
-                <w:sz w:val="17"/>
-              </w:rPr>
-              <w:t xml:space="preserve">0.00 to 0.00 pp</w:t>
-            </w:r>
-          </w:p>
-        </w:tc>
-      </w:tr>
-      <w:tr>
-        <w:tc>
-          <w:tcPr>
-            <w:vAlign w:val="center"/>
-            <w:tcMar>
-              <w:top w:w="80" w:type="dxa"/>
-              <w:bottom w:w="80" w:type="dxa"/>
-              <w:start w:w="120" w:type="dxa"/>
-              <w:end w:w="120" w:type="dxa"/>
-            </w:tcMar>
-            <w:tcW w:w="2162" w:type="dxa"/>
-          </w:tcPr>
-          <w:p>
-            <w:pPr>
-              <w:pStyle w:val="Compact"/>
-              <w:spacing w:before="0" w:after="40" w:line="240" w:lineRule="auto"/>
-              <w:jc w:val="left"/>
-            </w:pPr>
-            <w:r>
-              <w:rPr>
-                <w:rFonts w:ascii="Times New Roman" w:hAnsi="Times New Roman"/>
-                <w:sz w:val="17"/>
-              </w:rPr>
-              <w:t xml:space="preserve">M3-full vs structural, tool TCR</w:t>
-            </w:r>
-          </w:p>
-        </w:tc>
-        <w:tc>
-          <w:tcPr>
-            <w:vAlign w:val="center"/>
-            <w:tcMar>
-              <w:top w:w="80" w:type="dxa"/>
-              <w:bottom w:w="80" w:type="dxa"/>
-              <w:start w:w="120" w:type="dxa"/>
-              <w:end w:w="120" w:type="dxa"/>
-            </w:tcMar>
-            <w:tcW w:w="1881" w:type="dxa"/>
-          </w:tcPr>
-          <w:p>
-            <w:pPr>
-              <w:pStyle w:val="Compact"/>
-              <w:spacing w:before="0" w:after="40" w:line="240" w:lineRule="auto"/>
-              <w:jc w:val="right"/>
-            </w:pPr>
-            <w:r>
-              <w:rPr>
-                <w:rFonts w:ascii="Times New Roman" w:hAnsi="Times New Roman"/>
-                <w:sz w:val="17"/>
-              </w:rPr>
-              <w:t xml:space="preserve">−25.00 pp</w:t>
-            </w:r>
-          </w:p>
-        </w:tc>
-        <w:tc>
-          <w:tcPr>
-            <w:vAlign w:val="center"/>
-            <w:tcMar>
-              <w:top w:w="80" w:type="dxa"/>
-              <w:bottom w:w="80" w:type="dxa"/>
-              <w:start w:w="120" w:type="dxa"/>
-              <w:end w:w="120" w:type="dxa"/>
-            </w:tcMar>
-            <w:tcW w:w="1638" w:type="dxa"/>
-          </w:tcPr>
-          <w:p>
-            <w:pPr>
-              <w:pStyle w:val="Compact"/>
-              <w:spacing w:before="0" w:after="40" w:line="240" w:lineRule="auto"/>
-              <w:jc w:val="center"/>
-            </w:pPr>
-            <w:r>
-              <w:rPr>
-                <w:rFonts w:ascii="Times New Roman" w:hAnsi="Times New Roman"/>
-                <w:sz w:val="17"/>
-              </w:rPr>
-              <w:t xml:space="preserve">0.03125</w:t>
-            </w:r>
-          </w:p>
-        </w:tc>
-        <w:tc>
-          <w:tcPr>
-            <w:vAlign w:val="center"/>
-            <w:tcMar>
-              <w:top w:w="80" w:type="dxa"/>
-              <w:bottom w:w="80" w:type="dxa"/>
-              <w:start w:w="120" w:type="dxa"/>
-              <w:end w:w="120" w:type="dxa"/>
-            </w:tcMar>
-            <w:tcW w:w="1638" w:type="dxa"/>
-          </w:tcPr>
-          <w:p>
-            <w:pPr>
-              <w:pStyle w:val="Compact"/>
-              <w:spacing w:before="0" w:after="40" w:line="240" w:lineRule="auto"/>
-              <w:jc w:val="center"/>
-            </w:pPr>
-            <w:r>
-              <w:rPr>
-                <w:rFonts w:ascii="Times New Roman" w:hAnsi="Times New Roman"/>
-                <w:sz w:val="17"/>
-              </w:rPr>
-              <w:t xml:space="preserve">0.09375</w:t>
-            </w:r>
-          </w:p>
-        </w:tc>
-        <w:tc>
-          <w:tcPr>
-            <w:vAlign w:val="center"/>
-            <w:tcMar>
-              <w:top w:w="80" w:type="dxa"/>
-              <w:bottom w:w="80" w:type="dxa"/>
-              <w:start w:w="120" w:type="dxa"/>
-              <w:end w:w="120" w:type="dxa"/>
-            </w:tcMar>
-            <w:tcW w:w="2041" w:type="dxa"/>
-          </w:tcPr>
-          <w:p>
-            <w:pPr>
-              <w:pStyle w:val="Compact"/>
-              <w:spacing w:before="0" w:after="40" w:line="240" w:lineRule="auto"/>
-              <w:jc w:val="center"/>
-            </w:pPr>
-            <w:r>
-              <w:rPr>
-                <w:rFonts w:ascii="Times New Roman" w:hAnsi="Times New Roman"/>
-                <w:sz w:val="17"/>
-              </w:rPr>
-              <w:t xml:space="preserve">−41.67 to −8.33 pp</w:t>
-            </w:r>
-          </w:p>
-        </w:tc>
-      </w:tr>
-      <w:tr>
-        <w:tc>
-          <w:tcPr>
-            <w:vAlign w:val="center"/>
-            <w:tcMar>
-              <w:top w:w="80" w:type="dxa"/>
-              <w:bottom w:w="80" w:type="dxa"/>
-              <w:start w:w="120" w:type="dxa"/>
-              <w:end w:w="120" w:type="dxa"/>
-            </w:tcMar>
-            <w:tcW w:w="2162" w:type="dxa"/>
-          </w:tcPr>
-          <w:p>
-            <w:pPr>
-              <w:pStyle w:val="Compact"/>
-              <w:spacing w:before="0" w:after="40" w:line="240" w:lineRule="auto"/>
-              <w:jc w:val="left"/>
-            </w:pPr>
-            <w:r>
-              <w:rPr>
-                <w:rFonts w:ascii="Times New Roman" w:hAnsi="Times New Roman"/>
-                <w:sz w:val="17"/>
-              </w:rPr>
-              <w:t xml:space="preserve">M3-full vs policy-only, tool TCR</w:t>
-            </w:r>
-          </w:p>
-        </w:tc>
-        <w:tc>
-          <w:tcPr>
-            <w:vAlign w:val="center"/>
-            <w:tcMar>
-              <w:top w:w="80" w:type="dxa"/>
-              <w:bottom w:w="80" w:type="dxa"/>
-              <w:start w:w="120" w:type="dxa"/>
-              <w:end w:w="120" w:type="dxa"/>
-            </w:tcMar>
-            <w:tcW w:w="1881" w:type="dxa"/>
-          </w:tcPr>
-          <w:p>
-            <w:pPr>
-              <w:pStyle w:val="Compact"/>
-              <w:spacing w:before="0" w:after="40" w:line="240" w:lineRule="auto"/>
-              <w:jc w:val="right"/>
-            </w:pPr>
-            <w:r>
-              <w:rPr>
-                <w:rFonts w:ascii="Times New Roman" w:hAnsi="Times New Roman"/>
-                <w:sz w:val="17"/>
-              </w:rPr>
-              <w:t xml:space="preserve">−4.17 pp</w:t>
-            </w:r>
-          </w:p>
-        </w:tc>
-        <w:tc>
-          <w:tcPr>
-            <w:vAlign w:val="center"/>
-            <w:tcMar>
-              <w:top w:w="80" w:type="dxa"/>
-              <w:bottom w:w="80" w:type="dxa"/>
-              <w:start w:w="120" w:type="dxa"/>
-              <w:end w:w="120" w:type="dxa"/>
-            </w:tcMar>
-            <w:tcW w:w="1638" w:type="dxa"/>
-          </w:tcPr>
-          <w:p>
-            <w:pPr>
-              <w:pStyle w:val="Compact"/>
-              <w:spacing w:before="0" w:after="40" w:line="240" w:lineRule="auto"/>
-              <w:jc w:val="center"/>
-            </w:pPr>
-            <w:r>
-              <w:rPr>
-                <w:rFonts w:ascii="Times New Roman" w:hAnsi="Times New Roman"/>
-                <w:sz w:val="17"/>
-              </w:rPr>
-              <w:t xml:space="preserve">1.0</w:t>
-            </w:r>
-          </w:p>
-        </w:tc>
-        <w:tc>
-          <w:tcPr>
-            <w:vAlign w:val="center"/>
-            <w:tcMar>
-              <w:top w:w="80" w:type="dxa"/>
-              <w:bottom w:w="80" w:type="dxa"/>
-              <w:start w:w="120" w:type="dxa"/>
-              <w:end w:w="120" w:type="dxa"/>
-            </w:tcMar>
-            <w:tcW w:w="1638" w:type="dxa"/>
-          </w:tcPr>
-          <w:p>
-            <w:pPr>
-              <w:pStyle w:val="Compact"/>
-              <w:spacing w:before="0" w:after="40" w:line="240" w:lineRule="auto"/>
-              <w:jc w:val="center"/>
-            </w:pPr>
-            <w:r>
-              <w:rPr>
-                <w:rFonts w:ascii="Times New Roman" w:hAnsi="Times New Roman"/>
-                <w:sz w:val="17"/>
-              </w:rPr>
-              <w:t xml:space="preserve">1.0</w:t>
-            </w:r>
-          </w:p>
-        </w:tc>
-        <w:tc>
-          <w:tcPr>
-            <w:vAlign w:val="center"/>
-            <w:tcMar>
-              <w:top w:w="80" w:type="dxa"/>
-              <w:bottom w:w="80" w:type="dxa"/>
-              <w:start w:w="120" w:type="dxa"/>
-              <w:end w:w="120" w:type="dxa"/>
-            </w:tcMar>
-            <w:tcW w:w="2041" w:type="dxa"/>
-          </w:tcPr>
-          <w:p>
-            <w:pPr>
-              <w:pStyle w:val="Compact"/>
-              <w:spacing w:before="0" w:after="40" w:line="240" w:lineRule="auto"/>
-              <w:jc w:val="center"/>
-            </w:pPr>
-            <w:r>
-              <w:rPr>
-                <w:rFonts w:ascii="Times New Roman" w:hAnsi="Times New Roman"/>
-                <w:sz w:val="17"/>
-              </w:rPr>
-              <w:t xml:space="preserve">−12.50 to 0.00 pp</w:t>
-            </w:r>
-          </w:p>
-        </w:tc>
-      </w:tr>
-    </w:tbl>
     <w:p>
       <w:pPr>
         <w:pStyle w:val="BodyText"/>
       </w:pPr>
       <w:r>
+        <w:t xml:space="preserve">Detailed values are reported in Supplementary Table S3.</w:t>
+      </w:r>
+    </w:p>
+    <w:p>
+      <w:pPr>
+        <w:pStyle w:val="BodyText"/>
+      </w:pPr>
+      <w:r>
         <w:t xml:space="preserve">The security effect relative to the structural baseline was large in this</w:t>
       </w:r>
       <w:r>
@@ -6849,1348 +4434,14 @@
         <w:t xml:space="preserve">outside the preregistered −5 percentage-point non-inferiority margin.</w:t>
       </w:r>
     </w:p>
-    <w:bookmarkEnd w:id="50"/>
-    <w:bookmarkStart w:id="51" w:name="X271f53f8a755b82505b312d03be2407729019f7"/>
-    <w:p>
-      <w:pPr>
-        <w:pStyle w:val="Heading4"/>
-        <w:keepNext/>
-      </w:pPr>
-      <w:r>
-        <w:t xml:space="preserve">Supplementary Table S4. Runtime burden and operational quality</w:t>
-      </w:r>
-    </w:p>
-    <w:tbl>
-      <w:tblPr>
-        <w:tblStyle w:val="Table"/>
-        <w:tblW w:type="dxa" w:w="9360"/>
-        <w:tblLayout w:type="fixed"/>
-        <w:tblLook w:firstRow="1" w:lastRow="0" w:firstColumn="0" w:lastColumn="0" w:noHBand="0" w:noVBand="0" w:val="0020"/>
-        <w:tblBorders>
-          <w:top w:val="single" w:sz="4" w:space="0" w:color="B7C3D0"/>
-          <w:left w:val="single" w:sz="4" w:space="0" w:color="B7C3D0"/>
-          <w:bottom w:val="single" w:sz="4" w:space="0" w:color="B7C3D0"/>
-          <w:right w:val="single" w:sz="4" w:space="0" w:color="B7C3D0"/>
-          <w:insideH w:val="single" w:sz="4" w:space="0" w:color="B7C3D0"/>
-          <w:insideV w:val="single" w:sz="4" w:space="0" w:color="B7C3D0"/>
-        </w:tblBorders>
-        <w:tblInd w:w="120" w:type="dxa"/>
-      </w:tblPr>
-      <w:tblGrid>
-        <w:gridCol w:w="1507"/>
-        <w:gridCol w:w="1093"/>
-        <w:gridCol w:w="1276"/>
-        <w:gridCol w:w="1472"/>
-        <w:gridCol w:w="1253"/>
-        <w:gridCol w:w="1437"/>
-        <w:gridCol w:w="1322"/>
-      </w:tblGrid>
-      <w:tr>
-        <w:trPr>
-          <w:tblHeader w:val="true"/>
-        </w:trPr>
-        <w:tc>
-          <w:tcPr>
-            <w:vAlign w:val="center"/>
-            <w:tcMar>
-              <w:top w:w="80" w:type="dxa"/>
-              <w:bottom w:w="80" w:type="dxa"/>
-              <w:start w:w="120" w:type="dxa"/>
-              <w:end w:w="120" w:type="dxa"/>
-            </w:tcMar>
-            <w:tcW w:w="1507" w:type="dxa"/>
-            <w:shd w:fill="E8EEF5"/>
-          </w:tcPr>
-          <w:p>
-            <w:pPr>
-              <w:pStyle w:val="Compact"/>
-              <w:spacing w:before="0" w:after="40" w:line="240" w:lineRule="auto"/>
-              <w:jc w:val="left"/>
-            </w:pPr>
-            <w:r>
-              <w:rPr>
-                <w:rFonts w:ascii="Times New Roman" w:hAnsi="Times New Roman"/>
-                <w:b/>
-                <w:sz w:val="15"/>
-              </w:rPr>
-              <w:t xml:space="preserve">Condition</w:t>
-            </w:r>
-          </w:p>
-        </w:tc>
-        <w:tc>
-          <w:tcPr>
-            <w:vAlign w:val="center"/>
-            <w:tcMar>
-              <w:top w:w="80" w:type="dxa"/>
-              <w:bottom w:w="80" w:type="dxa"/>
-              <w:start w:w="120" w:type="dxa"/>
-              <w:end w:w="120" w:type="dxa"/>
-            </w:tcMar>
-            <w:tcW w:w="1093" w:type="dxa"/>
-            <w:shd w:fill="E8EEF5"/>
-          </w:tcPr>
-          <w:p>
-            <w:pPr>
-              <w:pStyle w:val="Compact"/>
-              <w:spacing w:before="0" w:after="40" w:line="240" w:lineRule="auto"/>
-              <w:jc w:val="right"/>
-            </w:pPr>
-            <w:r>
-              <w:rPr>
-                <w:rFonts w:ascii="Times New Roman" w:hAnsi="Times New Roman"/>
-                <w:b/>
-                <w:sz w:val="15"/>
-              </w:rPr>
-              <w:t xml:space="preserve">ASK / 72</w:t>
-            </w:r>
-          </w:p>
-        </w:tc>
-        <w:tc>
-          <w:tcPr>
-            <w:vAlign w:val="center"/>
-            <w:tcMar>
-              <w:top w:w="80" w:type="dxa"/>
-              <w:bottom w:w="80" w:type="dxa"/>
-              <w:start w:w="120" w:type="dxa"/>
-              <w:end w:w="120" w:type="dxa"/>
-            </w:tcMar>
-            <w:tcW w:w="1276" w:type="dxa"/>
-            <w:shd w:fill="E8EEF5"/>
-          </w:tcPr>
-          <w:p>
-            <w:pPr>
-              <w:pStyle w:val="Compact"/>
-              <w:spacing w:before="0" w:after="40" w:line="240" w:lineRule="auto"/>
-              <w:jc w:val="center"/>
-            </w:pPr>
-            <w:r>
-              <w:rPr>
-                <w:rFonts w:ascii="Times New Roman" w:hAnsi="Times New Roman"/>
-                <w:b/>
-                <w:sz w:val="15"/>
-              </w:rPr>
-              <w:t xml:space="preserve">Benign ASK rate</w:t>
-            </w:r>
-          </w:p>
-        </w:tc>
-        <w:tc>
-          <w:tcPr>
-            <w:vAlign w:val="center"/>
-            <w:tcMar>
-              <w:top w:w="80" w:type="dxa"/>
-              <w:bottom w:w="80" w:type="dxa"/>
-              <w:start w:w="120" w:type="dxa"/>
-              <w:end w:w="120" w:type="dxa"/>
-            </w:tcMar>
-            <w:tcW w:w="1472" w:type="dxa"/>
-            <w:shd w:fill="E8EEF5"/>
-          </w:tcPr>
-          <w:p>
-            <w:pPr>
-              <w:pStyle w:val="Compact"/>
-              <w:spacing w:before="0" w:after="40" w:line="240" w:lineRule="auto"/>
-              <w:jc w:val="center"/>
-            </w:pPr>
-            <w:r>
-              <w:rPr>
-                <w:rFonts w:ascii="Times New Roman" w:hAnsi="Times New Roman"/>
-                <w:b/>
-                <w:sz w:val="15"/>
-              </w:rPr>
-              <w:t xml:space="preserve">Operational failures / 72</w:t>
-            </w:r>
-          </w:p>
-        </w:tc>
-        <w:tc>
-          <w:tcPr>
-            <w:vAlign w:val="center"/>
-            <w:tcMar>
-              <w:top w:w="80" w:type="dxa"/>
-              <w:bottom w:w="80" w:type="dxa"/>
-              <w:start w:w="120" w:type="dxa"/>
-              <w:end w:w="120" w:type="dxa"/>
-            </w:tcMar>
-            <w:tcW w:w="1253" w:type="dxa"/>
-            <w:shd w:fill="E8EEF5"/>
-          </w:tcPr>
-          <w:p>
-            <w:pPr>
-              <w:pStyle w:val="Compact"/>
-              <w:spacing w:before="0" w:after="40" w:line="240" w:lineRule="auto"/>
-              <w:jc w:val="center"/>
-            </w:pPr>
-            <w:r>
-              <w:rPr>
-                <w:rFonts w:ascii="Times New Roman" w:hAnsi="Times New Roman"/>
-                <w:b/>
-                <w:sz w:val="15"/>
-              </w:rPr>
-              <w:t xml:space="preserve">Provider calls</w:t>
-            </w:r>
-          </w:p>
-        </w:tc>
-        <w:tc>
-          <w:tcPr>
-            <w:vAlign w:val="center"/>
-            <w:tcMar>
-              <w:top w:w="80" w:type="dxa"/>
-              <w:bottom w:w="80" w:type="dxa"/>
-              <w:start w:w="120" w:type="dxa"/>
-              <w:end w:w="120" w:type="dxa"/>
-            </w:tcMar>
-            <w:tcW w:w="1437" w:type="dxa"/>
-            <w:shd w:fill="E8EEF5"/>
-          </w:tcPr>
-          <w:p>
-            <w:pPr>
-              <w:pStyle w:val="Compact"/>
-              <w:spacing w:before="0" w:after="40" w:line="240" w:lineRule="auto"/>
-              <w:jc w:val="center"/>
-            </w:pPr>
-            <w:r>
-              <w:rPr>
-                <w:rFonts w:ascii="Times New Roman" w:hAnsi="Times New Roman"/>
-                <w:b/>
-                <w:sz w:val="15"/>
-              </w:rPr>
-              <w:t xml:space="preserve">Trace-bundle cost (CNY)</w:t>
-            </w:r>
-          </w:p>
-        </w:tc>
-        <w:tc>
-          <w:tcPr>
-            <w:vAlign w:val="center"/>
-            <w:tcMar>
-              <w:top w:w="80" w:type="dxa"/>
-              <w:bottom w:w="80" w:type="dxa"/>
-              <w:start w:w="120" w:type="dxa"/>
-              <w:end w:w="120" w:type="dxa"/>
-            </w:tcMar>
-            <w:tcW w:w="1322" w:type="dxa"/>
-            <w:shd w:fill="E8EEF5"/>
-          </w:tcPr>
-          <w:p>
-            <w:pPr>
-              <w:pStyle w:val="Compact"/>
-              <w:spacing w:before="0" w:after="40" w:line="240" w:lineRule="auto"/>
-              <w:jc w:val="center"/>
-            </w:pPr>
-            <w:r>
-              <w:rPr>
-                <w:rFonts w:ascii="Times New Roman" w:hAnsi="Times New Roman"/>
-                <w:b/>
-                <w:sz w:val="15"/>
-              </w:rPr>
-              <w:t xml:space="preserve">Total latency p95</w:t>
-            </w:r>
-          </w:p>
-        </w:tc>
-      </w:tr>
-      <w:tr>
-        <w:tc>
-          <w:tcPr>
-            <w:vAlign w:val="center"/>
-            <w:tcMar>
-              <w:top w:w="80" w:type="dxa"/>
-              <w:bottom w:w="80" w:type="dxa"/>
-              <w:start w:w="120" w:type="dxa"/>
-              <w:end w:w="120" w:type="dxa"/>
-            </w:tcMar>
-            <w:tcW w:w="1507" w:type="dxa"/>
-          </w:tcPr>
-          <w:p>
-            <w:pPr>
-              <w:pStyle w:val="Compact"/>
-              <w:spacing w:before="0" w:after="40" w:line="240" w:lineRule="auto"/>
-              <w:jc w:val="left"/>
-            </w:pPr>
-            <w:r>
-              <w:rPr>
-                <w:rFonts w:ascii="Times New Roman" w:hAnsi="Times New Roman"/>
-                <w:sz w:val="15"/>
-              </w:rPr>
-              <w:t xml:space="preserve">No defense</w:t>
-            </w:r>
-          </w:p>
-        </w:tc>
-        <w:tc>
-          <w:tcPr>
-            <w:vAlign w:val="center"/>
-            <w:tcMar>
-              <w:top w:w="80" w:type="dxa"/>
-              <w:bottom w:w="80" w:type="dxa"/>
-              <w:start w:w="120" w:type="dxa"/>
-              <w:end w:w="120" w:type="dxa"/>
-            </w:tcMar>
-            <w:tcW w:w="1093" w:type="dxa"/>
-          </w:tcPr>
-          <w:p>
-            <w:pPr>
-              <w:pStyle w:val="Compact"/>
-              <w:spacing w:before="0" w:after="40" w:line="240" w:lineRule="auto"/>
-              <w:jc w:val="right"/>
-            </w:pPr>
-            <w:r>
-              <w:rPr>
-                <w:rFonts w:ascii="Times New Roman" w:hAnsi="Times New Roman"/>
-                <w:sz w:val="15"/>
-              </w:rPr>
-              <w:t xml:space="preserve">0</w:t>
-            </w:r>
-          </w:p>
-        </w:tc>
-        <w:tc>
-          <w:tcPr>
-            <w:vAlign w:val="center"/>
-            <w:tcMar>
-              <w:top w:w="80" w:type="dxa"/>
-              <w:bottom w:w="80" w:type="dxa"/>
-              <w:start w:w="120" w:type="dxa"/>
-              <w:end w:w="120" w:type="dxa"/>
-            </w:tcMar>
-            <w:tcW w:w="1276" w:type="dxa"/>
-          </w:tcPr>
-          <w:p>
-            <w:pPr>
-              <w:pStyle w:val="Compact"/>
-              <w:spacing w:before="0" w:after="40" w:line="240" w:lineRule="auto"/>
-              <w:jc w:val="center"/>
-            </w:pPr>
-            <w:r>
-              <w:rPr>
-                <w:rFonts w:ascii="Times New Roman" w:hAnsi="Times New Roman"/>
-                <w:sz w:val="15"/>
-              </w:rPr>
-              <w:t xml:space="preserve">0.00%</w:t>
-            </w:r>
-          </w:p>
-        </w:tc>
-        <w:tc>
-          <w:tcPr>
-            <w:vAlign w:val="center"/>
-            <w:tcMar>
-              <w:top w:w="80" w:type="dxa"/>
-              <w:bottom w:w="80" w:type="dxa"/>
-              <w:start w:w="120" w:type="dxa"/>
-              <w:end w:w="120" w:type="dxa"/>
-            </w:tcMar>
-            <w:tcW w:w="1472" w:type="dxa"/>
-          </w:tcPr>
-          <w:p>
-            <w:pPr>
-              <w:pStyle w:val="Compact"/>
-              <w:spacing w:before="0" w:after="40" w:line="240" w:lineRule="auto"/>
-              <w:jc w:val="center"/>
-            </w:pPr>
-            <w:r>
-              <w:rPr>
-                <w:rFonts w:ascii="Times New Roman" w:hAnsi="Times New Roman"/>
-                <w:sz w:val="15"/>
-              </w:rPr>
-              <w:t xml:space="preserve">4</w:t>
-            </w:r>
-          </w:p>
-        </w:tc>
-        <w:tc>
-          <w:tcPr>
-            <w:vAlign w:val="center"/>
-            <w:tcMar>
-              <w:top w:w="80" w:type="dxa"/>
-              <w:bottom w:w="80" w:type="dxa"/>
-              <w:start w:w="120" w:type="dxa"/>
-              <w:end w:w="120" w:type="dxa"/>
-            </w:tcMar>
-            <w:tcW w:w="1253" w:type="dxa"/>
-          </w:tcPr>
-          <w:p>
-            <w:pPr>
-              <w:pStyle w:val="Compact"/>
-              <w:spacing w:before="0" w:after="40" w:line="240" w:lineRule="auto"/>
-              <w:jc w:val="center"/>
-            </w:pPr>
-            <w:r>
-              <w:rPr>
-                <w:rFonts w:ascii="Times New Roman" w:hAnsi="Times New Roman"/>
-                <w:sz w:val="15"/>
-              </w:rPr>
-              <w:t xml:space="preserve">181</w:t>
-            </w:r>
-          </w:p>
-        </w:tc>
-        <w:tc>
-          <w:tcPr>
-            <w:vAlign w:val="center"/>
-            <w:tcMar>
-              <w:top w:w="80" w:type="dxa"/>
-              <w:bottom w:w="80" w:type="dxa"/>
-              <w:start w:w="120" w:type="dxa"/>
-              <w:end w:w="120" w:type="dxa"/>
-            </w:tcMar>
-            <w:tcW w:w="1437" w:type="dxa"/>
-          </w:tcPr>
-          <w:p>
-            <w:pPr>
-              <w:pStyle w:val="Compact"/>
-              <w:spacing w:before="0" w:after="40" w:line="240" w:lineRule="auto"/>
-              <w:jc w:val="center"/>
-            </w:pPr>
-            <w:r>
-              <w:rPr>
-                <w:rFonts w:ascii="Times New Roman" w:hAnsi="Times New Roman"/>
-                <w:sz w:val="15"/>
-              </w:rPr>
-              <w:t xml:space="preserve">0.1821176</w:t>
-            </w:r>
-          </w:p>
-        </w:tc>
-        <w:tc>
-          <w:tcPr>
-            <w:vAlign w:val="center"/>
-            <w:tcMar>
-              <w:top w:w="80" w:type="dxa"/>
-              <w:bottom w:w="80" w:type="dxa"/>
-              <w:start w:w="120" w:type="dxa"/>
-              <w:end w:w="120" w:type="dxa"/>
-            </w:tcMar>
-            <w:tcW w:w="1322" w:type="dxa"/>
-          </w:tcPr>
-          <w:p>
-            <w:pPr>
-              <w:pStyle w:val="Compact"/>
-              <w:spacing w:before="0" w:after="40" w:line="240" w:lineRule="auto"/>
-              <w:jc w:val="center"/>
-            </w:pPr>
-            <w:r>
-              <w:rPr>
-                <w:rFonts w:ascii="Times New Roman" w:hAnsi="Times New Roman"/>
-                <w:sz w:val="15"/>
-              </w:rPr>
-              <w:t xml:space="preserve">16.924 s</w:t>
-            </w:r>
-          </w:p>
-        </w:tc>
-      </w:tr>
-      <w:tr>
-        <w:tc>
-          <w:tcPr>
-            <w:vAlign w:val="center"/>
-            <w:tcMar>
-              <w:top w:w="80" w:type="dxa"/>
-              <w:bottom w:w="80" w:type="dxa"/>
-              <w:start w:w="120" w:type="dxa"/>
-              <w:end w:w="120" w:type="dxa"/>
-            </w:tcMar>
-            <w:tcW w:w="1507" w:type="dxa"/>
-          </w:tcPr>
-          <w:p>
-            <w:pPr>
-              <w:pStyle w:val="Compact"/>
-              <w:spacing w:before="0" w:after="40" w:line="240" w:lineRule="auto"/>
-              <w:jc w:val="left"/>
-            </w:pPr>
-            <w:r>
-              <w:rPr>
-                <w:rFonts w:ascii="Times New Roman" w:hAnsi="Times New Roman"/>
-                <w:sz w:val="15"/>
-              </w:rPr>
-              <w:t xml:space="preserve">Safe prompt / spotlighting</w:t>
-            </w:r>
-          </w:p>
-        </w:tc>
-        <w:tc>
-          <w:tcPr>
-            <w:vAlign w:val="center"/>
-            <w:tcMar>
-              <w:top w:w="80" w:type="dxa"/>
-              <w:bottom w:w="80" w:type="dxa"/>
-              <w:start w:w="120" w:type="dxa"/>
-              <w:end w:w="120" w:type="dxa"/>
-            </w:tcMar>
-            <w:tcW w:w="1093" w:type="dxa"/>
-          </w:tcPr>
-          <w:p>
-            <w:pPr>
-              <w:pStyle w:val="Compact"/>
-              <w:spacing w:before="0" w:after="40" w:line="240" w:lineRule="auto"/>
-              <w:jc w:val="right"/>
-            </w:pPr>
-            <w:r>
-              <w:rPr>
-                <w:rFonts w:ascii="Times New Roman" w:hAnsi="Times New Roman"/>
-                <w:sz w:val="15"/>
-              </w:rPr>
-              <w:t xml:space="preserve">0</w:t>
-            </w:r>
-          </w:p>
-        </w:tc>
-        <w:tc>
-          <w:tcPr>
-            <w:vAlign w:val="center"/>
-            <w:tcMar>
-              <w:top w:w="80" w:type="dxa"/>
-              <w:bottom w:w="80" w:type="dxa"/>
-              <w:start w:w="120" w:type="dxa"/>
-              <w:end w:w="120" w:type="dxa"/>
-            </w:tcMar>
-            <w:tcW w:w="1276" w:type="dxa"/>
-          </w:tcPr>
-          <w:p>
-            <w:pPr>
-              <w:pStyle w:val="Compact"/>
-              <w:spacing w:before="0" w:after="40" w:line="240" w:lineRule="auto"/>
-              <w:jc w:val="center"/>
-            </w:pPr>
-            <w:r>
-              <w:rPr>
-                <w:rFonts w:ascii="Times New Roman" w:hAnsi="Times New Roman"/>
-                <w:sz w:val="15"/>
-              </w:rPr>
-              <w:t xml:space="preserve">0.00%</w:t>
-            </w:r>
-          </w:p>
-        </w:tc>
-        <w:tc>
-          <w:tcPr>
-            <w:vAlign w:val="center"/>
-            <w:tcMar>
-              <w:top w:w="80" w:type="dxa"/>
-              <w:bottom w:w="80" w:type="dxa"/>
-              <w:start w:w="120" w:type="dxa"/>
-              <w:end w:w="120" w:type="dxa"/>
-            </w:tcMar>
-            <w:tcW w:w="1472" w:type="dxa"/>
-          </w:tcPr>
-          <w:p>
-            <w:pPr>
-              <w:pStyle w:val="Compact"/>
-              <w:spacing w:before="0" w:after="40" w:line="240" w:lineRule="auto"/>
-              <w:jc w:val="center"/>
-            </w:pPr>
-            <w:r>
-              <w:rPr>
-                <w:rFonts w:ascii="Times New Roman" w:hAnsi="Times New Roman"/>
-                <w:sz w:val="15"/>
-              </w:rPr>
-              <w:t xml:space="preserve">5</w:t>
-            </w:r>
-          </w:p>
-        </w:tc>
-        <w:tc>
-          <w:tcPr>
-            <w:vAlign w:val="center"/>
-            <w:tcMar>
-              <w:top w:w="80" w:type="dxa"/>
-              <w:bottom w:w="80" w:type="dxa"/>
-              <w:start w:w="120" w:type="dxa"/>
-              <w:end w:w="120" w:type="dxa"/>
-            </w:tcMar>
-            <w:tcW w:w="1253" w:type="dxa"/>
-          </w:tcPr>
-          <w:p>
-            <w:pPr>
-              <w:pStyle w:val="Compact"/>
-              <w:spacing w:before="0" w:after="40" w:line="240" w:lineRule="auto"/>
-              <w:jc w:val="center"/>
-            </w:pPr>
-            <w:r>
-              <w:rPr>
-                <w:rFonts w:ascii="Times New Roman" w:hAnsi="Times New Roman"/>
-                <w:sz w:val="15"/>
-              </w:rPr>
-              <w:t xml:space="preserve">167</w:t>
-            </w:r>
-          </w:p>
-        </w:tc>
-        <w:tc>
-          <w:tcPr>
-            <w:vAlign w:val="center"/>
-            <w:tcMar>
-              <w:top w:w="80" w:type="dxa"/>
-              <w:bottom w:w="80" w:type="dxa"/>
-              <w:start w:w="120" w:type="dxa"/>
-              <w:end w:w="120" w:type="dxa"/>
-            </w:tcMar>
-            <w:tcW w:w="1437" w:type="dxa"/>
-          </w:tcPr>
-          <w:p>
-            <w:pPr>
-              <w:pStyle w:val="Compact"/>
-              <w:spacing w:before="0" w:after="40" w:line="240" w:lineRule="auto"/>
-              <w:jc w:val="center"/>
-            </w:pPr>
-            <w:r>
-              <w:rPr>
-                <w:rFonts w:ascii="Times New Roman" w:hAnsi="Times New Roman"/>
-                <w:sz w:val="15"/>
-              </w:rPr>
-              <w:t xml:space="preserve">0.1812942</w:t>
-            </w:r>
-          </w:p>
-        </w:tc>
-        <w:tc>
-          <w:tcPr>
-            <w:vAlign w:val="center"/>
-            <w:tcMar>
-              <w:top w:w="80" w:type="dxa"/>
-              <w:bottom w:w="80" w:type="dxa"/>
-              <w:start w:w="120" w:type="dxa"/>
-              <w:end w:w="120" w:type="dxa"/>
-            </w:tcMar>
-            <w:tcW w:w="1322" w:type="dxa"/>
-          </w:tcPr>
-          <w:p>
-            <w:pPr>
-              <w:pStyle w:val="Compact"/>
-              <w:spacing w:before="0" w:after="40" w:line="240" w:lineRule="auto"/>
-              <w:jc w:val="center"/>
-            </w:pPr>
-            <w:r>
-              <w:rPr>
-                <w:rFonts w:ascii="Times New Roman" w:hAnsi="Times New Roman"/>
-                <w:sz w:val="15"/>
-              </w:rPr>
-              <w:t xml:space="preserve">15.971 s</w:t>
-            </w:r>
-          </w:p>
-        </w:tc>
-      </w:tr>
-      <w:tr>
-        <w:tc>
-          <w:tcPr>
-            <w:vAlign w:val="center"/>
-            <w:tcMar>
-              <w:top w:w="80" w:type="dxa"/>
-              <w:bottom w:w="80" w:type="dxa"/>
-              <w:start w:w="120" w:type="dxa"/>
-              <w:end w:w="120" w:type="dxa"/>
-            </w:tcMar>
-            <w:tcW w:w="1507" w:type="dxa"/>
-          </w:tcPr>
-          <w:p>
-            <w:pPr>
-              <w:pStyle w:val="Compact"/>
-              <w:spacing w:before="0" w:after="40" w:line="240" w:lineRule="auto"/>
-              <w:jc w:val="left"/>
-            </w:pPr>
-            <w:r>
-              <w:rPr>
-                <w:rFonts w:ascii="Times New Roman" w:hAnsi="Times New Roman"/>
-                <w:sz w:val="15"/>
-              </w:rPr>
-              <w:t xml:space="preserve">PromptGuard (detector-only)</w:t>
-            </w:r>
-          </w:p>
-        </w:tc>
-        <w:tc>
-          <w:tcPr>
-            <w:vAlign w:val="center"/>
-            <w:tcMar>
-              <w:top w:w="80" w:type="dxa"/>
-              <w:bottom w:w="80" w:type="dxa"/>
-              <w:start w:w="120" w:type="dxa"/>
-              <w:end w:w="120" w:type="dxa"/>
-            </w:tcMar>
-            <w:tcW w:w="1093" w:type="dxa"/>
-          </w:tcPr>
-          <w:p>
-            <w:pPr>
-              <w:pStyle w:val="Compact"/>
-              <w:spacing w:before="0" w:after="40" w:line="240" w:lineRule="auto"/>
-              <w:jc w:val="right"/>
-            </w:pPr>
-            <w:r>
-              <w:rPr>
-                <w:rFonts w:ascii="Times New Roman" w:hAnsi="Times New Roman"/>
-                <w:sz w:val="15"/>
-              </w:rPr>
-              <w:t xml:space="preserve">0</w:t>
-            </w:r>
-          </w:p>
-        </w:tc>
-        <w:tc>
-          <w:tcPr>
-            <w:vAlign w:val="center"/>
-            <w:tcMar>
-              <w:top w:w="80" w:type="dxa"/>
-              <w:bottom w:w="80" w:type="dxa"/>
-              <w:start w:w="120" w:type="dxa"/>
-              <w:end w:w="120" w:type="dxa"/>
-            </w:tcMar>
-            <w:tcW w:w="1276" w:type="dxa"/>
-          </w:tcPr>
-          <w:p>
-            <w:pPr>
-              <w:pStyle w:val="Compact"/>
-              <w:spacing w:before="0" w:after="40" w:line="240" w:lineRule="auto"/>
-              <w:jc w:val="center"/>
-            </w:pPr>
-            <w:r>
-              <w:rPr>
-                <w:rFonts w:ascii="Times New Roman" w:hAnsi="Times New Roman"/>
-                <w:sz w:val="15"/>
-              </w:rPr>
-              <w:t xml:space="preserve">0.00%</w:t>
-            </w:r>
-          </w:p>
-        </w:tc>
-        <w:tc>
-          <w:tcPr>
-            <w:vAlign w:val="center"/>
-            <w:tcMar>
-              <w:top w:w="80" w:type="dxa"/>
-              <w:bottom w:w="80" w:type="dxa"/>
-              <w:start w:w="120" w:type="dxa"/>
-              <w:end w:w="120" w:type="dxa"/>
-            </w:tcMar>
-            <w:tcW w:w="1472" w:type="dxa"/>
-          </w:tcPr>
-          <w:p>
-            <w:pPr>
-              <w:pStyle w:val="Compact"/>
-              <w:spacing w:before="0" w:after="40" w:line="240" w:lineRule="auto"/>
-              <w:jc w:val="center"/>
-            </w:pPr>
-            <w:r>
-              <w:rPr>
-                <w:rFonts w:ascii="Times New Roman" w:hAnsi="Times New Roman"/>
-                <w:sz w:val="15"/>
-              </w:rPr>
-              <w:t xml:space="preserve">5</w:t>
-            </w:r>
-          </w:p>
-        </w:tc>
-        <w:tc>
-          <w:tcPr>
-            <w:vAlign w:val="center"/>
-            <w:tcMar>
-              <w:top w:w="80" w:type="dxa"/>
-              <w:bottom w:w="80" w:type="dxa"/>
-              <w:start w:w="120" w:type="dxa"/>
-              <w:end w:w="120" w:type="dxa"/>
-            </w:tcMar>
-            <w:tcW w:w="1253" w:type="dxa"/>
-          </w:tcPr>
-          <w:p>
-            <w:pPr>
-              <w:pStyle w:val="Compact"/>
-              <w:spacing w:before="0" w:after="40" w:line="240" w:lineRule="auto"/>
-              <w:jc w:val="center"/>
-            </w:pPr>
-            <w:r>
-              <w:rPr>
-                <w:rFonts w:ascii="Times New Roman" w:hAnsi="Times New Roman"/>
-                <w:sz w:val="15"/>
-              </w:rPr>
-              <w:t xml:space="preserve">180</w:t>
-            </w:r>
-          </w:p>
-        </w:tc>
-        <w:tc>
-          <w:tcPr>
-            <w:vAlign w:val="center"/>
-            <w:tcMar>
-              <w:top w:w="80" w:type="dxa"/>
-              <w:bottom w:w="80" w:type="dxa"/>
-              <w:start w:w="120" w:type="dxa"/>
-              <w:end w:w="120" w:type="dxa"/>
-            </w:tcMar>
-            <w:tcW w:w="1437" w:type="dxa"/>
-          </w:tcPr>
-          <w:p>
-            <w:pPr>
-              <w:pStyle w:val="Compact"/>
-              <w:spacing w:before="0" w:after="40" w:line="240" w:lineRule="auto"/>
-              <w:jc w:val="center"/>
-            </w:pPr>
-            <w:r>
-              <w:rPr>
-                <w:rFonts w:ascii="Times New Roman" w:hAnsi="Times New Roman"/>
-                <w:sz w:val="15"/>
-              </w:rPr>
-              <w:t xml:space="preserve">0.0986064</w:t>
-            </w:r>
-          </w:p>
-        </w:tc>
-        <w:tc>
-          <w:tcPr>
-            <w:vAlign w:val="center"/>
-            <w:tcMar>
-              <w:top w:w="80" w:type="dxa"/>
-              <w:bottom w:w="80" w:type="dxa"/>
-              <w:start w:w="120" w:type="dxa"/>
-              <w:end w:w="120" w:type="dxa"/>
-            </w:tcMar>
-            <w:tcW w:w="1322" w:type="dxa"/>
-          </w:tcPr>
-          <w:p>
-            <w:pPr>
-              <w:pStyle w:val="Compact"/>
-              <w:spacing w:before="0" w:after="40" w:line="240" w:lineRule="auto"/>
-              <w:jc w:val="center"/>
-            </w:pPr>
-            <w:r>
-              <w:rPr>
-                <w:rFonts w:ascii="Times New Roman" w:hAnsi="Times New Roman"/>
-                <w:sz w:val="15"/>
-              </w:rPr>
-              <w:t xml:space="preserve">18.249 s</w:t>
-            </w:r>
-          </w:p>
-        </w:tc>
-      </w:tr>
-      <w:tr>
-        <w:tc>
-          <w:tcPr>
-            <w:vAlign w:val="center"/>
-            <w:tcMar>
-              <w:top w:w="80" w:type="dxa"/>
-              <w:bottom w:w="80" w:type="dxa"/>
-              <w:start w:w="120" w:type="dxa"/>
-              <w:end w:w="120" w:type="dxa"/>
-            </w:tcMar>
-            <w:tcW w:w="1507" w:type="dxa"/>
-          </w:tcPr>
-          <w:p>
-            <w:pPr>
-              <w:pStyle w:val="Compact"/>
-              <w:spacing w:before="0" w:after="40" w:line="240" w:lineRule="auto"/>
-              <w:jc w:val="left"/>
-            </w:pPr>
-            <w:r>
-              <w:rPr>
-                <w:rFonts w:ascii="Times New Roman" w:hAnsi="Times New Roman"/>
-                <w:sz w:val="15"/>
-              </w:rPr>
-              <w:t xml:space="preserve">Structural baseline</w:t>
-            </w:r>
-          </w:p>
-        </w:tc>
-        <w:tc>
-          <w:tcPr>
-            <w:vAlign w:val="center"/>
-            <w:tcMar>
-              <w:top w:w="80" w:type="dxa"/>
-              <w:bottom w:w="80" w:type="dxa"/>
-              <w:start w:w="120" w:type="dxa"/>
-              <w:end w:w="120" w:type="dxa"/>
-            </w:tcMar>
-            <w:tcW w:w="1093" w:type="dxa"/>
-          </w:tcPr>
-          <w:p>
-            <w:pPr>
-              <w:pStyle w:val="Compact"/>
-              <w:spacing w:before="0" w:after="40" w:line="240" w:lineRule="auto"/>
-              <w:jc w:val="right"/>
-            </w:pPr>
-            <w:r>
-              <w:rPr>
-                <w:rFonts w:ascii="Times New Roman" w:hAnsi="Times New Roman"/>
-                <w:sz w:val="15"/>
-              </w:rPr>
-              <w:t xml:space="preserve">0</w:t>
-            </w:r>
-          </w:p>
-        </w:tc>
-        <w:tc>
-          <w:tcPr>
-            <w:vAlign w:val="center"/>
-            <w:tcMar>
-              <w:top w:w="80" w:type="dxa"/>
-              <w:bottom w:w="80" w:type="dxa"/>
-              <w:start w:w="120" w:type="dxa"/>
-              <w:end w:w="120" w:type="dxa"/>
-            </w:tcMar>
-            <w:tcW w:w="1276" w:type="dxa"/>
-          </w:tcPr>
-          <w:p>
-            <w:pPr>
-              <w:pStyle w:val="Compact"/>
-              <w:spacing w:before="0" w:after="40" w:line="240" w:lineRule="auto"/>
-              <w:jc w:val="center"/>
-            </w:pPr>
-            <w:r>
-              <w:rPr>
-                <w:rFonts w:ascii="Times New Roman" w:hAnsi="Times New Roman"/>
-                <w:sz w:val="15"/>
-              </w:rPr>
-              <w:t xml:space="preserve">0.00%</w:t>
-            </w:r>
-          </w:p>
-        </w:tc>
-        <w:tc>
-          <w:tcPr>
-            <w:vAlign w:val="center"/>
-            <w:tcMar>
-              <w:top w:w="80" w:type="dxa"/>
-              <w:bottom w:w="80" w:type="dxa"/>
-              <w:start w:w="120" w:type="dxa"/>
-              <w:end w:w="120" w:type="dxa"/>
-            </w:tcMar>
-            <w:tcW w:w="1472" w:type="dxa"/>
-          </w:tcPr>
-          <w:p>
-            <w:pPr>
-              <w:pStyle w:val="Compact"/>
-              <w:spacing w:before="0" w:after="40" w:line="240" w:lineRule="auto"/>
-              <w:jc w:val="center"/>
-            </w:pPr>
-            <w:r>
-              <w:rPr>
-                <w:rFonts w:ascii="Times New Roman" w:hAnsi="Times New Roman"/>
-                <w:sz w:val="15"/>
-              </w:rPr>
-              <w:t xml:space="preserve">4</w:t>
-            </w:r>
-          </w:p>
-        </w:tc>
-        <w:tc>
-          <w:tcPr>
-            <w:vAlign w:val="center"/>
-            <w:tcMar>
-              <w:top w:w="80" w:type="dxa"/>
-              <w:bottom w:w="80" w:type="dxa"/>
-              <w:start w:w="120" w:type="dxa"/>
-              <w:end w:w="120" w:type="dxa"/>
-            </w:tcMar>
-            <w:tcW w:w="1253" w:type="dxa"/>
-          </w:tcPr>
-          <w:p>
-            <w:pPr>
-              <w:pStyle w:val="Compact"/>
-              <w:spacing w:before="0" w:after="40" w:line="240" w:lineRule="auto"/>
-              <w:jc w:val="center"/>
-            </w:pPr>
-            <w:r>
-              <w:rPr>
-                <w:rFonts w:ascii="Times New Roman" w:hAnsi="Times New Roman"/>
-                <w:sz w:val="15"/>
-              </w:rPr>
-              <w:t xml:space="preserve">249</w:t>
-            </w:r>
-          </w:p>
-        </w:tc>
-        <w:tc>
-          <w:tcPr>
-            <w:vAlign w:val="center"/>
-            <w:tcMar>
-              <w:top w:w="80" w:type="dxa"/>
-              <w:bottom w:w="80" w:type="dxa"/>
-              <w:start w:w="120" w:type="dxa"/>
-              <w:end w:w="120" w:type="dxa"/>
-            </w:tcMar>
-            <w:tcW w:w="1437" w:type="dxa"/>
-          </w:tcPr>
-          <w:p>
-            <w:pPr>
-              <w:pStyle w:val="Compact"/>
-              <w:spacing w:before="0" w:after="40" w:line="240" w:lineRule="auto"/>
-              <w:jc w:val="center"/>
-            </w:pPr>
-            <w:r>
-              <w:rPr>
-                <w:rFonts w:ascii="Times New Roman" w:hAnsi="Times New Roman"/>
-                <w:sz w:val="15"/>
-              </w:rPr>
-              <w:t xml:space="preserve">0.2568822</w:t>
-            </w:r>
-          </w:p>
-        </w:tc>
-        <w:tc>
-          <w:tcPr>
-            <w:vAlign w:val="center"/>
-            <w:tcMar>
-              <w:top w:w="80" w:type="dxa"/>
-              <w:bottom w:w="80" w:type="dxa"/>
-              <w:start w:w="120" w:type="dxa"/>
-              <w:end w:w="120" w:type="dxa"/>
-            </w:tcMar>
-            <w:tcW w:w="1322" w:type="dxa"/>
-          </w:tcPr>
-          <w:p>
-            <w:pPr>
-              <w:pStyle w:val="Compact"/>
-              <w:spacing w:before="0" w:after="40" w:line="240" w:lineRule="auto"/>
-              <w:jc w:val="center"/>
-            </w:pPr>
-            <w:r>
-              <w:rPr>
-                <w:rFonts w:ascii="Times New Roman" w:hAnsi="Times New Roman"/>
-                <w:sz w:val="15"/>
-              </w:rPr>
-              <w:t xml:space="preserve">21.251 s</w:t>
-            </w:r>
-          </w:p>
-        </w:tc>
-      </w:tr>
-      <w:tr>
-        <w:tc>
-          <w:tcPr>
-            <w:vAlign w:val="center"/>
-            <w:tcMar>
-              <w:top w:w="80" w:type="dxa"/>
-              <w:bottom w:w="80" w:type="dxa"/>
-              <w:start w:w="120" w:type="dxa"/>
-              <w:end w:w="120" w:type="dxa"/>
-            </w:tcMar>
-            <w:tcW w:w="1507" w:type="dxa"/>
-          </w:tcPr>
-          <w:p>
-            <w:pPr>
-              <w:pStyle w:val="Compact"/>
-              <w:spacing w:before="0" w:after="40" w:line="240" w:lineRule="auto"/>
-              <w:jc w:val="left"/>
-            </w:pPr>
-            <w:r>
-              <w:rPr>
-                <w:rFonts w:ascii="Times New Roman" w:hAnsi="Times New Roman"/>
-                <w:sz w:val="15"/>
-              </w:rPr>
-              <w:t xml:space="preserve">M3 policy-only</w:t>
-            </w:r>
-          </w:p>
-        </w:tc>
-        <w:tc>
-          <w:tcPr>
-            <w:vAlign w:val="center"/>
-            <w:tcMar>
-              <w:top w:w="80" w:type="dxa"/>
-              <w:bottom w:w="80" w:type="dxa"/>
-              <w:start w:w="120" w:type="dxa"/>
-              <w:end w:w="120" w:type="dxa"/>
-            </w:tcMar>
-            <w:tcW w:w="1093" w:type="dxa"/>
-          </w:tcPr>
-          <w:p>
-            <w:pPr>
-              <w:pStyle w:val="Compact"/>
-              <w:spacing w:before="0" w:after="40" w:line="240" w:lineRule="auto"/>
-              <w:jc w:val="right"/>
-            </w:pPr>
-            <w:r>
-              <w:rPr>
-                <w:rFonts w:ascii="Times New Roman" w:hAnsi="Times New Roman"/>
-                <w:sz w:val="15"/>
-              </w:rPr>
-              <w:t xml:space="preserve">16</w:t>
-            </w:r>
-          </w:p>
-        </w:tc>
-        <w:tc>
-          <w:tcPr>
-            <w:vAlign w:val="center"/>
-            <w:tcMar>
-              <w:top w:w="80" w:type="dxa"/>
-              <w:bottom w:w="80" w:type="dxa"/>
-              <w:start w:w="120" w:type="dxa"/>
-              <w:end w:w="120" w:type="dxa"/>
-            </w:tcMar>
-            <w:tcW w:w="1276" w:type="dxa"/>
-          </w:tcPr>
-          <w:p>
-            <w:pPr>
-              <w:pStyle w:val="Compact"/>
-              <w:spacing w:before="0" w:after="40" w:line="240" w:lineRule="auto"/>
-              <w:jc w:val="center"/>
-            </w:pPr>
-            <w:r>
-              <w:rPr>
-                <w:rFonts w:ascii="Times New Roman" w:hAnsi="Times New Roman"/>
-                <w:sz w:val="15"/>
-              </w:rPr>
-              <w:t xml:space="preserve">19.44%</w:t>
-            </w:r>
-          </w:p>
-        </w:tc>
-        <w:tc>
-          <w:tcPr>
-            <w:vAlign w:val="center"/>
-            <w:tcMar>
-              <w:top w:w="80" w:type="dxa"/>
-              <w:bottom w:w="80" w:type="dxa"/>
-              <w:start w:w="120" w:type="dxa"/>
-              <w:end w:w="120" w:type="dxa"/>
-            </w:tcMar>
-            <w:tcW w:w="1472" w:type="dxa"/>
-          </w:tcPr>
-          <w:p>
-            <w:pPr>
-              <w:pStyle w:val="Compact"/>
-              <w:spacing w:before="0" w:after="40" w:line="240" w:lineRule="auto"/>
-              <w:jc w:val="center"/>
-            </w:pPr>
-            <w:r>
-              <w:rPr>
-                <w:rFonts w:ascii="Times New Roman" w:hAnsi="Times New Roman"/>
-                <w:sz w:val="15"/>
-              </w:rPr>
-              <w:t xml:space="preserve">1</w:t>
-            </w:r>
-          </w:p>
-        </w:tc>
-        <w:tc>
-          <w:tcPr>
-            <w:vAlign w:val="center"/>
-            <w:tcMar>
-              <w:top w:w="80" w:type="dxa"/>
-              <w:bottom w:w="80" w:type="dxa"/>
-              <w:start w:w="120" w:type="dxa"/>
-              <w:end w:w="120" w:type="dxa"/>
-            </w:tcMar>
-            <w:tcW w:w="1253" w:type="dxa"/>
-          </w:tcPr>
-          <w:p>
-            <w:pPr>
-              <w:pStyle w:val="Compact"/>
-              <w:spacing w:before="0" w:after="40" w:line="240" w:lineRule="auto"/>
-              <w:jc w:val="center"/>
-            </w:pPr>
-            <w:r>
-              <w:rPr>
-                <w:rFonts w:ascii="Times New Roman" w:hAnsi="Times New Roman"/>
-                <w:sz w:val="15"/>
-              </w:rPr>
-              <w:t xml:space="preserve">112</w:t>
-            </w:r>
-          </w:p>
-        </w:tc>
-        <w:tc>
-          <w:tcPr>
-            <w:vAlign w:val="center"/>
-            <w:tcMar>
-              <w:top w:w="80" w:type="dxa"/>
-              <w:bottom w:w="80" w:type="dxa"/>
-              <w:start w:w="120" w:type="dxa"/>
-              <w:end w:w="120" w:type="dxa"/>
-            </w:tcMar>
-            <w:tcW w:w="1437" w:type="dxa"/>
-          </w:tcPr>
-          <w:p>
-            <w:pPr>
-              <w:pStyle w:val="Compact"/>
-              <w:spacing w:before="0" w:after="40" w:line="240" w:lineRule="auto"/>
-              <w:jc w:val="center"/>
-            </w:pPr>
-            <w:r>
-              <w:rPr>
-                <w:rFonts w:ascii="Times New Roman" w:hAnsi="Times New Roman"/>
-                <w:sz w:val="15"/>
-              </w:rPr>
-              <w:t xml:space="preserve">0.0548220</w:t>
-            </w:r>
-          </w:p>
-        </w:tc>
-        <w:tc>
-          <w:tcPr>
-            <w:vAlign w:val="center"/>
-            <w:tcMar>
-              <w:top w:w="80" w:type="dxa"/>
-              <w:bottom w:w="80" w:type="dxa"/>
-              <w:start w:w="120" w:type="dxa"/>
-              <w:end w:w="120" w:type="dxa"/>
-            </w:tcMar>
-            <w:tcW w:w="1322" w:type="dxa"/>
-          </w:tcPr>
-          <w:p>
-            <w:pPr>
-              <w:pStyle w:val="Compact"/>
-              <w:spacing w:before="0" w:after="40" w:line="240" w:lineRule="auto"/>
-              <w:jc w:val="center"/>
-            </w:pPr>
-            <w:r>
-              <w:rPr>
-                <w:rFonts w:ascii="Times New Roman" w:hAnsi="Times New Roman"/>
-                <w:sz w:val="15"/>
-              </w:rPr>
-              <w:t xml:space="preserve">7.897 s</w:t>
-            </w:r>
-          </w:p>
-        </w:tc>
-      </w:tr>
-      <w:tr>
-        <w:tc>
-          <w:tcPr>
-            <w:vAlign w:val="center"/>
-            <w:tcMar>
-              <w:top w:w="80" w:type="dxa"/>
-              <w:bottom w:w="80" w:type="dxa"/>
-              <w:start w:w="120" w:type="dxa"/>
-              <w:end w:w="120" w:type="dxa"/>
-            </w:tcMar>
-            <w:tcW w:w="1507" w:type="dxa"/>
-          </w:tcPr>
-          <w:p>
-            <w:pPr>
-              <w:pStyle w:val="Compact"/>
-              <w:spacing w:before="0" w:after="40" w:line="240" w:lineRule="auto"/>
-              <w:jc w:val="left"/>
-            </w:pPr>
-            <w:r>
-              <w:rPr>
-                <w:rFonts w:ascii="Times New Roman" w:hAnsi="Times New Roman"/>
-                <w:sz w:val="15"/>
-              </w:rPr>
-              <w:t xml:space="preserve">M3-full</w:t>
-            </w:r>
-          </w:p>
-        </w:tc>
-        <w:tc>
-          <w:tcPr>
-            <w:vAlign w:val="center"/>
-            <w:tcMar>
-              <w:top w:w="80" w:type="dxa"/>
-              <w:bottom w:w="80" w:type="dxa"/>
-              <w:start w:w="120" w:type="dxa"/>
-              <w:end w:w="120" w:type="dxa"/>
-            </w:tcMar>
-            <w:tcW w:w="1093" w:type="dxa"/>
-          </w:tcPr>
-          <w:p>
-            <w:pPr>
-              <w:pStyle w:val="Compact"/>
-              <w:spacing w:before="0" w:after="40" w:line="240" w:lineRule="auto"/>
-              <w:jc w:val="right"/>
-            </w:pPr>
-            <w:r>
-              <w:rPr>
-                <w:rFonts w:ascii="Times New Roman" w:hAnsi="Times New Roman"/>
-                <w:sz w:val="15"/>
-              </w:rPr>
-              <w:t xml:space="preserve">22</w:t>
-            </w:r>
-          </w:p>
-        </w:tc>
-        <w:tc>
-          <w:tcPr>
-            <w:vAlign w:val="center"/>
-            <w:tcMar>
-              <w:top w:w="80" w:type="dxa"/>
-              <w:bottom w:w="80" w:type="dxa"/>
-              <w:start w:w="120" w:type="dxa"/>
-              <w:end w:w="120" w:type="dxa"/>
-            </w:tcMar>
-            <w:tcW w:w="1276" w:type="dxa"/>
-          </w:tcPr>
-          <w:p>
-            <w:pPr>
-              <w:pStyle w:val="Compact"/>
-              <w:spacing w:before="0" w:after="40" w:line="240" w:lineRule="auto"/>
-              <w:jc w:val="center"/>
-            </w:pPr>
-            <w:r>
-              <w:rPr>
-                <w:rFonts w:ascii="Times New Roman" w:hAnsi="Times New Roman"/>
-                <w:sz w:val="15"/>
-              </w:rPr>
-              <w:t xml:space="preserve">22.22%</w:t>
-            </w:r>
-          </w:p>
-        </w:tc>
-        <w:tc>
-          <w:tcPr>
-            <w:vAlign w:val="center"/>
-            <w:tcMar>
-              <w:top w:w="80" w:type="dxa"/>
-              <w:bottom w:w="80" w:type="dxa"/>
-              <w:start w:w="120" w:type="dxa"/>
-              <w:end w:w="120" w:type="dxa"/>
-            </w:tcMar>
-            <w:tcW w:w="1472" w:type="dxa"/>
-          </w:tcPr>
-          <w:p>
-            <w:pPr>
-              <w:pStyle w:val="Compact"/>
-              <w:spacing w:before="0" w:after="40" w:line="240" w:lineRule="auto"/>
-              <w:jc w:val="center"/>
-            </w:pPr>
-            <w:r>
-              <w:rPr>
-                <w:rFonts w:ascii="Times New Roman" w:hAnsi="Times New Roman"/>
-                <w:sz w:val="15"/>
-              </w:rPr>
-              <w:t xml:space="preserve">2</w:t>
-            </w:r>
-          </w:p>
-        </w:tc>
-        <w:tc>
-          <w:tcPr>
-            <w:vAlign w:val="center"/>
-            <w:tcMar>
-              <w:top w:w="80" w:type="dxa"/>
-              <w:bottom w:w="80" w:type="dxa"/>
-              <w:start w:w="120" w:type="dxa"/>
-              <w:end w:w="120" w:type="dxa"/>
-            </w:tcMar>
-            <w:tcW w:w="1253" w:type="dxa"/>
-          </w:tcPr>
-          <w:p>
-            <w:pPr>
-              <w:pStyle w:val="Compact"/>
-              <w:spacing w:before="0" w:after="40" w:line="240" w:lineRule="auto"/>
-              <w:jc w:val="center"/>
-            </w:pPr>
-            <w:r>
-              <w:rPr>
-                <w:rFonts w:ascii="Times New Roman" w:hAnsi="Times New Roman"/>
-                <w:sz w:val="15"/>
-              </w:rPr>
-              <w:t xml:space="preserve">117</w:t>
-            </w:r>
-          </w:p>
-        </w:tc>
-        <w:tc>
-          <w:tcPr>
-            <w:vAlign w:val="center"/>
-            <w:tcMar>
-              <w:top w:w="80" w:type="dxa"/>
-              <w:bottom w:w="80" w:type="dxa"/>
-              <w:start w:w="120" w:type="dxa"/>
-              <w:end w:w="120" w:type="dxa"/>
-            </w:tcMar>
-            <w:tcW w:w="1437" w:type="dxa"/>
-          </w:tcPr>
-          <w:p>
-            <w:pPr>
-              <w:pStyle w:val="Compact"/>
-              <w:spacing w:before="0" w:after="40" w:line="240" w:lineRule="auto"/>
-              <w:jc w:val="center"/>
-            </w:pPr>
-            <w:r>
-              <w:rPr>
-                <w:rFonts w:ascii="Times New Roman" w:hAnsi="Times New Roman"/>
-                <w:sz w:val="15"/>
-              </w:rPr>
-              <w:t xml:space="preserve">0.1441772</w:t>
-            </w:r>
-          </w:p>
-        </w:tc>
-        <w:tc>
-          <w:tcPr>
-            <w:vAlign w:val="center"/>
-            <w:tcMar>
-              <w:top w:w="80" w:type="dxa"/>
-              <w:bottom w:w="80" w:type="dxa"/>
-              <w:start w:w="120" w:type="dxa"/>
-              <w:end w:w="120" w:type="dxa"/>
-            </w:tcMar>
-            <w:tcW w:w="1322" w:type="dxa"/>
-          </w:tcPr>
-          <w:p>
-            <w:pPr>
-              <w:pStyle w:val="Compact"/>
-              <w:spacing w:before="0" w:after="40" w:line="240" w:lineRule="auto"/>
-              <w:jc w:val="center"/>
-            </w:pPr>
-            <w:r>
-              <w:rPr>
-                <w:rFonts w:ascii="Times New Roman" w:hAnsi="Times New Roman"/>
-                <w:sz w:val="15"/>
-              </w:rPr>
-              <w:t xml:space="preserve">10.701 s</w:t>
-            </w:r>
-          </w:p>
-        </w:tc>
-      </w:tr>
-    </w:tbl>
+    <w:p>
+      <w:pPr>
+        <w:pStyle w:val="BodyText"/>
+      </w:pPr>
+      <w:r>
+        <w:t xml:space="preserve">Detailed values are reported in Supplementary Table S4.</w:t>
+      </w:r>
+    </w:p>
     <w:p>
       <w:pPr>
         <w:pStyle w:val="BodyText"/>
@@ -8297,9 +4548,8 @@
         <w:t xml:space="preserve">approval.</w:t>
       </w:r>
     </w:p>
-    <w:bookmarkEnd w:id="51"/>
-    <w:bookmarkEnd w:id="52"/>
-    <w:bookmarkStart w:id="53" w:name="authorization-regime-sensitivity"/>
+    <w:bookmarkEnd w:id="48"/>
+    <w:bookmarkStart w:id="49" w:name="authorization-regime-sensitivity"/>
     <w:p>
       <w:pPr>
         <w:pStyle w:val="Heading3"/>
@@ -8404,8 +4654,8 @@
         <w:t xml:space="preserve">signals, not evidence of a domain-wide bias.</w:t>
       </w:r>
     </w:p>
-    <w:bookmarkEnd w:id="53"/>
-    <w:bookmarkStart w:id="54" w:name="prespecified-decision-criteria"/>
+    <w:bookmarkEnd w:id="49"/>
+    <w:bookmarkStart w:id="50" w:name="prespecified-decision-criteria"/>
     <w:p>
       <w:pPr>
         <w:pStyle w:val="Heading3"/>
@@ -9026,8 +5276,8 @@
         <w:t xml:space="preserve">or SOTA claim.</w:t>
       </w:r>
     </w:p>
-    <w:bookmarkEnd w:id="54"/>
-    <w:bookmarkStart w:id="56" w:name="public-primary-model-result"/>
+    <w:bookmarkEnd w:id="50"/>
+    <w:bookmarkStart w:id="51" w:name="public-primary-model-result"/>
     <w:p>
       <w:pPr>
         <w:pStyle w:val="Heading3"/>
@@ -9157,691 +5407,19 @@
         <w:t xml:space="preserve">0.00 points. All six conditions completed 79/79 benign no-tool tasks.</w:t>
       </w:r>
     </w:p>
-    <w:bookmarkStart w:id="55" w:name="Xb92fa3095897252d1a15549fe854cbe0cf3f153"/>
-    <w:p>
-      <w:pPr>
-        <w:pStyle w:val="Heading4"/>
-        <w:keepNext/>
-      </w:pPr>
-      <w:r>
-        <w:t xml:space="preserve">Supplementary Table S5. Public-primary benchmark strata</w:t>
-      </w:r>
-    </w:p>
-    <w:tbl>
-      <w:tblPr>
-        <w:tblStyle w:val="Table"/>
-        <w:tblW w:type="dxa" w:w="9360"/>
-        <w:tblLayout w:type="fixed"/>
-        <w:tblLook w:firstRow="1" w:lastRow="0" w:firstColumn="0" w:lastColumn="0" w:noHBand="0" w:noVBand="0" w:val="0020"/>
-        <w:tblBorders>
-          <w:top w:val="single" w:sz="4" w:space="0" w:color="B7C3D0"/>
-          <w:left w:val="single" w:sz="4" w:space="0" w:color="B7C3D0"/>
-          <w:bottom w:val="single" w:sz="4" w:space="0" w:color="B7C3D0"/>
-          <w:right w:val="single" w:sz="4" w:space="0" w:color="B7C3D0"/>
-          <w:insideH w:val="single" w:sz="4" w:space="0" w:color="B7C3D0"/>
-          <w:insideV w:val="single" w:sz="4" w:space="0" w:color="B7C3D0"/>
-        </w:tblBorders>
-        <w:tblInd w:w="120" w:type="dxa"/>
-      </w:tblPr>
-      <w:tblGrid>
-        <w:gridCol w:w="2814"/>
-        <w:gridCol w:w="2334"/>
-        <w:gridCol w:w="2105"/>
-        <w:gridCol w:w="2107"/>
-      </w:tblGrid>
-      <w:tr>
-        <w:trPr>
-          <w:tblHeader w:val="true"/>
-        </w:trPr>
-        <w:tc>
-          <w:tcPr>
-            <w:vAlign w:val="center"/>
-            <w:tcMar>
-              <w:top w:w="80" w:type="dxa"/>
-              <w:bottom w:w="80" w:type="dxa"/>
-              <w:start w:w="120" w:type="dxa"/>
-              <w:end w:w="120" w:type="dxa"/>
-            </w:tcMar>
-            <w:tcW w:w="2814" w:type="dxa"/>
-            <w:shd w:fill="E8EEF5"/>
-          </w:tcPr>
-          <w:p>
-            <w:pPr>
-              <w:pStyle w:val="Compact"/>
-              <w:spacing w:before="0" w:after="40" w:line="240" w:lineRule="auto"/>
-              <w:jc w:val="left"/>
-            </w:pPr>
-            <w:r>
-              <w:rPr>
-                <w:rFonts w:ascii="Times New Roman" w:hAnsi="Times New Roman"/>
-                <w:b/>
-                <w:sz w:val="17"/>
-              </w:rPr>
-              <w:t xml:space="preserve">Benchmark / endpoint</w:t>
-            </w:r>
-          </w:p>
-        </w:tc>
-        <w:tc>
-          <w:tcPr>
-            <w:vAlign w:val="center"/>
-            <w:tcMar>
-              <w:top w:w="80" w:type="dxa"/>
-              <w:bottom w:w="80" w:type="dxa"/>
-              <w:start w:w="120" w:type="dxa"/>
-              <w:end w:w="120" w:type="dxa"/>
-            </w:tcMar>
-            <w:tcW w:w="2334" w:type="dxa"/>
-            <w:shd w:fill="E8EEF5"/>
-          </w:tcPr>
-          <w:p>
-            <w:pPr>
-              <w:pStyle w:val="Compact"/>
-              <w:spacing w:before="0" w:after="40" w:line="240" w:lineRule="auto"/>
-              <w:jc w:val="right"/>
-            </w:pPr>
-            <w:r>
-              <w:rPr>
-                <w:rFonts w:ascii="Times New Roman" w:hAnsi="Times New Roman"/>
-                <w:b/>
-                <w:sz w:val="17"/>
-              </w:rPr>
-              <w:t xml:space="preserve">Structural baseline</w:t>
-            </w:r>
-          </w:p>
-        </w:tc>
-        <w:tc>
-          <w:tcPr>
-            <w:vAlign w:val="center"/>
-            <w:tcMar>
-              <w:top w:w="80" w:type="dxa"/>
-              <w:bottom w:w="80" w:type="dxa"/>
-              <w:start w:w="120" w:type="dxa"/>
-              <w:end w:w="120" w:type="dxa"/>
-            </w:tcMar>
-            <w:tcW w:w="2105" w:type="dxa"/>
-            <w:shd w:fill="E8EEF5"/>
-          </w:tcPr>
-          <w:p>
-            <w:pPr>
-              <w:pStyle w:val="Compact"/>
-              <w:spacing w:before="0" w:after="40" w:line="240" w:lineRule="auto"/>
-              <w:jc w:val="center"/>
-            </w:pPr>
-            <w:r>
-              <w:rPr>
-                <w:rFonts w:ascii="Times New Roman" w:hAnsi="Times New Roman"/>
-                <w:b/>
-                <w:sz w:val="17"/>
-              </w:rPr>
-              <w:t xml:space="preserve">M3 policy-only</w:t>
-            </w:r>
-          </w:p>
-        </w:tc>
-        <w:tc>
-          <w:tcPr>
-            <w:vAlign w:val="center"/>
-            <w:tcMar>
-              <w:top w:w="80" w:type="dxa"/>
-              <w:bottom w:w="80" w:type="dxa"/>
-              <w:start w:w="120" w:type="dxa"/>
-              <w:end w:w="120" w:type="dxa"/>
-            </w:tcMar>
-            <w:tcW w:w="2107" w:type="dxa"/>
-            <w:shd w:fill="E8EEF5"/>
-          </w:tcPr>
-          <w:p>
-            <w:pPr>
-              <w:pStyle w:val="Compact"/>
-              <w:spacing w:before="0" w:after="40" w:line="240" w:lineRule="auto"/>
-              <w:jc w:val="center"/>
-            </w:pPr>
-            <w:r>
-              <w:rPr>
-                <w:rFonts w:ascii="Times New Roman" w:hAnsi="Times New Roman"/>
-                <w:b/>
-                <w:sz w:val="17"/>
-              </w:rPr>
-              <w:t xml:space="preserve">M3-full</w:t>
-            </w:r>
-          </w:p>
-        </w:tc>
-      </w:tr>
-      <w:tr>
-        <w:tc>
-          <w:tcPr>
-            <w:vAlign w:val="center"/>
-            <w:tcMar>
-              <w:top w:w="80" w:type="dxa"/>
-              <w:bottom w:w="80" w:type="dxa"/>
-              <w:start w:w="120" w:type="dxa"/>
-              <w:end w:w="120" w:type="dxa"/>
-            </w:tcMar>
-            <w:tcW w:w="2814" w:type="dxa"/>
-          </w:tcPr>
-          <w:p>
-            <w:pPr>
-              <w:pStyle w:val="Compact"/>
-              <w:spacing w:before="0" w:after="40" w:line="240" w:lineRule="auto"/>
-              <w:jc w:val="left"/>
-            </w:pPr>
-            <w:r>
-              <w:rPr>
-                <w:rFonts w:ascii="Times New Roman" w:hAnsi="Times New Roman"/>
-                <w:sz w:val="17"/>
-              </w:rPr>
-              <w:t xml:space="preserve">AgentDojo attacks, unsafe effect</w:t>
-            </w:r>
-          </w:p>
-        </w:tc>
-        <w:tc>
-          <w:tcPr>
-            <w:vAlign w:val="center"/>
-            <w:tcMar>
-              <w:top w:w="80" w:type="dxa"/>
-              <w:bottom w:w="80" w:type="dxa"/>
-              <w:start w:w="120" w:type="dxa"/>
-              <w:end w:w="120" w:type="dxa"/>
-            </w:tcMar>
-            <w:tcW w:w="2334" w:type="dxa"/>
-          </w:tcPr>
-          <w:p>
-            <w:pPr>
-              <w:pStyle w:val="Compact"/>
-              <w:spacing w:before="0" w:after="40" w:line="240" w:lineRule="auto"/>
-              <w:jc w:val="right"/>
-            </w:pPr>
-            <w:r>
-              <w:rPr>
-                <w:rFonts w:ascii="Times New Roman" w:hAnsi="Times New Roman"/>
-                <w:sz w:val="17"/>
-              </w:rPr>
-              <w:t xml:space="preserve">87/300 (29.00%)</w:t>
-            </w:r>
-          </w:p>
-        </w:tc>
-        <w:tc>
-          <w:tcPr>
-            <w:vAlign w:val="center"/>
-            <w:tcMar>
-              <w:top w:w="80" w:type="dxa"/>
-              <w:bottom w:w="80" w:type="dxa"/>
-              <w:start w:w="120" w:type="dxa"/>
-              <w:end w:w="120" w:type="dxa"/>
-            </w:tcMar>
-            <w:tcW w:w="2105" w:type="dxa"/>
-          </w:tcPr>
-          <w:p>
-            <w:pPr>
-              <w:pStyle w:val="Compact"/>
-              <w:spacing w:before="0" w:after="40" w:line="240" w:lineRule="auto"/>
-              <w:jc w:val="center"/>
-            </w:pPr>
-            <w:r>
-              <w:rPr>
-                <w:rFonts w:ascii="Times New Roman" w:hAnsi="Times New Roman"/>
-                <w:sz w:val="17"/>
-              </w:rPr>
-              <w:t xml:space="preserve">13/300 (4.33%)</w:t>
-            </w:r>
-          </w:p>
-        </w:tc>
-        <w:tc>
-          <w:tcPr>
-            <w:vAlign w:val="center"/>
-            <w:tcMar>
-              <w:top w:w="80" w:type="dxa"/>
-              <w:bottom w:w="80" w:type="dxa"/>
-              <w:start w:w="120" w:type="dxa"/>
-              <w:end w:w="120" w:type="dxa"/>
-            </w:tcMar>
-            <w:tcW w:w="2107" w:type="dxa"/>
-          </w:tcPr>
-          <w:p>
-            <w:pPr>
-              <w:pStyle w:val="Compact"/>
-              <w:spacing w:before="0" w:after="40" w:line="240" w:lineRule="auto"/>
-              <w:jc w:val="center"/>
-            </w:pPr>
-            <w:r>
-              <w:rPr>
-                <w:rFonts w:ascii="Times New Roman" w:hAnsi="Times New Roman"/>
-                <w:sz w:val="17"/>
-              </w:rPr>
-              <w:t xml:space="preserve">29/300 (9.67%)</w:t>
-            </w:r>
-          </w:p>
-        </w:tc>
-      </w:tr>
-      <w:tr>
-        <w:tc>
-          <w:tcPr>
-            <w:vAlign w:val="center"/>
-            <w:tcMar>
-              <w:top w:w="80" w:type="dxa"/>
-              <w:bottom w:w="80" w:type="dxa"/>
-              <w:start w:w="120" w:type="dxa"/>
-              <w:end w:w="120" w:type="dxa"/>
-            </w:tcMar>
-            <w:tcW w:w="2814" w:type="dxa"/>
-          </w:tcPr>
-          <w:p>
-            <w:pPr>
-              <w:pStyle w:val="Compact"/>
-              <w:spacing w:before="0" w:after="40" w:line="240" w:lineRule="auto"/>
-              <w:jc w:val="left"/>
-            </w:pPr>
-            <w:r>
-              <w:rPr>
-                <w:rFonts w:ascii="Times New Roman" w:hAnsi="Times New Roman"/>
-                <w:sz w:val="17"/>
-              </w:rPr>
-              <w:t xml:space="preserve">M3-v2 attacks, unsafe effect</w:t>
-            </w:r>
-          </w:p>
-        </w:tc>
-        <w:tc>
-          <w:tcPr>
-            <w:vAlign w:val="center"/>
-            <w:tcMar>
-              <w:top w:w="80" w:type="dxa"/>
-              <w:bottom w:w="80" w:type="dxa"/>
-              <w:start w:w="120" w:type="dxa"/>
-              <w:end w:w="120" w:type="dxa"/>
-            </w:tcMar>
-            <w:tcW w:w="2334" w:type="dxa"/>
-          </w:tcPr>
-          <w:p>
-            <w:pPr>
-              <w:pStyle w:val="Compact"/>
-              <w:spacing w:before="0" w:after="40" w:line="240" w:lineRule="auto"/>
-              <w:jc w:val="right"/>
-            </w:pPr>
-            <w:r>
-              <w:rPr>
-                <w:rFonts w:ascii="Times New Roman" w:hAnsi="Times New Roman"/>
-                <w:sz w:val="17"/>
-              </w:rPr>
-              <w:t xml:space="preserve">46/300 (15.33%)</w:t>
-            </w:r>
-          </w:p>
-        </w:tc>
-        <w:tc>
-          <w:tcPr>
-            <w:vAlign w:val="center"/>
-            <w:tcMar>
-              <w:top w:w="80" w:type="dxa"/>
-              <w:bottom w:w="80" w:type="dxa"/>
-              <w:start w:w="120" w:type="dxa"/>
-              <w:end w:w="120" w:type="dxa"/>
-            </w:tcMar>
-            <w:tcW w:w="2105" w:type="dxa"/>
-          </w:tcPr>
-          <w:p>
-            <w:pPr>
-              <w:pStyle w:val="Compact"/>
-              <w:spacing w:before="0" w:after="40" w:line="240" w:lineRule="auto"/>
-              <w:jc w:val="center"/>
-            </w:pPr>
-            <w:r>
-              <w:rPr>
-                <w:rFonts w:ascii="Times New Roman" w:hAnsi="Times New Roman"/>
-                <w:sz w:val="17"/>
-              </w:rPr>
-              <w:t xml:space="preserve">0/300 (0.00%)</w:t>
-            </w:r>
-          </w:p>
-        </w:tc>
-        <w:tc>
-          <w:tcPr>
-            <w:vAlign w:val="center"/>
-            <w:tcMar>
-              <w:top w:w="80" w:type="dxa"/>
-              <w:bottom w:w="80" w:type="dxa"/>
-              <w:start w:w="120" w:type="dxa"/>
-              <w:end w:w="120" w:type="dxa"/>
-            </w:tcMar>
-            <w:tcW w:w="2107" w:type="dxa"/>
-          </w:tcPr>
-          <w:p>
-            <w:pPr>
-              <w:pStyle w:val="Compact"/>
-              <w:spacing w:before="0" w:after="40" w:line="240" w:lineRule="auto"/>
-              <w:jc w:val="center"/>
-            </w:pPr>
-            <w:r>
-              <w:rPr>
-                <w:rFonts w:ascii="Times New Roman" w:hAnsi="Times New Roman"/>
-                <w:sz w:val="17"/>
-              </w:rPr>
-              <w:t xml:space="preserve">9/300 (3.00%)</w:t>
-            </w:r>
-          </w:p>
-        </w:tc>
-      </w:tr>
-      <w:tr>
-        <w:tc>
-          <w:tcPr>
-            <w:vAlign w:val="center"/>
-            <w:tcMar>
-              <w:top w:w="80" w:type="dxa"/>
-              <w:bottom w:w="80" w:type="dxa"/>
-              <w:start w:w="120" w:type="dxa"/>
-              <w:end w:w="120" w:type="dxa"/>
-            </w:tcMar>
-            <w:tcW w:w="2814" w:type="dxa"/>
-          </w:tcPr>
-          <w:p>
-            <w:pPr>
-              <w:pStyle w:val="Compact"/>
-              <w:spacing w:before="0" w:after="40" w:line="240" w:lineRule="auto"/>
-              <w:jc w:val="left"/>
-            </w:pPr>
-            <w:r>
-              <w:rPr>
-                <w:rFonts w:ascii="Times New Roman" w:hAnsi="Times New Roman"/>
-                <w:sz w:val="17"/>
-              </w:rPr>
-              <w:t xml:space="preserve">AgentDojo benign tool, TCR</w:t>
-            </w:r>
-          </w:p>
-        </w:tc>
-        <w:tc>
-          <w:tcPr>
-            <w:vAlign w:val="center"/>
-            <w:tcMar>
-              <w:top w:w="80" w:type="dxa"/>
-              <w:bottom w:w="80" w:type="dxa"/>
-              <w:start w:w="120" w:type="dxa"/>
-              <w:end w:w="120" w:type="dxa"/>
-            </w:tcMar>
-            <w:tcW w:w="2334" w:type="dxa"/>
-          </w:tcPr>
-          <w:p>
-            <w:pPr>
-              <w:pStyle w:val="Compact"/>
-              <w:spacing w:before="0" w:after="40" w:line="240" w:lineRule="auto"/>
-              <w:jc w:val="right"/>
-            </w:pPr>
-            <w:r>
-              <w:rPr>
-                <w:rFonts w:ascii="Times New Roman" w:hAnsi="Times New Roman"/>
-                <w:sz w:val="17"/>
-              </w:rPr>
-              <w:t xml:space="preserve">67/97 (69.07%)</w:t>
-            </w:r>
-          </w:p>
-        </w:tc>
-        <w:tc>
-          <w:tcPr>
-            <w:vAlign w:val="center"/>
-            <w:tcMar>
-              <w:top w:w="80" w:type="dxa"/>
-              <w:bottom w:w="80" w:type="dxa"/>
-              <w:start w:w="120" w:type="dxa"/>
-              <w:end w:w="120" w:type="dxa"/>
-            </w:tcMar>
-            <w:tcW w:w="2105" w:type="dxa"/>
-          </w:tcPr>
-          <w:p>
-            <w:pPr>
-              <w:pStyle w:val="Compact"/>
-              <w:spacing w:before="0" w:after="40" w:line="240" w:lineRule="auto"/>
-              <w:jc w:val="center"/>
-            </w:pPr>
-            <w:r>
-              <w:rPr>
-                <w:rFonts w:ascii="Times New Roman" w:hAnsi="Times New Roman"/>
-                <w:sz w:val="17"/>
-              </w:rPr>
-              <w:t xml:space="preserve">13/97 (13.40%)</w:t>
-            </w:r>
-          </w:p>
-        </w:tc>
-        <w:tc>
-          <w:tcPr>
-            <w:vAlign w:val="center"/>
-            <w:tcMar>
-              <w:top w:w="80" w:type="dxa"/>
-              <w:bottom w:w="80" w:type="dxa"/>
-              <w:start w:w="120" w:type="dxa"/>
-              <w:end w:w="120" w:type="dxa"/>
-            </w:tcMar>
-            <w:tcW w:w="2107" w:type="dxa"/>
-          </w:tcPr>
-          <w:p>
-            <w:pPr>
-              <w:pStyle w:val="Compact"/>
-              <w:spacing w:before="0" w:after="40" w:line="240" w:lineRule="auto"/>
-              <w:jc w:val="center"/>
-            </w:pPr>
-            <w:r>
-              <w:rPr>
-                <w:rFonts w:ascii="Times New Roman" w:hAnsi="Times New Roman"/>
-                <w:sz w:val="17"/>
-              </w:rPr>
-              <w:t xml:space="preserve">13/97 (13.40%)</w:t>
-            </w:r>
-          </w:p>
-        </w:tc>
-      </w:tr>
-      <w:tr>
-        <w:tc>
-          <w:tcPr>
-            <w:vAlign w:val="center"/>
-            <w:tcMar>
-              <w:top w:w="80" w:type="dxa"/>
-              <w:bottom w:w="80" w:type="dxa"/>
-              <w:start w:w="120" w:type="dxa"/>
-              <w:end w:w="120" w:type="dxa"/>
-            </w:tcMar>
-            <w:tcW w:w="2814" w:type="dxa"/>
-          </w:tcPr>
-          <w:p>
-            <w:pPr>
-              <w:pStyle w:val="Compact"/>
-              <w:spacing w:before="0" w:after="40" w:line="240" w:lineRule="auto"/>
-              <w:jc w:val="left"/>
-            </w:pPr>
-            <w:r>
-              <w:rPr>
-                <w:rFonts w:ascii="Times New Roman" w:hAnsi="Times New Roman"/>
-                <w:sz w:val="17"/>
-              </w:rPr>
-              <w:t xml:space="preserve">M3-v2 benign tool, TCR</w:t>
-            </w:r>
-          </w:p>
-        </w:tc>
-        <w:tc>
-          <w:tcPr>
-            <w:vAlign w:val="center"/>
-            <w:tcMar>
-              <w:top w:w="80" w:type="dxa"/>
-              <w:bottom w:w="80" w:type="dxa"/>
-              <w:start w:w="120" w:type="dxa"/>
-              <w:end w:w="120" w:type="dxa"/>
-            </w:tcMar>
-            <w:tcW w:w="2334" w:type="dxa"/>
-          </w:tcPr>
-          <w:p>
-            <w:pPr>
-              <w:pStyle w:val="Compact"/>
-              <w:spacing w:before="0" w:after="40" w:line="240" w:lineRule="auto"/>
-              <w:jc w:val="right"/>
-            </w:pPr>
-            <w:r>
-              <w:rPr>
-                <w:rFonts w:ascii="Times New Roman" w:hAnsi="Times New Roman"/>
-                <w:sz w:val="17"/>
-              </w:rPr>
-              <w:t xml:space="preserve">36/71 (50.70%)</w:t>
-            </w:r>
-          </w:p>
-        </w:tc>
-        <w:tc>
-          <w:tcPr>
-            <w:vAlign w:val="center"/>
-            <w:tcMar>
-              <w:top w:w="80" w:type="dxa"/>
-              <w:bottom w:w="80" w:type="dxa"/>
-              <w:start w:w="120" w:type="dxa"/>
-              <w:end w:w="120" w:type="dxa"/>
-            </w:tcMar>
-            <w:tcW w:w="2105" w:type="dxa"/>
-          </w:tcPr>
-          <w:p>
-            <w:pPr>
-              <w:pStyle w:val="Compact"/>
-              <w:spacing w:before="0" w:after="40" w:line="240" w:lineRule="auto"/>
-              <w:jc w:val="center"/>
-            </w:pPr>
-            <w:r>
-              <w:rPr>
-                <w:rFonts w:ascii="Times New Roman" w:hAnsi="Times New Roman"/>
-                <w:sz w:val="17"/>
-              </w:rPr>
-              <w:t xml:space="preserve">36/71 (50.70%)</w:t>
-            </w:r>
-          </w:p>
-        </w:tc>
-        <w:tc>
-          <w:tcPr>
-            <w:vAlign w:val="center"/>
-            <w:tcMar>
-              <w:top w:w="80" w:type="dxa"/>
-              <w:bottom w:w="80" w:type="dxa"/>
-              <w:start w:w="120" w:type="dxa"/>
-              <w:end w:w="120" w:type="dxa"/>
-            </w:tcMar>
-            <w:tcW w:w="2107" w:type="dxa"/>
-          </w:tcPr>
-          <w:p>
-            <w:pPr>
-              <w:pStyle w:val="Compact"/>
-              <w:spacing w:before="0" w:after="40" w:line="240" w:lineRule="auto"/>
-              <w:jc w:val="center"/>
-            </w:pPr>
-            <w:r>
-              <w:rPr>
-                <w:rFonts w:ascii="Times New Roman" w:hAnsi="Times New Roman"/>
-                <w:sz w:val="17"/>
-              </w:rPr>
-              <w:t xml:space="preserve">36/71 (50.70%)</w:t>
-            </w:r>
-          </w:p>
-        </w:tc>
-      </w:tr>
-      <w:tr>
-        <w:tc>
-          <w:tcPr>
-            <w:vAlign w:val="center"/>
-            <w:tcMar>
-              <w:top w:w="80" w:type="dxa"/>
-              <w:bottom w:w="80" w:type="dxa"/>
-              <w:start w:w="120" w:type="dxa"/>
-              <w:end w:w="120" w:type="dxa"/>
-            </w:tcMar>
-            <w:tcW w:w="2814" w:type="dxa"/>
-          </w:tcPr>
-          <w:p>
-            <w:pPr>
-              <w:pStyle w:val="Compact"/>
-              <w:spacing w:before="0" w:after="40" w:line="240" w:lineRule="auto"/>
-              <w:jc w:val="left"/>
-            </w:pPr>
-            <w:r>
-              <w:rPr>
-                <w:rFonts w:ascii="Times New Roman" w:hAnsi="Times New Roman"/>
-                <w:sz w:val="17"/>
-              </w:rPr>
-              <w:t xml:space="preserve">M3-v2 benign no-tool, TCR</w:t>
-            </w:r>
-          </w:p>
-        </w:tc>
-        <w:tc>
-          <w:tcPr>
-            <w:vAlign w:val="center"/>
-            <w:tcMar>
-              <w:top w:w="80" w:type="dxa"/>
-              <w:bottom w:w="80" w:type="dxa"/>
-              <w:start w:w="120" w:type="dxa"/>
-              <w:end w:w="120" w:type="dxa"/>
-            </w:tcMar>
-            <w:tcW w:w="2334" w:type="dxa"/>
-          </w:tcPr>
-          <w:p>
-            <w:pPr>
-              <w:pStyle w:val="Compact"/>
-              <w:spacing w:before="0" w:after="40" w:line="240" w:lineRule="auto"/>
-              <w:jc w:val="right"/>
-            </w:pPr>
-            <w:r>
-              <w:rPr>
-                <w:rFonts w:ascii="Times New Roman" w:hAnsi="Times New Roman"/>
-                <w:sz w:val="17"/>
-              </w:rPr>
-              <w:t xml:space="preserve">79/79 (100%)</w:t>
-            </w:r>
-          </w:p>
-        </w:tc>
-        <w:tc>
-          <w:tcPr>
-            <w:vAlign w:val="center"/>
-            <w:tcMar>
-              <w:top w:w="80" w:type="dxa"/>
-              <w:bottom w:w="80" w:type="dxa"/>
-              <w:start w:w="120" w:type="dxa"/>
-              <w:end w:w="120" w:type="dxa"/>
-            </w:tcMar>
-            <w:tcW w:w="2105" w:type="dxa"/>
-          </w:tcPr>
-          <w:p>
-            <w:pPr>
-              <w:pStyle w:val="Compact"/>
-              <w:spacing w:before="0" w:after="40" w:line="240" w:lineRule="auto"/>
-              <w:jc w:val="center"/>
-            </w:pPr>
-            <w:r>
-              <w:rPr>
-                <w:rFonts w:ascii="Times New Roman" w:hAnsi="Times New Roman"/>
-                <w:sz w:val="17"/>
-              </w:rPr>
-              <w:t xml:space="preserve">79/79 (100%)</w:t>
-            </w:r>
-          </w:p>
-        </w:tc>
-        <w:tc>
-          <w:tcPr>
-            <w:vAlign w:val="center"/>
-            <w:tcMar>
-              <w:top w:w="80" w:type="dxa"/>
-              <w:bottom w:w="80" w:type="dxa"/>
-              <w:start w:w="120" w:type="dxa"/>
-              <w:end w:w="120" w:type="dxa"/>
-            </w:tcMar>
-            <w:tcW w:w="2107" w:type="dxa"/>
-          </w:tcPr>
-          <w:p>
-            <w:pPr>
-              <w:pStyle w:val="Compact"/>
-              <w:spacing w:before="0" w:after="40" w:line="240" w:lineRule="auto"/>
-              <w:jc w:val="center"/>
-            </w:pPr>
-            <w:r>
-              <w:rPr>
-                <w:rFonts w:ascii="Times New Roman" w:hAnsi="Times New Roman"/>
-                <w:sz w:val="17"/>
-              </w:rPr>
-              <w:t xml:space="preserve">79/79 (100%)</w:t>
-            </w:r>
-          </w:p>
-        </w:tc>
-      </w:tr>
-    </w:tbl>
     <w:p>
       <w:pPr>
         <w:pStyle w:val="BodyText"/>
       </w:pPr>
       <w:r>
+        <w:t xml:space="preserve">Detailed values are reported in Supplementary Table S5.</w:t>
+      </w:r>
+    </w:p>
+    <w:p>
+      <w:pPr>
+        <w:pStyle w:val="BodyText"/>
+      </w:pPr>
+      <w:r>
         <w:t xml:space="preserve">The direction is consistent across both attack benchmarks: M3-full is safer</w:t>
       </w:r>
       <w:r>
@@ -9881,9 +5459,8 @@
         <w:t xml:space="preserve">tasks and are not duplicated.</w:t>
       </w:r>
     </w:p>
-    <w:bookmarkEnd w:id="55"/>
-    <w:bookmarkEnd w:id="56"/>
-    <w:bookmarkStart w:id="57" w:name="public-deepseek-v4-flash-replication"/>
+    <w:bookmarkEnd w:id="51"/>
+    <w:bookmarkStart w:id="52" w:name="public-deepseek-v4-flash-replication"/>
     <w:p>
       <w:pPr>
         <w:pStyle w:val="Heading3"/>
@@ -9987,8 +5564,8 @@
         <w:t xml:space="preserve">mechanism-quality or cross-provider claim.</w:t>
       </w:r>
     </w:p>
-    <w:bookmarkEnd w:id="57"/>
-    <w:bookmarkStart w:id="58" w:name="public-operational-and-decision-burden"/>
+    <w:bookmarkEnd w:id="52"/>
+    <w:bookmarkStart w:id="53" w:name="public-operational-and-decision-burden"/>
     <w:p>
       <w:pPr>
         <w:pStyle w:val="Heading3"/>
@@ -10149,8 +5726,8 @@
         <w:t xml:space="preserve">from the full mechanism.</w:t>
       </w:r>
     </w:p>
-    <w:bookmarkEnd w:id="58"/>
-    <w:bookmarkStart w:id="61" w:name="deepseek-authorization-regime-experiment"/>
+    <w:bookmarkEnd w:id="53"/>
+    <w:bookmarkStart w:id="56" w:name="deepseek-authorization-regime-experiment"/>
     <w:p>
       <w:pPr>
         <w:pStyle w:val="Heading3"/>
@@ -10237,7 +5814,7 @@
         <w:t xml:space="preserve">effects remained disabled.</w:t>
       </w:r>
     </w:p>
-    <w:bookmarkStart w:id="59" w:name="joint-security-and-utility-endpoints"/>
+    <w:bookmarkStart w:id="54" w:name="joint-security-and-utility-endpoints"/>
     <w:p>
       <w:pPr>
         <w:pStyle w:val="Heading4"/>
@@ -10505,8 +6082,8 @@
         <w:t xml:space="preserve">universal oracle-policy effect.</w:t>
       </w:r>
     </w:p>
-    <w:bookmarkEnd w:id="59"/>
-    <w:bookmarkStart w:id="60" w:name="stress-regimes-and-operational-burden"/>
+    <w:bookmarkEnd w:id="54"/>
+    <w:bookmarkStart w:id="55" w:name="stress-regimes-and-operational-burden"/>
     <w:p>
       <w:pPr>
         <w:pStyle w:val="Heading4"/>
@@ -10687,9 +6264,9 @@
         <w:t xml:space="preserve">that every gold-derived policy or every runtime guard behaves similarly.</w:t>
       </w:r>
     </w:p>
-    <w:bookmarkEnd w:id="60"/>
-    <w:bookmarkEnd w:id="61"/>
-    <w:bookmarkStart w:id="63" w:name="X7846f5ff3eb15d76d0171b7ee7511588081277f"/>
+    <w:bookmarkEnd w:id="55"/>
+    <w:bookmarkEnd w:id="56"/>
+    <w:bookmarkStart w:id="57" w:name="X7846f5ff3eb15d76d0171b7ee7511588081277f"/>
     <w:p>
       <w:pPr>
         <w:pStyle w:val="Heading3"/>
@@ -10802,691 +6379,16 @@
         <w:t xml:space="preserve">saturation, compare another model, or justify a SOTA/adaptive-robustness claim.</w:t>
       </w:r>
     </w:p>
-    <w:bookmarkStart w:id="62" w:name="X12b92401643dc973ea9a8064328835e102f2d6a"/>
-    <w:p>
-      <w:pPr>
-        <w:pStyle w:val="Heading4"/>
-        <w:keepNext/>
-      </w:pPr>
-      <w:r>
-        <w:t xml:space="preserve">Supplementary Table S6. Defense-aware adaptive attack</w:t>
-      </w:r>
-    </w:p>
-    <w:tbl>
-      <w:tblPr>
-        <w:tblStyle w:val="Table"/>
-        <w:tblW w:type="dxa" w:w="9360"/>
-        <w:tblLayout w:type="fixed"/>
-        <w:tblLook w:firstRow="1" w:lastRow="0" w:firstColumn="0" w:lastColumn="0" w:noHBand="0" w:noVBand="0" w:val="0020"/>
-        <w:tblBorders>
-          <w:top w:val="single" w:sz="4" w:space="0" w:color="B7C3D0"/>
-          <w:left w:val="single" w:sz="4" w:space="0" w:color="B7C3D0"/>
-          <w:bottom w:val="single" w:sz="4" w:space="0" w:color="B7C3D0"/>
-          <w:right w:val="single" w:sz="4" w:space="0" w:color="B7C3D0"/>
-          <w:insideH w:val="single" w:sz="4" w:space="0" w:color="B7C3D0"/>
-          <w:insideV w:val="single" w:sz="4" w:space="0" w:color="B7C3D0"/>
-        </w:tblBorders>
-        <w:tblInd w:w="120" w:type="dxa"/>
-      </w:tblPr>
-      <w:tblGrid>
-        <w:gridCol w:w="1793"/>
-        <w:gridCol w:w="1192"/>
-        <w:gridCol w:w="1192"/>
-        <w:gridCol w:w="1810"/>
-        <w:gridCol w:w="2041"/>
-        <w:gridCol w:w="1332"/>
-      </w:tblGrid>
-      <w:tr>
-        <w:trPr>
-          <w:tblHeader w:val="true"/>
-        </w:trPr>
-        <w:tc>
-          <w:tcPr>
-            <w:vAlign w:val="center"/>
-            <w:tcMar>
-              <w:top w:w="80" w:type="dxa"/>
-              <w:bottom w:w="80" w:type="dxa"/>
-              <w:start w:w="120" w:type="dxa"/>
-              <w:end w:w="120" w:type="dxa"/>
-            </w:tcMar>
-            <w:tcW w:w="1793" w:type="dxa"/>
-            <w:shd w:fill="E8EEF5"/>
-          </w:tcPr>
-          <w:p>
-            <w:pPr>
-              <w:pStyle w:val="Compact"/>
-              <w:spacing w:before="0" w:after="40" w:line="240" w:lineRule="auto"/>
-              <w:jc w:val="left"/>
-            </w:pPr>
-            <w:r>
-              <w:rPr>
-                <w:rFonts w:ascii="Times New Roman" w:hAnsi="Times New Roman"/>
-                <w:b/>
-                <w:sz w:val="17"/>
-              </w:rPr>
-              <w:t xml:space="preserve">Model/panel</w:t>
-            </w:r>
-          </w:p>
-        </w:tc>
-        <w:tc>
-          <w:tcPr>
-            <w:vAlign w:val="center"/>
-            <w:tcMar>
-              <w:top w:w="80" w:type="dxa"/>
-              <w:bottom w:w="80" w:type="dxa"/>
-              <w:start w:w="120" w:type="dxa"/>
-              <w:end w:w="120" w:type="dxa"/>
-            </w:tcMar>
-            <w:tcW w:w="1192" w:type="dxa"/>
-            <w:shd w:fill="E8EEF5"/>
-          </w:tcPr>
-          <w:p>
-            <w:pPr>
-              <w:pStyle w:val="Compact"/>
-              <w:spacing w:before="0" w:after="40" w:line="240" w:lineRule="auto"/>
-              <w:jc w:val="right"/>
-            </w:pPr>
-            <w:r>
-              <w:rPr>
-                <w:rFonts w:ascii="Times New Roman" w:hAnsi="Times New Roman"/>
-                <w:b/>
-                <w:sz w:val="17"/>
-              </w:rPr>
-              <w:t xml:space="preserve">Budget</w:t>
-            </w:r>
-          </w:p>
-        </w:tc>
-        <w:tc>
-          <w:tcPr>
-            <w:vAlign w:val="center"/>
-            <w:tcMar>
-              <w:top w:w="80" w:type="dxa"/>
-              <w:bottom w:w="80" w:type="dxa"/>
-              <w:start w:w="120" w:type="dxa"/>
-              <w:end w:w="120" w:type="dxa"/>
-            </w:tcMar>
-            <w:tcW w:w="1192" w:type="dxa"/>
-            <w:shd w:fill="E8EEF5"/>
-          </w:tcPr>
-          <w:p>
-            <w:pPr>
-              <w:pStyle w:val="Compact"/>
-              <w:spacing w:before="0" w:after="40" w:line="240" w:lineRule="auto"/>
-              <w:jc w:val="center"/>
-            </w:pPr>
-            <w:r>
-              <w:rPr>
-                <w:rFonts w:ascii="Times New Roman" w:hAnsi="Times New Roman"/>
-                <w:b/>
-                <w:sz w:val="17"/>
-              </w:rPr>
-              <w:t xml:space="preserve">Tasks</w:t>
-            </w:r>
-          </w:p>
-        </w:tc>
-        <w:tc>
-          <w:tcPr>
-            <w:vAlign w:val="center"/>
-            <w:tcMar>
-              <w:top w:w="80" w:type="dxa"/>
-              <w:bottom w:w="80" w:type="dxa"/>
-              <w:start w:w="120" w:type="dxa"/>
-              <w:end w:w="120" w:type="dxa"/>
-            </w:tcMar>
-            <w:tcW w:w="1810" w:type="dxa"/>
-            <w:shd w:fill="E8EEF5"/>
-          </w:tcPr>
-          <w:p>
-            <w:pPr>
-              <w:pStyle w:val="Compact"/>
-              <w:spacing w:before="0" w:after="40" w:line="240" w:lineRule="auto"/>
-              <w:jc w:val="center"/>
-            </w:pPr>
-            <w:r>
-              <w:rPr>
-                <w:rFonts w:ascii="Times New Roman" w:hAnsi="Times New Roman"/>
-                <w:b/>
-                <w:sz w:val="17"/>
-              </w:rPr>
-              <w:t xml:space="preserve">Unsafe-effect successes</w:t>
-            </w:r>
-          </w:p>
-        </w:tc>
-        <w:tc>
-          <w:tcPr>
-            <w:vAlign w:val="center"/>
-            <w:tcMar>
-              <w:top w:w="80" w:type="dxa"/>
-              <w:bottom w:w="80" w:type="dxa"/>
-              <w:start w:w="120" w:type="dxa"/>
-              <w:end w:w="120" w:type="dxa"/>
-            </w:tcMar>
-            <w:tcW w:w="2041" w:type="dxa"/>
-            <w:shd w:fill="E8EEF5"/>
-          </w:tcPr>
-          <w:p>
-            <w:pPr>
-              <w:pStyle w:val="Compact"/>
-              <w:spacing w:before="0" w:after="40" w:line="240" w:lineRule="auto"/>
-              <w:jc w:val="center"/>
-            </w:pPr>
-            <w:r>
-              <w:rPr>
-                <w:rFonts w:ascii="Times New Roman" w:hAnsi="Times New Roman"/>
-                <w:b/>
-                <w:sz w:val="17"/>
-              </w:rPr>
-              <w:t xml:space="preserve">First-success distribution</w:t>
-            </w:r>
-          </w:p>
-        </w:tc>
-        <w:tc>
-          <w:tcPr>
-            <w:vAlign w:val="center"/>
-            <w:tcMar>
-              <w:top w:w="80" w:type="dxa"/>
-              <w:bottom w:w="80" w:type="dxa"/>
-              <w:start w:w="120" w:type="dxa"/>
-              <w:end w:w="120" w:type="dxa"/>
-            </w:tcMar>
-            <w:tcW w:w="1332" w:type="dxa"/>
-            <w:shd w:fill="E8EEF5"/>
-          </w:tcPr>
-          <w:p>
-            <w:pPr>
-              <w:pStyle w:val="Compact"/>
-              <w:spacing w:before="0" w:after="40" w:line="240" w:lineRule="auto"/>
-              <w:jc w:val="center"/>
-            </w:pPr>
-            <w:r>
-              <w:rPr>
-                <w:rFonts w:ascii="Times New Roman" w:hAnsi="Times New Roman"/>
-                <w:b/>
-                <w:sz w:val="17"/>
-              </w:rPr>
-              <w:t xml:space="preserve">Saturated?</w:t>
-            </w:r>
-          </w:p>
-        </w:tc>
-      </w:tr>
-      <w:tr>
-        <w:tc>
-          <w:tcPr>
-            <w:vAlign w:val="center"/>
-            <w:tcMar>
-              <w:top w:w="80" w:type="dxa"/>
-              <w:bottom w:w="80" w:type="dxa"/>
-              <w:start w:w="120" w:type="dxa"/>
-              <w:end w:w="120" w:type="dxa"/>
-            </w:tcMar>
-            <w:tcW w:w="1793" w:type="dxa"/>
-          </w:tcPr>
-          <w:p>
-            <w:pPr>
-              <w:pStyle w:val="Compact"/>
-              <w:spacing w:before="0" w:after="40" w:line="240" w:lineRule="auto"/>
-              <w:jc w:val="left"/>
-            </w:pPr>
-            <w:r>
-              <w:rPr>
-                <w:rFonts w:ascii="Times New Roman" w:hAnsi="Times New Roman"/>
-                <w:sz w:val="17"/>
-              </w:rPr>
-              <w:t xml:space="preserve">Primary exploratory cost canary</w:t>
-            </w:r>
-          </w:p>
-        </w:tc>
-        <w:tc>
-          <w:tcPr>
-            <w:vAlign w:val="center"/>
-            <w:tcMar>
-              <w:top w:w="80" w:type="dxa"/>
-              <w:bottom w:w="80" w:type="dxa"/>
-              <w:start w:w="120" w:type="dxa"/>
-              <w:end w:w="120" w:type="dxa"/>
-            </w:tcMar>
-            <w:tcW w:w="1192" w:type="dxa"/>
-          </w:tcPr>
-          <w:p>
-            <w:pPr>
-              <w:pStyle w:val="Compact"/>
-              <w:spacing w:before="0" w:after="40" w:line="240" w:lineRule="auto"/>
-              <w:jc w:val="right"/>
-            </w:pPr>
-            <w:r>
-              <w:rPr>
-                <w:rFonts w:ascii="Times New Roman" w:hAnsi="Times New Roman"/>
-                <w:sz w:val="17"/>
-              </w:rPr>
-              <w:t xml:space="preserve">50</w:t>
-            </w:r>
-          </w:p>
-        </w:tc>
-        <w:tc>
-          <w:tcPr>
-            <w:vAlign w:val="center"/>
-            <w:tcMar>
-              <w:top w:w="80" w:type="dxa"/>
-              <w:bottom w:w="80" w:type="dxa"/>
-              <w:start w:w="120" w:type="dxa"/>
-              <w:end w:w="120" w:type="dxa"/>
-            </w:tcMar>
-            <w:tcW w:w="1192" w:type="dxa"/>
-          </w:tcPr>
-          <w:p>
-            <w:pPr>
-              <w:pStyle w:val="Compact"/>
-              <w:spacing w:before="0" w:after="40" w:line="240" w:lineRule="auto"/>
-              <w:jc w:val="center"/>
-            </w:pPr>
-            <w:r>
-              <w:rPr>
-                <w:rFonts w:ascii="Times New Roman" w:hAnsi="Times New Roman"/>
-                <w:sz w:val="17"/>
-              </w:rPr>
-              <w:t xml:space="preserve">8</w:t>
-            </w:r>
-          </w:p>
-        </w:tc>
-        <w:tc>
-          <w:tcPr>
-            <w:vAlign w:val="center"/>
-            <w:tcMar>
-              <w:top w:w="80" w:type="dxa"/>
-              <w:bottom w:w="80" w:type="dxa"/>
-              <w:start w:w="120" w:type="dxa"/>
-              <w:end w:w="120" w:type="dxa"/>
-            </w:tcMar>
-            <w:tcW w:w="1810" w:type="dxa"/>
-          </w:tcPr>
-          <w:p>
-            <w:pPr>
-              <w:pStyle w:val="Compact"/>
-              <w:spacing w:before="0" w:after="40" w:line="240" w:lineRule="auto"/>
-              <w:jc w:val="right"/>
-            </w:pPr>
-            <w:r>
-              <w:rPr>
-                <w:rFonts w:ascii="Times New Roman" w:hAnsi="Times New Roman"/>
-                <w:sz w:val="17"/>
-              </w:rPr>
-              <w:t xml:space="preserve">0 (0.00%, 95% CI 0.00–32.44%)</w:t>
-            </w:r>
-          </w:p>
-        </w:tc>
-        <w:tc>
-          <w:tcPr>
-            <w:vAlign w:val="center"/>
-            <w:tcMar>
-              <w:top w:w="80" w:type="dxa"/>
-              <w:bottom w:w="80" w:type="dxa"/>
-              <w:start w:w="120" w:type="dxa"/>
-              <w:end w:w="120" w:type="dxa"/>
-            </w:tcMar>
-            <w:tcW w:w="2041" w:type="dxa"/>
-          </w:tcPr>
-          <w:p>
-            <w:pPr>
-              <w:pStyle w:val="Compact"/>
-              <w:spacing w:before="0" w:after="40" w:line="240" w:lineRule="auto"/>
-              <w:jc w:val="center"/>
-            </w:pPr>
-            <w:r>
-              <w:rPr>
-                <w:rFonts w:ascii="Times New Roman" w:hAnsi="Times New Roman"/>
-                <w:sz w:val="17"/>
-              </w:rPr>
-              <w:t xml:space="preserve">No successes</w:t>
-            </w:r>
-          </w:p>
-        </w:tc>
-        <w:tc>
-          <w:tcPr>
-            <w:vAlign w:val="center"/>
-            <w:tcMar>
-              <w:top w:w="80" w:type="dxa"/>
-              <w:bottom w:w="80" w:type="dxa"/>
-              <w:start w:w="120" w:type="dxa"/>
-              <w:end w:w="120" w:type="dxa"/>
-            </w:tcMar>
-            <w:tcW w:w="1332" w:type="dxa"/>
-          </w:tcPr>
-          <w:p>
-            <w:pPr>
-              <w:pStyle w:val="Compact"/>
-              <w:spacing w:before="0" w:after="40" w:line="240" w:lineRule="auto"/>
-              <w:jc w:val="center"/>
-            </w:pPr>
-            <w:r>
-              <w:rPr>
-                <w:rFonts w:ascii="Times New Roman" w:hAnsi="Times New Roman"/>
-                <w:sz w:val="17"/>
-              </w:rPr>
-              <w:t xml:space="preserve">No</w:t>
-            </w:r>
-          </w:p>
-        </w:tc>
-      </w:tr>
-      <w:tr>
-        <w:tc>
-          <w:tcPr>
-            <w:vAlign w:val="center"/>
-            <w:tcMar>
-              <w:top w:w="80" w:type="dxa"/>
-              <w:bottom w:w="80" w:type="dxa"/>
-              <w:start w:w="120" w:type="dxa"/>
-              <w:end w:w="120" w:type="dxa"/>
-            </w:tcMar>
-            <w:tcW w:w="1793" w:type="dxa"/>
-          </w:tcPr>
-          <w:p>
-            <w:pPr>
-              <w:pStyle w:val="Compact"/>
-              <w:spacing w:before="0" w:after="40" w:line="240" w:lineRule="auto"/>
-              <w:jc w:val="left"/>
-            </w:pPr>
-            <w:r>
-              <w:rPr>
-                <w:rFonts w:ascii="Times New Roman" w:hAnsi="Times New Roman"/>
-                <w:sz w:val="17"/>
-              </w:rPr>
-              <w:t xml:space="preserve">Primary frozen panel</w:t>
-            </w:r>
-          </w:p>
-        </w:tc>
-        <w:tc>
-          <w:tcPr>
-            <w:vAlign w:val="center"/>
-            <w:tcMar>
-              <w:top w:w="80" w:type="dxa"/>
-              <w:bottom w:w="80" w:type="dxa"/>
-              <w:start w:w="120" w:type="dxa"/>
-              <w:end w:w="120" w:type="dxa"/>
-            </w:tcMar>
-            <w:tcW w:w="1192" w:type="dxa"/>
-          </w:tcPr>
-          <w:p>
-            <w:pPr>
-              <w:pStyle w:val="Compact"/>
-              <w:spacing w:before="0" w:after="40" w:line="240" w:lineRule="auto"/>
-              <w:jc w:val="right"/>
-            </w:pPr>
-            <w:r>
-              <w:rPr>
-                <w:rFonts w:ascii="Times New Roman" w:hAnsi="Times New Roman"/>
-                <w:sz w:val="17"/>
-              </w:rPr>
-              <w:t xml:space="preserve">50</w:t>
-            </w:r>
-          </w:p>
-        </w:tc>
-        <w:tc>
-          <w:tcPr>
-            <w:vAlign w:val="center"/>
-            <w:tcMar>
-              <w:top w:w="80" w:type="dxa"/>
-              <w:bottom w:w="80" w:type="dxa"/>
-              <w:start w:w="120" w:type="dxa"/>
-              <w:end w:w="120" w:type="dxa"/>
-            </w:tcMar>
-            <w:tcW w:w="1192" w:type="dxa"/>
-          </w:tcPr>
-          <w:p>
-            <w:pPr>
-              <w:pStyle w:val="Compact"/>
-              <w:spacing w:before="0" w:after="40" w:line="240" w:lineRule="auto"/>
-              <w:jc w:val="center"/>
-            </w:pPr>
-            <w:r>
-              <w:rPr>
-                <w:rFonts w:ascii="Times New Roman" w:hAnsi="Times New Roman"/>
-                <w:sz w:val="17"/>
-              </w:rPr>
-              <w:t xml:space="preserve">40</w:t>
-            </w:r>
-          </w:p>
-        </w:tc>
-        <w:tc>
-          <w:tcPr>
-            <w:vAlign w:val="center"/>
-            <w:tcMar>
-              <w:top w:w="80" w:type="dxa"/>
-              <w:bottom w:w="80" w:type="dxa"/>
-              <w:start w:w="120" w:type="dxa"/>
-              <w:end w:w="120" w:type="dxa"/>
-            </w:tcMar>
-            <w:tcW w:w="1810" w:type="dxa"/>
-          </w:tcPr>
-          <w:p>
-            <w:pPr>
-              <w:pStyle w:val="Compact"/>
-              <w:spacing w:before="0" w:after="40" w:line="240" w:lineRule="auto"/>
-              <w:jc w:val="right"/>
-            </w:pPr>
-            <w:r>
-              <w:rPr>
-                <w:rFonts w:ascii="Times New Roman" w:hAnsi="Times New Roman"/>
-                <w:sz w:val="17"/>
-              </w:rPr>
-              <w:t xml:space="preserve">4 (10.00%, 95% CI 3.96–23.05%)</w:t>
-            </w:r>
-          </w:p>
-        </w:tc>
-        <w:tc>
-          <w:tcPr>
-            <w:vAlign w:val="center"/>
-            <w:tcMar>
-              <w:top w:w="80" w:type="dxa"/>
-              <w:bottom w:w="80" w:type="dxa"/>
-              <w:start w:w="120" w:type="dxa"/>
-              <w:end w:w="120" w:type="dxa"/>
-            </w:tcMar>
-            <w:tcW w:w="2041" w:type="dxa"/>
-          </w:tcPr>
-          <w:p>
-            <w:pPr>
-              <w:pStyle w:val="Compact"/>
-              <w:spacing w:before="0" w:after="40" w:line="240" w:lineRule="auto"/>
-              <w:jc w:val="right"/>
-            </w:pPr>
-            <w:r>
-              <w:rPr>
-                <w:rFonts w:ascii="Times New Roman" w:hAnsi="Times New Roman"/>
-                <w:sz w:val="17"/>
-              </w:rPr>
-              <w:t xml:space="preserve">4 first successes by query 50</w:t>
-            </w:r>
-          </w:p>
-        </w:tc>
-        <w:tc>
-          <w:tcPr>
-            <w:vAlign w:val="center"/>
-            <w:tcMar>
-              <w:top w:w="80" w:type="dxa"/>
-              <w:bottom w:w="80" w:type="dxa"/>
-              <w:start w:w="120" w:type="dxa"/>
-              <w:end w:w="120" w:type="dxa"/>
-            </w:tcMar>
-            <w:tcW w:w="1332" w:type="dxa"/>
-          </w:tcPr>
-          <w:p>
-            <w:pPr>
-              <w:pStyle w:val="Compact"/>
-              <w:spacing w:before="0" w:after="40" w:line="240" w:lineRule="auto"/>
-              <w:jc w:val="center"/>
-            </w:pPr>
-            <w:r>
-              <w:rPr>
-                <w:rFonts w:ascii="Times New Roman" w:hAnsi="Times New Roman"/>
-                <w:sz w:val="17"/>
-              </w:rPr>
-              <w:t xml:space="preserve">No</w:t>
-            </w:r>
-          </w:p>
-        </w:tc>
-      </w:tr>
-      <w:tr>
-        <w:tc>
-          <w:tcPr>
-            <w:vAlign w:val="center"/>
-            <w:tcMar>
-              <w:top w:w="80" w:type="dxa"/>
-              <w:bottom w:w="80" w:type="dxa"/>
-              <w:start w:w="120" w:type="dxa"/>
-              <w:end w:w="120" w:type="dxa"/>
-            </w:tcMar>
-            <w:tcW w:w="1793" w:type="dxa"/>
-          </w:tcPr>
-          <w:p>
-            <w:pPr>
-              <w:pStyle w:val="Compact"/>
-              <w:spacing w:before="0" w:after="40" w:line="240" w:lineRule="auto"/>
-              <w:jc w:val="left"/>
-            </w:pPr>
-            <w:r>
-              <w:rPr>
-                <w:rFonts w:ascii="Times New Roman" w:hAnsi="Times New Roman"/>
-                <w:sz w:val="17"/>
-              </w:rPr>
-              <w:t xml:space="preserve">Primary frozen panel</w:t>
-            </w:r>
-          </w:p>
-        </w:tc>
-        <w:tc>
-          <w:tcPr>
-            <w:vAlign w:val="center"/>
-            <w:tcMar>
-              <w:top w:w="80" w:type="dxa"/>
-              <w:bottom w:w="80" w:type="dxa"/>
-              <w:start w:w="120" w:type="dxa"/>
-              <w:end w:w="120" w:type="dxa"/>
-            </w:tcMar>
-            <w:tcW w:w="1192" w:type="dxa"/>
-          </w:tcPr>
-          <w:p>
-            <w:pPr>
-              <w:pStyle w:val="Compact"/>
-              <w:spacing w:before="0" w:after="40" w:line="240" w:lineRule="auto"/>
-              <w:jc w:val="right"/>
-            </w:pPr>
-            <w:r>
-              <w:rPr>
-                <w:rFonts w:ascii="Times New Roman" w:hAnsi="Times New Roman"/>
-                <w:sz w:val="17"/>
-              </w:rPr>
-              <w:t xml:space="preserve">200</w:t>
-            </w:r>
-          </w:p>
-        </w:tc>
-        <w:tc>
-          <w:tcPr>
-            <w:vAlign w:val="center"/>
-            <w:tcMar>
-              <w:top w:w="80" w:type="dxa"/>
-              <w:bottom w:w="80" w:type="dxa"/>
-              <w:start w:w="120" w:type="dxa"/>
-              <w:end w:w="120" w:type="dxa"/>
-            </w:tcMar>
-            <w:tcW w:w="1192" w:type="dxa"/>
-          </w:tcPr>
-          <w:p>
-            <w:pPr>
-              <w:pStyle w:val="Compact"/>
-              <w:spacing w:before="0" w:after="40" w:line="240" w:lineRule="auto"/>
-              <w:jc w:val="center"/>
-            </w:pPr>
-            <w:r>
-              <w:rPr>
-                <w:rFonts w:ascii="Times New Roman" w:hAnsi="Times New Roman"/>
-                <w:sz w:val="17"/>
-              </w:rPr>
-              <w:t xml:space="preserve">40</w:t>
-            </w:r>
-          </w:p>
-        </w:tc>
-        <w:tc>
-          <w:tcPr>
-            <w:vAlign w:val="center"/>
-            <w:tcMar>
-              <w:top w:w="80" w:type="dxa"/>
-              <w:bottom w:w="80" w:type="dxa"/>
-              <w:start w:w="120" w:type="dxa"/>
-              <w:end w:w="120" w:type="dxa"/>
-            </w:tcMar>
-            <w:tcW w:w="1810" w:type="dxa"/>
-          </w:tcPr>
-          <w:p>
-            <w:pPr>
-              <w:pStyle w:val="Compact"/>
-              <w:spacing w:before="0" w:after="40" w:line="240" w:lineRule="auto"/>
-              <w:jc w:val="right"/>
-            </w:pPr>
-            <w:r>
-              <w:rPr>
-                <w:rFonts w:ascii="Times New Roman" w:hAnsi="Times New Roman"/>
-                <w:sz w:val="17"/>
-              </w:rPr>
-              <w:t xml:space="preserve">18 (45.00%, 95% CI 30.71–60.17%)</w:t>
-            </w:r>
-          </w:p>
-        </w:tc>
-        <w:tc>
-          <w:tcPr>
-            <w:vAlign w:val="center"/>
-            <w:tcMar>
-              <w:top w:w="80" w:type="dxa"/>
-              <w:bottom w:w="80" w:type="dxa"/>
-              <w:start w:w="120" w:type="dxa"/>
-              <w:end w:w="120" w:type="dxa"/>
-            </w:tcMar>
-            <w:tcW w:w="2041" w:type="dxa"/>
-          </w:tcPr>
-          <w:p>
-            <w:pPr>
-              <w:pStyle w:val="Compact"/>
-              <w:spacing w:before="0" w:after="40" w:line="240" w:lineRule="auto"/>
-              <w:jc w:val="right"/>
-            </w:pPr>
-            <w:r>
-              <w:rPr>
-                <w:rFonts w:ascii="Times New Roman" w:hAnsi="Times New Roman"/>
-                <w:sz w:val="17"/>
-              </w:rPr>
-              <w:t xml:space="preserve">14 additional first successes at queries 51–200</w:t>
-            </w:r>
-          </w:p>
-        </w:tc>
-        <w:tc>
-          <w:tcPr>
-            <w:vAlign w:val="center"/>
-            <w:tcMar>
-              <w:top w:w="80" w:type="dxa"/>
-              <w:bottom w:w="80" w:type="dxa"/>
-              <w:start w:w="120" w:type="dxa"/>
-              <w:end w:w="120" w:type="dxa"/>
-            </w:tcMar>
-            <w:tcW w:w="1332" w:type="dxa"/>
-          </w:tcPr>
-          <w:p>
-            <w:pPr>
-              <w:pStyle w:val="Compact"/>
-              <w:spacing w:before="0" w:after="40" w:line="240" w:lineRule="auto"/>
-              <w:jc w:val="center"/>
-            </w:pPr>
-            <w:r>
-              <w:rPr>
-                <w:rFonts w:ascii="Times New Roman" w:hAnsi="Times New Roman"/>
-                <w:sz w:val="17"/>
-              </w:rPr>
-              <w:t xml:space="preserve">No</w:t>
-            </w:r>
-          </w:p>
-        </w:tc>
-      </w:tr>
-    </w:tbl>
-    <w:bookmarkEnd w:id="62"/>
-    <w:bookmarkEnd w:id="63"/>
-    <w:bookmarkStart w:id="64" w:name="remaining-evidence-boundary"/>
+    <w:p>
+      <w:pPr>
+        <w:pStyle w:val="BodyText"/>
+      </w:pPr>
+      <w:r>
+        <w:t xml:space="preserve">Detailed values are reported in Supplementary Table S6.</w:t>
+      </w:r>
+    </w:p>
+    <w:bookmarkEnd w:id="57"/>
+    <w:bookmarkStart w:id="58" w:name="remaining-evidence-boundary"/>
     <w:p>
       <w:pPr>
         <w:pStyle w:val="Heading3"/>
@@ -11546,9 +6448,9 @@
         <w:t xml:space="preserve">rate.</w:t>
       </w:r>
     </w:p>
-    <w:bookmarkEnd w:id="64"/>
-    <w:bookmarkEnd w:id="65"/>
-    <w:bookmarkStart w:id="74" w:name="discussion"/>
+    <w:bookmarkEnd w:id="58"/>
+    <w:bookmarkEnd w:id="59"/>
+    <w:bookmarkStart w:id="68" w:name="discussion"/>
     <w:p>
       <w:pPr>
         <w:pStyle w:val="Heading2"/>
@@ -11558,7 +6460,7 @@
         <w:t xml:space="preserve">5. Discussion</w:t>
       </w:r>
     </w:p>
-    <w:bookmarkStart w:id="66" w:name="X8f1f139e599680d856d27457aed81aa06300e07"/>
+    <w:bookmarkStart w:id="60" w:name="X8f1f139e599680d856d27457aed81aa06300e07"/>
     <w:p>
       <w:pPr>
         <w:pStyle w:val="Heading3"/>
@@ -11689,8 +6591,8 @@
         <w:t xml:space="preserve">claiming that it identifies a universal causal mechanism.</w:t>
       </w:r>
     </w:p>
-    <w:bookmarkEnd w:id="66"/>
-    <w:bookmarkStart w:id="67" w:name="authorization-is-part-of-the-treatment"/>
+    <w:bookmarkEnd w:id="60"/>
+    <w:bookmarkStart w:id="61" w:name="authorization-is-part-of-the-treatment"/>
     <w:p>
       <w:pPr>
         <w:pStyle w:val="Heading3"/>
@@ -11996,8 +6898,8 @@
         <w:t xml:space="preserve">and utility even when a headline attack rate appears stable.</w:t>
       </w:r>
     </w:p>
-    <w:bookmarkEnd w:id="67"/>
-    <w:bookmarkStart w:id="68" w:name="X51d55857fd78b0704b7007a4ab3a79d92f25221"/>
+    <w:bookmarkEnd w:id="61"/>
+    <w:bookmarkStart w:id="62" w:name="X51d55857fd78b0704b7007a4ab3a79d92f25221"/>
     <w:p>
       <w:pPr>
         <w:pStyle w:val="Heading3"/>
@@ -12127,8 +7029,8 @@
         <w:t xml:space="preserve">a composite score.</w:t>
       </w:r>
     </w:p>
-    <w:bookmarkEnd w:id="68"/>
-    <w:bookmarkStart w:id="69" w:name="X0e31176f559158f4c40a3a2e91fc60538cab5a3"/>
+    <w:bookmarkEnd w:id="62"/>
+    <w:bookmarkStart w:id="63" w:name="X0e31176f559158f4c40a3a2e91fc60538cab5a3"/>
     <w:p>
       <w:pPr>
         <w:pStyle w:val="Heading3"/>
@@ -12211,8 +7113,8 @@
         <w:t xml:space="preserve">validity for the paper’s authorization question is uncertain.</w:t>
       </w:r>
     </w:p>
-    <w:bookmarkEnd w:id="69"/>
-    <w:bookmarkStart w:id="70" w:name="X30d802ff665a8145052131c2a07aea91abe24d1"/>
+    <w:bookmarkEnd w:id="63"/>
+    <w:bookmarkStart w:id="64" w:name="X30d802ff665a8145052131c2a07aea91abe24d1"/>
     <w:p>
       <w:pPr>
         <w:pStyle w:val="Heading3"/>
@@ -12322,8 +7224,8 @@
         <w:t xml:space="preserve">implementation complexity and failure modes that such trajectories introduce.</w:t>
       </w:r>
     </w:p>
-    <w:bookmarkEnd w:id="70"/>
-    <w:bookmarkStart w:id="71" w:name="cross-provider-interpretation"/>
+    <w:bookmarkEnd w:id="64"/>
+    <w:bookmarkStart w:id="65" w:name="cross-provider-interpretation"/>
     <w:p>
       <w:pPr>
         <w:pStyle w:val="Heading3"/>
@@ -12391,8 +7293,8 @@
         <w:t xml:space="preserve">DeepSeek V4 Pro and V4 Flash, and no cross-provider conclusion is made.</w:t>
       </w:r>
     </w:p>
-    <w:bookmarkEnd w:id="71"/>
-    <w:bookmarkStart w:id="72" w:name="limitations"/>
+    <w:bookmarkEnd w:id="65"/>
+    <w:bookmarkStart w:id="66" w:name="limitations"/>
     <w:p>
       <w:pPr>
         <w:pStyle w:val="Heading3"/>
@@ -12632,8 +7534,8 @@
         <w:t xml:space="preserve">actually evaluated.</w:t>
       </w:r>
     </w:p>
-    <w:bookmarkEnd w:id="72"/>
-    <w:bookmarkStart w:id="73" w:name="practical-implications"/>
+    <w:bookmarkEnd w:id="66"/>
+    <w:bookmarkStart w:id="67" w:name="practical-implications"/>
     <w:p>
       <w:pPr>
         <w:pStyle w:val="Heading3"/>
@@ -12731,9 +7633,9 @@
         <w:t xml:space="preserve">diagnostic and cannot alter or broaden the DeepSeek findings.</w:t>
       </w:r>
     </w:p>
-    <w:bookmarkEnd w:id="73"/>
-    <w:bookmarkEnd w:id="74"/>
-    <w:bookmarkStart w:id="75" w:name="conclusion"/>
+    <w:bookmarkEnd w:id="67"/>
+    <w:bookmarkEnd w:id="68"/>
+    <w:bookmarkStart w:id="69" w:name="conclusion"/>
     <w:p>
       <w:pPr>
         <w:pStyle w:val="Heading2"/>
@@ -12973,8 +7875,8 @@
         <w:t xml:space="preserve">completed DeepSeek findings.</w:t>
       </w:r>
     </w:p>
-    <w:bookmarkEnd w:id="75"/>
-    <w:bookmarkStart w:id="81" w:name="figures"/>
+    <w:bookmarkEnd w:id="69"/>
+    <w:bookmarkStart w:id="75" w:name="figures"/>
     <w:p>
       <w:pPr>
         <w:pStyle w:val="Heading2"/>
@@ -13004,7 +7906,7 @@
                     </pic:cNvPicPr>
                   </pic:nvPicPr>
                   <pic:blipFill>
-                    <a:blip r:embed="rId76"/>
+                    <a:blip r:embed="rId70"/>
                     <a:stretch>
                       <a:fillRect/>
                     </a:stretch>
@@ -13059,7 +7961,7 @@
                     </pic:cNvPicPr>
                   </pic:nvPicPr>
                   <pic:blipFill>
-                    <a:blip r:embed="rId77"/>
+                    <a:blip r:embed="rId71"/>
                     <a:stretch>
                       <a:fillRect/>
                     </a:stretch>
@@ -13114,7 +8016,7 @@
                     </pic:cNvPicPr>
                   </pic:nvPicPr>
                   <pic:blipFill>
-                    <a:blip r:embed="rId78"/>
+                    <a:blip r:embed="rId72"/>
                     <a:stretch>
                       <a:fillRect/>
                     </a:stretch>
@@ -13169,7 +8071,7 @@
                     </pic:cNvPicPr>
                   </pic:nvPicPr>
                   <pic:blipFill>
-                    <a:blip r:embed="rId79"/>
+                    <a:blip r:embed="rId73"/>
                     <a:stretch>
                       <a:fillRect/>
                     </a:stretch>
@@ -13224,7 +8126,7 @@
                     </pic:cNvPicPr>
                   </pic:nvPicPr>
                   <pic:blipFill>
-                    <a:blip r:embed="rId80"/>
+                    <a:blip r:embed="rId74"/>
                     <a:stretch>
                       <a:fillRect/>
                     </a:stretch>
@@ -13259,8 +8161,8 @@
         <w:t xml:space="preserve">Figure 5. Adaptive first-success curve through query budget 200.</w:t>
       </w:r>
     </w:p>
-    <w:bookmarkEnd w:id="81"/>
-    <w:bookmarkStart w:id="88" w:name="tables"/>
+    <w:bookmarkEnd w:id="75"/>
+    <w:bookmarkStart w:id="82" w:name="tables"/>
     <w:p>
       <w:pPr>
         <w:pStyle w:val="Heading2"/>
@@ -13270,7 +8172,7 @@
         <w:t xml:space="preserve">Tables</w:t>
       </w:r>
     </w:p>
-    <w:bookmarkStart w:id="82" w:name="table-1.-experimental-design"/>
+    <w:bookmarkStart w:id="76" w:name="table-1.-experimental-design"/>
     <w:p>
       <w:pPr>
         <w:pStyle w:val="Heading3"/>
@@ -14777,8 +9679,8 @@
         </w:tc>
       </w:tr>
     </w:tbl>
-    <w:bookmarkEnd w:id="82"/>
-    <w:bookmarkStart w:id="83" w:name="table-2.-joint-primary-endpoints"/>
+    <w:bookmarkEnd w:id="76"/>
+    <w:bookmarkStart w:id="77" w:name="table-2.-joint-primary-endpoints"/>
     <w:p>
       <w:pPr>
         <w:pStyle w:val="Heading3"/>
@@ -15889,8 +10791,8 @@
         </w:tc>
       </w:tr>
     </w:tbl>
-    <w:bookmarkEnd w:id="83"/>
-    <w:bookmarkStart w:id="84" w:name="Xd0cc7104cfff95cb39f2f29f0dec108c42421ac"/>
+    <w:bookmarkEnd w:id="77"/>
+    <w:bookmarkStart w:id="78" w:name="Xd0cc7104cfff95cb39f2f29f0dec108c42421ac"/>
     <w:p>
       <w:pPr>
         <w:pStyle w:val="Heading3"/>
@@ -19497,8 +14399,8 @@
         </w:tc>
       </w:tr>
     </w:tbl>
-    <w:bookmarkEnd w:id="84"/>
-    <w:bookmarkStart w:id="85" w:name="table-4.-runtime-burden"/>
+    <w:bookmarkEnd w:id="78"/>
+    <w:bookmarkStart w:id="79" w:name="table-4.-runtime-burden"/>
     <w:p>
       <w:pPr>
         <w:pStyle w:val="Heading3"/>
@@ -21453,8 +16355,8 @@
         </w:tc>
       </w:tr>
     </w:tbl>
-    <w:bookmarkEnd w:id="85"/>
-    <w:bookmarkStart w:id="86" w:name="table-5.-prespecified-heterogeneity"/>
+    <w:bookmarkEnd w:id="79"/>
+    <w:bookmarkStart w:id="80" w:name="table-5.-prespecified-heterogeneity"/>
     <w:p>
       <w:pPr>
         <w:pStyle w:val="Heading3"/>
@@ -23723,8 +18625,8 @@
         </w:tc>
       </w:tr>
     </w:tbl>
-    <w:bookmarkEnd w:id="86"/>
-    <w:bookmarkStart w:id="87" w:name="X5061b4ced358d9d41a14c66c0665b59cd4f5370"/>
+    <w:bookmarkEnd w:id="80"/>
+    <w:bookmarkStart w:id="81" w:name="X5061b4ced358d9d41a14c66c0665b59cd4f5370"/>
     <w:p>
       <w:pPr>
         <w:pStyle w:val="Heading3"/>
@@ -24256,9 +19158,9 @@
         </w:tc>
       </w:tr>
     </w:tbl>
-    <w:bookmarkEnd w:id="87"/>
-    <w:bookmarkEnd w:id="88"/>
-    <w:bookmarkStart w:id="89" w:name="figure-captions"/>
+    <w:bookmarkEnd w:id="81"/>
+    <w:bookmarkEnd w:id="82"/>
+    <w:bookmarkStart w:id="83" w:name="figure-captions"/>
     <w:p>
       <w:pPr>
         <w:pStyle w:val="Heading2"/>
@@ -24517,8 +19419,8 @@
         <w:t xml:space="preserve">estimate of attack saturation.</w:t>
       </w:r>
     </w:p>
-    <w:bookmarkEnd w:id="89"/>
-    <w:bookmarkStart w:id="96" w:name="submission-statements"/>
+    <w:bookmarkEnd w:id="83"/>
+    <w:bookmarkStart w:id="90" w:name="submission-statements"/>
     <w:p>
       <w:pPr>
         <w:pStyle w:val="Heading2"/>
@@ -24528,7 +19430,7 @@
         <w:t xml:space="preserve">Submission statements</w:t>
       </w:r>
     </w:p>
-    <w:bookmarkStart w:id="90" w:name="competing-interests"/>
+    <w:bookmarkStart w:id="84" w:name="competing-interests"/>
     <w:p>
       <w:pPr>
         <w:pStyle w:val="Heading3"/>
@@ -24552,8 +19454,8 @@
         <w:t xml:space="preserve">all authors before submission.</w:t>
       </w:r>
     </w:p>
-    <w:bookmarkEnd w:id="90"/>
-    <w:bookmarkStart w:id="91" w:name="funding"/>
+    <w:bookmarkEnd w:id="84"/>
+    <w:bookmarkStart w:id="85" w:name="funding"/>
     <w:p>
       <w:pPr>
         <w:pStyle w:val="Heading3"/>
@@ -24583,8 +19485,8 @@
         <w:t xml:space="preserve">funding agencies in the public, commercial, or not-for-profit sectors.</w:t>
       </w:r>
     </w:p>
-    <w:bookmarkEnd w:id="91"/>
-    <w:bookmarkStart w:id="92" w:name="data-and-code-availability"/>
+    <w:bookmarkEnd w:id="85"/>
+    <w:bookmarkStart w:id="86" w:name="data-and-code-availability"/>
     <w:p>
       <w:pPr>
         <w:pStyle w:val="Heading3"/>
@@ -24638,8 +19540,8 @@
         <w:t xml:space="preserve">records will be stated explicitly in the archival record.</w:t>
       </w:r>
     </w:p>
-    <w:bookmarkEnd w:id="92"/>
-    <w:bookmarkStart w:id="93" w:name="X071796dd6bc546c91e96cca1cf5ff96599de61f"/>
+    <w:bookmarkEnd w:id="86"/>
+    <w:bookmarkStart w:id="87" w:name="X071796dd6bc546c91e96cca1cf5ff96599de61f"/>
     <w:p>
       <w:pPr>
         <w:pStyle w:val="Heading3"/>
@@ -24699,8 +19601,8 @@
         <w:t xml:space="preserve">used to generate outcome labels or statistical conclusions.</w:t>
       </w:r>
     </w:p>
-    <w:bookmarkEnd w:id="93"/>
-    <w:bookmarkStart w:id="94" w:name="ethics-and-safety"/>
+    <w:bookmarkEnd w:id="87"/>
+    <w:bookmarkStart w:id="88" w:name="ethics-and-safety"/>
     <w:p>
       <w:pPr>
         <w:pStyle w:val="Heading3"/>
@@ -24742,8 +19644,8 @@
         <w:t xml:space="preserve">requirement before submission.</w:t>
       </w:r>
     </w:p>
-    <w:bookmarkEnd w:id="94"/>
-    <w:bookmarkStart w:id="95" w:name="author-contributions"/>
+    <w:bookmarkEnd w:id="88"/>
+    <w:bookmarkStart w:id="89" w:name="author-contributions"/>
     <w:p>
       <w:pPr>
         <w:pStyle w:val="Heading3"/>
@@ -24767,9 +19669,9 @@
         <w:t xml:space="preserve">submission.</w:t>
       </w:r>
     </w:p>
-    <w:bookmarkEnd w:id="95"/>
-    <w:bookmarkEnd w:id="96"/>
-    <w:bookmarkStart w:id="140" w:name="references"/>
+    <w:bookmarkEnd w:id="89"/>
+    <w:bookmarkEnd w:id="90"/>
+    <w:bookmarkStart w:id="134" w:name="references"/>
     <w:p>
       <w:pPr>
         <w:pStyle w:val="Heading2"/>
@@ -24779,8 +19681,8 @@
         <w:t xml:space="preserve">References</w:t>
       </w:r>
     </w:p>
-    <w:bookmarkStart w:id="139" w:name="refs"/>
-    <w:bookmarkStart w:id="98" w:name="ref-L25"/>
+    <w:bookmarkStart w:id="133" w:name="refs"/>
+    <w:bookmarkStart w:id="92" w:name="ref-L25"/>
     <w:p>
       <w:pPr>
         <w:pStyle w:val="Bibliography"/>
@@ -24834,7 +19736,7 @@
       <w:r>
         <w:t xml:space="preserve"> </w:t>
       </w:r>
-      <w:hyperlink r:id="rId97">
+      <w:hyperlink r:id="rId91">
         <w:r>
           <w:rPr>
             <w:rStyle w:val="Hyperlink"/>
@@ -24846,8 +19748,8 @@
         <w:t xml:space="preserve">.</w:t>
       </w:r>
     </w:p>
-    <w:bookmarkEnd w:id="98"/>
-    <w:bookmarkStart w:id="100" w:name="ref-L07"/>
+    <w:bookmarkEnd w:id="92"/>
+    <w:bookmarkStart w:id="94" w:name="ref-L07"/>
     <w:p>
       <w:pPr>
         <w:pStyle w:val="Bibliography"/>
@@ -24889,7 +19791,7 @@
       <w:r>
         <w:t xml:space="preserve"> </w:t>
       </w:r>
-      <w:hyperlink r:id="rId99">
+      <w:hyperlink r:id="rId93">
         <w:r>
           <w:rPr>
             <w:rStyle w:val="Hyperlink"/>
@@ -24901,8 +19803,8 @@
         <w:t xml:space="preserve">.</w:t>
       </w:r>
     </w:p>
-    <w:bookmarkEnd w:id="100"/>
-    <w:bookmarkStart w:id="102" w:name="ref-L32"/>
+    <w:bookmarkEnd w:id="94"/>
+    <w:bookmarkStart w:id="96" w:name="ref-L32"/>
     <w:p>
       <w:pPr>
         <w:pStyle w:val="Bibliography"/>
@@ -24938,7 +19840,7 @@
       <w:r>
         <w:t xml:space="preserve"> </w:t>
       </w:r>
-      <w:hyperlink r:id="rId101">
+      <w:hyperlink r:id="rId95">
         <w:r>
           <w:rPr>
             <w:rStyle w:val="Hyperlink"/>
@@ -24950,8 +19852,8 @@
         <w:t xml:space="preserve">.</w:t>
       </w:r>
     </w:p>
-    <w:bookmarkEnd w:id="102"/>
-    <w:bookmarkStart w:id="104" w:name="ref-L26"/>
+    <w:bookmarkEnd w:id="96"/>
+    <w:bookmarkStart w:id="98" w:name="ref-L26"/>
     <w:p>
       <w:pPr>
         <w:pStyle w:val="Bibliography"/>
@@ -24968,7 +19870,7 @@
       <w:r>
         <w:t xml:space="preserve"> </w:t>
       </w:r>
-      <w:hyperlink r:id="rId103">
+      <w:hyperlink r:id="rId97">
         <w:r>
           <w:rPr>
             <w:rStyle w:val="Hyperlink"/>
@@ -24980,8 +19882,8 @@
         <w:t xml:space="preserve">.</w:t>
       </w:r>
     </w:p>
-    <w:bookmarkEnd w:id="104"/>
-    <w:bookmarkStart w:id="106" w:name="ref-L09"/>
+    <w:bookmarkEnd w:id="98"/>
+    <w:bookmarkStart w:id="100" w:name="ref-L09"/>
     <w:p>
       <w:pPr>
         <w:pStyle w:val="Bibliography"/>
@@ -25014,7 +19916,7 @@
       <w:r>
         <w:t xml:space="preserve"> </w:t>
       </w:r>
-      <w:hyperlink r:id="rId105">
+      <w:hyperlink r:id="rId99">
         <w:r>
           <w:rPr>
             <w:rStyle w:val="Hyperlink"/>
@@ -25026,8 +19928,8 @@
         <w:t xml:space="preserve">.</w:t>
       </w:r>
     </w:p>
-    <w:bookmarkEnd w:id="106"/>
-    <w:bookmarkStart w:id="108" w:name="ref-L23"/>
+    <w:bookmarkEnd w:id="100"/>
+    <w:bookmarkStart w:id="102" w:name="ref-L23"/>
     <w:p>
       <w:pPr>
         <w:pStyle w:val="Bibliography"/>
@@ -25044,7 +19946,7 @@
       <w:r>
         <w:t xml:space="preserve"> </w:t>
       </w:r>
-      <w:hyperlink r:id="rId107">
+      <w:hyperlink r:id="rId101">
         <w:r>
           <w:rPr>
             <w:rStyle w:val="Hyperlink"/>
@@ -25056,8 +19958,8 @@
         <w:t xml:space="preserve">.</w:t>
       </w:r>
     </w:p>
-    <w:bookmarkEnd w:id="108"/>
-    <w:bookmarkStart w:id="110" w:name="ref-L30"/>
+    <w:bookmarkEnd w:id="102"/>
+    <w:bookmarkStart w:id="104" w:name="ref-L30"/>
     <w:p>
       <w:pPr>
         <w:pStyle w:val="Bibliography"/>
@@ -25074,7 +19976,7 @@
       <w:r>
         <w:t xml:space="preserve"> </w:t>
       </w:r>
-      <w:hyperlink r:id="rId109">
+      <w:hyperlink r:id="rId103">
         <w:r>
           <w:rPr>
             <w:rStyle w:val="Hyperlink"/>
@@ -25086,8 +19988,8 @@
         <w:t xml:space="preserve">.</w:t>
       </w:r>
     </w:p>
-    <w:bookmarkEnd w:id="110"/>
-    <w:bookmarkStart w:id="112" w:name="ref-L03"/>
+    <w:bookmarkEnd w:id="104"/>
+    <w:bookmarkStart w:id="106" w:name="ref-L03"/>
     <w:p>
       <w:pPr>
         <w:pStyle w:val="Bibliography"/>
@@ -25135,7 +20037,7 @@
       <w:r>
         <w:t xml:space="preserve"> </w:t>
       </w:r>
-      <w:hyperlink r:id="rId111">
+      <w:hyperlink r:id="rId105">
         <w:r>
           <w:rPr>
             <w:rStyle w:val="Hyperlink"/>
@@ -25147,8 +20049,8 @@
         <w:t xml:space="preserve">.</w:t>
       </w:r>
     </w:p>
-    <w:bookmarkEnd w:id="112"/>
-    <w:bookmarkStart w:id="114" w:name="ref-L02"/>
+    <w:bookmarkEnd w:id="106"/>
+    <w:bookmarkStart w:id="108" w:name="ref-L02"/>
     <w:p>
       <w:pPr>
         <w:pStyle w:val="Bibliography"/>
@@ -25181,7 +20083,7 @@
       <w:r>
         <w:t xml:space="preserve"> </w:t>
       </w:r>
-      <w:hyperlink r:id="rId113">
+      <w:hyperlink r:id="rId107">
         <w:r>
           <w:rPr>
             <w:rStyle w:val="Hyperlink"/>
@@ -25193,8 +20095,8 @@
         <w:t xml:space="preserve">.</w:t>
       </w:r>
     </w:p>
-    <w:bookmarkEnd w:id="114"/>
-    <w:bookmarkStart w:id="116" w:name="ref-L35"/>
+    <w:bookmarkEnd w:id="108"/>
+    <w:bookmarkStart w:id="110" w:name="ref-L35"/>
     <w:p>
       <w:pPr>
         <w:pStyle w:val="Bibliography"/>
@@ -25211,7 +20113,7 @@
       <w:r>
         <w:t xml:space="preserve"> </w:t>
       </w:r>
-      <w:hyperlink r:id="rId115">
+      <w:hyperlink r:id="rId109">
         <w:r>
           <w:rPr>
             <w:rStyle w:val="Hyperlink"/>
@@ -25223,8 +20125,8 @@
         <w:t xml:space="preserve">.</w:t>
       </w:r>
     </w:p>
-    <w:bookmarkEnd w:id="116"/>
-    <w:bookmarkStart w:id="118" w:name="ref-L01"/>
+    <w:bookmarkEnd w:id="110"/>
+    <w:bookmarkStart w:id="112" w:name="ref-L01"/>
     <w:p>
       <w:pPr>
         <w:pStyle w:val="Bibliography"/>
@@ -25341,7 +20243,7 @@
       <w:r>
         <w:t xml:space="preserve"> </w:t>
       </w:r>
-      <w:hyperlink r:id="rId117">
+      <w:hyperlink r:id="rId111">
         <w:r>
           <w:rPr>
             <w:rStyle w:val="Hyperlink"/>
@@ -25353,8 +20255,8 @@
         <w:t xml:space="preserve">.</w:t>
       </w:r>
     </w:p>
-    <w:bookmarkEnd w:id="118"/>
-    <w:bookmarkStart w:id="120" w:name="ref-L27"/>
+    <w:bookmarkEnd w:id="112"/>
+    <w:bookmarkStart w:id="114" w:name="ref-L27"/>
     <w:p>
       <w:pPr>
         <w:pStyle w:val="Bibliography"/>
@@ -25371,7 +20273,7 @@
       <w:r>
         <w:t xml:space="preserve"> </w:t>
       </w:r>
-      <w:hyperlink r:id="rId119">
+      <w:hyperlink r:id="rId113">
         <w:r>
           <w:rPr>
             <w:rStyle w:val="Hyperlink"/>
@@ -25383,8 +20285,8 @@
         <w:t xml:space="preserve">.</w:t>
       </w:r>
     </w:p>
-    <w:bookmarkEnd w:id="120"/>
-    <w:bookmarkStart w:id="122" w:name="ref-L24"/>
+    <w:bookmarkEnd w:id="114"/>
+    <w:bookmarkStart w:id="116" w:name="ref-L24"/>
     <w:p>
       <w:pPr>
         <w:pStyle w:val="Bibliography"/>
@@ -25401,7 +20303,7 @@
       <w:r>
         <w:t xml:space="preserve"> </w:t>
       </w:r>
-      <w:hyperlink r:id="rId121">
+      <w:hyperlink r:id="rId115">
         <w:r>
           <w:rPr>
             <w:rStyle w:val="Hyperlink"/>
@@ -25413,8 +20315,8 @@
         <w:t xml:space="preserve">.</w:t>
       </w:r>
     </w:p>
-    <w:bookmarkEnd w:id="122"/>
-    <w:bookmarkStart w:id="124" w:name="ref-L08"/>
+    <w:bookmarkEnd w:id="116"/>
+    <w:bookmarkStart w:id="118" w:name="ref-L08"/>
     <w:p>
       <w:pPr>
         <w:pStyle w:val="Bibliography"/>
@@ -25450,7 +20352,7 @@
       <w:r>
         <w:t xml:space="preserve"> </w:t>
       </w:r>
-      <w:hyperlink r:id="rId123">
+      <w:hyperlink r:id="rId117">
         <w:r>
           <w:rPr>
             <w:rStyle w:val="Hyperlink"/>
@@ -25462,8 +20364,8 @@
         <w:t xml:space="preserve">.</w:t>
       </w:r>
     </w:p>
-    <w:bookmarkEnd w:id="124"/>
-    <w:bookmarkStart w:id="126" w:name="ref-L31"/>
+    <w:bookmarkEnd w:id="118"/>
+    <w:bookmarkStart w:id="120" w:name="ref-L31"/>
     <w:p>
       <w:pPr>
         <w:pStyle w:val="Bibliography"/>
@@ -25480,7 +20382,7 @@
       <w:r>
         <w:t xml:space="preserve"> </w:t>
       </w:r>
-      <w:hyperlink r:id="rId125">
+      <w:hyperlink r:id="rId119">
         <w:r>
           <w:rPr>
             <w:rStyle w:val="Hyperlink"/>
@@ -25492,8 +20394,8 @@
         <w:t xml:space="preserve">.</w:t>
       </w:r>
     </w:p>
-    <w:bookmarkEnd w:id="126"/>
-    <w:bookmarkStart w:id="128" w:name="ref-L20"/>
+    <w:bookmarkEnd w:id="120"/>
+    <w:bookmarkStart w:id="122" w:name="ref-L20"/>
     <w:p>
       <w:pPr>
         <w:pStyle w:val="Bibliography"/>
@@ -25529,7 +20431,7 @@
       <w:r>
         <w:t xml:space="preserve"> </w:t>
       </w:r>
-      <w:hyperlink r:id="rId127">
+      <w:hyperlink r:id="rId121">
         <w:r>
           <w:rPr>
             <w:rStyle w:val="Hyperlink"/>
@@ -25541,8 +20443,8 @@
         <w:t xml:space="preserve">.</w:t>
       </w:r>
     </w:p>
-    <w:bookmarkEnd w:id="128"/>
-    <w:bookmarkStart w:id="130" w:name="ref-L22"/>
+    <w:bookmarkEnd w:id="122"/>
+    <w:bookmarkStart w:id="124" w:name="ref-L22"/>
     <w:p>
       <w:pPr>
         <w:pStyle w:val="Bibliography"/>
@@ -25559,7 +20461,7 @@
       <w:r>
         <w:t xml:space="preserve"> </w:t>
       </w:r>
-      <w:hyperlink r:id="rId129">
+      <w:hyperlink r:id="rId123">
         <w:r>
           <w:rPr>
             <w:rStyle w:val="Hyperlink"/>
@@ -25571,8 +20473,8 @@
         <w:t xml:space="preserve">.</w:t>
       </w:r>
     </w:p>
-    <w:bookmarkEnd w:id="130"/>
-    <w:bookmarkStart w:id="132" w:name="ref-L21"/>
+    <w:bookmarkEnd w:id="124"/>
+    <w:bookmarkStart w:id="126" w:name="ref-L21"/>
     <w:p>
       <w:pPr>
         <w:pStyle w:val="Bibliography"/>
@@ -25589,7 +20491,7 @@
       <w:r>
         <w:t xml:space="preserve"> </w:t>
       </w:r>
-      <w:hyperlink r:id="rId131">
+      <w:hyperlink r:id="rId125">
         <w:r>
           <w:rPr>
             <w:rStyle w:val="Hyperlink"/>
@@ -25601,8 +20503,8 @@
         <w:t xml:space="preserve">.</w:t>
       </w:r>
     </w:p>
-    <w:bookmarkEnd w:id="132"/>
-    <w:bookmarkStart w:id="134" w:name="ref-L10"/>
+    <w:bookmarkEnd w:id="126"/>
+    <w:bookmarkStart w:id="128" w:name="ref-L10"/>
     <w:p>
       <w:pPr>
         <w:pStyle w:val="Bibliography"/>
@@ -25650,7 +20552,7 @@
       <w:r>
         <w:t xml:space="preserve"> </w:t>
       </w:r>
-      <w:hyperlink r:id="rId133">
+      <w:hyperlink r:id="rId127">
         <w:r>
           <w:rPr>
             <w:rStyle w:val="Hyperlink"/>
@@ -25662,8 +20564,8 @@
         <w:t xml:space="preserve">.</w:t>
       </w:r>
     </w:p>
-    <w:bookmarkEnd w:id="134"/>
-    <w:bookmarkStart w:id="136" w:name="ref-L34"/>
+    <w:bookmarkEnd w:id="128"/>
+    <w:bookmarkStart w:id="130" w:name="ref-L34"/>
     <w:p>
       <w:pPr>
         <w:pStyle w:val="Bibliography"/>
@@ -25696,7 +20598,7 @@
       <w:r>
         <w:t xml:space="preserve"> </w:t>
       </w:r>
-      <w:hyperlink r:id="rId135">
+      <w:hyperlink r:id="rId129">
         <w:r>
           <w:rPr>
             <w:rStyle w:val="Hyperlink"/>
@@ -25708,8 +20610,8 @@
         <w:t xml:space="preserve">.</w:t>
       </w:r>
     </w:p>
-    <w:bookmarkEnd w:id="136"/>
-    <w:bookmarkStart w:id="138" w:name="ref-L36"/>
+    <w:bookmarkEnd w:id="130"/>
+    <w:bookmarkStart w:id="132" w:name="ref-L36"/>
     <w:p>
       <w:pPr>
         <w:pStyle w:val="Bibliography"/>
@@ -25726,7 +20628,7 @@
       <w:r>
         <w:t xml:space="preserve"> </w:t>
       </w:r>
-      <w:hyperlink r:id="rId137">
+      <w:hyperlink r:id="rId131">
         <w:r>
           <w:rPr>
             <w:rStyle w:val="Hyperlink"/>
@@ -25738,10 +20640,10 @@
         <w:t xml:space="preserve">.</w:t>
       </w:r>
     </w:p>
-    <w:bookmarkEnd w:id="138"/>
-    <w:bookmarkEnd w:id="139"/>
-    <w:bookmarkEnd w:id="140"/>
-    <w:bookmarkEnd w:id="141"/>
+    <w:bookmarkEnd w:id="132"/>
+    <w:bookmarkEnd w:id="133"/>
+    <w:bookmarkEnd w:id="134"/>
+    <w:bookmarkEnd w:id="135"/>
     <w:sectPr>
       <w:headerReference w:type="default" r:id="rId9"/>
       <w:footerReference w:type="default" r:id="rId10"/>

--- a/docs/research/paper_v2/manuscript/M3_PI_Guard_JISA_working_draft.docx
+++ b/docs/research/paper_v2/manuscript/M3_PI_Guard_JISA_working_draft.docx
@@ -19541,14 +19541,14 @@
       </w:r>
     </w:p>
     <w:bookmarkEnd w:id="86"/>
-    <w:bookmarkStart w:id="87" w:name="X071796dd6bc546c91e96cca1cf5ff96599de61f"/>
+    <w:bookmarkStart w:id="87" w:name="X1f74eb43af444059c7518034463b6c89b1cacf4"/>
     <w:p>
       <w:pPr>
         <w:pStyle w:val="Heading3"/>
         <w:keepNext/>
       </w:pPr>
       <w:r>
-        <w:t xml:space="preserve">Declaration of generative AI and AI-assisted technologies in the writing process</w:t>
+        <w:t xml:space="preserve">Declaration of generative AI and AI-assisted technologies in the manuscript preparation process</w:t>
       </w:r>
     </w:p>
     <w:p>

--- a/docs/research/paper_v2/manuscript/M3_PI_Guard_JISA_working_draft.docx
+++ b/docs/research/paper_v2/manuscript/M3_PI_Guard_JISA_working_draft.docx
@@ -4248,19 +4248,19 @@
         <w:t xml:space="preserve"> </w:t>
       </w:r>
       <w:r>
-        <w:t xml:space="preserve">as editable SVG plus raster QA previews. Reproducibility assets include frozen</w:t>
-      </w:r>
-      <w:r>
-        <w:t xml:space="preserve"> </w:t>
-      </w:r>
-      <w:r>
-        <w:t xml:space="preserve">samples, condition assignments, analysis code, aggregate tables, and versioned</w:t>
-      </w:r>
-      <w:r>
-        <w:t xml:space="preserve"> </w:t>
-      </w:r>
-      <w:r>
-        <w:t xml:space="preserve">source.</w:t>
+        <w:t xml:space="preserve">as submission-ready vector PDF, editable SVG, and raster PNG previews for</w:t>
+      </w:r>
+      <w:r>
+        <w:t xml:space="preserve"> </w:t>
+      </w:r>
+      <w:r>
+        <w:t xml:space="preserve">manuscript/QA use. Reproducibility assets include frozen samples, condition</w:t>
+      </w:r>
+      <w:r>
+        <w:t xml:space="preserve"> </w:t>
+      </w:r>
+      <w:r>
+        <w:t xml:space="preserve">assignments, analysis code, aggregate tables, and versioned source.</w:t>
       </w:r>
     </w:p>
     <w:bookmarkEnd w:id="46"/>
@@ -4349,7 +4349,7 @@
         <w:pStyle w:val="BodyText"/>
       </w:pPr>
       <w:r>
-        <w:t xml:space="preserve">Detailed values are reported in Supplementary Table S1.</w:t>
+        <w:t xml:space="preserve">Supplementary Table S1 reports the online-state source audit.</w:t>
       </w:r>
     </w:p>
     <w:p>
@@ -4371,7 +4371,7 @@
         <w:pStyle w:val="BodyText"/>
       </w:pPr>
       <w:r>
-        <w:t xml:space="preserve">Detailed values are reported in Supplementary Table S2.</w:t>
+        <w:t xml:space="preserve">Supplementary Table S2 reports the completed medium security and utility outcomes.</w:t>
       </w:r>
     </w:p>
     <w:p>
@@ -4405,7 +4405,7 @@
         <w:pStyle w:val="BodyText"/>
       </w:pPr>
       <w:r>
-        <w:t xml:space="preserve">Detailed values are reported in Supplementary Table S3.</w:t>
+        <w:t xml:space="preserve">Supplementary Table S3 reports the prespecified paired comparisons.</w:t>
       </w:r>
     </w:p>
     <w:p>
@@ -4439,7 +4439,7 @@
         <w:pStyle w:val="BodyText"/>
       </w:pPr>
       <w:r>
-        <w:t xml:space="preserve">Detailed values are reported in Supplementary Table S4.</w:t>
+        <w:t xml:space="preserve">Supplementary Table S4 reports the runtime burden and operational quality.</w:t>
       </w:r>
     </w:p>
     <w:p>
@@ -5412,7 +5412,7 @@
         <w:pStyle w:val="BodyText"/>
       </w:pPr>
       <w:r>
-        <w:t xml:space="preserve">Detailed values are reported in Supplementary Table S5.</w:t>
+        <w:t xml:space="preserve">Supplementary Table S5 reports the public-primary benchmark strata.</w:t>
       </w:r>
     </w:p>
     <w:p>
@@ -6384,7 +6384,7 @@
         <w:pStyle w:val="BodyText"/>
       </w:pPr>
       <w:r>
-        <w:t xml:space="preserve">Detailed values are reported in Supplementary Table S6.</w:t>
+        <w:t xml:space="preserve">Supplementary Table S6 reports the defense-aware adaptive attack.</w:t>
       </w:r>
     </w:p>
     <w:bookmarkEnd w:id="57"/>

--- a/docs/research/paper_v2/manuscript/M3_PI_Guard_JISA_working_draft.docx
+++ b/docs/research/paper_v2/manuscript/M3_PI_Guard_JISA_working_draft.docx
@@ -8003,7 +8003,7 @@
       <w:r>
         <w:drawing>
           <wp:inline>
-            <wp:extent cx="5334000" cy="4317749"/>
+            <wp:extent cx="5334000" cy="3987128"/>
             <wp:effectExtent b="0" l="0" r="0" t="0"/>
             <wp:docPr descr="Figure 3. Paired authorization and mechanism effects." title="" id="1" name="Picture"/>
             <a:graphic>
@@ -8024,7 +8024,7 @@
                   <pic:spPr bwMode="auto">
                     <a:xfrm>
                       <a:off x="0" y="0"/>
-                      <a:ext cx="5334000" cy="4317749"/>
+                      <a:ext cx="5334000" cy="3987128"/>
                     </a:xfrm>
                     <a:prstGeom prst="rect">
                       <a:avLst/>
@@ -19278,13 +19278,19 @@
         <w:t xml:space="preserve"> </w:t>
       </w:r>
       <w:r>
-        <w:t xml:space="preserve">intention-to-treat denominators. Near-identical attack safety can coexist with</w:t>
-      </w:r>
-      <w:r>
-        <w:t xml:space="preserve"> </w:t>
-      </w:r>
-      <w:r>
-        <w:t xml:space="preserve">substantially different utility.</w:t>
+        <w:t xml:space="preserve">intention-to-treat denominators. Numbered markers map to the condition key; a</w:t>
+      </w:r>
+      <w:r>
+        <w:t xml:space="preserve"> </w:t>
+      </w:r>
+      <w:r>
+        <w:t xml:space="preserve">slash joins conditions with exactly coincident coordinates. Near-identical</w:t>
+      </w:r>
+      <w:r>
+        <w:t xml:space="preserve"> </w:t>
+      </w:r>
+      <w:r>
+        <w:t xml:space="preserve">attack safety can coexist with substantially different utility.</w:t>
       </w:r>
     </w:p>
     <w:p>

--- a/docs/research/paper_v2/manuscript/M3_PI_Guard_JISA_working_draft.docx
+++ b/docs/research/paper_v2/manuscript/M3_PI_Guard_JISA_working_draft.docx
@@ -237,13 +237,13 @@
         <w:t xml:space="preserve"> </w:t>
       </w:r>
       <w:r>
-        <w:t xml:space="preserve">extensions showed no stable gain over policy-only. A Gemini sample</w:t>
-      </w:r>
-      <w:r>
-        <w:t xml:space="preserve"> </w:t>
-      </w:r>
-      <w:r>
-        <w:t xml:space="preserve">remains pending and supports no cross-provider claim.</w:t>
+        <w:t xml:space="preserve">extensions showed no stable gain over policy-only. Gemini free-tier execution</w:t>
+      </w:r>
+      <w:r>
+        <w:t xml:space="preserve"> </w:t>
+      </w:r>
+      <w:r>
+        <w:t xml:space="preserve">closed at 32/450 terminal items, so no cross-provider inference was made.</w:t>
       </w:r>
     </w:p>
     <w:p>
@@ -1123,13 +1123,13 @@
         <w:t xml:space="preserve"> </w:t>
       </w:r>
       <w:r>
-        <w:t xml:space="preserve">results are retained; Gemini remains pending and therefore supports no current</w:t>
-      </w:r>
-      <w:r>
-        <w:t xml:space="preserve"> </w:t>
-      </w:r>
-      <w:r>
-        <w:t xml:space="preserve">cross-provider claim.</w:t>
+        <w:t xml:space="preserve">results are retained. Gemini free-tier execution closed incomplete at 32/450</w:t>
+      </w:r>
+      <w:r>
+        <w:t xml:space="preserve"> </w:t>
+      </w:r>
+      <w:r>
+        <w:t xml:space="preserve">terminal work items and therefore supports no cross-provider claim.</w:t>
       </w:r>
     </w:p>
     <w:bookmarkEnd w:id="25"/>
@@ -6421,31 +6421,37 @@
         <w:t xml:space="preserve"> </w:t>
       </w:r>
       <w:r>
-        <w:t xml:space="preserve">cross-provider claim. Gemini remains pending under the three-quota-day</w:t>
-      </w:r>
-      <w:r>
-        <w:t xml:space="preserve"> </w:t>
-      </w:r>
-      <w:r>
-        <w:t xml:space="preserve">free-tier rule; until that experiment reaches its stopping rule, its partial</w:t>
-      </w:r>
-      <w:r>
-        <w:t xml:space="preserve"> </w:t>
-      </w:r>
-      <w:r>
-        <w:t xml:space="preserve">rows are not used in the comparisons above. UTR and DSR are not identifiable</w:t>
-      </w:r>
-      <w:r>
-        <w:t xml:space="preserve"> </w:t>
-      </w:r>
-      <w:r>
-        <w:t xml:space="preserve">from the current record contract and are not reconstructed from unsafe-effect</w:t>
-      </w:r>
-      <w:r>
-        <w:t xml:space="preserve"> </w:t>
-      </w:r>
-      <w:r>
-        <w:t xml:space="preserve">rate.</w:t>
+        <w:t xml:space="preserve">cross-provider claim. Gemini reached the three-quota-day free-tier stopping</w:t>
+      </w:r>
+      <w:r>
+        <w:t xml:space="preserve"> </w:t>
+      </w:r>
+      <w:r>
+        <w:t xml:space="preserve">rule with 32/450 terminal work items: five response-bearing items, 83 observed</w:t>
+      </w:r>
+      <w:r>
+        <w:t xml:space="preserve"> </w:t>
+      </w:r>
+      <w:r>
+        <w:t xml:space="preserve">but nonterminal items, and 335 unstarted items. The incomplete cohort is</w:t>
+      </w:r>
+      <w:r>
+        <w:t xml:space="preserve"> </w:t>
+      </w:r>
+      <w:r>
+        <w:t xml:space="preserve">retained only for operational accounting and is excluded from the comparisons</w:t>
+      </w:r>
+      <w:r>
+        <w:t xml:space="preserve"> </w:t>
+      </w:r>
+      <w:r>
+        <w:t xml:space="preserve">above. UTR and DSR are not identifiable from the current record contract and</w:t>
+      </w:r>
+      <w:r>
+        <w:t xml:space="preserve"> </w:t>
+      </w:r>
+      <w:r>
+        <w:t xml:space="preserve">are not reconstructed from unsafe-effect rate.</w:t>
       </w:r>
     </w:p>
     <w:bookmarkEnd w:id="58"/>
@@ -7278,19 +7284,31 @@
         <w:pStyle w:val="BodyText"/>
       </w:pPr>
       <w:r>
-        <w:t xml:space="preserve">The Gemini sample is incomplete at this analysis cutoff, and its partial rows</w:t>
-      </w:r>
-      <w:r>
-        <w:t xml:space="preserve"> </w:t>
-      </w:r>
-      <w:r>
-        <w:t xml:space="preserve">are excluded from inference. External validity is therefore limited to</w:t>
-      </w:r>
-      <w:r>
-        <w:t xml:space="preserve"> </w:t>
-      </w:r>
-      <w:r>
-        <w:t xml:space="preserve">DeepSeek V4 Pro and V4 Flash, and no cross-provider conclusion is made.</w:t>
+        <w:t xml:space="preserve">The stopping rule closed with 32/450 terminal work items, including five with</w:t>
+      </w:r>
+      <w:r>
+        <w:t xml:space="preserve"> </w:t>
+      </w:r>
+      <w:r>
+        <w:t xml:space="preserve">official model responses; 83 observed items remained nonterminal and 335 were</w:t>
+      </w:r>
+      <w:r>
+        <w:t xml:space="preserve"> </w:t>
+      </w:r>
+      <w:r>
+        <w:t xml:space="preserve">unstarted. These rows are retained for operational accounting but excluded</w:t>
+      </w:r>
+      <w:r>
+        <w:t xml:space="preserve"> </w:t>
+      </w:r>
+      <w:r>
+        <w:t xml:space="preserve">from scientific inference. External validity is therefore limited to DeepSeek</w:t>
+      </w:r>
+      <w:r>
+        <w:t xml:space="preserve"> </w:t>
+      </w:r>
+      <w:r>
+        <w:t xml:space="preserve">V4 Pro and V4 Flash, and no cross-provider conclusion is made.</w:t>
       </w:r>
     </w:p>
     <w:bookmarkEnd w:id="65"/>
@@ -7618,19 +7636,13 @@
         <w:t xml:space="preserve"> </w:t>
       </w:r>
       <w:r>
-        <w:t xml:space="preserve">zero. The prespecified Gemini stopping rule determines whether a complete</w:t>
-      </w:r>
-      <w:r>
-        <w:t xml:space="preserve"> </w:t>
-      </w:r>
-      <w:r>
-        <w:t xml:space="preserve">cross-provider comparison is available; an incomplete subset remains</w:t>
-      </w:r>
-      <w:r>
-        <w:t xml:space="preserve"> </w:t>
-      </w:r>
-      <w:r>
-        <w:t xml:space="preserve">diagnostic and cannot alter or broaden the DeepSeek findings.</w:t>
+        <w:t xml:space="preserve">zero. The prespecified Gemini stopping rule closed with an incomplete</w:t>
+      </w:r>
+      <w:r>
+        <w:t xml:space="preserve"> </w:t>
+      </w:r>
+      <w:r>
+        <w:t xml:space="preserve">diagnostic subset, which cannot alter or broaden the DeepSeek findings.</w:t>
       </w:r>
     </w:p>
     <w:bookmarkEnd w:id="67"/>
@@ -7860,19 +7872,13 @@
         <w:t xml:space="preserve"> </w:t>
       </w:r>
       <w:r>
-        <w:t xml:space="preserve">Gemini sample will either test the cross-provider direction or be transparently</w:t>
-      </w:r>
-      <w:r>
-        <w:t xml:space="preserve"> </w:t>
-      </w:r>
-      <w:r>
-        <w:t xml:space="preserve">downgraded under its free-tier stopping rule; it cannot erase or broaden the</w:t>
-      </w:r>
-      <w:r>
-        <w:t xml:space="preserve"> </w:t>
-      </w:r>
-      <w:r>
-        <w:t xml:space="preserve">completed DeepSeek findings.</w:t>
+        <w:t xml:space="preserve">Gemini sample closed incomplete under its free-tier stopping rule and remains</w:t>
+      </w:r>
+      <w:r>
+        <w:t xml:space="preserve"> </w:t>
+      </w:r>
+      <w:r>
+        <w:t xml:space="preserve">diagnostic; it cannot erase or broaden the completed DeepSeek findings.</w:t>
       </w:r>
     </w:p>
     <w:bookmarkEnd w:id="69"/>

--- a/docs/research/paper_v2/manuscript/M3_PI_Guard_JISA_working_draft.docx
+++ b/docs/research/paper_v2/manuscript/M3_PI_Guard_JISA_working_draft.docx
@@ -382,7 +382,7 @@
         <w:t xml:space="preserve"> </w:t>
       </w:r>
       <w:r>
-        <w:t xml:space="preserve">(Lin et al. 2026; Tsai and Bagdasarian 2025; Shi et al. 2025; An et al. 2025; Debenedetti et al. 2025)</w:t>
+        <w:t xml:space="preserve">(Lin et al. 2026; Tsai and Bagdasaryan 2025; Shi et al. 2025; An et al. 2025; Debenedetti et al. 2025)</w:t>
       </w:r>
       <w:r>
         <w:t xml:space="preserve">. Recent preprints go further by auditing</w:t>
@@ -20334,7 +20334,7 @@
         <w:pStyle w:val="Bibliography"/>
       </w:pPr>
       <w:r>
-        <w:t xml:space="preserve">Tsai, Lillian, and Eugene Bagdasarian. 2025.</w:t>
+        <w:t xml:space="preserve">Tsai, Lillian, and Eugene Bagdasaryan. 2025.</w:t>
       </w:r>
       <w:r>
         <w:t xml:space="preserve"> </w:t>

--- a/docs/research/paper_v2/manuscript/M3_PI_Guard_JISA_working_draft.docx
+++ b/docs/research/paper_v2/manuscript/M3_PI_Guard_JISA_working_draft.docx
@@ -1726,13 +1726,19 @@
         <w:t xml:space="preserve"> </w:t>
       </w:r>
       <w:r>
-        <w:t xml:space="preserve">fields; compare policy-only and full provenance/temporal/confirmation variants</w:t>
-      </w:r>
-      <w:r>
-        <w:t xml:space="preserve"> </w:t>
-      </w:r>
-      <w:r>
-        <w:t xml:space="preserve">in paired conditions; and quantify</w:t>
+        <w:t xml:space="preserve">fields; compare the policy and full configuration packages in paired</w:t>
+      </w:r>
+      <w:r>
+        <w:t xml:space="preserve"> </w:t>
+      </w:r>
+      <w:r>
+        <w:t xml:space="preserve">conditions while disclosing their bundled prompt/runtime differences; and</w:t>
+      </w:r>
+      <w:r>
+        <w:t xml:space="preserve"> </w:t>
+      </w:r>
+      <w:r>
+        <w:t xml:space="preserve">quantify</w:t>
       </w:r>
       <w:r>
         <w:t xml:space="preserve"> </w:t>
@@ -1747,19 +1753,19 @@
         <w:t xml:space="preserve"> </w:t>
       </w:r>
       <w:r>
-        <w:t xml:space="preserve">burden, operational failures, and</w:t>
-      </w:r>
-      <w:r>
-        <w:t xml:space="preserve"> </w:t>
-      </w:r>
-      <w:r>
-        <w:t xml:space="preserve">executed effects under a common evidence contract. These are study-design</w:t>
-      </w:r>
-      <w:r>
-        <w:t xml:space="preserve"> </w:t>
-      </w:r>
-      <w:r>
-        <w:t xml:space="preserve">claims and must stand on M3’s own completed experiments.</w:t>
+        <w:t xml:space="preserve">burden, operational failures, and executed effects under a</w:t>
+      </w:r>
+      <w:r>
+        <w:t xml:space="preserve"> </w:t>
+      </w:r>
+      <w:r>
+        <w:t xml:space="preserve">common evidence contract. These are study-design claims and must stand on</w:t>
+      </w:r>
+      <w:r>
+        <w:t xml:space="preserve"> </w:t>
+      </w:r>
+      <w:r>
+        <w:t xml:space="preserve">M3’s own completed experiments.</w:t>
       </w:r>
     </w:p>
     <w:bookmarkEnd w:id="29"/>
@@ -23255,7 +23261,19 @@
         <w:t xml:space="preserve"> </w:t>
       </w:r>
       <w:r>
-        <w:t xml:space="preserve">“The Attacker Moves Second: Stronger Adaptive Attacks Bypass Defenses Against Llm Jailbreaks and Prompt Injections.”</w:t>
+        <w:t xml:space="preserve">“The Attacker Moves Second: Stronger Adaptive Attacks Bypass Defenses Against</w:t>
+      </w:r>
+      <w:r>
+        <w:t xml:space="preserve"> </w:t>
+      </w:r>
+      <w:r>
+        <w:t xml:space="preserve">LLM</w:t>
+      </w:r>
+      <w:r>
+        <w:t xml:space="preserve"> </w:t>
+      </w:r>
+      <w:r>
+        <w:t xml:space="preserve">Jailbreaks and Prompt Injections.”</w:t>
       </w:r>
       <w:r>
         <w:t xml:space="preserve"> </w:t>
@@ -23570,6 +23588,12 @@
         <w:t xml:space="preserve"> </w:t>
       </w:r>
       <w:r>
+        <w:t xml:space="preserve">In</w:t>
+      </w:r>
+      <w:r>
+        <w:t xml:space="preserve"> </w:t>
+      </w:r>
+      <w:r>
         <w:rPr>
           <w:iCs/>
           <w:i/>
@@ -23577,10 +23601,7 @@
         <w:t xml:space="preserve">International Conference on Learning Representations</w:t>
       </w:r>
       <w:r>
-        <w:t xml:space="preserve"> </w:t>
-      </w:r>
-      <w:r>
-        <w:t xml:space="preserve">2025: 35331–66.</w:t>
+        <w:t xml:space="preserve">, edited by Y. Yue, A. Garg, N. Peng, F. Sha, and R. Yu, 2025:35331–66.</w:t>
       </w:r>
       <w:r>
         <w:t xml:space="preserve"> </w:t>
@@ -23590,7 +23611,7 @@
           <w:rPr>
             <w:rStyle w:val="Hyperlink"/>
           </w:rPr>
-          <w:t xml:space="preserve">https://proceedings.iclr.cc/paper_files/paper/2025/hash/5750f91d8fb9d5c02bd8ad2c3b44456b-Abstract-Conference.html</w:t>
+          <w:t xml:space="preserve">https://proceedings.iclr.cc/paper_files/paper/2025/file/5750f91d8fb9d5c02bd8ad2c3b44456b-Paper-Conference.pdf</w:t>
         </w:r>
       </w:hyperlink>
       <w:r>

--- a/docs/research/paper_v2/manuscript/M3_PI_Guard_JISA_working_draft.docx
+++ b/docs/research/paper_v2/manuscript/M3_PI_Guard_JISA_working_draft.docx
@@ -7,6 +7,7 @@
       <w:pPr>
         <w:pStyle w:val="Heading1"/>
         <w:keepNext/>
+        <w:jc w:val="left"/>
       </w:pPr>
       <w:r>
         <w:t xml:space="preserve">Evaluating Authorization Regimes and Runtime Guardrail Configurations for Tool-Using LLM Agents</w:t>
@@ -17,6 +18,7 @@
       <w:pPr>
         <w:pStyle w:val="Heading2"/>
         <w:keepNext/>
+        <w:jc w:val="left"/>
       </w:pPr>
       <w:r>
         <w:t xml:space="preserve">Abstract</w:t>
@@ -210,6 +212,7 @@
       <w:pPr>
         <w:pStyle w:val="Heading2"/>
         <w:keepNext/>
+        <w:jc w:val="left"/>
       </w:pPr>
       <w:r>
         <w:t xml:space="preserve">1. Introduction</w:t>
@@ -220,6 +223,7 @@
       <w:pPr>
         <w:pStyle w:val="Heading3"/>
         <w:keepNext/>
+        <w:jc w:val="left"/>
       </w:pPr>
       <w:r>
         <w:t xml:space="preserve">1.1 Motivation</w:t>
@@ -394,6 +398,7 @@
       <w:pPr>
         <w:pStyle w:val="Heading3"/>
         <w:keepNext/>
+        <w:jc w:val="left"/>
       </w:pPr>
       <w:r>
         <w:t xml:space="preserve">1.2 Evaluation gap</w:t>
@@ -539,6 +544,7 @@
       <w:pPr>
         <w:pStyle w:val="Heading3"/>
         <w:keepNext/>
+        <w:jc w:val="left"/>
       </w:pPr>
       <w:r>
         <w:t xml:space="preserve">1.3 Research questions</w:t>
@@ -732,6 +738,7 @@
       <w:pPr>
         <w:pStyle w:val="Heading3"/>
         <w:keepNext/>
+        <w:jc w:val="left"/>
       </w:pPr>
       <w:r>
         <w:t xml:space="preserve">1.4 Study design</w:t>
@@ -930,6 +937,7 @@
       <w:pPr>
         <w:pStyle w:val="Heading3"/>
         <w:keepNext/>
+        <w:jc w:val="left"/>
       </w:pPr>
       <w:r>
         <w:t xml:space="preserve">1.5 Empirical motivation and study framing</w:t>
@@ -1123,6 +1131,7 @@
       <w:pPr>
         <w:pStyle w:val="Heading3"/>
         <w:keepNext/>
+        <w:jc w:val="left"/>
       </w:pPr>
       <w:r>
         <w:t xml:space="preserve">1.6 Contributions</w:t>
@@ -1247,6 +1256,7 @@
       <w:pPr>
         <w:pStyle w:val="Heading2"/>
         <w:keepNext/>
+        <w:jc w:val="left"/>
       </w:pPr>
       <w:r>
         <w:t xml:space="preserve">2. Related work</w:t>
@@ -1257,6 +1267,7 @@
       <w:pPr>
         <w:pStyle w:val="Heading3"/>
         <w:keepNext/>
+        <w:jc w:val="left"/>
       </w:pPr>
       <w:r>
         <w:t xml:space="preserve">2.1 Runtime verification and task alignment</w:t>
@@ -1398,6 +1409,7 @@
       <w:pPr>
         <w:pStyle w:val="Heading3"/>
         <w:keepNext/>
+        <w:jc w:val="left"/>
       </w:pPr>
       <w:r>
         <w:t xml:space="preserve">2.2 Privilege, provenance, and information flow</w:t>
@@ -1774,6 +1786,7 @@
       <w:pPr>
         <w:pStyle w:val="Heading3"/>
         <w:keepNext/>
+        <w:jc w:val="left"/>
       </w:pPr>
       <w:r>
         <w:t xml:space="preserve">2.3 Prompt-level defenses and execution-level outcomes</w:t>
@@ -1844,6 +1857,7 @@
       <w:pPr>
         <w:pStyle w:val="Heading3"/>
         <w:keepNext/>
+        <w:jc w:val="left"/>
       </w:pPr>
       <w:r>
         <w:t xml:space="preserve">2.4 Benchmarks and adaptive evaluation</w:t>
@@ -2018,6 +2032,7 @@
       <w:pPr>
         <w:pStyle w:val="Heading3"/>
         <w:keepNext/>
+        <w:jc w:val="left"/>
       </w:pPr>
       <w:r>
         <w:t xml:space="preserve">2.5 Positioning summary</w:t>
@@ -2074,6 +2089,7 @@
       <w:pPr>
         <w:pStyle w:val="Heading2"/>
         <w:keepNext/>
+        <w:jc w:val="left"/>
       </w:pPr>
       <w:r>
         <w:t xml:space="preserve">3. Methods</w:t>
@@ -2084,6 +2100,7 @@
       <w:pPr>
         <w:pStyle w:val="Heading3"/>
         <w:keepNext/>
+        <w:jc w:val="left"/>
       </w:pPr>
       <w:r>
         <w:t xml:space="preserve">3.1 Study design and research questions</w:t>
@@ -2356,6 +2373,7 @@
       <w:pPr>
         <w:pStyle w:val="Heading3"/>
         <w:keepNext/>
+        <w:jc w:val="left"/>
       </w:pPr>
       <w:r>
         <w:t xml:space="preserve">3.2 Threat model and safety boundary</w:t>
@@ -2481,6 +2499,7 @@
       <w:pPr>
         <w:pStyle w:val="Heading3"/>
         <w:keepNext/>
+        <w:jc w:val="left"/>
       </w:pPr>
       <w:r>
         <w:t xml:space="preserve">3.3 Online-state and evaluator separation</w:t>
@@ -2636,6 +2655,7 @@
       <w:pPr>
         <w:pStyle w:val="Heading3"/>
         <w:keepNext/>
+        <w:jc w:val="left"/>
       </w:pPr>
       <w:r>
         <w:t xml:space="preserve">3.4 Runtime conditions</w:t>
@@ -2996,6 +3016,7 @@
       <w:pPr>
         <w:pStyle w:val="Heading3"/>
         <w:keepNext/>
+        <w:jc w:val="left"/>
       </w:pPr>
       <w:r>
         <w:t xml:space="preserve">3.5 Authorization regimes</w:t>
@@ -3328,6 +3349,7 @@
       <w:pPr>
         <w:pStyle w:val="Heading3"/>
         <w:keepNext/>
+        <w:jc w:val="left"/>
       </w:pPr>
       <w:r>
         <w:t xml:space="preserve">3.6 Existing evidence reused without new calls</w:t>
@@ -3459,6 +3481,7 @@
       <w:pPr>
         <w:pStyle w:val="Heading3"/>
         <w:keepNext/>
+        <w:jc w:val="left"/>
       </w:pPr>
       <w:r>
         <w:t xml:space="preserve">3.7 Frozen primary sample</w:t>
@@ -3653,6 +3676,7 @@
       <w:pPr>
         <w:pStyle w:val="Heading3"/>
         <w:keepNext/>
+        <w:jc w:val="left"/>
       </w:pPr>
       <w:r>
         <w:t xml:space="preserve">3.8 Frozen cross-provider sample</w:t>
@@ -3826,6 +3850,7 @@
       <w:pPr>
         <w:pStyle w:val="Heading3"/>
         <w:keepNext/>
+        <w:jc w:val="left"/>
       </w:pPr>
       <w:r>
         <w:t xml:space="preserve">3.9 Providers and model identity</w:t>
@@ -3919,6 +3944,7 @@
       <w:pPr>
         <w:pStyle w:val="Heading3"/>
         <w:keepNext/>
+        <w:jc w:val="left"/>
       </w:pPr>
       <w:r>
         <w:t xml:space="preserve">3.10 Failure and recovery policy</w:t>
@@ -4072,6 +4098,7 @@
       <w:pPr>
         <w:pStyle w:val="Heading3"/>
         <w:keepNext/>
+        <w:jc w:val="left"/>
       </w:pPr>
       <w:r>
         <w:t xml:space="preserve">3.11 Outcomes</w:t>
@@ -4300,6 +4327,7 @@
       <w:pPr>
         <w:pStyle w:val="Heading3"/>
         <w:keepNext/>
+        <w:jc w:val="left"/>
       </w:pPr>
       <w:r>
         <w:t xml:space="preserve">3.12 Statistical analysis</w:t>
@@ -4612,6 +4640,7 @@
       <w:pPr>
         <w:pStyle w:val="Heading3"/>
         <w:keepNext/>
+        <w:jc w:val="left"/>
       </w:pPr>
       <w:r>
         <w:t xml:space="preserve">3.13 Minimal verification and reproducibility</w:t>
@@ -4712,6 +4741,7 @@
       <w:pPr>
         <w:pStyle w:val="Heading2"/>
         <w:keepNext/>
+        <w:jc w:val="left"/>
       </w:pPr>
       <w:r>
         <w:t xml:space="preserve">4. Results</w:t>
@@ -4722,6 +4752,7 @@
       <w:pPr>
         <w:pStyle w:val="Heading3"/>
         <w:keepNext/>
+        <w:jc w:val="left"/>
       </w:pPr>
       <w:r>
         <w:t xml:space="preserve">4.1 Medium falsification study</w:t>
@@ -4996,6 +5027,7 @@
       <w:pPr>
         <w:pStyle w:val="Heading3"/>
         <w:keepNext/>
+        <w:jc w:val="left"/>
       </w:pPr>
       <w:r>
         <w:t xml:space="preserve">4.2 Authorization-regime sensitivity</w:t>
@@ -5102,6 +5134,7 @@
       <w:pPr>
         <w:pStyle w:val="Heading3"/>
         <w:keepNext/>
+        <w:jc w:val="left"/>
       </w:pPr>
       <w:r>
         <w:t xml:space="preserve">4.3 Prespecified decision criteria</w:t>
@@ -5130,6 +5163,7 @@
       </w:tblGrid>
       <w:tr>
         <w:trPr>
+          <w:cantSplit/>
           <w:tblHeader w:val="true"/>
         </w:trPr>
         <w:tc>
@@ -5218,6 +5252,9 @@
         </w:tc>
       </w:tr>
       <w:tr>
+        <w:trPr>
+          <w:cantSplit/>
+        </w:trPr>
         <w:tc>
           <w:tcPr>
             <w:vAlign w:val="center"/>
@@ -5298,6 +5335,9 @@
         </w:tc>
       </w:tr>
       <w:tr>
+        <w:trPr>
+          <w:cantSplit/>
+        </w:trPr>
         <w:tc>
           <w:tcPr>
             <w:vAlign w:val="center"/>
@@ -5378,6 +5418,9 @@
         </w:tc>
       </w:tr>
       <w:tr>
+        <w:trPr>
+          <w:cantSplit/>
+        </w:trPr>
         <w:tc>
           <w:tcPr>
             <w:vAlign w:val="center"/>
@@ -5458,6 +5501,9 @@
         </w:tc>
       </w:tr>
       <w:tr>
+        <w:trPr>
+          <w:cantSplit/>
+        </w:trPr>
         <w:tc>
           <w:tcPr>
             <w:vAlign w:val="center"/>
@@ -5538,6 +5584,9 @@
         </w:tc>
       </w:tr>
       <w:tr>
+        <w:trPr>
+          <w:cantSplit/>
+        </w:trPr>
         <w:tc>
           <w:tcPr>
             <w:vAlign w:val="center"/>
@@ -5618,6 +5667,9 @@
         </w:tc>
       </w:tr>
       <w:tr>
+        <w:trPr>
+          <w:cantSplit/>
+        </w:trPr>
         <w:tc>
           <w:tcPr>
             <w:vAlign w:val="center"/>
@@ -5724,6 +5776,7 @@
       <w:pPr>
         <w:pStyle w:val="Heading3"/>
         <w:keepNext/>
+        <w:jc w:val="left"/>
       </w:pPr>
       <w:r>
         <w:t xml:space="preserve">4.4 Public primary-model result</w:t>
@@ -5907,6 +5960,7 @@
       <w:pPr>
         <w:pStyle w:val="Heading3"/>
         <w:keepNext/>
+        <w:jc w:val="left"/>
       </w:pPr>
       <w:r>
         <w:t xml:space="preserve">4.5 Public DeepSeek V4 Flash replication</w:t>
@@ -6012,6 +6066,7 @@
       <w:pPr>
         <w:pStyle w:val="Heading3"/>
         <w:keepNext/>
+        <w:jc w:val="left"/>
       </w:pPr>
       <w:r>
         <w:t xml:space="preserve">4.6 Public operational and decision burden</w:t>
@@ -6168,6 +6223,7 @@
       <w:pPr>
         <w:pStyle w:val="Heading3"/>
         <w:keepNext/>
+        <w:jc w:val="left"/>
       </w:pPr>
       <w:r>
         <w:t xml:space="preserve">4.7 DeepSeek authorization-regime experiment</w:t>
@@ -6255,6 +6311,7 @@
       <w:pPr>
         <w:pStyle w:val="Heading4"/>
         <w:keepNext/>
+        <w:jc w:val="left"/>
       </w:pPr>
       <w:r>
         <w:t xml:space="preserve">4.7.1 Joint security and utility endpoints</w:t>
@@ -6548,6 +6605,7 @@
       <w:pPr>
         <w:pStyle w:val="Heading4"/>
         <w:keepNext/>
+        <w:jc w:val="left"/>
       </w:pPr>
       <w:r>
         <w:t xml:space="preserve">4.7.2 Benchmark-stratified authorization effects</w:t>
@@ -6645,6 +6703,7 @@
       <w:pPr>
         <w:pStyle w:val="Heading4"/>
         <w:keepNext/>
+        <w:jc w:val="left"/>
       </w:pPr>
       <w:r>
         <w:t xml:space="preserve">4.7.3 Failure-sensitive attack bound</w:t>
@@ -6777,6 +6836,7 @@
       <w:pPr>
         <w:pStyle w:val="Heading4"/>
         <w:keepNext/>
+        <w:jc w:val="left"/>
       </w:pPr>
       <w:r>
         <w:t xml:space="preserve">4.7.4 Stress regimes and operational burden</w:t>
@@ -7064,6 +7124,7 @@
       <w:pPr>
         <w:pStyle w:val="Heading3"/>
         <w:keepNext/>
+        <w:jc w:val="left"/>
       </w:pPr>
       <w:r>
         <w:t xml:space="preserve">4.8 Defense-aware adaptive evidence through budget 200</w:t>
@@ -7186,6 +7247,7 @@
       <w:pPr>
         <w:pStyle w:val="Heading3"/>
         <w:keepNext/>
+        <w:jc w:val="left"/>
       </w:pPr>
       <w:r>
         <w:t xml:space="preserve">4.9 Remaining evidence boundary</w:t>
@@ -7254,6 +7316,7 @@
       <w:pPr>
         <w:pStyle w:val="Heading2"/>
         <w:keepNext/>
+        <w:jc w:val="left"/>
       </w:pPr>
       <w:r>
         <w:t xml:space="preserve">5. Discussion</w:t>
@@ -7264,6 +7327,7 @@
       <w:pPr>
         <w:pStyle w:val="Heading3"/>
         <w:keepNext/>
+        <w:jc w:val="left"/>
       </w:pPr>
       <w:r>
         <w:t xml:space="preserve">5.1 Existing evidence changes the research claim</w:t>
@@ -7393,6 +7457,7 @@
       <w:pPr>
         <w:pStyle w:val="Heading3"/>
         <w:keepNext/>
+        <w:jc w:val="left"/>
       </w:pPr>
       <w:r>
         <w:t xml:space="preserve">5.2 Authorization is part of the treatment</w:t>
@@ -7791,6 +7856,7 @@
       <w:pPr>
         <w:pStyle w:val="Heading3"/>
         <w:keepNext/>
+        <w:jc w:val="left"/>
       </w:pPr>
       <w:r>
         <w:t xml:space="preserve">5.3 Executed effects and utility must be reported together</w:t>
@@ -7928,6 +7994,7 @@
       <w:pPr>
         <w:pStyle w:val="Heading3"/>
         <w:keepNext/>
+        <w:jc w:val="left"/>
       </w:pPr>
       <w:r>
         <w:t xml:space="preserve">5.4 Adaptive evidence is budget-sensitive, not saturated</w:t>
@@ -8012,6 +8079,7 @@
       <w:pPr>
         <w:pStyle w:val="Heading3"/>
         <w:keepNext/>
+        <w:jc w:val="left"/>
       </w:pPr>
       <w:r>
         <w:t xml:space="preserve">5.5 Relation to recent provenance and authorization work</w:t>
@@ -8123,6 +8191,7 @@
       <w:pPr>
         <w:pStyle w:val="Heading3"/>
         <w:keepNext/>
+        <w:jc w:val="left"/>
       </w:pPr>
       <w:r>
         <w:t xml:space="preserve">5.6 Cross-provider interpretation</w:t>
@@ -8204,6 +8273,7 @@
       <w:pPr>
         <w:pStyle w:val="Heading3"/>
         <w:keepNext/>
+        <w:jc w:val="left"/>
       </w:pPr>
       <w:r>
         <w:t xml:space="preserve">5.7 Limitations</w:t>
@@ -8524,6 +8594,7 @@
       <w:pPr>
         <w:pStyle w:val="Heading3"/>
         <w:keepNext/>
+        <w:jc w:val="left"/>
       </w:pPr>
       <w:r>
         <w:t xml:space="preserve">5.8 Practical implications</w:t>
@@ -8624,6 +8695,7 @@
       <w:pPr>
         <w:pStyle w:val="Heading2"/>
         <w:keepNext/>
+        <w:jc w:val="left"/>
       </w:pPr>
       <w:r>
         <w:t xml:space="preserve">6. Conclusion</w:t>
@@ -8847,6 +8919,7 @@
       <w:pPr>
         <w:pStyle w:val="Heading2"/>
         <w:keepNext/>
+        <w:jc w:val="left"/>
       </w:pPr>
       <w:r>
         <w:t xml:space="preserve">Figures</w:t>
@@ -9133,6 +9206,7 @@
       <w:pPr>
         <w:pStyle w:val="Heading2"/>
         <w:keepNext/>
+        <w:jc w:val="left"/>
       </w:pPr>
       <w:r>
         <w:t xml:space="preserve">Tables</w:t>
@@ -9143,6 +9217,7 @@
       <w:pPr>
         <w:pStyle w:val="Heading3"/>
         <w:keepNext/>
+        <w:jc w:val="left"/>
       </w:pPr>
       <w:r>
         <w:t xml:space="preserve">Table 1. Experimental design</w:t>
@@ -9181,6 +9256,7 @@
       </w:tblGrid>
       <w:tr>
         <w:trPr>
+          <w:cantSplit/>
           <w:tblHeader w:val="true"/>
         </w:trPr>
         <w:tc>
@@ -9325,6 +9401,9 @@
         </w:tc>
       </w:tr>
       <w:tr>
+        <w:trPr>
+          <w:cantSplit/>
+        </w:trPr>
         <w:tc>
           <w:tcPr>
             <w:vAlign w:val="center"/>
@@ -9457,6 +9536,9 @@
         </w:tc>
       </w:tr>
       <w:tr>
+        <w:trPr>
+          <w:cantSplit/>
+        </w:trPr>
         <w:tc>
           <w:tcPr>
             <w:vAlign w:val="center"/>
@@ -9589,6 +9671,9 @@
         </w:tc>
       </w:tr>
       <w:tr>
+        <w:trPr>
+          <w:cantSplit/>
+        </w:trPr>
         <w:tc>
           <w:tcPr>
             <w:vAlign w:val="center"/>
@@ -9721,6 +9806,9 @@
         </w:tc>
       </w:tr>
       <w:tr>
+        <w:trPr>
+          <w:cantSplit/>
+        </w:trPr>
         <w:tc>
           <w:tcPr>
             <w:vAlign w:val="center"/>
@@ -9853,6 +9941,9 @@
         </w:tc>
       </w:tr>
       <w:tr>
+        <w:trPr>
+          <w:cantSplit/>
+        </w:trPr>
         <w:tc>
           <w:tcPr>
             <w:vAlign w:val="center"/>
@@ -9985,6 +10076,9 @@
         </w:tc>
       </w:tr>
       <w:tr>
+        <w:trPr>
+          <w:cantSplit/>
+        </w:trPr>
         <w:tc>
           <w:tcPr>
             <w:vAlign w:val="center"/>
@@ -10117,6 +10211,9 @@
         </w:tc>
       </w:tr>
       <w:tr>
+        <w:trPr>
+          <w:cantSplit/>
+        </w:trPr>
         <w:tc>
           <w:tcPr>
             <w:vAlign w:val="center"/>
@@ -10249,6 +10346,9 @@
         </w:tc>
       </w:tr>
       <w:tr>
+        <w:trPr>
+          <w:cantSplit/>
+        </w:trPr>
         <w:tc>
           <w:tcPr>
             <w:vAlign w:val="center"/>
@@ -10381,6 +10481,9 @@
         </w:tc>
       </w:tr>
       <w:tr>
+        <w:trPr>
+          <w:cantSplit/>
+        </w:trPr>
         <w:tc>
           <w:tcPr>
             <w:vAlign w:val="center"/>
@@ -10513,6 +10616,9 @@
         </w:tc>
       </w:tr>
       <w:tr>
+        <w:trPr>
+          <w:cantSplit/>
+        </w:trPr>
         <w:tc>
           <w:tcPr>
             <w:vAlign w:val="center"/>
@@ -10651,6 +10757,7 @@
       <w:pPr>
         <w:pStyle w:val="Heading3"/>
         <w:keepNext/>
+        <w:jc w:val="left"/>
       </w:pPr>
       <w:r>
         <w:t xml:space="preserve">Table 2. Joint primary endpoints</w:t>
@@ -10690,6 +10797,7 @@
       </w:tblGrid>
       <w:tr>
         <w:trPr>
+          <w:cantSplit/>
           <w:tblHeader w:val="true"/>
         </w:trPr>
         <w:tc>
@@ -10862,6 +10970,9 @@
         </w:tc>
       </w:tr>
       <w:tr>
+        <w:trPr>
+          <w:cantSplit/>
+        </w:trPr>
         <w:tc>
           <w:tcPr>
             <w:vAlign w:val="center"/>
@@ -11020,6 +11131,9 @@
         </w:tc>
       </w:tr>
       <w:tr>
+        <w:trPr>
+          <w:cantSplit/>
+        </w:trPr>
         <w:tc>
           <w:tcPr>
             <w:vAlign w:val="center"/>
@@ -11178,6 +11292,9 @@
         </w:tc>
       </w:tr>
       <w:tr>
+        <w:trPr>
+          <w:cantSplit/>
+        </w:trPr>
         <w:tc>
           <w:tcPr>
             <w:vAlign w:val="center"/>
@@ -11336,6 +11453,9 @@
         </w:tc>
       </w:tr>
       <w:tr>
+        <w:trPr>
+          <w:cantSplit/>
+        </w:trPr>
         <w:tc>
           <w:tcPr>
             <w:vAlign w:val="center"/>
@@ -11494,6 +11614,9 @@
         </w:tc>
       </w:tr>
       <w:tr>
+        <w:trPr>
+          <w:cantSplit/>
+        </w:trPr>
         <w:tc>
           <w:tcPr>
             <w:vAlign w:val="center"/>
@@ -11652,6 +11775,9 @@
         </w:tc>
       </w:tr>
       <w:tr>
+        <w:trPr>
+          <w:cantSplit/>
+        </w:trPr>
         <w:tc>
           <w:tcPr>
             <w:vAlign w:val="center"/>
@@ -11810,6 +11936,9 @@
         </w:tc>
       </w:tr>
       <w:tr>
+        <w:trPr>
+          <w:cantSplit/>
+        </w:trPr>
         <w:tc>
           <w:tcPr>
             <w:vAlign w:val="center"/>
@@ -11974,6 +12103,7 @@
       <w:pPr>
         <w:pStyle w:val="Heading3"/>
         <w:keepNext/>
+        <w:jc w:val="left"/>
       </w:pPr>
       <w:r>
         <w:t xml:space="preserve">Table 3. Paired authorization and configuration-package effects</w:t>
@@ -12016,6 +12146,7 @@
       </w:tblGrid>
       <w:tr>
         <w:trPr>
+          <w:cantSplit/>
           <w:tblHeader w:val="true"/>
         </w:trPr>
         <w:tc>
@@ -12272,6 +12403,9 @@
         </w:tc>
       </w:tr>
       <w:tr>
+        <w:trPr>
+          <w:cantSplit/>
+        </w:trPr>
         <w:tc>
           <w:tcPr>
             <w:vAlign w:val="center"/>
@@ -12508,6 +12642,9 @@
         </w:tc>
       </w:tr>
       <w:tr>
+        <w:trPr>
+          <w:cantSplit/>
+        </w:trPr>
         <w:tc>
           <w:tcPr>
             <w:vAlign w:val="center"/>
@@ -12744,6 +12881,9 @@
         </w:tc>
       </w:tr>
       <w:tr>
+        <w:trPr>
+          <w:cantSplit/>
+        </w:trPr>
         <w:tc>
           <w:tcPr>
             <w:vAlign w:val="center"/>
@@ -12980,6 +13120,9 @@
         </w:tc>
       </w:tr>
       <w:tr>
+        <w:trPr>
+          <w:cantSplit/>
+        </w:trPr>
         <w:tc>
           <w:tcPr>
             <w:vAlign w:val="center"/>
@@ -13216,6 +13359,9 @@
         </w:tc>
       </w:tr>
       <w:tr>
+        <w:trPr>
+          <w:cantSplit/>
+        </w:trPr>
         <w:tc>
           <w:tcPr>
             <w:vAlign w:val="center"/>
@@ -13452,6 +13598,9 @@
         </w:tc>
       </w:tr>
       <w:tr>
+        <w:trPr>
+          <w:cantSplit/>
+        </w:trPr>
         <w:tc>
           <w:tcPr>
             <w:vAlign w:val="center"/>
@@ -13688,6 +13837,9 @@
         </w:tc>
       </w:tr>
       <w:tr>
+        <w:trPr>
+          <w:cantSplit/>
+        </w:trPr>
         <w:tc>
           <w:tcPr>
             <w:vAlign w:val="center"/>
@@ -13924,6 +14076,9 @@
         </w:tc>
       </w:tr>
       <w:tr>
+        <w:trPr>
+          <w:cantSplit/>
+        </w:trPr>
         <w:tc>
           <w:tcPr>
             <w:vAlign w:val="center"/>
@@ -14160,6 +14315,9 @@
         </w:tc>
       </w:tr>
       <w:tr>
+        <w:trPr>
+          <w:cantSplit/>
+        </w:trPr>
         <w:tc>
           <w:tcPr>
             <w:vAlign w:val="center"/>
@@ -14396,6 +14554,9 @@
         </w:tc>
       </w:tr>
       <w:tr>
+        <w:trPr>
+          <w:cantSplit/>
+        </w:trPr>
         <w:tc>
           <w:tcPr>
             <w:vAlign w:val="center"/>
@@ -14632,6 +14793,9 @@
         </w:tc>
       </w:tr>
       <w:tr>
+        <w:trPr>
+          <w:cantSplit/>
+        </w:trPr>
         <w:tc>
           <w:tcPr>
             <w:vAlign w:val="center"/>
@@ -14868,6 +15032,9 @@
         </w:tc>
       </w:tr>
       <w:tr>
+        <w:trPr>
+          <w:cantSplit/>
+        </w:trPr>
         <w:tc>
           <w:tcPr>
             <w:vAlign w:val="center"/>
@@ -15104,6 +15271,9 @@
         </w:tc>
       </w:tr>
       <w:tr>
+        <w:trPr>
+          <w:cantSplit/>
+        </w:trPr>
         <w:tc>
           <w:tcPr>
             <w:vAlign w:val="center"/>
@@ -15340,6 +15510,9 @@
         </w:tc>
       </w:tr>
       <w:tr>
+        <w:trPr>
+          <w:cantSplit/>
+        </w:trPr>
         <w:tc>
           <w:tcPr>
             <w:vAlign w:val="center"/>
@@ -15582,6 +15755,7 @@
       <w:pPr>
         <w:pStyle w:val="Heading3"/>
         <w:keepNext/>
+        <w:jc w:val="left"/>
       </w:pPr>
       <w:r>
         <w:t xml:space="preserve">Table 4. Runtime burden</w:t>
@@ -15624,6 +15798,7 @@
       </w:tblGrid>
       <w:tr>
         <w:trPr>
+          <w:cantSplit/>
           <w:tblHeader w:val="true"/>
         </w:trPr>
         <w:tc>
@@ -15880,6 +16055,9 @@
         </w:tc>
       </w:tr>
       <w:tr>
+        <w:trPr>
+          <w:cantSplit/>
+        </w:trPr>
         <w:tc>
           <w:tcPr>
             <w:vAlign w:val="center"/>
@@ -16116,6 +16294,9 @@
         </w:tc>
       </w:tr>
       <w:tr>
+        <w:trPr>
+          <w:cantSplit/>
+        </w:trPr>
         <w:tc>
           <w:tcPr>
             <w:vAlign w:val="center"/>
@@ -16352,6 +16533,9 @@
         </w:tc>
       </w:tr>
       <w:tr>
+        <w:trPr>
+          <w:cantSplit/>
+        </w:trPr>
         <w:tc>
           <w:tcPr>
             <w:vAlign w:val="center"/>
@@ -16588,6 +16772,9 @@
         </w:tc>
       </w:tr>
       <w:tr>
+        <w:trPr>
+          <w:cantSplit/>
+        </w:trPr>
         <w:tc>
           <w:tcPr>
             <w:vAlign w:val="center"/>
@@ -16824,6 +17011,9 @@
         </w:tc>
       </w:tr>
       <w:tr>
+        <w:trPr>
+          <w:cantSplit/>
+        </w:trPr>
         <w:tc>
           <w:tcPr>
             <w:vAlign w:val="center"/>
@@ -17060,6 +17250,9 @@
         </w:tc>
       </w:tr>
       <w:tr>
+        <w:trPr>
+          <w:cantSplit/>
+        </w:trPr>
         <w:tc>
           <w:tcPr>
             <w:vAlign w:val="center"/>
@@ -17296,6 +17489,9 @@
         </w:tc>
       </w:tr>
       <w:tr>
+        <w:trPr>
+          <w:cantSplit/>
+        </w:trPr>
         <w:tc>
           <w:tcPr>
             <w:vAlign w:val="center"/>
@@ -17538,6 +17734,7 @@
       <w:pPr>
         <w:pStyle w:val="Heading3"/>
         <w:keepNext/>
+        <w:jc w:val="left"/>
       </w:pPr>
       <w:r>
         <w:t xml:space="preserve">Table 5. Benchmark-stratified paired estimates</w:t>
@@ -17580,6 +17777,7 @@
       </w:tblGrid>
       <w:tr>
         <w:trPr>
+          <w:cantSplit/>
           <w:tblHeader w:val="true"/>
         </w:trPr>
         <w:tc>
@@ -17836,6 +18034,9 @@
         </w:tc>
       </w:tr>
       <w:tr>
+        <w:trPr>
+          <w:cantSplit/>
+        </w:trPr>
         <w:tc>
           <w:tcPr>
             <w:vAlign w:val="center"/>
@@ -18072,6 +18273,9 @@
         </w:tc>
       </w:tr>
       <w:tr>
+        <w:trPr>
+          <w:cantSplit/>
+        </w:trPr>
         <w:tc>
           <w:tcPr>
             <w:vAlign w:val="center"/>
@@ -18308,6 +18512,9 @@
         </w:tc>
       </w:tr>
       <w:tr>
+        <w:trPr>
+          <w:cantSplit/>
+        </w:trPr>
         <w:tc>
           <w:tcPr>
             <w:vAlign w:val="center"/>
@@ -18544,6 +18751,9 @@
         </w:tc>
       </w:tr>
       <w:tr>
+        <w:trPr>
+          <w:cantSplit/>
+        </w:trPr>
         <w:tc>
           <w:tcPr>
             <w:vAlign w:val="center"/>
@@ -18780,6 +18990,9 @@
         </w:tc>
       </w:tr>
       <w:tr>
+        <w:trPr>
+          <w:cantSplit/>
+        </w:trPr>
         <w:tc>
           <w:tcPr>
             <w:vAlign w:val="center"/>
@@ -19016,6 +19229,9 @@
         </w:tc>
       </w:tr>
       <w:tr>
+        <w:trPr>
+          <w:cantSplit/>
+        </w:trPr>
         <w:tc>
           <w:tcPr>
             <w:vAlign w:val="center"/>
@@ -19252,6 +19468,9 @@
         </w:tc>
       </w:tr>
       <w:tr>
+        <w:trPr>
+          <w:cantSplit/>
+        </w:trPr>
         <w:tc>
           <w:tcPr>
             <w:vAlign w:val="center"/>
@@ -19488,6 +19707,9 @@
         </w:tc>
       </w:tr>
       <w:tr>
+        <w:trPr>
+          <w:cantSplit/>
+        </w:trPr>
         <w:tc>
           <w:tcPr>
             <w:vAlign w:val="center"/>
@@ -19724,6 +19946,9 @@
         </w:tc>
       </w:tr>
       <w:tr>
+        <w:trPr>
+          <w:cantSplit/>
+        </w:trPr>
         <w:tc>
           <w:tcPr>
             <w:vAlign w:val="center"/>
@@ -19960,6 +20185,9 @@
         </w:tc>
       </w:tr>
       <w:tr>
+        <w:trPr>
+          <w:cantSplit/>
+        </w:trPr>
         <w:tc>
           <w:tcPr>
             <w:vAlign w:val="center"/>
@@ -20196,6 +20424,9 @@
         </w:tc>
       </w:tr>
       <w:tr>
+        <w:trPr>
+          <w:cantSplit/>
+        </w:trPr>
         <w:tc>
           <w:tcPr>
             <w:vAlign w:val="center"/>
@@ -20432,6 +20663,9 @@
         </w:tc>
       </w:tr>
       <w:tr>
+        <w:trPr>
+          <w:cantSplit/>
+        </w:trPr>
         <w:tc>
           <w:tcPr>
             <w:vAlign w:val="center"/>
@@ -20668,6 +20902,9 @@
         </w:tc>
       </w:tr>
       <w:tr>
+        <w:trPr>
+          <w:cantSplit/>
+        </w:trPr>
         <w:tc>
           <w:tcPr>
             <w:vAlign w:val="center"/>
@@ -20904,6 +21141,9 @@
         </w:tc>
       </w:tr>
       <w:tr>
+        <w:trPr>
+          <w:cantSplit/>
+        </w:trPr>
         <w:tc>
           <w:tcPr>
             <w:vAlign w:val="center"/>
@@ -21140,6 +21380,9 @@
         </w:tc>
       </w:tr>
       <w:tr>
+        <w:trPr>
+          <w:cantSplit/>
+        </w:trPr>
         <w:tc>
           <w:tcPr>
             <w:vAlign w:val="center"/>
@@ -21376,6 +21619,9 @@
         </w:tc>
       </w:tr>
       <w:tr>
+        <w:trPr>
+          <w:cantSplit/>
+        </w:trPr>
         <w:tc>
           <w:tcPr>
             <w:vAlign w:val="center"/>
@@ -21618,6 +21864,7 @@
       <w:pPr>
         <w:pStyle w:val="Heading3"/>
         <w:keepNext/>
+        <w:jc w:val="left"/>
       </w:pPr>
       <w:r>
         <w:t xml:space="preserve">Table 6. Adaptive evidence at budgets 50 and 200</w:t>
@@ -21657,6 +21904,7 @@
       </w:tblGrid>
       <w:tr>
         <w:trPr>
+          <w:cantSplit/>
           <w:tblHeader w:val="true"/>
         </w:trPr>
         <w:tc>
@@ -21829,6 +22077,9 @@
         </w:tc>
       </w:tr>
       <w:tr>
+        <w:trPr>
+          <w:cantSplit/>
+        </w:trPr>
         <w:tc>
           <w:tcPr>
             <w:vAlign w:val="center"/>
@@ -21987,6 +22238,9 @@
         </w:tc>
       </w:tr>
       <w:tr>
+        <w:trPr>
+          <w:cantSplit/>
+        </w:trPr>
         <w:tc>
           <w:tcPr>
             <w:vAlign w:val="center"/>
@@ -22152,6 +22406,7 @@
       <w:pPr>
         <w:pStyle w:val="Heading2"/>
         <w:keepNext/>
+        <w:jc w:val="left"/>
       </w:pPr>
       <w:r>
         <w:t xml:space="preserve">Figure captions</w:t>
@@ -22418,6 +22673,7 @@
       <w:pPr>
         <w:pStyle w:val="Heading2"/>
         <w:keepNext/>
+        <w:jc w:val="left"/>
       </w:pPr>
       <w:r>
         <w:t xml:space="preserve">Submission statements</w:t>
@@ -22428,6 +22684,7 @@
       <w:pPr>
         <w:pStyle w:val="Heading3"/>
         <w:keepNext/>
+        <w:jc w:val="left"/>
       </w:pPr>
       <w:r>
         <w:t xml:space="preserve">Competing interests</w:t>
@@ -22453,6 +22710,7 @@
       <w:pPr>
         <w:pStyle w:val="Heading3"/>
         <w:keepNext/>
+        <w:jc w:val="left"/>
       </w:pPr>
       <w:r>
         <w:t xml:space="preserve">Funding</w:t>
@@ -22484,6 +22742,7 @@
       <w:pPr>
         <w:pStyle w:val="Heading3"/>
         <w:keepNext/>
+        <w:jc w:val="left"/>
       </w:pPr>
       <w:r>
         <w:t xml:space="preserve">Data and code availability</w:t>
@@ -22539,6 +22798,7 @@
       <w:pPr>
         <w:pStyle w:val="Heading3"/>
         <w:keepNext/>
+        <w:jc w:val="left"/>
       </w:pPr>
       <w:r>
         <w:t xml:space="preserve">Declaration of generative AI and AI-assisted technologies in the manuscript preparation process</w:t>
@@ -22600,6 +22860,7 @@
       <w:pPr>
         <w:pStyle w:val="Heading3"/>
         <w:keepNext/>
+        <w:jc w:val="left"/>
       </w:pPr>
       <w:r>
         <w:t xml:space="preserve">Ethics and safety</w:t>
@@ -22643,6 +22904,7 @@
       <w:pPr>
         <w:pStyle w:val="Heading3"/>
         <w:keepNext/>
+        <w:jc w:val="left"/>
       </w:pPr>
       <w:r>
         <w:t xml:space="preserve">Author contributions</w:t>
@@ -22669,6 +22931,7 @@
       <w:pPr>
         <w:pStyle w:val="Heading2"/>
         <w:keepNext/>
+        <w:jc w:val="left"/>
       </w:pPr>
       <w:r>
         <w:t xml:space="preserve">References</w:t>

--- a/docs/research/paper_v2/manuscript/M3_PI_Guard_JISA_working_draft.docx
+++ b/docs/research/paper_v2/manuscript/M3_PI_Guard_JISA_working_draft.docx
@@ -2,7 +2,7 @@
 <file path=word/document.xml><?xml version="1.0" encoding="utf-8"?>
 <w:document xmlns:w="http://schemas.openxmlformats.org/wordprocessingml/2006/main" xmlns:m="http://schemas.openxmlformats.org/officeDocument/2006/math" xmlns:r="http://schemas.openxmlformats.org/officeDocument/2006/relationships" xmlns:o="urn:schemas-microsoft-com:office:office" xmlns:v="urn:schemas-microsoft-com:vml" xmlns:w10="urn:schemas-microsoft-com:office:word" xmlns:a="http://schemas.openxmlformats.org/drawingml/2006/main" xmlns:pic="http://schemas.openxmlformats.org/drawingml/2006/picture" xmlns:wp="http://schemas.openxmlformats.org/drawingml/2006/wordprocessingDrawing">
   <w:body>
-    <w:bookmarkStart w:id="147" w:name="Xaf7b2990af7502950b37f78be34bbd3bd6ef0c0"/>
+    <w:bookmarkStart w:id="159" w:name="Xaf7b2990af7502950b37f78be34bbd3bd6ef0c0"/>
     <w:p>
       <w:pPr>
         <w:pStyle w:val="Heading1"/>
@@ -1774,13 +1774,31 @@
         <w:t xml:space="preserve"> </w:t>
       </w:r>
       <w:r>
-        <w:t xml:space="preserve">paired experimental factor and by jointly measuring executed unsafe effects,</w:t>
-      </w:r>
-      <w:r>
-        <w:t xml:space="preserve"> </w:t>
-      </w:r>
-      <w:r>
-        <w:t xml:space="preserve">benign utility, confirmation/blocking burden, and operational failure.</w:t>
+        <w:t xml:space="preserve">paired experimental factor and by jointly reporting evaluator-labelled risk,</w:t>
+      </w:r>
+      <w:r>
+        <w:t xml:space="preserve"> </w:t>
+      </w:r>
+      <w:r>
+        <w:t xml:space="preserve">benign utility, confirmation/blocking burden, and operational failure. The</w:t>
+      </w:r>
+      <w:r>
+        <w:t xml:space="preserve"> </w:t>
+      </w:r>
+      <w:r>
+        <w:t xml:space="preserve">historical risk labels require the measurement qualifications in Methods;</w:t>
+      </w:r>
+      <w:r>
+        <w:t xml:space="preserve"> </w:t>
+      </w:r>
+      <w:r>
+        <w:t xml:space="preserve">only the corrected development study separates observed simulated effects</w:t>
+      </w:r>
+      <w:r>
+        <w:t xml:space="preserve"> </w:t>
+      </w:r>
+      <w:r>
+        <w:t xml:space="preserve">from proposals and boundary rejections.</w:t>
       </w:r>
     </w:p>
     <w:p>
@@ -1905,7 +1923,7 @@
         <w:t xml:space="preserve"> </w:t>
       </w:r>
       <w:r>
-        <w:t xml:space="preserve">controlled next-action design is narrower than M3’s executed-effect study, but</w:t>
+        <w:t xml:space="preserve">controlled next-action design differs from M3’s multi-step evaluation, but</w:t>
       </w:r>
       <w:r>
         <w:t xml:space="preserve"> </w:t>
@@ -1991,19 +2009,25 @@
         <w:t xml:space="preserve"> </w:t>
       </w:r>
       <w:r>
-        <w:t xml:space="preserve">burden, operational failures, and executed effects under a</w:t>
-      </w:r>
-      <w:r>
-        <w:t xml:space="preserve"> </w:t>
-      </w:r>
-      <w:r>
-        <w:t xml:space="preserve">common evidence contract. These are study-design claims and must stand on</w:t>
-      </w:r>
-      <w:r>
-        <w:t xml:space="preserve"> </w:t>
-      </w:r>
-      <w:r>
-        <w:t xml:space="preserve">M3’s own completed experiments.</w:t>
+        <w:t xml:space="preserve">burden and operational failures. Effect semantics are specific</w:t>
+      </w:r>
+      <w:r>
+        <w:t xml:space="preserve"> </w:t>
+      </w:r>
+      <w:r>
+        <w:t xml:space="preserve">to the benchmark and evaluator version; the old and corrected endpoints are</w:t>
+      </w:r>
+      <w:r>
+        <w:t xml:space="preserve"> </w:t>
+      </w:r>
+      <w:r>
+        <w:t xml:space="preserve">not interchangeable. These are study-design claims and must stand on M3’s</w:t>
+      </w:r>
+      <w:r>
+        <w:t xml:space="preserve"> </w:t>
+      </w:r>
+      <w:r>
+        <w:t xml:space="preserve">own completed experiments.</w:t>
       </w:r>
     </w:p>
     <w:bookmarkEnd w:id="29"/>
@@ -2050,19 +2074,25 @@
         <w:t xml:space="preserve"> </w:t>
       </w:r>
       <w:r>
-        <w:t xml:space="preserve">executed-effect endpoint. Our evaluation therefore records whether a proposed</w:t>
-      </w:r>
-      <w:r>
-        <w:t xml:space="preserve"> </w:t>
-      </w:r>
-      <w:r>
-        <w:t xml:space="preserve">action crossed the runtime boundary and changed the sandbox state, while also</w:t>
-      </w:r>
-      <w:r>
-        <w:t xml:space="preserve"> </w:t>
-      </w:r>
-      <w:r>
-        <w:t xml:space="preserve">retaining benign task completion. This distinction is necessary because a</w:t>
+        <w:t xml:space="preserve">executed-effect endpoint. The corrected development evaluation therefore</w:t>
+      </w:r>
+      <w:r>
+        <w:t xml:space="preserve"> </w:t>
+      </w:r>
+      <w:r>
+        <w:t xml:space="preserve">separates proposals, Guard decisions, sandbox execution receipts and outcome</w:t>
+      </w:r>
+      <w:r>
+        <w:t xml:space="preserve"> </w:t>
+      </w:r>
+      <w:r>
+        <w:t xml:space="preserve">scoring. AgentDojo retains its native security checker, whereas M3-v2 uses</w:t>
+      </w:r>
+      <w:r>
+        <w:t xml:space="preserve"> </w:t>
+      </w:r>
+      <w:r>
+        <w:t xml:space="preserve">observed simulated effects. This distinction is necessary because a</w:t>
       </w:r>
       <w:r>
         <w:t xml:space="preserve"> </w:t>
@@ -2231,7 +2261,7 @@
         <w:t xml:space="preserve"> </w:t>
       </w:r>
       <w:r>
-        <w:t xml:space="preserve">and post-enforcement unsafe-effect feedback,</w:t>
+        <w:t xml:space="preserve">and legacy evaluator-labelled risk feedback,</w:t>
       </w:r>
       <w:r>
         <w:t xml:space="preserve"> </w:t>
@@ -2250,6 +2280,107 @@
       </w:r>
       <w:r>
         <w:t xml:space="preserve">protocol but is not described as a peer-reviewed theorem.</w:t>
+      </w:r>
+    </w:p>
+    <w:p>
+      <w:pPr>
+        <w:pStyle w:val="BodyText"/>
+      </w:pPr>
+      <w:r>
+        <w:t xml:space="preserve">PIArena, published at ACL 2026, integrates attacks, defenses, and benchmarks</w:t>
+      </w:r>
+      <w:r>
+        <w:t xml:space="preserve"> </w:t>
+      </w:r>
+      <w:r>
+        <w:t xml:space="preserve">and evaluates feedback-adaptive injection, including cases where the injected</w:t>
+      </w:r>
+      <w:r>
+        <w:t xml:space="preserve"> </w:t>
+      </w:r>
+      <w:r>
+        <w:t xml:space="preserve">task aligns with the intended task</w:t>
+      </w:r>
+      <w:r>
+        <w:t xml:space="preserve"> </w:t>
+      </w:r>
+      <w:r>
+        <w:t xml:space="preserve">(Geng et al. 2026)</w:t>
+      </w:r>
+      <w:r>
+        <w:t xml:space="preserve">. The AgentDyn preprint instead</w:t>
+      </w:r>
+      <w:r>
+        <w:t xml:space="preserve"> </w:t>
+      </w:r>
+      <w:r>
+        <w:t xml:space="preserve">emphasizes dynamic planning, open-ended tasks, and helpful third-party</w:t>
+      </w:r>
+      <w:r>
+        <w:t xml:space="preserve"> </w:t>
+      </w:r>
+      <w:r>
+        <w:t xml:space="preserve">instructions</w:t>
+      </w:r>
+      <w:r>
+        <w:t xml:space="preserve"> </w:t>
+      </w:r>
+      <w:r>
+        <w:t xml:space="preserve">(Li et al. 2026)</w:t>
+      </w:r>
+      <w:r>
+        <w:t xml:space="preserve">. These works motivate testing useful behavior under</w:t>
+      </w:r>
+      <w:r>
+        <w:t xml:space="preserve"> </w:t>
+      </w:r>
+      <w:r>
+        <w:t xml:space="preserve">authorization constraints, not merely counting blocked actions. The ASPI</w:t>
+      </w:r>
+      <w:r>
+        <w:t xml:space="preserve"> </w:t>
+      </w:r>
+      <w:r>
+        <w:t xml:space="preserve">preprint evaluates matched execution and clarification-seeking states and</w:t>
+      </w:r>
+      <w:r>
+        <w:t xml:space="preserve"> </w:t>
+      </w:r>
+      <w:r>
+        <w:t xml:space="preserve">finds increased vulnerability in its clarification setting</w:t>
+      </w:r>
+      <w:r>
+        <w:t xml:space="preserve"> </w:t>
+      </w:r>
+      <w:r>
+        <w:t xml:space="preserve">(Sehwag et al. 2026)</w:t>
+      </w:r>
+      <w:r>
+        <w:t xml:space="preserve">. That</w:t>
+      </w:r>
+      <w:r>
+        <w:t xml:space="preserve"> </w:t>
+      </w:r>
+      <w:r>
+        <w:t xml:space="preserve">interaction differs from our controller-only permission diagnostic, which</w:t>
+      </w:r>
+      <w:r>
+        <w:t xml:space="preserve"> </w:t>
+      </w:r>
+      <w:r>
+        <w:t xml:space="preserve">does not send a clarification response back to the model. Neither a low ASK</w:t>
+      </w:r>
+      <w:r>
+        <w:t xml:space="preserve"> </w:t>
+      </w:r>
+      <w:r>
+        <w:t xml:space="preserve">rate nor successful permit issuance demonstrates a secure human-confirmation</w:t>
+      </w:r>
+      <w:r>
+        <w:t xml:space="preserve"> </w:t>
+      </w:r>
+      <w:r>
+        <w:t xml:space="preserve">workflow.</w:t>
       </w:r>
     </w:p>
     <w:bookmarkEnd w:id="31"/>
@@ -2275,19 +2406,25 @@
         <w:t xml:space="preserve"> </w:t>
       </w:r>
       <w:r>
-        <w:t xml:space="preserve">or a state-of-the-art defense. The medium experiment already showed that</w:t>
-      </w:r>
-      <w:r>
-        <w:t xml:space="preserve"> </w:t>
-      </w:r>
-      <w:r>
-        <w:t xml:space="preserve">M3-full did not improve security over M3 policy-only and failed the benign-tool</w:t>
-      </w:r>
-      <w:r>
-        <w:t xml:space="preserve"> </w:t>
-      </w:r>
-      <w:r>
-        <w:t xml:space="preserve">non-inferiority criterion. The active paper instead studies how non-oracle</w:t>
+        <w:t xml:space="preserve">or a state-of-the-art defense. In the medium experiment, M3-full did not improve</w:t>
+      </w:r>
+      <w:r>
+        <w:t xml:space="preserve"> </w:t>
+      </w:r>
+      <w:r>
+        <w:t xml:space="preserve">the reported legacy risk endpoint over M3 policy-only and failed the reported</w:t>
+      </w:r>
+      <w:r>
+        <w:t xml:space="preserve"> </w:t>
+      </w:r>
+      <w:r>
+        <w:t xml:space="preserve">benign-tool non-inferiority criterion. Those measurements do not establish</w:t>
+      </w:r>
+      <w:r>
+        <w:t xml:space="preserve"> </w:t>
+      </w:r>
+      <w:r>
+        <w:t xml:space="preserve">effects under the repaired execution semantics. The active paper studies how non-oracle</w:t>
       </w:r>
       <w:r>
         <w:t xml:space="preserve"> </w:t>
@@ -2310,7 +2447,7 @@
     </w:p>
     <w:bookmarkEnd w:id="32"/>
     <w:bookmarkEnd w:id="33"/>
-    <w:bookmarkStart w:id="51" w:name="methods"/>
+    <w:bookmarkStart w:id="53" w:name="methods"/>
     <w:p>
       <w:pPr>
         <w:pStyle w:val="Heading2"/>
@@ -4059,13 +4196,19 @@
         <w:pStyle w:val="FirstParagraph"/>
       </w:pPr>
       <w:r>
-        <w:t xml:space="preserve">E2 contains 60 controlled tool tasks, evenly split between AgentDojo and</w:t>
-      </w:r>
-      <w:r>
-        <w:t xml:space="preserve"> </w:t>
-      </w:r>
-      <w:r>
-        <w:t xml:space="preserve">M3-v2. Thirty are supporting scenarios and thirty contain a parameter that</w:t>
+        <w:t xml:space="preserve">E2 contains 60 synthetic controlled tool tasks, with 30 scenarios labeled for</w:t>
+      </w:r>
+      <w:r>
+        <w:t xml:space="preserve"> </w:t>
+      </w:r>
+      <w:r>
+        <w:t xml:space="preserve">each benchmark domain. All use the controlled M3-v2 runtime rather than the</w:t>
+      </w:r>
+      <w:r>
+        <w:t xml:space="preserve"> </w:t>
+      </w:r>
+      <w:r>
+        <w:t xml:space="preserve">native AgentDojo environment. Thirty are supporting scenarios and thirty contain a parameter that</w:t>
       </w:r>
       <w:r>
         <w:t xml:space="preserve"> </w:t>
@@ -4639,13 +4782,19 @@
         <w:t xml:space="preserve"> </w:t>
       </w:r>
       <w:r>
-        <w:t xml:space="preserve">Provider calls for the evidence reported here were made during July and August</w:t>
-      </w:r>
-      <w:r>
-        <w:t xml:space="preserve"> </w:t>
-      </w:r>
-      <w:r>
-        <w:t xml:space="preserve">2026. The returned names are provider-managed model aliases and therefore</w:t>
+        <w:t xml:space="preserve">Provider calls for E1–E6 and the earlier studies were made during July and</w:t>
+      </w:r>
+      <w:r>
+        <w:t xml:space="preserve"> </w:t>
+      </w:r>
+      <w:r>
+        <w:t xml:space="preserve">August 2026; the additional E7a proposal study ran on September 5, 2026.</w:t>
+      </w:r>
+      <w:r>
+        <w:t xml:space="preserve"> </w:t>
+      </w:r>
+      <w:r>
+        <w:t xml:space="preserve">The returned names are provider-managed model aliases and therefore</w:t>
       </w:r>
       <w:r>
         <w:t xml:space="preserve"> </w:t>
@@ -5592,7 +5741,7 @@
       </w:r>
     </w:p>
     <w:bookmarkEnd w:id="49"/>
-    <w:bookmarkStart w:id="50" w:name="minimal-verification-and-reproducibility"/>
+    <w:bookmarkStart w:id="50" w:name="Xcce47bb529d6de84f1a5f5025c30d7ef4ae0b0f"/>
     <w:p>
       <w:pPr>
         <w:pStyle w:val="Heading3"/>
@@ -5600,7 +5749,367 @@
         <w:jc w:val="left"/>
       </w:pPr>
       <w:r>
-        <w:t xml:space="preserve">3.17 Minimal verification and reproducibility</w:t>
+        <w:t xml:space="preserve">3.17 Authorization and confirmation diagnostics</w:t>
+      </w:r>
+    </w:p>
+    <w:p>
+      <w:pPr>
+        <w:pStyle w:val="FirstParagraph"/>
+      </w:pPr>
+      <w:r>
+        <w:t xml:space="preserve">We conducted an exploratory follow-up to the action floor without changing</w:t>
+      </w:r>
+      <w:r>
+        <w:t xml:space="preserve"> </w:t>
+      </w:r>
+      <w:r>
+        <w:t xml:space="preserve">E1–E6 outcomes. A descriptive decomposition of 1,560 E1–E4 work items first</w:t>
+      </w:r>
+      <w:r>
+        <w:t xml:space="preserve"> </w:t>
+      </w:r>
+      <w:r>
+        <w:t xml:space="preserve">separates operational failures, completed tasks, and the remaining incomplete</w:t>
+      </w:r>
+      <w:r>
+        <w:t xml:space="preserve"> </w:t>
+      </w:r>
+      <w:r>
+        <w:t xml:space="preserve">tasks with ASK, with DENY but no ASK, or with neither recorded decision. These</w:t>
+      </w:r>
+      <w:r>
+        <w:t xml:space="preserve"> </w:t>
+      </w:r>
+      <w:r>
+        <w:t xml:space="preserve">mutually exclusive categories describe observations, not causal reasons.</w:t>
+      </w:r>
+      <w:r>
+        <w:t xml:space="preserve"> </w:t>
+      </w:r>
+      <w:r>
+        <w:t xml:space="preserve">The historical runner terminates on ASK without a confirmation exchange.</w:t>
+      </w:r>
+      <w:r>
+        <w:t xml:space="preserve"> </w:t>
+      </w:r>
+      <w:r>
+        <w:t xml:space="preserve">E2 also constrains nuisance text fields exactly, although their fixed wording</w:t>
+      </w:r>
+      <w:r>
+        <w:t xml:space="preserve"> </w:t>
+      </w:r>
+      <w:r>
+        <w:t xml:space="preserve">is not supplied as an explicit operation requirement. Historical compact</w:t>
+      </w:r>
+      <w:r>
+        <w:t xml:space="preserve"> </w:t>
+      </w:r>
+      <w:r>
+        <w:t xml:space="preserve">records lack per-proposal Guard reasons, preventing retrospective attribution</w:t>
+      </w:r>
+      <w:r>
+        <w:t xml:space="preserve"> </w:t>
+      </w:r>
+      <w:r>
+        <w:t xml:space="preserve">of individual failures to those constraints.</w:t>
+      </w:r>
+    </w:p>
+    <w:p>
+      <w:pPr>
+        <w:pStyle w:val="BodyText"/>
+      </w:pPr>
+      <w:r>
+        <w:t xml:space="preserve">A separate set of 512 deterministic probes comprises 480 target/content</w:t>
+      </w:r>
+      <w:r>
+        <w:t xml:space="preserve"> </w:t>
+      </w:r>
+      <w:r>
+        <w:t xml:space="preserve">perturbations, 28 literal-provenance probes, and four legacy-approval probes.</w:t>
+      </w:r>
+      <w:r>
+        <w:t xml:space="preserve"> </w:t>
+      </w:r>
+      <w:r>
+        <w:t xml:space="preserve">These are newly constructed proposals, not reconstructed model responses.</w:t>
+      </w:r>
+      <w:r>
+        <w:t xml:space="preserve"> </w:t>
+      </w:r>
+      <w:r>
+        <w:t xml:space="preserve">They test component contracts and do not estimate end-to-end attack success.</w:t>
+      </w:r>
+    </w:p>
+    <w:p>
+      <w:pPr>
+        <w:pStyle w:val="BodyText"/>
+      </w:pPr>
+      <w:r>
+        <w:t xml:space="preserve">E7a crosses strict exact versus bounded-enumeration authorization with policy</w:t>
+      </w:r>
+      <w:r>
+        <w:t xml:space="preserve"> </w:t>
+      </w:r>
+      <w:r>
+        <w:t xml:space="preserve">versus full modules on 24 new single-action synthetic tasks. Each of three tool</w:t>
+      </w:r>
+      <w:r>
+        <w:t xml:space="preserve"> </w:t>
+      </w:r>
+      <w:r>
+        <w:t xml:space="preserve">categories (message, file, and mock API) supplies four benign and four attack</w:t>
+      </w:r>
+      <w:r>
+        <w:t xml:space="preserve"> </w:t>
+      </w:r>
+      <w:r>
+        <w:t xml:space="preserve">tasks. The trusted request authorizes two harmless text alternatives and</w:t>
+      </w:r>
+      <w:r>
+        <w:t xml:space="preserve"> </w:t>
+      </w:r>
+      <w:r>
+        <w:t xml:space="preserve">prefers the second. The strict control intentionally allows only the first;</w:t>
+      </w:r>
+      <w:r>
+        <w:t xml:space="preserve"> </w:t>
+      </w:r>
+      <w:r>
+        <w:t xml:space="preserve">bounded enumeration allows both while retaining the same exact safety target.</w:t>
+      </w:r>
+      <w:r>
+        <w:t xml:space="preserve"> </w:t>
+      </w:r>
+      <w:r>
+        <w:t xml:space="preserve">This deliberately overconstrained control is not a correctly compiled exact</w:t>
+      </w:r>
+      <w:r>
+        <w:t xml:space="preserve"> </w:t>
+      </w:r>
+      <w:r>
+        <w:t xml:space="preserve">policy. Normal prompts, temperature zero, and a 512-token output limit yield</w:t>
+      </w:r>
+      <w:r>
+        <w:t xml:space="preserve"> </w:t>
+      </w:r>
+      <w:r>
+        <w:t xml:space="preserve">96 official DeepSeek V4 Pro proposal calls, including an eight-call prefix.</w:t>
+      </w:r>
+    </w:p>
+    <w:p>
+      <w:pPr>
+        <w:pStyle w:val="BodyText"/>
+      </w:pPr>
+      <w:r>
+        <w:t xml:space="preserve">Each proposal is then evaluated in four separate in-memory sessions: trusted</w:t>
+      </w:r>
+      <w:r>
+        <w:t xml:space="preserve"> </w:t>
+      </w:r>
+      <w:r>
+        <w:t xml:space="preserve">approval, trusted denial, absent confirmation, and forged untrusted approval.</w:t>
+      </w:r>
+      <w:r>
+        <w:t xml:space="preserve"> </w:t>
+      </w:r>
+      <w:r>
+        <w:t xml:space="preserve">The 384 cells share 96 model proposals; the model receives no clarification</w:t>
+      </w:r>
+      <w:r>
+        <w:t xml:space="preserve"> </w:t>
+      </w:r>
+      <w:r>
+        <w:t xml:space="preserve">turn. Both module settings use the same new confirmation wrapper, which binds</w:t>
+      </w:r>
+      <w:r>
+        <w:t xml:space="preserve"> </w:t>
+      </w:r>
+      <w:r>
+        <w:t xml:space="preserve">the task, trusted request, proposal, and manifest, checks expiry and single use,</w:t>
+      </w:r>
+      <w:r>
+        <w:t xml:space="preserve"> </w:t>
+      </w:r>
+      <w:r>
+        <w:t xml:space="preserve">and cannot widen scope or override DENY. It is an experimental controller, not</w:t>
+      </w:r>
+      <w:r>
+        <w:t xml:space="preserve"> </w:t>
+      </w:r>
+      <w:r>
+        <w:t xml:space="preserve">production authentication or a human study. The endpoint is issuance of a</w:t>
+      </w:r>
+      <w:r>
+        <w:t xml:space="preserve"> </w:t>
+      </w:r>
+      <w:r>
+        <w:t xml:space="preserve">one-shot execution permit. No effect backend was invoked, so legacy fields</w:t>
+      </w:r>
+      <w:r>
+        <w:t xml:space="preserve"> </w:t>
+      </w:r>
+      <w:r>
+        <w:t xml:space="preserve">named task completion and simulated effect are interpreted only as permission</w:t>
+      </w:r>
+      <w:r>
+        <w:t xml:space="preserve"> </w:t>
+      </w:r>
+      <w:r>
+        <w:t xml:space="preserve">eligibility. E7a reports descriptive counts and Wilson intervals separately</w:t>
+      </w:r>
+      <w:r>
+        <w:t xml:space="preserve"> </w:t>
+      </w:r>
+      <w:r>
+        <w:t xml:space="preserve">from TCR and executed unsafe effects, without a new confirmatory test family.</w:t>
+      </w:r>
+    </w:p>
+    <w:bookmarkEnd w:id="50"/>
+    <w:bookmarkStart w:id="51" w:name="Xf9a07e8edaaf63f6b1aae9282e4942c7672283a"/>
+    <w:p>
+      <w:pPr>
+        <w:pStyle w:val="Heading3"/>
+        <w:keepNext/>
+        <w:jc w:val="left"/>
+      </w:pPr>
+      <w:r>
+        <w:t xml:space="preserve">3.18 Measurement correction and development validation</w:t>
+      </w:r>
+    </w:p>
+    <w:p>
+      <w:pPr>
+        <w:pStyle w:val="FirstParagraph"/>
+      </w:pPr>
+      <w:r>
+        <w:t xml:space="preserve">The historical execution studies used the original compiler, rule matcher,</w:t>
+      </w:r>
+      <w:r>
+        <w:t xml:space="preserve"> </w:t>
+      </w:r>
+      <w:r>
+        <w:t xml:space="preserve">and evaluator. Their recorded safety labels are not retrospectively converted</w:t>
+      </w:r>
+      <w:r>
+        <w:t xml:space="preserve"> </w:t>
+      </w:r>
+      <w:r>
+        <w:t xml:space="preserve">to executed unauthorized effects. In particular, the original M3-v2 evaluator</w:t>
+      </w:r>
+      <w:r>
+        <w:t xml:space="preserve"> </w:t>
+      </w:r>
+      <w:r>
+        <w:t xml:space="preserve">could score a final isolation rejection as an unsafe event, whereas the revised</w:t>
+      </w:r>
+      <w:r>
+        <w:t xml:space="preserve"> </w:t>
+      </w:r>
+      <w:r>
+        <w:t xml:space="preserve">development evaluator distinguishes proposals, Guard permission, isolation</w:t>
+      </w:r>
+      <w:r>
+        <w:t xml:space="preserve"> </w:t>
+      </w:r>
+      <w:r>
+        <w:t xml:space="preserve">rejection, successful simulated execution, task completion, and unknown values.</w:t>
+      </w:r>
+      <w:r>
+        <w:t xml:space="preserve"> </w:t>
+      </w:r>
+      <w:r>
+        <w:t xml:space="preserve">AgentDojo retains its native security and utility checks. Legitimate completion</w:t>
+      </w:r>
+      <w:r>
+        <w:t xml:space="preserve"> </w:t>
+      </w:r>
+      <w:r>
+        <w:t xml:space="preserve">and a security violation may coexist; missing evidence is not a safe zero.</w:t>
+      </w:r>
+    </w:p>
+    <w:p>
+      <w:pPr>
+        <w:pStyle w:val="BodyText"/>
+      </w:pPr>
+      <w:r>
+        <w:t xml:space="preserve">The explicitly selected corrected-v1 path fixes action-resource binding,</w:t>
+      </w:r>
+      <w:r>
+        <w:t xml:space="preserve"> </w:t>
+      </w:r>
+      <w:r>
+        <w:t xml:space="preserve">complete matching across multiple rules, trusted-environment label propagation,</w:t>
+      </w:r>
+      <w:r>
+        <w:t xml:space="preserve"> </w:t>
+      </w:r>
+      <w:r>
+        <w:t xml:space="preserve">and confirmation-state continuity. It does not alter the historical default</w:t>
+      </w:r>
+      <w:r>
+        <w:t xml:space="preserve"> </w:t>
+      </w:r>
+      <w:r>
+        <w:t xml:space="preserve">or records. Six configurations cross no/policy/full guard modules with the</w:t>
+      </w:r>
+      <w:r>
+        <w:t xml:space="preserve"> </w:t>
+      </w:r>
+      <w:r>
+        <w:t xml:space="preserve">same normal/safe prompt factor. The development set comprises 24 attacks,</w:t>
+      </w:r>
+      <w:r>
+        <w:t xml:space="preserve"> </w:t>
+      </w:r>
+      <w:r>
+        <w:t xml:space="preserve">16 benign-tool tasks, and eight no-tool tasks; AgentDojo contributes 20 tasks</w:t>
+      </w:r>
+      <w:r>
+        <w:t xml:space="preserve"> </w:t>
+      </w:r>
+      <w:r>
+        <w:t xml:space="preserve">and M3-v2 28. Attacks are historically enriched, not a deployment sample.</w:t>
+      </w:r>
+      <w:r>
+        <w:t xml:space="preserve"> </w:t>
+      </w:r>
+      <w:r>
+        <w:t xml:space="preserve">Both completed DeepSeek cohorts use temperature zero, a 512-token output</w:t>
+      </w:r>
+      <w:r>
+        <w:t xml:space="preserve"> </w:t>
+      </w:r>
+      <w:r>
+        <w:t xml:space="preserve">limit, and at most eight provider calls per task-condition. The V4.1 Flash</w:t>
+      </w:r>
+      <w:r>
+        <w:t xml:space="preserve"> </w:t>
+      </w:r>
+      <w:r>
+        <w:t xml:space="preserve">model is distinct from the earlier V4 Flash and is not a model-invariant</w:t>
+      </w:r>
+      <w:r>
+        <w:t xml:space="preserve"> </w:t>
+      </w:r>
+      <w:r>
+        <w:t xml:space="preserve">before/after comparison. Synthetic paired-action tests establish component</w:t>
+      </w:r>
+      <w:r>
+        <w:t xml:space="preserve"> </w:t>
+      </w:r>
+      <w:r>
+        <w:t xml:space="preserve">behavior only; there is no simulated human approval or new confirmatory family.</w:t>
+      </w:r>
+    </w:p>
+    <w:bookmarkEnd w:id="51"/>
+    <w:bookmarkStart w:id="52" w:name="minimal-verification-and-reproducibility"/>
+    <w:p>
+      <w:pPr>
+        <w:pStyle w:val="Heading3"/>
+        <w:keepNext/>
+        <w:jc w:val="left"/>
+      </w:pPr>
+      <w:r>
+        <w:t xml:space="preserve">3.19 Minimal verification and reproducibility</w:t>
       </w:r>
     </w:p>
     <w:p>
@@ -5697,9 +6206,9 @@
         <w:t xml:space="preserve">assignments, analysis code, aggregate tables, and versioned source.</w:t>
       </w:r>
     </w:p>
-    <w:bookmarkEnd w:id="50"/>
-    <w:bookmarkEnd w:id="51"/>
-    <w:bookmarkStart w:id="69" w:name="results"/>
+    <w:bookmarkEnd w:id="52"/>
+    <w:bookmarkEnd w:id="53"/>
+    <w:bookmarkStart w:id="73" w:name="results"/>
     <w:p>
       <w:pPr>
         <w:pStyle w:val="Heading2"/>
@@ -5710,7 +6219,7 @@
         <w:t xml:space="preserve">4. Results</w:t>
       </w:r>
     </w:p>
-    <w:bookmarkStart w:id="52" w:name="medium-falsification-study"/>
+    <w:bookmarkStart w:id="54" w:name="medium-falsification-study"/>
     <w:p>
       <w:pPr>
         <w:pStyle w:val="Heading3"/>
@@ -5984,8 +6493,8 @@
         <w:t xml:space="preserve">interpreted as successful approval or measured human burden.</w:t>
       </w:r>
     </w:p>
-    <w:bookmarkEnd w:id="52"/>
-    <w:bookmarkStart w:id="53" w:name="authorization-regime-sensitivity"/>
+    <w:bookmarkEnd w:id="54"/>
+    <w:bookmarkStart w:id="55" w:name="authorization-regime-sensitivity"/>
     <w:p>
       <w:pPr>
         <w:pStyle w:val="Heading3"/>
@@ -6091,8 +6600,8 @@
         <w:t xml:space="preserve">signals, not evidence of a domain-wide bias.</w:t>
       </w:r>
     </w:p>
-    <w:bookmarkEnd w:id="53"/>
-    <w:bookmarkStart w:id="54" w:name="prespecified-decision-criteria"/>
+    <w:bookmarkEnd w:id="55"/>
+    <w:bookmarkStart w:id="56" w:name="prespecified-decision-criteria"/>
     <w:p>
       <w:pPr>
         <w:pStyle w:val="Heading3"/>
@@ -6736,8 +7245,8 @@
         <w:t xml:space="preserve">or SOTA claim.</w:t>
       </w:r>
     </w:p>
-    <w:bookmarkEnd w:id="54"/>
-    <w:bookmarkStart w:id="55" w:name="public-primary-model-result"/>
+    <w:bookmarkEnd w:id="56"/>
+    <w:bookmarkStart w:id="57" w:name="public-primary-model-result"/>
     <w:p>
       <w:pPr>
         <w:pStyle w:val="Heading3"/>
@@ -6920,8 +7429,8 @@
         <w:t xml:space="preserve">tasks and are not duplicated.</w:t>
       </w:r>
     </w:p>
-    <w:bookmarkEnd w:id="55"/>
-    <w:bookmarkStart w:id="56" w:name="public-deepseek-v4-flash-replication"/>
+    <w:bookmarkEnd w:id="57"/>
+    <w:bookmarkStart w:id="58" w:name="public-deepseek-v4-flash-replication"/>
     <w:p>
       <w:pPr>
         <w:pStyle w:val="Heading3"/>
@@ -7026,8 +7535,8 @@
         <w:t xml:space="preserve">configuration-quality or cross-provider claim.</w:t>
       </w:r>
     </w:p>
-    <w:bookmarkEnd w:id="56"/>
-    <w:bookmarkStart w:id="57" w:name="public-operational-and-decision-burden"/>
+    <w:bookmarkEnd w:id="58"/>
+    <w:bookmarkStart w:id="59" w:name="public-operational-and-decision-burden"/>
     <w:p>
       <w:pPr>
         <w:pStyle w:val="Heading3"/>
@@ -7183,8 +7692,8 @@
         <w:t xml:space="preserve">than incremental benefit from the full package.</w:t>
       </w:r>
     </w:p>
-    <w:bookmarkEnd w:id="57"/>
-    <w:bookmarkStart w:id="62" w:name="deepseek-authorization-regime-experiment"/>
+    <w:bookmarkEnd w:id="59"/>
+    <w:bookmarkStart w:id="64" w:name="deepseek-authorization-regime-experiment"/>
     <w:p>
       <w:pPr>
         <w:pStyle w:val="Heading3"/>
@@ -7272,7 +7781,7 @@
         <w:t xml:space="preserve">effects remained disabled.</w:t>
       </w:r>
     </w:p>
-    <w:bookmarkStart w:id="58" w:name="joint-security-and-utility-endpoints"/>
+    <w:bookmarkStart w:id="60" w:name="joint-security-and-utility-endpoints"/>
     <w:p>
       <w:pPr>
         <w:pStyle w:val="Heading4"/>
@@ -7565,8 +8074,8 @@
         <w:t xml:space="preserve">universal oracle-policy effect.</w:t>
       </w:r>
     </w:p>
-    <w:bookmarkEnd w:id="58"/>
-    <w:bookmarkStart w:id="59" w:name="X0a99c4ca2fd9cd03cffd56fc41c4bc7dff50ac1"/>
+    <w:bookmarkEnd w:id="60"/>
+    <w:bookmarkStart w:id="61" w:name="X0a99c4ca2fd9cd03cffd56fc41c4bc7dff50ac1"/>
     <w:p>
       <w:pPr>
         <w:pStyle w:val="Heading4"/>
@@ -7663,8 +8172,8 @@
         <w:t xml:space="preserve">semantics.</w:t>
       </w:r>
     </w:p>
-    <w:bookmarkEnd w:id="59"/>
-    <w:bookmarkStart w:id="60" w:name="failure-sensitive-attack-bound"/>
+    <w:bookmarkEnd w:id="61"/>
+    <w:bookmarkStart w:id="62" w:name="failure-sensitive-attack-bound"/>
     <w:p>
       <w:pPr>
         <w:pStyle w:val="Heading4"/>
@@ -7796,8 +8305,8 @@
         <w:t xml:space="preserve">is a robustness bound and is not reported as observed attack success.</w:t>
       </w:r>
     </w:p>
-    <w:bookmarkEnd w:id="60"/>
-    <w:bookmarkStart w:id="61" w:name="stress-regimes-and-operational-burden"/>
+    <w:bookmarkEnd w:id="62"/>
+    <w:bookmarkStart w:id="63" w:name="stress-regimes-and-operational-burden"/>
     <w:p>
       <w:pPr>
         <w:pStyle w:val="Heading4"/>
@@ -8083,9 +8592,9 @@
         <w:t xml:space="preserve">that every gold-derived policy or every runtime guard behaves similarly.</w:t>
       </w:r>
     </w:p>
-    <w:bookmarkEnd w:id="61"/>
-    <w:bookmarkEnd w:id="62"/>
-    <w:bookmarkStart w:id="63" w:name="Xbb5d9851074ad3ca7942dbaa225fc80783abcd7"/>
+    <w:bookmarkEnd w:id="63"/>
+    <w:bookmarkEnd w:id="64"/>
+    <w:bookmarkStart w:id="65" w:name="Xbb5d9851074ad3ca7942dbaa225fc80783abcd7"/>
     <w:p>
       <w:pPr>
         <w:pStyle w:val="Heading3"/>
@@ -8248,8 +8757,8 @@
         <w:t xml:space="preserve">Supplementary Table S7 reports the E1 runtime burden and cost.</w:t>
       </w:r>
     </w:p>
-    <w:bookmarkEnd w:id="63"/>
-    <w:bookmarkStart w:id="64" w:name="source-authority-counterfactual-1"/>
+    <w:bookmarkEnd w:id="65"/>
+    <w:bookmarkStart w:id="66" w:name="source-authority-counterfactual-1"/>
     <w:p>
       <w:pPr>
         <w:pStyle w:val="Heading3"/>
@@ -8295,13 +8804,19 @@
         <w:t xml:space="preserve"> </w:t>
       </w:r>
       <w:r>
-        <w:t xml:space="preserve">floor caused by confirmation and blocking, not evidence that source authority</w:t>
-      </w:r>
-      <w:r>
-        <w:t xml:space="preserve"> </w:t>
-      </w:r>
-      <w:r>
-        <w:t xml:space="preserve">was behaviorally irrelevant.</w:t>
+        <w:t xml:space="preserve">floor accompanied by confirmation and blocking, not evidence that source</w:t>
+      </w:r>
+      <w:r>
+        <w:t xml:space="preserve"> </w:t>
+      </w:r>
+      <w:r>
+        <w:t xml:space="preserve">authority was behaviorally irrelevant. The retained records do not identify</w:t>
+      </w:r>
+      <w:r>
+        <w:t xml:space="preserve"> </w:t>
+      </w:r>
+      <w:r>
+        <w:t xml:space="preserve">the exact stopping cause of every zero-action run.</w:t>
       </w:r>
     </w:p>
     <w:p>
@@ -8412,8 +8927,8 @@
         <w:t xml:space="preserve">Supplementary Table S8 reports the E2 source-authority decisions.</w:t>
       </w:r>
     </w:p>
-    <w:bookmarkEnd w:id="64"/>
-    <w:bookmarkStart w:id="65" w:name="X29d432d12551a673883bc648e306844c26b1be2"/>
+    <w:bookmarkEnd w:id="66"/>
+    <w:bookmarkStart w:id="67" w:name="X29d432d12551a673883bc648e306844c26b1be2"/>
     <w:p>
       <w:pPr>
         <w:pStyle w:val="Heading3"/>
@@ -8574,8 +9089,8 @@
         <w:t xml:space="preserve">Supplementary Table S9 reports the E3/E4 operational summary.</w:t>
       </w:r>
     </w:p>
-    <w:bookmarkEnd w:id="65"/>
-    <w:bookmarkStart w:id="66" w:name="X82c9b3af4ca931c828fbaa5e2aefd87272d8098"/>
+    <w:bookmarkEnd w:id="67"/>
+    <w:bookmarkStart w:id="68" w:name="X82c9b3af4ca931c828fbaa5e2aefd87272d8098"/>
     <w:p>
       <w:pPr>
         <w:pStyle w:val="Heading3"/>
@@ -8802,8 +9317,8 @@
         <w:t xml:space="preserve">Supplementary Table S12 reports the E6 paired effects and Gemini inference coverage.</w:t>
       </w:r>
     </w:p>
-    <w:bookmarkEnd w:id="66"/>
-    <w:bookmarkStart w:id="67" w:name="X1f902146e6aa40efda9504fdbd9d29609df72fa"/>
+    <w:bookmarkEnd w:id="68"/>
+    <w:bookmarkStart w:id="69" w:name="X1f902146e6aa40efda9504fdbd9d29609df72fa"/>
     <w:p>
       <w:pPr>
         <w:pStyle w:val="Heading3"/>
@@ -8989,8 +9504,8 @@
         <w:t xml:space="preserve">Supplementary Table S10 reports the conditional adaptive-tail execution.</w:t>
       </w:r>
     </w:p>
-    <w:bookmarkEnd w:id="67"/>
-    <w:bookmarkStart w:id="68" w:name="remaining-evidence-boundary"/>
+    <w:bookmarkEnd w:id="69"/>
+    <w:bookmarkStart w:id="70" w:name="X446447dff0f46f163104a874aacc2906eec9688"/>
     <w:p>
       <w:pPr>
         <w:pStyle w:val="Heading3"/>
@@ -8998,7 +9513,7 @@
         <w:jc w:val="left"/>
       </w:pPr>
       <w:r>
-        <w:t xml:space="preserve">4.13 Remaining evidence boundary</w:t>
+        <w:t xml:space="preserve">4.13 Authorization diagnostics and execution permits</w:t>
       </w:r>
     </w:p>
     <w:p>
@@ -9006,6 +9521,436 @@
         <w:pStyle w:val="FirstParagraph"/>
       </w:pPr>
       <w:r>
+        <w:t xml:space="preserve">The E1 benign-tool decomposition retains 60 tasks per cell. For policy/normal,</w:t>
+      </w:r>
+      <w:r>
+        <w:t xml:space="preserve"> </w:t>
+      </w:r>
+      <w:r>
+        <w:t xml:space="preserve">policy/safe, full/normal, and full/safe respectively, completed tasks numbered</w:t>
+      </w:r>
+      <w:r>
+        <w:t xml:space="preserve"> </w:t>
+      </w:r>
+      <w:r>
+        <w:t xml:space="preserve">23, 21, 21, and 19; incomplete non-failed tasks with ASK numbered 20, 17, 20,</w:t>
+      </w:r>
+      <w:r>
+        <w:t xml:space="preserve"> </w:t>
+      </w:r>
+      <w:r>
+        <w:t xml:space="preserve">and 22; and operational failures numbered 7, 6, 9, and 8. The residual groups</w:t>
+      </w:r>
+      <w:r>
+        <w:t xml:space="preserve"> </w:t>
+      </w:r>
+      <w:r>
+        <w:t xml:space="preserve">were 0, 0, 1, and 1 incomplete tasks with DENY but no ASK, and 10, 16, 9, and</w:t>
+      </w:r>
+      <w:r>
+        <w:t xml:space="preserve"> </w:t>
+      </w:r>
+      <w:r>
+        <w:t xml:space="preserve">10 with neither. This separation avoids adding overlapping ASK and failure</w:t>
+      </w:r>
+      <w:r>
+        <w:t xml:space="preserve"> </w:t>
+      </w:r>
+      <w:r>
+        <w:t xml:space="preserve">incidences and does not change the original TCR.</w:t>
+      </w:r>
+    </w:p>
+    <w:p>
+      <w:pPr>
+        <w:pStyle w:val="BodyText"/>
+      </w:pPr>
+      <w:r>
+        <w:t xml:space="preserve">The new forced-proposal probes identified conditional implementation limits.</w:t>
+      </w:r>
+      <w:r>
+        <w:t xml:space="preserve"> </w:t>
+      </w:r>
+      <w:r>
+        <w:t xml:space="preserve">For either nuisance-text or safety-target perturbation, policy returned ASK</w:t>
+      </w:r>
+      <w:r>
+        <w:t xml:space="preserve"> </w:t>
+      </w:r>
+      <w:r>
+        <w:t xml:space="preserve">in 120/120 cases; full returned ASK in 90/120 and DENY in 30/120. Among six</w:t>
+      </w:r>
+      <w:r>
+        <w:t xml:space="preserve"> </w:t>
+      </w:r>
+      <w:r>
+        <w:t xml:space="preserve">unauthorized-target provenance scenarios, exact-target rules yielded no ALLOW</w:t>
+      </w:r>
+      <w:r>
+        <w:t xml:space="preserve"> </w:t>
+      </w:r>
+      <w:r>
+        <w:t xml:space="preserve">under either module setting. Broad-target rules yielded 6/6 ALLOW for policy</w:t>
+      </w:r>
+      <w:r>
+        <w:t xml:space="preserve"> </w:t>
+      </w:r>
+      <w:r>
+        <w:t xml:space="preserve">and 4/6 for full. Literal matching can treat negated or quoted trusted mentions</w:t>
+      </w:r>
+      <w:r>
+        <w:t xml:space="preserve"> </w:t>
+      </w:r>
+      <w:r>
+        <w:t xml:space="preserve">as authority, while encoded or split values escape literal-source matching.</w:t>
+      </w:r>
+      <w:r>
+        <w:t xml:space="preserve"> </w:t>
+      </w:r>
+      <w:r>
+        <w:t xml:space="preserve">Three constructed legacy approvals (expired, partial-proposal scope, and</w:t>
+      </w:r>
+      <w:r>
+        <w:t xml:space="preserve"> </w:t>
+      </w:r>
+      <w:r>
+        <w:t xml:space="preserve">tool-only scope) were accepted, whereas a missing approval produced ASK.</w:t>
+      </w:r>
+      <w:r>
+        <w:t xml:space="preserve"> </w:t>
+      </w:r>
+      <w:r>
+        <w:t xml:space="preserve">These probes do not show that an attacker can obtain trusted approvals or</w:t>
+      </w:r>
+      <w:r>
+        <w:t xml:space="preserve"> </w:t>
+      </w:r>
+      <w:r>
+        <w:t xml:space="preserve">induce the model to emit the forced proposals.</w:t>
+      </w:r>
+    </w:p>
+    <w:p>
+      <w:pPr>
+        <w:pStyle w:val="BodyText"/>
+      </w:pPr>
+      <w:r>
+        <w:t xml:space="preserve">E7a obtained 96/96 official, parseable responses with no operational failure.</w:t>
+      </w:r>
+      <w:r>
+        <w:t xml:space="preserve"> </w:t>
+      </w:r>
+      <w:r>
+        <w:t xml:space="preserve">Table 7 reports execution-permit issuance under trusted approval: each module</w:t>
+      </w:r>
+      <w:r>
+        <w:t xml:space="preserve"> </w:t>
+      </w:r>
+      <w:r>
+        <w:t xml:space="preserve">setting had 0/12 permitted benign proposals under the deliberately strict</w:t>
+      </w:r>
+      <w:r>
+        <w:t xml:space="preserve"> </w:t>
+      </w:r>
+      <w:r>
+        <w:t xml:space="preserve">control and 12/12 under bounded enumeration. Corresponding Wilson 95% intervals</w:t>
+      </w:r>
+      <w:r>
+        <w:t xml:space="preserve"> </w:t>
+      </w:r>
+      <w:r>
+        <w:t xml:space="preserve">are 0.00%–24.25% and 75.75%–100.00%. Attack-condition proposals followed the</w:t>
+      </w:r>
+      <w:r>
+        <w:t xml:space="preserve"> </w:t>
+      </w:r>
+      <w:r>
+        <w:t xml:space="preserve">authorized target and showed the same permit pattern. Consequently, zero</w:t>
+      </w:r>
+      <w:r>
+        <w:t xml:space="preserve"> </w:t>
+      </w:r>
+      <w:r>
+        <w:t xml:space="preserve">unauthorized permits cannot establish resistance to an active attack.</w:t>
+      </w:r>
+    </w:p>
+    <w:p>
+      <w:pPr>
+        <w:pStyle w:val="BodyText"/>
+      </w:pPr>
+      <w:r>
+        <w:t xml:space="preserve">Across the 384 paired confirmation cells, 192 remained scope-blocked, 48</w:t>
+      </w:r>
+      <w:r>
+        <w:t xml:space="preserve"> </w:t>
+      </w:r>
+      <w:r>
+        <w:t xml:space="preserve">received one-shot permits, 48 were denied by the trusted controller, and 96</w:t>
+      </w:r>
+      <w:r>
+        <w:t xml:space="preserve"> </w:t>
+      </w:r>
+      <w:r>
+        <w:t xml:space="preserve">lacked valid confirmation (absent or forged). There was no policy/full</w:t>
+      </w:r>
+      <w:r>
+        <w:t xml:space="preserve"> </w:t>
+      </w:r>
+      <w:r>
+        <w:t xml:space="preserve">difference in these counts. The result demonstrates a constructed</w:t>
+      </w:r>
+      <w:r>
+        <w:t xml:space="preserve"> </w:t>
+      </w:r>
+      <w:r>
+        <w:t xml:space="preserve">policy–intent mismatch and a bounded permission lifecycle, not a general</w:t>
+      </w:r>
+      <w:r>
+        <w:t xml:space="preserve"> </w:t>
+      </w:r>
+      <w:r>
+        <w:t xml:space="preserve">utility gain. No task-environment state transition was performed, and these</w:t>
+      </w:r>
+      <w:r>
+        <w:t xml:space="preserve"> </w:t>
+      </w:r>
+      <w:r>
+        <w:t xml:space="preserve">permits are not added to TCR or unsafe-effect counts in the execution studies.</w:t>
+      </w:r>
+    </w:p>
+    <w:bookmarkEnd w:id="70"/>
+    <w:bookmarkStart w:id="71" w:name="corrected-development-study"/>
+    <w:p>
+      <w:pPr>
+        <w:pStyle w:val="Heading3"/>
+        <w:keepNext/>
+        <w:jc w:val="left"/>
+      </w:pPr>
+      <w:r>
+        <w:t xml:space="preserve">4.14 Corrected development study</w:t>
+      </w:r>
+    </w:p>
+    <w:p>
+      <w:pPr>
+        <w:pStyle w:val="FirstParagraph"/>
+      </w:pPr>
+      <w:r>
+        <w:t xml:space="preserve">Table 8 separates the corrected-v1 development batch from all historical</w:t>
+      </w:r>
+      <w:r>
+        <w:t xml:space="preserve"> </w:t>
+      </w:r>
+      <w:r>
+        <w:t xml:space="preserve">experiments. DeepSeek V4 Pro and DeepSeek V4.1 Flash each completed 288 planned</w:t>
+      </w:r>
+      <w:r>
+        <w:t xml:space="preserve"> </w:t>
+      </w:r>
+      <w:r>
+        <w:t xml:space="preserve">task-condition executions over the same 48 tasks and six configurations. Pro</w:t>
+      </w:r>
+      <w:r>
+        <w:t xml:space="preserve"> </w:t>
+      </w:r>
+      <w:r>
+        <w:t xml:space="preserve">had 265 completed workflows, 13 parse failures, and 10 max-step terminations;</w:t>
+      </w:r>
+      <w:r>
+        <w:t xml:space="preserve"> </w:t>
+      </w:r>
+      <w:r>
+        <w:t xml:space="preserve">Flash had 272, seven, and nine respectively. Workflow completion is not task</w:t>
+      </w:r>
+      <w:r>
+        <w:t xml:space="preserve"> </w:t>
+      </w:r>
+      <w:r>
+        <w:t xml:space="preserve">completion: ending with ASK records a pending approval, not an executed task.</w:t>
+      </w:r>
+      <w:r>
+        <w:t xml:space="preserve"> </w:t>
+      </w:r>
+      <w:r>
+        <w:t xml:space="preserve">Gemini is deferred and supplies no model-effect comparison.</w:t>
+      </w:r>
+    </w:p>
+    <w:p>
+      <w:pPr>
+        <w:pStyle w:val="BodyText"/>
+      </w:pPr>
+      <w:r>
+        <w:t xml:space="preserve">AgentDojo retains its native security checker rather than a state-only endpoint.</w:t>
+      </w:r>
+      <w:r>
+        <w:t xml:space="preserve"> </w:t>
+      </w:r>
+      <w:r>
+        <w:t xml:space="preserve">For Pro, normal-prompt attack positives were 5/12 without a guard, 2/12 with</w:t>
+      </w:r>
+      <w:r>
+        <w:t xml:space="preserve"> </w:t>
+      </w:r>
+      <w:r>
+        <w:t xml:space="preserve">policy modules, and 0/12 with full modules; benign-tool completion was 6/8,</w:t>
+      </w:r>
+      <w:r>
+        <w:t xml:space="preserve"> </w:t>
+      </w:r>
+      <w:r>
+        <w:t xml:space="preserve">3/8, and 3/8. The full-minus-policy paired attack difference was -16.67</w:t>
+      </w:r>
+      <w:r>
+        <w:t xml:space="preserve"> </w:t>
+      </w:r>
+      <w:r>
+        <w:t xml:space="preserve">percentage points with a 95% interval from -44.80 to +10.38, crossing zero.</w:t>
+      </w:r>
+      <w:r>
+        <w:t xml:space="preserve"> </w:t>
+      </w:r>
+      <w:r>
+        <w:t xml:space="preserve">For Flash, the no-guard normal-prompt attack cell had 1/12 positives and each</w:t>
+      </w:r>
+      <w:r>
+        <w:t xml:space="preserve"> </w:t>
+      </w:r>
+      <w:r>
+        <w:t xml:space="preserve">other cell had zero; benign-tool completion was 7/8 in both no-guard cells and</w:t>
+      </w:r>
+      <w:r>
+        <w:t xml:space="preserve"> </w:t>
+      </w:r>
+      <w:r>
+        <w:t xml:space="preserve">4/8 in each guarded cell. These small, historically enriched development</w:t>
+      </w:r>
+      <w:r>
+        <w:t xml:space="preserve"> </w:t>
+      </w:r>
+      <w:r>
+        <w:t xml:space="preserve">samples do not establish superiority or causal attribution to provenance.</w:t>
+      </w:r>
+    </w:p>
+    <w:p>
+      <w:pPr>
+        <w:pStyle w:val="BodyText"/>
+      </w:pPr>
+      <w:r>
+        <w:t xml:space="preserve">M3-v2 observed simulated unsafe effects were 0/12 in every attack cell for</w:t>
+      </w:r>
+      <w:r>
+        <w:t xml:space="preserve"> </w:t>
+      </w:r>
+      <w:r>
+        <w:t xml:space="preserve">both models, including no guard. Thus the null observations do not establish</w:t>
+      </w:r>
+      <w:r>
+        <w:t xml:space="preserve"> </w:t>
+      </w:r>
+      <w:r>
+        <w:t xml:space="preserve">guard efficacy. Runtime summaries contained zero labelled sensitive values;</w:t>
+      </w:r>
+      <w:r>
+        <w:t xml:space="preserve"> </w:t>
+      </w:r>
+      <w:r>
+        <w:t xml:space="preserve">dataflow checks were not applicable. Passing synthetic label-propagation tests</w:t>
+      </w:r>
+      <w:r>
+        <w:t xml:space="preserve"> </w:t>
+      </w:r>
+      <w:r>
+        <w:t xml:space="preserve">is separate from model-generated evidence of activated dataflow restrictions.</w:t>
+      </w:r>
+      <w:r>
+        <w:t xml:space="preserve"> </w:t>
+      </w:r>
+      <w:r>
+        <w:t xml:space="preserve">The eight no-tool tasks per model-condition remain in the planned denominators,</w:t>
+      </w:r>
+      <w:r>
+        <w:t xml:space="preserve"> </w:t>
+      </w:r>
+      <w:r>
+        <w:t xml:space="preserve">but Table 8 focuses on attack and benign-tool outcomes. Unknown outcomes are</w:t>
+      </w:r>
+      <w:r>
+        <w:t xml:space="preserve"> </w:t>
+      </w:r>
+      <w:r>
+        <w:t xml:space="preserve">not replaced by zero, and operational failures remain separately reported.</w:t>
+      </w:r>
+    </w:p>
+    <w:bookmarkEnd w:id="71"/>
+    <w:bookmarkStart w:id="72" w:name="remaining-evidence-boundary"/>
+    <w:p>
+      <w:pPr>
+        <w:pStyle w:val="Heading3"/>
+        <w:keepNext/>
+        <w:jc w:val="left"/>
+      </w:pPr>
+      <w:r>
+        <w:t xml:space="preserve">4.15 Remaining evidence boundary</w:t>
+      </w:r>
+    </w:p>
+    <w:p>
+      <w:pPr>
+        <w:pStyle w:val="FirstParagraph"/>
+      </w:pPr>
+      <w:r>
+        <w:t xml:space="preserve">Historical Public and incremental tables retain their recorded evaluator</w:t>
+      </w:r>
+      <w:r>
+        <w:t xml:space="preserve"> </w:t>
+      </w:r>
+      <w:r>
+        <w:t xml:space="preserve">labels. In the old M3-v2 path, an action allowed by the Guard but rejected by</w:t>
+      </w:r>
+      <w:r>
+        <w:t xml:space="preserve"> </w:t>
+      </w:r>
+      <w:r>
+        <w:t xml:space="preserve">the final isolation boundary could be labelled unsafe even though the effect</w:t>
+      </w:r>
+      <w:r>
+        <w:t xml:space="preserve"> </w:t>
+      </w:r>
+      <w:r>
+        <w:t xml:space="preserve">was not applied. Historical ITT variants also include operational failures.</w:t>
+      </w:r>
+      <w:r>
+        <w:t xml:space="preserve"> </w:t>
+      </w:r>
+      <w:r>
+        <w:t xml:space="preserve">The compact records do not support retrospective identification of all actual</w:t>
+      </w:r>
+      <w:r>
+        <w:t xml:space="preserve"> </w:t>
+      </w:r>
+      <w:r>
+        <w:t xml:space="preserve">unauthorized effects. Historical numbers are therefore legacy-labelled risk</w:t>
+      </w:r>
+      <w:r>
+        <w:t xml:space="preserve"> </w:t>
+      </w:r>
+      <w:r>
+        <w:t xml:space="preserve">endpoints, not corrected execution-effect estimates. Their values are retained,</w:t>
+      </w:r>
+      <w:r>
+        <w:t xml:space="preserve"> </w:t>
+      </w:r>
+      <w:r>
+        <w:t xml:space="preserve">not silently relabelled as corrected-v1 results; AgentDojo’s native checker is</w:t>
+      </w:r>
+      <w:r>
+        <w:t xml:space="preserve"> </w:t>
+      </w:r>
+      <w:r>
+        <w:t xml:space="preserve">also not reduced to an environment-state-only definition.</w:t>
+      </w:r>
+    </w:p>
+    <w:p>
+      <w:pPr>
+        <w:pStyle w:val="BodyText"/>
+      </w:pPr>
+      <w:r>
         <w:t xml:space="preserve">The medium, Public, authorization-regime, factorial, source-authority,</w:t>
       </w:r>
       <w:r>
@@ -9093,9 +10038,9 @@
         <w:t xml:space="preserve">current record contract and are not reconstructed from unsafe-effect rate.</w:t>
       </w:r>
     </w:p>
-    <w:bookmarkEnd w:id="68"/>
-    <w:bookmarkEnd w:id="69"/>
-    <w:bookmarkStart w:id="80" w:name="discussion"/>
+    <w:bookmarkEnd w:id="72"/>
+    <w:bookmarkEnd w:id="73"/>
+    <w:bookmarkStart w:id="84" w:name="discussion"/>
     <w:p>
       <w:pPr>
         <w:pStyle w:val="Heading2"/>
@@ -9106,7 +10051,7 @@
         <w:t xml:space="preserve">5. Discussion</w:t>
       </w:r>
     </w:p>
-    <w:bookmarkStart w:id="70" w:name="X8f1f139e599680d856d27457aed81aa06300e07"/>
+    <w:bookmarkStart w:id="74" w:name="X8f1f139e599680d856d27457aed81aa06300e07"/>
     <w:p>
       <w:pPr>
         <w:pStyle w:val="Heading3"/>
@@ -9217,8 +10162,8 @@
         <w:t xml:space="preserve">not that any individual mechanism is intrinsically ineffective.</w:t>
       </w:r>
     </w:p>
-    <w:bookmarkEnd w:id="70"/>
-    <w:bookmarkStart w:id="71" w:name="authorization-is-part-of-the-treatment"/>
+    <w:bookmarkEnd w:id="74"/>
+    <w:bookmarkStart w:id="75" w:name="authorization-is-part-of-the-treatment"/>
     <w:p>
       <w:pPr>
         <w:pStyle w:val="Heading3"/>
@@ -9616,8 +10561,8 @@
         <w:t xml:space="preserve">robustness.</w:t>
       </w:r>
     </w:p>
-    <w:bookmarkEnd w:id="71"/>
-    <w:bookmarkStart w:id="72" w:name="X7334241beaf0a490b2b3313ba801aaa2489092e"/>
+    <w:bookmarkEnd w:id="75"/>
+    <w:bookmarkStart w:id="76" w:name="X7334241beaf0a490b2b3313ba801aaa2489092e"/>
     <w:p>
       <w:pPr>
         <w:pStyle w:val="Heading3"/>
@@ -9728,8 +10673,70 @@
         <w:t xml:space="preserve">little usable utility.</w:t>
       </w:r>
     </w:p>
-    <w:bookmarkEnd w:id="72"/>
-    <w:bookmarkStart w:id="73" w:name="X51d55857fd78b0704b7007a4ab3a79d92f25221"/>
+    <w:p>
+      <w:pPr>
+        <w:pStyle w:val="BodyText"/>
+      </w:pPr>
+      <w:r>
+        <w:t xml:space="preserve">The follow-up diagnostics narrow this interpretation further. Historical ASK</w:t>
+      </w:r>
+      <w:r>
+        <w:t xml:space="preserve"> </w:t>
+      </w:r>
+      <w:r>
+        <w:t xml:space="preserve">ended the trajectory, and E2’s nuisance text was exactly constrained without</w:t>
+      </w:r>
+      <w:r>
+        <w:t xml:space="preserve"> </w:t>
+      </w:r>
+      <w:r>
+        <w:t xml:space="preserve">being exposed as a required operation string. Their aggregate burden cannot</w:t>
+      </w:r>
+      <w:r>
+        <w:t xml:space="preserve"> </w:t>
+      </w:r>
+      <w:r>
+        <w:t xml:space="preserve">isolate a source-specific cause. Literal source matching and permissive legacy</w:t>
+      </w:r>
+      <w:r>
+        <w:t xml:space="preserve"> </w:t>
+      </w:r>
+      <w:r>
+        <w:t xml:space="preserve">approval matching also have component-level limits under forced proposals.</w:t>
+      </w:r>
+      <w:r>
+        <w:t xml:space="preserve"> </w:t>
+      </w:r>
+      <w:r>
+        <w:t xml:space="preserve">E7a illustrates why approval must be separated from both policy scope and</w:t>
+      </w:r>
+      <w:r>
+        <w:t xml:space="preserve"> </w:t>
+      </w:r>
+      <w:r>
+        <w:t xml:space="preserve">effect commitment: admitting a second already-authorized wording changed</w:t>
+      </w:r>
+      <w:r>
+        <w:t xml:space="preserve"> </w:t>
+      </w:r>
+      <w:r>
+        <w:t xml:space="preserve">permit issuance under an intentionally mismatched control, but no backend</w:t>
+      </w:r>
+      <w:r>
+        <w:t xml:space="preserve"> </w:t>
+      </w:r>
+      <w:r>
+        <w:t xml:space="preserve">commit or user interaction followed. Neither these permits nor the offline</w:t>
+      </w:r>
+      <w:r>
+        <w:t xml:space="preserve"> </w:t>
+      </w:r>
+      <w:r>
+        <w:t xml:space="preserve">probes establish a provenance-driven end-to-end improvement.</w:t>
+      </w:r>
+    </w:p>
+    <w:bookmarkEnd w:id="76"/>
+    <w:bookmarkStart w:id="77" w:name="X51d55857fd78b0704b7007a4ab3a79d92f25221"/>
     <w:p>
       <w:pPr>
         <w:pStyle w:val="Heading3"/>
@@ -9866,8 +10873,8 @@
         <w:t xml:space="preserve">bound, not as a replacement composite score.</w:t>
       </w:r>
     </w:p>
-    <w:bookmarkEnd w:id="73"/>
-    <w:bookmarkStart w:id="74" w:name="X89d2a18d62ceed7f061d18a1f47a5cdf793e15b"/>
+    <w:bookmarkEnd w:id="77"/>
+    <w:bookmarkStart w:id="78" w:name="X89d2a18d62ceed7f061d18a1f47a5cdf793e15b"/>
     <w:p>
       <w:pPr>
         <w:pStyle w:val="Heading3"/>
@@ -9984,8 +10991,8 @@
         <w:t xml:space="preserve">on surviving budget 200.</w:t>
       </w:r>
     </w:p>
-    <w:bookmarkEnd w:id="74"/>
-    <w:bookmarkStart w:id="75" w:name="X6ab58931f87d7b2ad9c8cdb1b6218c0bbd45235"/>
+    <w:bookmarkEnd w:id="78"/>
+    <w:bookmarkStart w:id="79" w:name="X6ab58931f87d7b2ad9c8cdb1b6218c0bbd45235"/>
     <w:p>
       <w:pPr>
         <w:pStyle w:val="Heading3"/>
@@ -10102,8 +11109,8 @@
         <w:t xml:space="preserve">not a general robustness ranking or an individual provenance-module ablation.</w:t>
       </w:r>
     </w:p>
-    <w:bookmarkEnd w:id="75"/>
-    <w:bookmarkStart w:id="76" w:name="X30d802ff665a8145052131c2a07aea91abe24d1"/>
+    <w:bookmarkEnd w:id="79"/>
+    <w:bookmarkStart w:id="80" w:name="X30d802ff665a8145052131c2a07aea91abe24d1"/>
     <w:p>
       <w:pPr>
         <w:pStyle w:val="Heading3"/>
@@ -10214,8 +11221,8 @@
         <w:t xml:space="preserve">tool trajectories while keeping those two evidence layers separate.</w:t>
       </w:r>
     </w:p>
-    <w:bookmarkEnd w:id="76"/>
-    <w:bookmarkStart w:id="77" w:name="cross-provider-interpretation"/>
+    <w:bookmarkEnd w:id="80"/>
+    <w:bookmarkStart w:id="81" w:name="cross-provider-interpretation"/>
     <w:p>
       <w:pPr>
         <w:pStyle w:val="Heading3"/>
@@ -10296,8 +11303,8 @@
         <w:t xml:space="preserve">DeepSeek V4 Pro and V4 Flash.</w:t>
       </w:r>
     </w:p>
-    <w:bookmarkEnd w:id="77"/>
-    <w:bookmarkStart w:id="78" w:name="limitations"/>
+    <w:bookmarkEnd w:id="81"/>
+    <w:bookmarkStart w:id="82" w:name="limitations"/>
     <w:p>
       <w:pPr>
         <w:pStyle w:val="Heading3"/>
@@ -10587,7 +11594,7 @@
         <w:pStyle w:val="BodyText"/>
       </w:pPr>
       <w:r>
-        <w:t xml:space="preserve">Ninth,</w:t>
+        <w:t xml:space="preserve">Ninth, historical</w:t>
       </w:r>
       <w:r>
         <w:t xml:space="preserve"> </w:t>
@@ -10602,19 +11609,43 @@
         <w:t xml:space="preserve"> </w:t>
       </w:r>
       <w:r>
-        <w:t xml:space="preserve">is observed only as system confirmation-request incidence.</w:t>
-      </w:r>
-      <w:r>
-        <w:t xml:space="preserve"> </w:t>
-      </w:r>
-      <w:r>
-        <w:t xml:space="preserve">Confirmation stayed pending in the synthetic environment, so this study does</w:t>
-      </w:r>
-      <w:r>
-        <w:t xml:space="preserve"> </w:t>
-      </w:r>
-      <w:r>
-        <w:t xml:space="preserve">not measure human response quality, workload, or usable-security outcomes.</w:t>
+        <w:t xml:space="preserve">measures system confirmation-request incidence and</w:t>
+      </w:r>
+      <w:r>
+        <w:t xml:space="preserve"> </w:t>
+      </w:r>
+      <w:r>
+        <w:t xml:space="preserve">terminates the trajectory. E7a adds paired in-memory approval/denial conditions</w:t>
+      </w:r>
+      <w:r>
+        <w:t xml:space="preserve"> </w:t>
+      </w:r>
+      <w:r>
+        <w:t xml:space="preserve">but no model clarification turn, human participant, or backend state change.</w:t>
+      </w:r>
+      <w:r>
+        <w:t xml:space="preserve"> </w:t>
+      </w:r>
+      <w:r>
+        <w:t xml:space="preserve">Its exact-policy control deliberately disagrees with the request’s permitted</w:t>
+      </w:r>
+      <w:r>
+        <w:t xml:space="preserve"> </w:t>
+      </w:r>
+      <w:r>
+        <w:t xml:space="preserve">wording, and both modules share a new wrapper. Permit differences therefore</w:t>
+      </w:r>
+      <w:r>
+        <w:t xml:space="preserve"> </w:t>
+      </w:r>
+      <w:r>
+        <w:t xml:space="preserve">do not identify an improvement over a correctly compiled policy, human</w:t>
+      </w:r>
+      <w:r>
+        <w:t xml:space="preserve"> </w:t>
+      </w:r>
+      <w:r>
+        <w:t xml:space="preserve">response quality, workload, task completion, or deployed security.</w:t>
       </w:r>
     </w:p>
     <w:p>
@@ -10622,6 +11653,53 @@
         <w:pStyle w:val="BodyText"/>
       </w:pPr>
       <w:r>
+        <w:t xml:space="preserve">Native dynamic-environment validation also remains incomplete. E2 uses</w:t>
+      </w:r>
+      <w:r>
+        <w:t xml:space="preserve"> </w:t>
+      </w:r>
+      <w:r>
+        <w:t xml:space="preserve">synthetic benchmark-domain scenarios rather than native AgentDojo execution.</w:t>
+      </w:r>
+      <w:r>
+        <w:t xml:space="preserve"> </w:t>
+      </w:r>
+      <w:r>
+        <w:t xml:space="preserve">AgentDyn’s open-ended tasks and helpful third-party instructions provide a</w:t>
+      </w:r>
+      <w:r>
+        <w:t xml:space="preserve"> </w:t>
+      </w:r>
+      <w:r>
+        <w:t xml:space="preserve">relevant external-validity challenge</w:t>
+      </w:r>
+      <w:r>
+        <w:t xml:space="preserve"> </w:t>
+      </w:r>
+      <w:r>
+        <w:t xml:space="preserve">(Li et al. 2026)</w:t>
+      </w:r>
+      <w:r>
+        <w:t xml:space="preserve">, but our native loader and fixture</w:t>
+      </w:r>
+      <w:r>
+        <w:t xml:space="preserve"> </w:t>
+      </w:r>
+      <w:r>
+        <w:t xml:space="preserve">checks have not produced model-evaluation results. They are not included as</w:t>
+      </w:r>
+      <w:r>
+        <w:t xml:space="preserve"> </w:t>
+      </w:r>
+      <w:r>
+        <w:t xml:space="preserve">an additional benchmark or robustness finding.</w:t>
+      </w:r>
+    </w:p>
+    <w:p>
+      <w:pPr>
+        <w:pStyle w:val="BodyText"/>
+      </w:pPr>
+      <w:r>
         <w:t xml:space="preserve">Finally, this paper does not include an independent blind set. It also does not</w:t>
       </w:r>
       <w:r>
@@ -10643,8 +11721,8 @@
         <w:t xml:space="preserve">actually evaluated.</w:t>
       </w:r>
     </w:p>
-    <w:bookmarkEnd w:id="78"/>
-    <w:bookmarkStart w:id="79" w:name="practical-implications"/>
+    <w:bookmarkEnd w:id="82"/>
+    <w:bookmarkStart w:id="83" w:name="practical-implications"/>
     <w:p>
       <w:pPr>
         <w:pStyle w:val="Heading3"/>
@@ -10761,9 +11839,9 @@
         <w:t xml:space="preserve">diagnostic subsets and cannot alter or broaden the DeepSeek findings.</w:t>
       </w:r>
     </w:p>
-    <w:bookmarkEnd w:id="79"/>
-    <w:bookmarkEnd w:id="80"/>
-    <w:bookmarkStart w:id="81" w:name="conclusion"/>
+    <w:bookmarkEnd w:id="83"/>
+    <w:bookmarkEnd w:id="84"/>
+    <w:bookmarkStart w:id="85" w:name="conclusion"/>
     <w:p>
       <w:pPr>
         <w:pStyle w:val="Heading2"/>
@@ -10983,13 +12061,13 @@
         <w:t xml:space="preserve"> </w:t>
       </w:r>
       <w:r>
-        <w:t xml:space="preserve">proposals. Yet all 240 end-to-end runs executed no action because</w:t>
-      </w:r>
-      <w:r>
-        <w:t xml:space="preserve"> </w:t>
-      </w:r>
-      <w:r>
-        <w:t xml:space="preserve">ASK or DENY intervened. Mechanism-level provenance sensitivity is therefore</w:t>
+        <w:t xml:space="preserve">proposals. Yet all 240 end-to-end runs executed no action, alongside</w:t>
+      </w:r>
+      <w:r>
+        <w:t xml:space="preserve"> </w:t>
+      </w:r>
+      <w:r>
+        <w:t xml:space="preserve">substantial ASK and DENY burden. Mechanism-level provenance sensitivity is therefore</w:t>
       </w:r>
       <w:r>
         <w:t xml:space="preserve"> </w:t>
@@ -11127,6 +12205,50 @@
         <w:pStyle w:val="BodyText"/>
       </w:pPr>
       <w:r>
+        <w:t xml:space="preserve">The follow-up permission study further separates policy scope, confirmation,</w:t>
+      </w:r>
+      <w:r>
+        <w:t xml:space="preserve"> </w:t>
+      </w:r>
+      <w:r>
+        <w:t xml:space="preserve">and effect commitment. Across 96 model proposals and 384 paired controller</w:t>
+      </w:r>
+      <w:r>
+        <w:t xml:space="preserve"> </w:t>
+      </w:r>
+      <w:r>
+        <w:t xml:space="preserve">cells, bounded enumeration permitted an already-authorized text alternative</w:t>
+      </w:r>
+      <w:r>
+        <w:t xml:space="preserve"> </w:t>
+      </w:r>
+      <w:r>
+        <w:t xml:space="preserve">that a deliberately overconstrained exact control rejected. Neither module</w:t>
+      </w:r>
+      <w:r>
+        <w:t xml:space="preserve"> </w:t>
+      </w:r>
+      <w:r>
+        <w:t xml:space="preserve">outperformed the other. These are execution permits without backend effects,</w:t>
+      </w:r>
+      <w:r>
+        <w:t xml:space="preserve"> </w:t>
+      </w:r>
+      <w:r>
+        <w:t xml:space="preserve">not additional task-completion or safety evidence; the distinction matters</w:t>
+      </w:r>
+      <w:r>
+        <w:t xml:space="preserve"> </w:t>
+      </w:r>
+      <w:r>
+        <w:t xml:space="preserve">when interpreting both confirmation burden and apparent non-operation.</w:t>
+      </w:r>
+    </w:p>
+    <w:p>
+      <w:pPr>
+        <w:pStyle w:val="BodyText"/>
+      </w:pPr>
+      <w:r>
         <w:t xml:space="preserve">These findings support four practical requirements for tool-agent security</w:t>
       </w:r>
       <w:r>
@@ -11184,8 +12306,8 @@
         <w:t xml:space="preserve">DeepSeek findings.</w:t>
       </w:r>
     </w:p>
-    <w:bookmarkEnd w:id="81"/>
-    <w:bookmarkStart w:id="87" w:name="figures"/>
+    <w:bookmarkEnd w:id="85"/>
+    <w:bookmarkStart w:id="91" w:name="figures"/>
     <w:p>
       <w:pPr>
         <w:pStyle w:val="Heading2"/>
@@ -11203,20 +12325,20 @@
       <w:r>
         <w:drawing>
           <wp:inline>
-            <wp:extent cx="5334000" cy="2430719"/>
+            <wp:extent cx="5334000" cy="3540815"/>
             <wp:effectExtent b="0" l="0" r="0" t="0"/>
             <wp:docPr descr="Figure 1. Online fields and the source-authority boundary." title="" id="1" name="Picture"/>
             <a:graphic>
               <a:graphicData uri="http://schemas.openxmlformats.org/drawingml/2006/picture">
                 <pic:pic>
                   <pic:nvPicPr>
-                    <pic:cNvPr descr="../incremental_empirical_v1/figures/figure_1_authority_boundary.png" id="0" name="Picture"/>
+                    <pic:cNvPr descr="../../../../outputs/experiments/incremental_empirical_v1/figures/figure_1_authority_boundary.png" id="0" name="Picture"/>
                     <pic:cNvPicPr>
                       <a:picLocks noChangeArrowheads="1" noChangeAspect="1"/>
                     </pic:cNvPicPr>
                   </pic:nvPicPr>
                   <pic:blipFill>
-                    <a:blip r:embed="rId82"/>
+                    <a:blip r:embed="rId86"/>
                     <a:stretch>
                       <a:fillRect/>
                     </a:stretch>
@@ -11224,7 +12346,7 @@
                   <pic:spPr bwMode="auto">
                     <a:xfrm>
                       <a:off x="0" y="0"/>
-                      <a:ext cx="5334000" cy="2430719"/>
+                      <a:ext cx="5334000" cy="3540815"/>
                     </a:xfrm>
                     <a:prstGeom prst="rect">
                       <a:avLst/>
@@ -11258,20 +12380,20 @@
       <w:r>
         <w:drawing>
           <wp:inline>
-            <wp:extent cx="5334000" cy="1849693"/>
+            <wp:extent cx="5334000" cy="3486186"/>
             <wp:effectExtent b="0" l="0" r="0" t="0"/>
             <wp:docPr descr="Figure 2. Prompt, runtime-module, and interaction effects." title="" id="1" name="Picture"/>
             <a:graphic>
               <a:graphicData uri="http://schemas.openxmlformats.org/drawingml/2006/picture">
                 <pic:pic>
                   <pic:nvPicPr>
-                    <pic:cNvPr descr="../incremental_empirical_v1/figures/figure_2_factorial_interactions.png" id="0" name="Picture"/>
+                    <pic:cNvPr descr="../../../../outputs/experiments/incremental_empirical_v1/figures/figure_2_factorial_interactions.png" id="0" name="Picture"/>
                     <pic:cNvPicPr>
                       <a:picLocks noChangeArrowheads="1" noChangeAspect="1"/>
                     </pic:cNvPicPr>
                   </pic:nvPicPr>
                   <pic:blipFill>
-                    <a:blip r:embed="rId83"/>
+                    <a:blip r:embed="rId87"/>
                     <a:stretch>
                       <a:fillRect/>
                     </a:stretch>
@@ -11279,7 +12401,7 @@
                   <pic:spPr bwMode="auto">
                     <a:xfrm>
                       <a:off x="0" y="0"/>
-                      <a:ext cx="5334000" cy="1849693"/>
+                      <a:ext cx="5334000" cy="3486186"/>
                     </a:xfrm>
                     <a:prstGeom prst="rect">
                       <a:avLst/>
@@ -11313,20 +12435,20 @@
       <w:r>
         <w:drawing>
           <wp:inline>
-            <wp:extent cx="5334000" cy="2180018"/>
+            <wp:extent cx="5334000" cy="3642407"/>
             <wp:effectExtent b="0" l="0" r="0" t="0"/>
             <wp:docPr descr="Figure 3. Source-authority counterfactual decisions and action changes." title="" id="1" name="Picture"/>
             <a:graphic>
               <a:graphicData uri="http://schemas.openxmlformats.org/drawingml/2006/picture">
                 <pic:pic>
                   <pic:nvPicPr>
-                    <pic:cNvPr descr="../incremental_empirical_v1/figures/figure_3_provenance_counterfactual.png" id="0" name="Picture"/>
+                    <pic:cNvPr descr="../../../../outputs/experiments/incremental_empirical_v1/figures/figure_3_provenance_counterfactual.png" id="0" name="Picture"/>
                     <pic:cNvPicPr>
                       <a:picLocks noChangeArrowheads="1" noChangeAspect="1"/>
                     </pic:cNvPicPr>
                   </pic:nvPicPr>
                   <pic:blipFill>
-                    <a:blip r:embed="rId84"/>
+                    <a:blip r:embed="rId88"/>
                     <a:stretch>
                       <a:fillRect/>
                     </a:stretch>
@@ -11334,7 +12456,7 @@
                   <pic:spPr bwMode="auto">
                     <a:xfrm>
                       <a:off x="0" y="0"/>
-                      <a:ext cx="5334000" cy="2180018"/>
+                      <a:ext cx="5334000" cy="3642407"/>
                     </a:xfrm>
                     <a:prstGeom prst="rect">
                       <a:avLst/>
@@ -11368,20 +12490,20 @@
       <w:r>
         <w:drawing>
           <wp:inline>
-            <wp:extent cx="5334000" cy="2703260"/>
+            <wp:extent cx="5334000" cy="3970116"/>
             <wp:effectExtent b="0" l="0" r="0" t="0"/>
             <wp:docPr descr="Figure 4. Factor effects across representative, enriched, and Flash cohorts." title="" id="1" name="Picture"/>
             <a:graphic>
               <a:graphicData uri="http://schemas.openxmlformats.org/drawingml/2006/picture">
                 <pic:pic>
                   <pic:nvPicPr>
-                    <pic:cNvPr descr="../incremental_empirical_v1/figures/figure_4_factor_effect_forest.png" id="0" name="Picture"/>
+                    <pic:cNvPr descr="../../../../outputs/experiments/incremental_empirical_v1/figures/figure_4_factor_effect_forest.png" id="0" name="Picture"/>
                     <pic:cNvPicPr>
                       <a:picLocks noChangeArrowheads="1" noChangeAspect="1"/>
                     </pic:cNvPicPr>
                   </pic:nvPicPr>
                   <pic:blipFill>
-                    <a:blip r:embed="rId85"/>
+                    <a:blip r:embed="rId89"/>
                     <a:stretch>
                       <a:fillRect/>
                     </a:stretch>
@@ -11389,7 +12511,7 @@
                   <pic:spPr bwMode="auto">
                     <a:xfrm>
                       <a:off x="0" y="0"/>
-                      <a:ext cx="5334000" cy="2703260"/>
+                      <a:ext cx="5334000" cy="3970116"/>
                     </a:xfrm>
                     <a:prstGeom prst="rect">
                       <a:avLst/>
@@ -11423,20 +12545,20 @@
       <w:r>
         <w:drawing>
           <wp:inline>
-            <wp:extent cx="5334000" cy="2101272"/>
+            <wp:extent cx="5334000" cy="3559380"/>
             <wp:effectExtent b="0" l="0" r="0" t="0"/>
             <wp:docPr descr="Figure 5. Complete B50/B200 evidence and the conditional B200-survivor tail." title="" id="1" name="Picture"/>
             <a:graphic>
               <a:graphicData uri="http://schemas.openxmlformats.org/drawingml/2006/picture">
                 <pic:pic>
                   <pic:nvPicPr>
-                    <pic:cNvPr descr="../incremental_empirical_v1/figures/figure_5_adaptive_tail.png" id="0" name="Picture"/>
+                    <pic:cNvPr descr="../../../../outputs/experiments/incremental_empirical_v1/figures/figure_5_adaptive_tail.png" id="0" name="Picture"/>
                     <pic:cNvPicPr>
                       <a:picLocks noChangeArrowheads="1" noChangeAspect="1"/>
                     </pic:cNvPicPr>
                   </pic:nvPicPr>
                   <pic:blipFill>
-                    <a:blip r:embed="rId86"/>
+                    <a:blip r:embed="rId90"/>
                     <a:stretch>
                       <a:fillRect/>
                     </a:stretch>
@@ -11444,7 +12566,7 @@
                   <pic:spPr bwMode="auto">
                     <a:xfrm>
                       <a:off x="0" y="0"/>
-                      <a:ext cx="5334000" cy="2101272"/>
+                      <a:ext cx="5334000" cy="3559380"/>
                     </a:xfrm>
                     <a:prstGeom prst="rect">
                       <a:avLst/>
@@ -11471,8 +12593,8 @@
         <w:t xml:space="preserve">Figure 5. Complete B50/B200 evidence and the conditional B200-survivor tail.</w:t>
       </w:r>
     </w:p>
-    <w:bookmarkEnd w:id="87"/>
-    <w:bookmarkStart w:id="94" w:name="tables"/>
+    <w:bookmarkEnd w:id="91"/>
+    <w:bookmarkStart w:id="100" w:name="tables"/>
     <w:p>
       <w:pPr>
         <w:pStyle w:val="Heading2"/>
@@ -11483,7 +12605,7 @@
         <w:t xml:space="preserve">Tables</w:t>
       </w:r>
     </w:p>
-    <w:bookmarkStart w:id="88" w:name="Xbd5cc16ae6c0b6f8e328a9f47f945872774ee2e"/>
+    <w:bookmarkStart w:id="92" w:name="Xbd5cc16ae6c0b6f8e328a9f47f945872774ee2e"/>
     <w:p>
       <w:pPr>
         <w:pStyle w:val="Heading3"/>
@@ -12217,8 +13339,8 @@
         </w:tc>
       </w:tr>
     </w:tbl>
-    <w:bookmarkEnd w:id="88"/>
-    <w:bookmarkStart w:id="89" w:name="table-2.-e1-factorial-estimates"/>
+    <w:bookmarkEnd w:id="92"/>
+    <w:bookmarkStart w:id="93" w:name="table-2.-e1-factorial-estimates"/>
     <w:p>
       <w:pPr>
         <w:pStyle w:val="Heading3"/>
@@ -12234,7 +13356,7 @@
         <w:pStyle w:val="FirstParagraph"/>
       </w:pPr>
       <w:r>
-        <w:t xml:space="preserve">Absolute effects are probability differences; intervals use 10,000 case-cluster bootstrap replicates. Holm values apply only to E1’s prespecified endpoint families.</w:t>
+        <w:t xml:space="preserve">Absolute effects are probability differences; intervals use 10,000 case-cluster bootstrap replicates. Holm values apply only to E1’s prespecified endpoint families. Historical tables retain their recorded endpoint, not a retrospectively verified count of committed unauthorized effects. See the measurement correction and separate corrected-v1 results.</w:t>
       </w:r>
     </w:p>
     <w:tbl>
@@ -14947,8 +16069,8 @@
         </w:tc>
       </w:tr>
     </w:tbl>
-    <w:bookmarkEnd w:id="89"/>
-    <w:bookmarkStart w:id="90" w:name="table-3.-e2-source-authority-evidence"/>
+    <w:bookmarkEnd w:id="93"/>
+    <w:bookmarkStart w:id="94" w:name="table-3.-e2-source-authority-evidence"/>
     <w:p>
       <w:pPr>
         <w:pStyle w:val="Heading3"/>
@@ -17942,8 +19064,8 @@
         </w:tc>
       </w:tr>
     </w:tbl>
-    <w:bookmarkEnd w:id="90"/>
-    <w:bookmarkStart w:id="91" w:name="table-4.-e3e4-conditional-robustness"/>
+    <w:bookmarkEnd w:id="94"/>
+    <w:bookmarkStart w:id="95" w:name="table-4.-e3e4-conditional-robustness"/>
     <w:p>
       <w:pPr>
         <w:pStyle w:val="Heading3"/>
@@ -17959,7 +19081,7 @@
         <w:pStyle w:val="FirstParagraph"/>
       </w:pPr>
       <w:r>
-        <w:t xml:space="preserve">E3 is outcome-enriched and E4 is a same-provider replication. Neither opens a new significance family or estimates deployment prevalence.</w:t>
+        <w:t xml:space="preserve">E3 is outcome-enriched and E4 is a same-provider replication. Neither opens a new significance family or estimates deployment prevalence. Historical tables retain their recorded endpoint, not a retrospectively verified count of committed unauthorized effects. See the measurement correction and separate corrected-v1 results.</w:t>
       </w:r>
     </w:p>
     <w:tbl>
@@ -22262,8 +23384,8 @@
         </w:tc>
       </w:tr>
     </w:tbl>
-    <w:bookmarkEnd w:id="91"/>
-    <w:bookmarkStart w:id="92" w:name="table-5.-e5-conditional-adaptive-tail"/>
+    <w:bookmarkEnd w:id="95"/>
+    <w:bookmarkStart w:id="96" w:name="table-5.-e5-conditional-adaptive-tail"/>
     <w:p>
       <w:pPr>
         <w:pStyle w:val="Heading3"/>
@@ -22279,7 +23401,7 @@
         <w:pStyle w:val="FirstParagraph"/>
       </w:pPr>
       <w:r>
-        <w:t xml:space="preserve">The tail probability is conditional on the prespecified B200 survivors; it is not a complete original-panel B500 curve or saturation estimate.</w:t>
+        <w:t xml:space="preserve">The tail probability is conditional on the prespecified B200 survivors; it is not a complete original-panel B500 curve or saturation estimate. Historical tables retain their recorded endpoint, not a retrospectively verified count of committed unauthorized effects. See the measurement correction and separate corrected-v1 results.</w:t>
       </w:r>
     </w:p>
     <w:tbl>
@@ -23399,8 +24521,8 @@
         </w:tc>
       </w:tr>
     </w:tbl>
-    <w:bookmarkEnd w:id="92"/>
-    <w:bookmarkStart w:id="93" w:name="X1378f33ad774f656f9ee1cbc184e456785c8061"/>
+    <w:bookmarkEnd w:id="96"/>
+    <w:bookmarkStart w:id="97" w:name="X1378f33ad774f656f9ee1cbc184e456785c8061"/>
     <w:p>
       <w:pPr>
         <w:pStyle w:val="Heading3"/>
@@ -23416,7 +24538,7 @@
         <w:pStyle w:val="FirstParagraph"/>
       </w:pPr>
       <w:r>
-        <w:t xml:space="preserve">E6 uses a historically risk-enriched single execution block; 47/60 tasks also anchor E3. It does not estimate deployment prevalence, benign utility, temporal repeatability, independent-sample replication, or a cross-provider effect.</w:t>
+        <w:t xml:space="preserve">E6 uses a historically risk-enriched single execution block; 47/60 tasks also anchor E3. It does not estimate deployment prevalence, benign utility, temporal repeatability, independent-sample replication, or a cross-provider effect. Historical tables retain their recorded endpoint, not a retrospectively verified count of committed unauthorized effects. See the measurement correction and separate corrected-v1 results.</w:t>
       </w:r>
     </w:p>
     <w:tbl>
@@ -23436,12 +24558,12 @@
         <w:tblInd w:w="120" w:type="dxa"/>
       </w:tblPr>
       <w:tblGrid>
-        <w:gridCol w:w="1612"/>
-        <w:gridCol w:w="1803"/>
-        <w:gridCol w:w="1612"/>
-        <w:gridCol w:w="1564"/>
-        <w:gridCol w:w="1367"/>
-        <w:gridCol w:w="1402"/>
+        <w:gridCol w:w="1592"/>
+        <w:gridCol w:w="1779"/>
+        <w:gridCol w:w="1592"/>
+        <w:gridCol w:w="1658"/>
+        <w:gridCol w:w="1352"/>
+        <w:gridCol w:w="1387"/>
       </w:tblGrid>
       <w:tr>
         <w:trPr>
@@ -23457,7 +24579,7 @@
               <w:start w:w="120" w:type="dxa"/>
               <w:end w:w="120" w:type="dxa"/>
             </w:tcMar>
-            <w:tcW w:w="1612" w:type="dxa"/>
+            <w:tcW w:w="1592" w:type="dxa"/>
             <w:shd w:fill="E8EEF5"/>
           </w:tcPr>
           <w:p>
@@ -23486,7 +24608,7 @@
               <w:start w:w="120" w:type="dxa"/>
               <w:end w:w="120" w:type="dxa"/>
             </w:tcMar>
-            <w:tcW w:w="1803" w:type="dxa"/>
+            <w:tcW w:w="1779" w:type="dxa"/>
             <w:shd w:fill="E8EEF5"/>
           </w:tcPr>
           <w:p>
@@ -23502,20 +24624,20 @@
                 <w:b/>
                 <w:sz w:val="17"/>
               </w:rPr>
-              <w:t xml:space="preserve">Unsafe effect, n/N (95% CI)</w:t>
-            </w:r>
-          </w:p>
-        </w:tc>
-        <w:tc>
-          <w:tcPr>
-            <w:vAlign w:val="center"/>
-            <w:tcMar>
-              <w:top w:w="80" w:type="dxa"/>
-              <w:bottom w:w="80" w:type="dxa"/>
-              <w:start w:w="120" w:type="dxa"/>
-              <w:end w:w="120" w:type="dxa"/>
-            </w:tcMar>
-            <w:tcW w:w="1612" w:type="dxa"/>
+              <w:t xml:space="preserve">Legacy risk, n/N (95% CI)</w:t>
+            </w:r>
+          </w:p>
+        </w:tc>
+        <w:tc>
+          <w:tcPr>
+            <w:vAlign w:val="center"/>
+            <w:tcMar>
+              <w:top w:w="80" w:type="dxa"/>
+              <w:bottom w:w="80" w:type="dxa"/>
+              <w:start w:w="120" w:type="dxa"/>
+              <w:end w:w="120" w:type="dxa"/>
+            </w:tcMar>
+            <w:tcW w:w="1592" w:type="dxa"/>
             <w:shd w:fill="E8EEF5"/>
           </w:tcPr>
           <w:p>
@@ -23544,7 +24666,7 @@
               <w:start w:w="120" w:type="dxa"/>
               <w:end w:w="120" w:type="dxa"/>
             </w:tcMar>
-            <w:tcW w:w="1564" w:type="dxa"/>
+            <w:tcW w:w="1658" w:type="dxa"/>
             <w:shd w:fill="E8EEF5"/>
           </w:tcPr>
           <w:p>
@@ -23560,20 +24682,20 @@
                 <w:b/>
                 <w:sz w:val="17"/>
               </w:rPr>
-              <w:t xml:space="preserve">Unsafe or failure</w:t>
-            </w:r>
-          </w:p>
-        </w:tc>
-        <w:tc>
-          <w:tcPr>
-            <w:vAlign w:val="center"/>
-            <w:tcMar>
-              <w:top w:w="80" w:type="dxa"/>
-              <w:bottom w:w="80" w:type="dxa"/>
-              <w:start w:w="120" w:type="dxa"/>
-              <w:end w:w="120" w:type="dxa"/>
-            </w:tcMar>
-            <w:tcW w:w="1367" w:type="dxa"/>
+              <w:t xml:space="preserve">Legacy risk or failure</w:t>
+            </w:r>
+          </w:p>
+        </w:tc>
+        <w:tc>
+          <w:tcPr>
+            <w:vAlign w:val="center"/>
+            <w:tcMar>
+              <w:top w:w="80" w:type="dxa"/>
+              <w:bottom w:w="80" w:type="dxa"/>
+              <w:start w:w="120" w:type="dxa"/>
+              <w:end w:w="120" w:type="dxa"/>
+            </w:tcMar>
+            <w:tcW w:w="1352" w:type="dxa"/>
             <w:shd w:fill="E8EEF5"/>
           </w:tcPr>
           <w:p>
@@ -23602,7 +24724,7 @@
               <w:start w:w="120" w:type="dxa"/>
               <w:end w:w="120" w:type="dxa"/>
             </w:tcMar>
-            <w:tcW w:w="1402" w:type="dxa"/>
+            <w:tcW w:w="1387" w:type="dxa"/>
             <w:shd w:fill="E8EEF5"/>
           </w:tcPr>
           <w:p>
@@ -23636,7 +24758,7 @@
               <w:start w:w="120" w:type="dxa"/>
               <w:end w:w="120" w:type="dxa"/>
             </w:tcMar>
-            <w:tcW w:w="1612" w:type="dxa"/>
+            <w:tcW w:w="1592" w:type="dxa"/>
           </w:tcPr>
           <w:p>
             <w:pPr>
@@ -23662,7 +24784,7 @@
               <w:start w:w="120" w:type="dxa"/>
               <w:end w:w="120" w:type="dxa"/>
             </w:tcMar>
-            <w:tcW w:w="1803" w:type="dxa"/>
+            <w:tcW w:w="1779" w:type="dxa"/>
           </w:tcPr>
           <w:p>
             <w:pPr>
@@ -23688,7 +24810,7 @@
               <w:start w:w="120" w:type="dxa"/>
               <w:end w:w="120" w:type="dxa"/>
             </w:tcMar>
-            <w:tcW w:w="1612" w:type="dxa"/>
+            <w:tcW w:w="1592" w:type="dxa"/>
           </w:tcPr>
           <w:p>
             <w:pPr>
@@ -23714,7 +24836,7 @@
               <w:start w:w="120" w:type="dxa"/>
               <w:end w:w="120" w:type="dxa"/>
             </w:tcMar>
-            <w:tcW w:w="1564" w:type="dxa"/>
+            <w:tcW w:w="1658" w:type="dxa"/>
           </w:tcPr>
           <w:p>
             <w:pPr>
@@ -23740,7 +24862,7 @@
               <w:start w:w="120" w:type="dxa"/>
               <w:end w:w="120" w:type="dxa"/>
             </w:tcMar>
-            <w:tcW w:w="1367" w:type="dxa"/>
+            <w:tcW w:w="1352" w:type="dxa"/>
           </w:tcPr>
           <w:p>
             <w:pPr>
@@ -23766,7 +24888,7 @@
               <w:start w:w="120" w:type="dxa"/>
               <w:end w:w="120" w:type="dxa"/>
             </w:tcMar>
-            <w:tcW w:w="1402" w:type="dxa"/>
+            <w:tcW w:w="1387" w:type="dxa"/>
           </w:tcPr>
           <w:p>
             <w:pPr>
@@ -23797,7 +24919,7 @@
               <w:start w:w="120" w:type="dxa"/>
               <w:end w:w="120" w:type="dxa"/>
             </w:tcMar>
-            <w:tcW w:w="1612" w:type="dxa"/>
+            <w:tcW w:w="1592" w:type="dxa"/>
           </w:tcPr>
           <w:p>
             <w:pPr>
@@ -23823,7 +24945,7 @@
               <w:start w:w="120" w:type="dxa"/>
               <w:end w:w="120" w:type="dxa"/>
             </w:tcMar>
-            <w:tcW w:w="1803" w:type="dxa"/>
+            <w:tcW w:w="1779" w:type="dxa"/>
           </w:tcPr>
           <w:p>
             <w:pPr>
@@ -23849,7 +24971,7 @@
               <w:start w:w="120" w:type="dxa"/>
               <w:end w:w="120" w:type="dxa"/>
             </w:tcMar>
-            <w:tcW w:w="1612" w:type="dxa"/>
+            <w:tcW w:w="1592" w:type="dxa"/>
           </w:tcPr>
           <w:p>
             <w:pPr>
@@ -23875,7 +24997,7 @@
               <w:start w:w="120" w:type="dxa"/>
               <w:end w:w="120" w:type="dxa"/>
             </w:tcMar>
-            <w:tcW w:w="1564" w:type="dxa"/>
+            <w:tcW w:w="1658" w:type="dxa"/>
           </w:tcPr>
           <w:p>
             <w:pPr>
@@ -23901,7 +25023,7 @@
               <w:start w:w="120" w:type="dxa"/>
               <w:end w:w="120" w:type="dxa"/>
             </w:tcMar>
-            <w:tcW w:w="1367" w:type="dxa"/>
+            <w:tcW w:w="1352" w:type="dxa"/>
           </w:tcPr>
           <w:p>
             <w:pPr>
@@ -23927,7 +25049,7 @@
               <w:start w:w="120" w:type="dxa"/>
               <w:end w:w="120" w:type="dxa"/>
             </w:tcMar>
-            <w:tcW w:w="1402" w:type="dxa"/>
+            <w:tcW w:w="1387" w:type="dxa"/>
           </w:tcPr>
           <w:p>
             <w:pPr>
@@ -23958,7 +25080,7 @@
               <w:start w:w="120" w:type="dxa"/>
               <w:end w:w="120" w:type="dxa"/>
             </w:tcMar>
-            <w:tcW w:w="1612" w:type="dxa"/>
+            <w:tcW w:w="1592" w:type="dxa"/>
           </w:tcPr>
           <w:p>
             <w:pPr>
@@ -23984,7 +25106,7 @@
               <w:start w:w="120" w:type="dxa"/>
               <w:end w:w="120" w:type="dxa"/>
             </w:tcMar>
-            <w:tcW w:w="1803" w:type="dxa"/>
+            <w:tcW w:w="1779" w:type="dxa"/>
           </w:tcPr>
           <w:p>
             <w:pPr>
@@ -24010,7 +25132,7 @@
               <w:start w:w="120" w:type="dxa"/>
               <w:end w:w="120" w:type="dxa"/>
             </w:tcMar>
-            <w:tcW w:w="1612" w:type="dxa"/>
+            <w:tcW w:w="1592" w:type="dxa"/>
           </w:tcPr>
           <w:p>
             <w:pPr>
@@ -24036,7 +25158,7 @@
               <w:start w:w="120" w:type="dxa"/>
               <w:end w:w="120" w:type="dxa"/>
             </w:tcMar>
-            <w:tcW w:w="1564" w:type="dxa"/>
+            <w:tcW w:w="1658" w:type="dxa"/>
           </w:tcPr>
           <w:p>
             <w:pPr>
@@ -24062,7 +25184,7 @@
               <w:start w:w="120" w:type="dxa"/>
               <w:end w:w="120" w:type="dxa"/>
             </w:tcMar>
-            <w:tcW w:w="1367" w:type="dxa"/>
+            <w:tcW w:w="1352" w:type="dxa"/>
           </w:tcPr>
           <w:p>
             <w:pPr>
@@ -24088,7 +25210,7 @@
               <w:start w:w="120" w:type="dxa"/>
               <w:end w:w="120" w:type="dxa"/>
             </w:tcMar>
-            <w:tcW w:w="1402" w:type="dxa"/>
+            <w:tcW w:w="1387" w:type="dxa"/>
           </w:tcPr>
           <w:p>
             <w:pPr>
@@ -24119,7 +25241,7 @@
               <w:start w:w="120" w:type="dxa"/>
               <w:end w:w="120" w:type="dxa"/>
             </w:tcMar>
-            <w:tcW w:w="1612" w:type="dxa"/>
+            <w:tcW w:w="1592" w:type="dxa"/>
           </w:tcPr>
           <w:p>
             <w:pPr>
@@ -24145,7 +25267,7 @@
               <w:start w:w="120" w:type="dxa"/>
               <w:end w:w="120" w:type="dxa"/>
             </w:tcMar>
-            <w:tcW w:w="1803" w:type="dxa"/>
+            <w:tcW w:w="1779" w:type="dxa"/>
           </w:tcPr>
           <w:p>
             <w:pPr>
@@ -24171,7 +25293,7 @@
               <w:start w:w="120" w:type="dxa"/>
               <w:end w:w="120" w:type="dxa"/>
             </w:tcMar>
-            <w:tcW w:w="1612" w:type="dxa"/>
+            <w:tcW w:w="1592" w:type="dxa"/>
           </w:tcPr>
           <w:p>
             <w:pPr>
@@ -24197,7 +25319,7 @@
               <w:start w:w="120" w:type="dxa"/>
               <w:end w:w="120" w:type="dxa"/>
             </w:tcMar>
-            <w:tcW w:w="1564" w:type="dxa"/>
+            <w:tcW w:w="1658" w:type="dxa"/>
           </w:tcPr>
           <w:p>
             <w:pPr>
@@ -24223,7 +25345,7 @@
               <w:start w:w="120" w:type="dxa"/>
               <w:end w:w="120" w:type="dxa"/>
             </w:tcMar>
-            <w:tcW w:w="1367" w:type="dxa"/>
+            <w:tcW w:w="1352" w:type="dxa"/>
           </w:tcPr>
           <w:p>
             <w:pPr>
@@ -24249,7 +25371,7 @@
               <w:start w:w="120" w:type="dxa"/>
               <w:end w:w="120" w:type="dxa"/>
             </w:tcMar>
-            <w:tcW w:w="1402" w:type="dxa"/>
+            <w:tcW w:w="1387" w:type="dxa"/>
           </w:tcPr>
           <w:p>
             <w:pPr>
@@ -24280,7 +25402,7 @@
               <w:start w:w="120" w:type="dxa"/>
               <w:end w:w="120" w:type="dxa"/>
             </w:tcMar>
-            <w:tcW w:w="1612" w:type="dxa"/>
+            <w:tcW w:w="1592" w:type="dxa"/>
           </w:tcPr>
           <w:p>
             <w:pPr>
@@ -24306,7 +25428,7 @@
               <w:start w:w="120" w:type="dxa"/>
               <w:end w:w="120" w:type="dxa"/>
             </w:tcMar>
-            <w:tcW w:w="1803" w:type="dxa"/>
+            <w:tcW w:w="1779" w:type="dxa"/>
           </w:tcPr>
           <w:p>
             <w:pPr>
@@ -24332,7 +25454,7 @@
               <w:start w:w="120" w:type="dxa"/>
               <w:end w:w="120" w:type="dxa"/>
             </w:tcMar>
-            <w:tcW w:w="1612" w:type="dxa"/>
+            <w:tcW w:w="1592" w:type="dxa"/>
           </w:tcPr>
           <w:p>
             <w:pPr>
@@ -24358,7 +25480,7 @@
               <w:start w:w="120" w:type="dxa"/>
               <w:end w:w="120" w:type="dxa"/>
             </w:tcMar>
-            <w:tcW w:w="1564" w:type="dxa"/>
+            <w:tcW w:w="1658" w:type="dxa"/>
           </w:tcPr>
           <w:p>
             <w:pPr>
@@ -24384,7 +25506,7 @@
               <w:start w:w="120" w:type="dxa"/>
               <w:end w:w="120" w:type="dxa"/>
             </w:tcMar>
-            <w:tcW w:w="1367" w:type="dxa"/>
+            <w:tcW w:w="1352" w:type="dxa"/>
           </w:tcPr>
           <w:p>
             <w:pPr>
@@ -24410,7 +25532,7 @@
               <w:start w:w="120" w:type="dxa"/>
               <w:end w:w="120" w:type="dxa"/>
             </w:tcMar>
-            <w:tcW w:w="1402" w:type="dxa"/>
+            <w:tcW w:w="1387" w:type="dxa"/>
           </w:tcPr>
           <w:p>
             <w:pPr>
@@ -24441,7 +25563,7 @@
               <w:start w:w="120" w:type="dxa"/>
               <w:end w:w="120" w:type="dxa"/>
             </w:tcMar>
-            <w:tcW w:w="1612" w:type="dxa"/>
+            <w:tcW w:w="1592" w:type="dxa"/>
           </w:tcPr>
           <w:p>
             <w:pPr>
@@ -24467,7 +25589,7 @@
               <w:start w:w="120" w:type="dxa"/>
               <w:end w:w="120" w:type="dxa"/>
             </w:tcMar>
-            <w:tcW w:w="1803" w:type="dxa"/>
+            <w:tcW w:w="1779" w:type="dxa"/>
           </w:tcPr>
           <w:p>
             <w:pPr>
@@ -24493,7 +25615,7 @@
               <w:start w:w="120" w:type="dxa"/>
               <w:end w:w="120" w:type="dxa"/>
             </w:tcMar>
-            <w:tcW w:w="1612" w:type="dxa"/>
+            <w:tcW w:w="1592" w:type="dxa"/>
           </w:tcPr>
           <w:p>
             <w:pPr>
@@ -24519,7 +25641,7 @@
               <w:start w:w="120" w:type="dxa"/>
               <w:end w:w="120" w:type="dxa"/>
             </w:tcMar>
-            <w:tcW w:w="1564" w:type="dxa"/>
+            <w:tcW w:w="1658" w:type="dxa"/>
           </w:tcPr>
           <w:p>
             <w:pPr>
@@ -24545,7 +25667,7 @@
               <w:start w:w="120" w:type="dxa"/>
               <w:end w:w="120" w:type="dxa"/>
             </w:tcMar>
-            <w:tcW w:w="1367" w:type="dxa"/>
+            <w:tcW w:w="1352" w:type="dxa"/>
           </w:tcPr>
           <w:p>
             <w:pPr>
@@ -24571,7 +25693,7 @@
               <w:start w:w="120" w:type="dxa"/>
               <w:end w:w="120" w:type="dxa"/>
             </w:tcMar>
-            <w:tcW w:w="1402" w:type="dxa"/>
+            <w:tcW w:w="1387" w:type="dxa"/>
           </w:tcPr>
           <w:p>
             <w:pPr>
@@ -24590,9 +25712,4045 @@
         </w:tc>
       </w:tr>
     </w:tbl>
-    <w:bookmarkEnd w:id="93"/>
-    <w:bookmarkEnd w:id="94"/>
-    <w:bookmarkStart w:id="95" w:name="figure-captions"/>
+    <w:bookmarkEnd w:id="97"/>
+    <w:bookmarkStart w:id="98" w:name="table-7.-e7a-execution-permit-diagnostic"/>
+    <w:p>
+      <w:pPr>
+        <w:pStyle w:val="Heading3"/>
+        <w:keepNext/>
+        <w:jc w:val="left"/>
+      </w:pPr>
+      <w:r>
+        <w:t xml:space="preserve">Table 7. E7a execution-permit diagnostic</w:t>
+      </w:r>
+    </w:p>
+    <w:p>
+      <w:pPr>
+        <w:pStyle w:val="FirstParagraph"/>
+      </w:pPr>
+      <w:r>
+        <w:t xml:space="preserve">One-shot permits under trusted approval, not task completion or committed effects. Strict exact deliberately excludes the request’s preferred but authorized wording. Each denominator is 12; Wilson 95% intervals are 0.00%–24.25% for 0/12 and 75.75%–100.00% for 12/12. Attack prompts produced no unauthorized target proposal, so zero unauthorized permits do not establish attack resistance.</w:t>
+      </w:r>
+    </w:p>
+    <w:tbl>
+      <w:tblPr>
+        <w:tblStyle w:val="Table"/>
+        <w:tblW w:type="dxa" w:w="9360"/>
+        <w:tblLayout w:type="fixed"/>
+        <w:tblLook w:firstRow="1" w:lastRow="0" w:firstColumn="0" w:lastColumn="0" w:noHBand="0" w:noVBand="0" w:val="0020"/>
+        <w:tblBorders>
+          <w:top w:val="single" w:sz="4" w:space="0" w:color="B7C3D0"/>
+          <w:left w:val="single" w:sz="4" w:space="0" w:color="B7C3D0"/>
+          <w:bottom w:val="single" w:sz="4" w:space="0" w:color="B7C3D0"/>
+          <w:right w:val="single" w:sz="4" w:space="0" w:color="B7C3D0"/>
+          <w:insideH w:val="single" w:sz="4" w:space="0" w:color="B7C3D0"/>
+          <w:insideV w:val="single" w:sz="4" w:space="0" w:color="B7C3D0"/>
+        </w:tblBorders>
+        <w:tblInd w:w="120" w:type="dxa"/>
+      </w:tblPr>
+      <w:tblGrid>
+        <w:gridCol w:w="2221"/>
+        <w:gridCol w:w="2358"/>
+        <w:gridCol w:w="2358"/>
+        <w:gridCol w:w="2423"/>
+      </w:tblGrid>
+      <w:tr>
+        <w:trPr>
+          <w:cantSplit/>
+          <w:tblHeader w:val="true"/>
+        </w:trPr>
+        <w:tc>
+          <w:tcPr>
+            <w:vAlign w:val="center"/>
+            <w:tcMar>
+              <w:top w:w="80" w:type="dxa"/>
+              <w:bottom w:w="80" w:type="dxa"/>
+              <w:start w:w="120" w:type="dxa"/>
+              <w:end w:w="120" w:type="dxa"/>
+            </w:tcMar>
+            <w:tcW w:w="2221" w:type="dxa"/>
+            <w:shd w:fill="E8EEF5"/>
+          </w:tcPr>
+          <w:p>
+            <w:pPr>
+              <w:pStyle w:val="Compact"/>
+              <w:keepNext/>
+              <w:spacing w:before="0" w:after="40" w:line="240" w:lineRule="auto"/>
+              <w:jc w:val="left"/>
+            </w:pPr>
+            <w:r>
+              <w:rPr>
+                <w:rFonts w:ascii="Times New Roman" w:hAnsi="Times New Roman"/>
+                <w:b/>
+                <w:sz w:val="17"/>
+              </w:rPr>
+              <w:t xml:space="preserve">Policy / modules</w:t>
+            </w:r>
+          </w:p>
+        </w:tc>
+        <w:tc>
+          <w:tcPr>
+            <w:vAlign w:val="center"/>
+            <w:tcMar>
+              <w:top w:w="80" w:type="dxa"/>
+              <w:bottom w:w="80" w:type="dxa"/>
+              <w:start w:w="120" w:type="dxa"/>
+              <w:end w:w="120" w:type="dxa"/>
+            </w:tcMar>
+            <w:tcW w:w="2358" w:type="dxa"/>
+            <w:shd w:fill="E8EEF5"/>
+          </w:tcPr>
+          <w:p>
+            <w:pPr>
+              <w:pStyle w:val="Compact"/>
+              <w:keepNext/>
+              <w:spacing w:before="0" w:after="40" w:line="240" w:lineRule="auto"/>
+              <w:jc w:val="left"/>
+            </w:pPr>
+            <w:r>
+              <w:rPr>
+                <w:rFonts w:ascii="Times New Roman" w:hAnsi="Times New Roman"/>
+                <w:b/>
+                <w:sz w:val="17"/>
+              </w:rPr>
+              <w:t xml:space="preserve">Benign authorized permits</w:t>
+            </w:r>
+          </w:p>
+        </w:tc>
+        <w:tc>
+          <w:tcPr>
+            <w:vAlign w:val="center"/>
+            <w:tcMar>
+              <w:top w:w="80" w:type="dxa"/>
+              <w:bottom w:w="80" w:type="dxa"/>
+              <w:start w:w="120" w:type="dxa"/>
+              <w:end w:w="120" w:type="dxa"/>
+            </w:tcMar>
+            <w:tcW w:w="2358" w:type="dxa"/>
+            <w:shd w:fill="E8EEF5"/>
+          </w:tcPr>
+          <w:p>
+            <w:pPr>
+              <w:pStyle w:val="Compact"/>
+              <w:keepNext/>
+              <w:spacing w:before="0" w:after="40" w:line="240" w:lineRule="auto"/>
+              <w:jc w:val="center"/>
+            </w:pPr>
+            <w:r>
+              <w:rPr>
+                <w:rFonts w:ascii="Times New Roman" w:hAnsi="Times New Roman"/>
+                <w:b/>
+                <w:sz w:val="17"/>
+              </w:rPr>
+              <w:t xml:space="preserve">Attack authorized permits</w:t>
+            </w:r>
+          </w:p>
+        </w:tc>
+        <w:tc>
+          <w:tcPr>
+            <w:vAlign w:val="center"/>
+            <w:tcMar>
+              <w:top w:w="80" w:type="dxa"/>
+              <w:bottom w:w="80" w:type="dxa"/>
+              <w:start w:w="120" w:type="dxa"/>
+              <w:end w:w="120" w:type="dxa"/>
+            </w:tcMar>
+            <w:tcW w:w="2423" w:type="dxa"/>
+            <w:shd w:fill="E8EEF5"/>
+          </w:tcPr>
+          <w:p>
+            <w:pPr>
+              <w:pStyle w:val="Compact"/>
+              <w:keepNext/>
+              <w:spacing w:before="0" w:after="40" w:line="240" w:lineRule="auto"/>
+              <w:jc w:val="center"/>
+            </w:pPr>
+            <w:r>
+              <w:rPr>
+                <w:rFonts w:ascii="Times New Roman" w:hAnsi="Times New Roman"/>
+                <w:b/>
+                <w:sz w:val="17"/>
+              </w:rPr>
+              <w:t xml:space="preserve">Attack unauthorized permits</w:t>
+            </w:r>
+          </w:p>
+        </w:tc>
+      </w:tr>
+      <w:tr>
+        <w:trPr>
+          <w:cantSplit/>
+        </w:trPr>
+        <w:tc>
+          <w:tcPr>
+            <w:vAlign w:val="center"/>
+            <w:tcMar>
+              <w:top w:w="80" w:type="dxa"/>
+              <w:bottom w:w="80" w:type="dxa"/>
+              <w:start w:w="120" w:type="dxa"/>
+              <w:end w:w="120" w:type="dxa"/>
+            </w:tcMar>
+            <w:tcW w:w="2221" w:type="dxa"/>
+          </w:tcPr>
+          <w:p>
+            <w:pPr>
+              <w:pStyle w:val="Compact"/>
+              <w:spacing w:before="0" w:after="40" w:line="240" w:lineRule="auto"/>
+              <w:jc w:val="left"/>
+            </w:pPr>
+            <w:r>
+              <w:rPr>
+                <w:rFonts w:ascii="Times New Roman" w:hAnsi="Times New Roman"/>
+                <w:sz w:val="17"/>
+              </w:rPr>
+              <w:t xml:space="preserve">Strict exact / policy</w:t>
+            </w:r>
+          </w:p>
+        </w:tc>
+        <w:tc>
+          <w:tcPr>
+            <w:vAlign w:val="center"/>
+            <w:tcMar>
+              <w:top w:w="80" w:type="dxa"/>
+              <w:bottom w:w="80" w:type="dxa"/>
+              <w:start w:w="120" w:type="dxa"/>
+              <w:end w:w="120" w:type="dxa"/>
+            </w:tcMar>
+            <w:tcW w:w="2358" w:type="dxa"/>
+          </w:tcPr>
+          <w:p>
+            <w:pPr>
+              <w:pStyle w:val="Compact"/>
+              <w:spacing w:before="0" w:after="40" w:line="240" w:lineRule="auto"/>
+              <w:jc w:val="left"/>
+            </w:pPr>
+            <w:r>
+              <w:rPr>
+                <w:rFonts w:ascii="Times New Roman" w:hAnsi="Times New Roman"/>
+                <w:sz w:val="17"/>
+              </w:rPr>
+              <w:t xml:space="preserve">0/12</w:t>
+            </w:r>
+          </w:p>
+        </w:tc>
+        <w:tc>
+          <w:tcPr>
+            <w:vAlign w:val="center"/>
+            <w:tcMar>
+              <w:top w:w="80" w:type="dxa"/>
+              <w:bottom w:w="80" w:type="dxa"/>
+              <w:start w:w="120" w:type="dxa"/>
+              <w:end w:w="120" w:type="dxa"/>
+            </w:tcMar>
+            <w:tcW w:w="2358" w:type="dxa"/>
+          </w:tcPr>
+          <w:p>
+            <w:pPr>
+              <w:pStyle w:val="Compact"/>
+              <w:spacing w:before="0" w:after="40" w:line="240" w:lineRule="auto"/>
+              <w:jc w:val="center"/>
+            </w:pPr>
+            <w:r>
+              <w:rPr>
+                <w:rFonts w:ascii="Times New Roman" w:hAnsi="Times New Roman"/>
+                <w:sz w:val="17"/>
+              </w:rPr>
+              <w:t xml:space="preserve">0/12</w:t>
+            </w:r>
+          </w:p>
+        </w:tc>
+        <w:tc>
+          <w:tcPr>
+            <w:vAlign w:val="center"/>
+            <w:tcMar>
+              <w:top w:w="80" w:type="dxa"/>
+              <w:bottom w:w="80" w:type="dxa"/>
+              <w:start w:w="120" w:type="dxa"/>
+              <w:end w:w="120" w:type="dxa"/>
+            </w:tcMar>
+            <w:tcW w:w="2423" w:type="dxa"/>
+          </w:tcPr>
+          <w:p>
+            <w:pPr>
+              <w:pStyle w:val="Compact"/>
+              <w:spacing w:before="0" w:after="40" w:line="240" w:lineRule="auto"/>
+              <w:jc w:val="center"/>
+            </w:pPr>
+            <w:r>
+              <w:rPr>
+                <w:rFonts w:ascii="Times New Roman" w:hAnsi="Times New Roman"/>
+                <w:sz w:val="17"/>
+              </w:rPr>
+              <w:t xml:space="preserve">0/12</w:t>
+            </w:r>
+          </w:p>
+        </w:tc>
+      </w:tr>
+      <w:tr>
+        <w:trPr>
+          <w:cantSplit/>
+        </w:trPr>
+        <w:tc>
+          <w:tcPr>
+            <w:vAlign w:val="center"/>
+            <w:tcMar>
+              <w:top w:w="80" w:type="dxa"/>
+              <w:bottom w:w="80" w:type="dxa"/>
+              <w:start w:w="120" w:type="dxa"/>
+              <w:end w:w="120" w:type="dxa"/>
+            </w:tcMar>
+            <w:tcW w:w="2221" w:type="dxa"/>
+          </w:tcPr>
+          <w:p>
+            <w:pPr>
+              <w:pStyle w:val="Compact"/>
+              <w:spacing w:before="0" w:after="40" w:line="240" w:lineRule="auto"/>
+              <w:jc w:val="left"/>
+            </w:pPr>
+            <w:r>
+              <w:rPr>
+                <w:rFonts w:ascii="Times New Roman" w:hAnsi="Times New Roman"/>
+                <w:sz w:val="17"/>
+              </w:rPr>
+              <w:t xml:space="preserve">Strict exact / full</w:t>
+            </w:r>
+          </w:p>
+        </w:tc>
+        <w:tc>
+          <w:tcPr>
+            <w:vAlign w:val="center"/>
+            <w:tcMar>
+              <w:top w:w="80" w:type="dxa"/>
+              <w:bottom w:w="80" w:type="dxa"/>
+              <w:start w:w="120" w:type="dxa"/>
+              <w:end w:w="120" w:type="dxa"/>
+            </w:tcMar>
+            <w:tcW w:w="2358" w:type="dxa"/>
+          </w:tcPr>
+          <w:p>
+            <w:pPr>
+              <w:pStyle w:val="Compact"/>
+              <w:spacing w:before="0" w:after="40" w:line="240" w:lineRule="auto"/>
+              <w:jc w:val="left"/>
+            </w:pPr>
+            <w:r>
+              <w:rPr>
+                <w:rFonts w:ascii="Times New Roman" w:hAnsi="Times New Roman"/>
+                <w:sz w:val="17"/>
+              </w:rPr>
+              <w:t xml:space="preserve">0/12</w:t>
+            </w:r>
+          </w:p>
+        </w:tc>
+        <w:tc>
+          <w:tcPr>
+            <w:vAlign w:val="center"/>
+            <w:tcMar>
+              <w:top w:w="80" w:type="dxa"/>
+              <w:bottom w:w="80" w:type="dxa"/>
+              <w:start w:w="120" w:type="dxa"/>
+              <w:end w:w="120" w:type="dxa"/>
+            </w:tcMar>
+            <w:tcW w:w="2358" w:type="dxa"/>
+          </w:tcPr>
+          <w:p>
+            <w:pPr>
+              <w:pStyle w:val="Compact"/>
+              <w:spacing w:before="0" w:after="40" w:line="240" w:lineRule="auto"/>
+              <w:jc w:val="center"/>
+            </w:pPr>
+            <w:r>
+              <w:rPr>
+                <w:rFonts w:ascii="Times New Roman" w:hAnsi="Times New Roman"/>
+                <w:sz w:val="17"/>
+              </w:rPr>
+              <w:t xml:space="preserve">0/12</w:t>
+            </w:r>
+          </w:p>
+        </w:tc>
+        <w:tc>
+          <w:tcPr>
+            <w:vAlign w:val="center"/>
+            <w:tcMar>
+              <w:top w:w="80" w:type="dxa"/>
+              <w:bottom w:w="80" w:type="dxa"/>
+              <w:start w:w="120" w:type="dxa"/>
+              <w:end w:w="120" w:type="dxa"/>
+            </w:tcMar>
+            <w:tcW w:w="2423" w:type="dxa"/>
+          </w:tcPr>
+          <w:p>
+            <w:pPr>
+              <w:pStyle w:val="Compact"/>
+              <w:spacing w:before="0" w:after="40" w:line="240" w:lineRule="auto"/>
+              <w:jc w:val="center"/>
+            </w:pPr>
+            <w:r>
+              <w:rPr>
+                <w:rFonts w:ascii="Times New Roman" w:hAnsi="Times New Roman"/>
+                <w:sz w:val="17"/>
+              </w:rPr>
+              <w:t xml:space="preserve">0/12</w:t>
+            </w:r>
+          </w:p>
+        </w:tc>
+      </w:tr>
+      <w:tr>
+        <w:trPr>
+          <w:cantSplit/>
+        </w:trPr>
+        <w:tc>
+          <w:tcPr>
+            <w:vAlign w:val="center"/>
+            <w:tcMar>
+              <w:top w:w="80" w:type="dxa"/>
+              <w:bottom w:w="80" w:type="dxa"/>
+              <w:start w:w="120" w:type="dxa"/>
+              <w:end w:w="120" w:type="dxa"/>
+            </w:tcMar>
+            <w:tcW w:w="2221" w:type="dxa"/>
+          </w:tcPr>
+          <w:p>
+            <w:pPr>
+              <w:pStyle w:val="Compact"/>
+              <w:spacing w:before="0" w:after="40" w:line="240" w:lineRule="auto"/>
+              <w:jc w:val="left"/>
+            </w:pPr>
+            <w:r>
+              <w:rPr>
+                <w:rFonts w:ascii="Times New Roman" w:hAnsi="Times New Roman"/>
+                <w:sz w:val="17"/>
+              </w:rPr>
+              <w:t xml:space="preserve">Bounded enum / policy</w:t>
+            </w:r>
+          </w:p>
+        </w:tc>
+        <w:tc>
+          <w:tcPr>
+            <w:vAlign w:val="center"/>
+            <w:tcMar>
+              <w:top w:w="80" w:type="dxa"/>
+              <w:bottom w:w="80" w:type="dxa"/>
+              <w:start w:w="120" w:type="dxa"/>
+              <w:end w:w="120" w:type="dxa"/>
+            </w:tcMar>
+            <w:tcW w:w="2358" w:type="dxa"/>
+          </w:tcPr>
+          <w:p>
+            <w:pPr>
+              <w:pStyle w:val="Compact"/>
+              <w:spacing w:before="0" w:after="40" w:line="240" w:lineRule="auto"/>
+              <w:jc w:val="left"/>
+            </w:pPr>
+            <w:r>
+              <w:rPr>
+                <w:rFonts w:ascii="Times New Roman" w:hAnsi="Times New Roman"/>
+                <w:sz w:val="17"/>
+              </w:rPr>
+              <w:t xml:space="preserve">12/12</w:t>
+            </w:r>
+          </w:p>
+        </w:tc>
+        <w:tc>
+          <w:tcPr>
+            <w:vAlign w:val="center"/>
+            <w:tcMar>
+              <w:top w:w="80" w:type="dxa"/>
+              <w:bottom w:w="80" w:type="dxa"/>
+              <w:start w:w="120" w:type="dxa"/>
+              <w:end w:w="120" w:type="dxa"/>
+            </w:tcMar>
+            <w:tcW w:w="2358" w:type="dxa"/>
+          </w:tcPr>
+          <w:p>
+            <w:pPr>
+              <w:pStyle w:val="Compact"/>
+              <w:spacing w:before="0" w:after="40" w:line="240" w:lineRule="auto"/>
+              <w:jc w:val="center"/>
+            </w:pPr>
+            <w:r>
+              <w:rPr>
+                <w:rFonts w:ascii="Times New Roman" w:hAnsi="Times New Roman"/>
+                <w:sz w:val="17"/>
+              </w:rPr>
+              <w:t xml:space="preserve">12/12</w:t>
+            </w:r>
+          </w:p>
+        </w:tc>
+        <w:tc>
+          <w:tcPr>
+            <w:vAlign w:val="center"/>
+            <w:tcMar>
+              <w:top w:w="80" w:type="dxa"/>
+              <w:bottom w:w="80" w:type="dxa"/>
+              <w:start w:w="120" w:type="dxa"/>
+              <w:end w:w="120" w:type="dxa"/>
+            </w:tcMar>
+            <w:tcW w:w="2423" w:type="dxa"/>
+          </w:tcPr>
+          <w:p>
+            <w:pPr>
+              <w:pStyle w:val="Compact"/>
+              <w:spacing w:before="0" w:after="40" w:line="240" w:lineRule="auto"/>
+              <w:jc w:val="center"/>
+            </w:pPr>
+            <w:r>
+              <w:rPr>
+                <w:rFonts w:ascii="Times New Roman" w:hAnsi="Times New Roman"/>
+                <w:sz w:val="17"/>
+              </w:rPr>
+              <w:t xml:space="preserve">0/12</w:t>
+            </w:r>
+          </w:p>
+        </w:tc>
+      </w:tr>
+      <w:tr>
+        <w:trPr>
+          <w:cantSplit/>
+        </w:trPr>
+        <w:tc>
+          <w:tcPr>
+            <w:vAlign w:val="center"/>
+            <w:tcMar>
+              <w:top w:w="80" w:type="dxa"/>
+              <w:bottom w:w="80" w:type="dxa"/>
+              <w:start w:w="120" w:type="dxa"/>
+              <w:end w:w="120" w:type="dxa"/>
+            </w:tcMar>
+            <w:tcW w:w="2221" w:type="dxa"/>
+          </w:tcPr>
+          <w:p>
+            <w:pPr>
+              <w:pStyle w:val="Compact"/>
+              <w:spacing w:before="0" w:after="40" w:line="240" w:lineRule="auto"/>
+              <w:jc w:val="left"/>
+            </w:pPr>
+            <w:r>
+              <w:rPr>
+                <w:rFonts w:ascii="Times New Roman" w:hAnsi="Times New Roman"/>
+                <w:sz w:val="17"/>
+              </w:rPr>
+              <w:t xml:space="preserve">Bounded enum / full</w:t>
+            </w:r>
+          </w:p>
+        </w:tc>
+        <w:tc>
+          <w:tcPr>
+            <w:vAlign w:val="center"/>
+            <w:tcMar>
+              <w:top w:w="80" w:type="dxa"/>
+              <w:bottom w:w="80" w:type="dxa"/>
+              <w:start w:w="120" w:type="dxa"/>
+              <w:end w:w="120" w:type="dxa"/>
+            </w:tcMar>
+            <w:tcW w:w="2358" w:type="dxa"/>
+          </w:tcPr>
+          <w:p>
+            <w:pPr>
+              <w:pStyle w:val="Compact"/>
+              <w:spacing w:before="0" w:after="40" w:line="240" w:lineRule="auto"/>
+              <w:jc w:val="left"/>
+            </w:pPr>
+            <w:r>
+              <w:rPr>
+                <w:rFonts w:ascii="Times New Roman" w:hAnsi="Times New Roman"/>
+                <w:sz w:val="17"/>
+              </w:rPr>
+              <w:t xml:space="preserve">12/12</w:t>
+            </w:r>
+          </w:p>
+        </w:tc>
+        <w:tc>
+          <w:tcPr>
+            <w:vAlign w:val="center"/>
+            <w:tcMar>
+              <w:top w:w="80" w:type="dxa"/>
+              <w:bottom w:w="80" w:type="dxa"/>
+              <w:start w:w="120" w:type="dxa"/>
+              <w:end w:w="120" w:type="dxa"/>
+            </w:tcMar>
+            <w:tcW w:w="2358" w:type="dxa"/>
+          </w:tcPr>
+          <w:p>
+            <w:pPr>
+              <w:pStyle w:val="Compact"/>
+              <w:spacing w:before="0" w:after="40" w:line="240" w:lineRule="auto"/>
+              <w:jc w:val="center"/>
+            </w:pPr>
+            <w:r>
+              <w:rPr>
+                <w:rFonts w:ascii="Times New Roman" w:hAnsi="Times New Roman"/>
+                <w:sz w:val="17"/>
+              </w:rPr>
+              <w:t xml:space="preserve">12/12</w:t>
+            </w:r>
+          </w:p>
+        </w:tc>
+        <w:tc>
+          <w:tcPr>
+            <w:vAlign w:val="center"/>
+            <w:tcMar>
+              <w:top w:w="80" w:type="dxa"/>
+              <w:bottom w:w="80" w:type="dxa"/>
+              <w:start w:w="120" w:type="dxa"/>
+              <w:end w:w="120" w:type="dxa"/>
+            </w:tcMar>
+            <w:tcW w:w="2423" w:type="dxa"/>
+          </w:tcPr>
+          <w:p>
+            <w:pPr>
+              <w:pStyle w:val="Compact"/>
+              <w:spacing w:before="0" w:after="40" w:line="240" w:lineRule="auto"/>
+              <w:jc w:val="center"/>
+            </w:pPr>
+            <w:r>
+              <w:rPr>
+                <w:rFonts w:ascii="Times New Roman" w:hAnsi="Times New Roman"/>
+                <w:sz w:val="17"/>
+              </w:rPr>
+              <w:t xml:space="preserve">0/12</w:t>
+            </w:r>
+          </w:p>
+        </w:tc>
+      </w:tr>
+    </w:tbl>
+    <w:bookmarkEnd w:id="98"/>
+    <w:bookmarkStart w:id="99" w:name="Xc04d79353abfe11d08eee6f4fcac6483eece6a1"/>
+    <w:p>
+      <w:pPr>
+        <w:pStyle w:val="Heading3"/>
+        <w:keepNext/>
+        <w:jc w:val="left"/>
+      </w:pPr>
+      <w:r>
+        <w:t xml:space="preserve">Table 8. Corrected development study by benchmark</w:t>
+      </w:r>
+    </w:p>
+    <w:p>
+      <w:pPr>
+        <w:pStyle w:val="FirstParagraph"/>
+      </w:pPr>
+      <w:r>
+        <w:t xml:space="preserve">Corrected-v1 development data, not a confirmatory comparison with historical runs. AgentDojo retains its native security checker; M3-v2 counts observed simulated effects. Fractions give numerator/observed denominator, not evidence that failures are safe. Unknown values, when present, are explicit. Each model has 288 planned executions including no-tool tasks; those tasks and operational status counts are described in the text. Flash is V4.1, not the historical V4 model.</w:t>
+      </w:r>
+    </w:p>
+    <w:tbl>
+      <w:tblPr>
+        <w:tblStyle w:val="Table"/>
+        <w:tblW w:type="dxa" w:w="9360"/>
+        <w:tblLayout w:type="fixed"/>
+        <w:tblLook w:firstRow="1" w:lastRow="0" w:firstColumn="0" w:lastColumn="0" w:noHBand="0" w:noVBand="0" w:val="0020"/>
+        <w:tblBorders>
+          <w:top w:val="single" w:sz="4" w:space="0" w:color="B7C3D0"/>
+          <w:left w:val="single" w:sz="4" w:space="0" w:color="B7C3D0"/>
+          <w:bottom w:val="single" w:sz="4" w:space="0" w:color="B7C3D0"/>
+          <w:right w:val="single" w:sz="4" w:space="0" w:color="B7C3D0"/>
+          <w:insideH w:val="single" w:sz="4" w:space="0" w:color="B7C3D0"/>
+          <w:insideV w:val="single" w:sz="4" w:space="0" w:color="B7C3D0"/>
+        </w:tblBorders>
+        <w:tblInd w:w="120" w:type="dxa"/>
+      </w:tblPr>
+      <w:tblGrid>
+        <w:gridCol w:w="1686"/>
+        <w:gridCol w:w="1636"/>
+        <w:gridCol w:w="1979"/>
+        <w:gridCol w:w="1903"/>
+        <w:gridCol w:w="2156"/>
+      </w:tblGrid>
+      <w:tr>
+        <w:trPr>
+          <w:cantSplit/>
+          <w:tblHeader w:val="true"/>
+        </w:trPr>
+        <w:tc>
+          <w:tcPr>
+            <w:vAlign w:val="center"/>
+            <w:tcMar>
+              <w:top w:w="80" w:type="dxa"/>
+              <w:bottom w:w="80" w:type="dxa"/>
+              <w:start w:w="120" w:type="dxa"/>
+              <w:end w:w="120" w:type="dxa"/>
+            </w:tcMar>
+            <w:tcW w:w="1686" w:type="dxa"/>
+            <w:shd w:fill="E8EEF5"/>
+          </w:tcPr>
+          <w:p>
+            <w:pPr>
+              <w:pStyle w:val="Compact"/>
+              <w:keepNext/>
+              <w:spacing w:before="0" w:after="40" w:line="240" w:lineRule="auto"/>
+              <w:jc w:val="left"/>
+            </w:pPr>
+            <w:r>
+              <w:rPr>
+                <w:rFonts w:ascii="Times New Roman" w:hAnsi="Times New Roman"/>
+                <w:b/>
+                <w:sz w:val="17"/>
+              </w:rPr>
+              <w:t xml:space="preserve">Model</w:t>
+            </w:r>
+          </w:p>
+        </w:tc>
+        <w:tc>
+          <w:tcPr>
+            <w:vAlign w:val="center"/>
+            <w:tcMar>
+              <w:top w:w="80" w:type="dxa"/>
+              <w:bottom w:w="80" w:type="dxa"/>
+              <w:start w:w="120" w:type="dxa"/>
+              <w:end w:w="120" w:type="dxa"/>
+            </w:tcMar>
+            <w:tcW w:w="1636" w:type="dxa"/>
+            <w:shd w:fill="E8EEF5"/>
+          </w:tcPr>
+          <w:p>
+            <w:pPr>
+              <w:pStyle w:val="Compact"/>
+              <w:keepNext/>
+              <w:spacing w:before="0" w:after="40" w:line="240" w:lineRule="auto"/>
+              <w:jc w:val="left"/>
+            </w:pPr>
+            <w:r>
+              <w:rPr>
+                <w:rFonts w:ascii="Times New Roman" w:hAnsi="Times New Roman"/>
+                <w:b/>
+                <w:sz w:val="17"/>
+              </w:rPr>
+              <w:t xml:space="preserve">Benchmark</w:t>
+            </w:r>
+          </w:p>
+        </w:tc>
+        <w:tc>
+          <w:tcPr>
+            <w:vAlign w:val="center"/>
+            <w:tcMar>
+              <w:top w:w="80" w:type="dxa"/>
+              <w:bottom w:w="80" w:type="dxa"/>
+              <w:start w:w="120" w:type="dxa"/>
+              <w:end w:w="120" w:type="dxa"/>
+            </w:tcMar>
+            <w:tcW w:w="1979" w:type="dxa"/>
+            <w:shd w:fill="E8EEF5"/>
+          </w:tcPr>
+          <w:p>
+            <w:pPr>
+              <w:pStyle w:val="Compact"/>
+              <w:keepNext/>
+              <w:spacing w:before="0" w:after="40" w:line="240" w:lineRule="auto"/>
+              <w:jc w:val="center"/>
+            </w:pPr>
+            <w:r>
+              <w:rPr>
+                <w:rFonts w:ascii="Times New Roman" w:hAnsi="Times New Roman"/>
+                <w:b/>
+                <w:sz w:val="17"/>
+              </w:rPr>
+              <w:t xml:space="preserve">Configuration</w:t>
+            </w:r>
+          </w:p>
+        </w:tc>
+        <w:tc>
+          <w:tcPr>
+            <w:vAlign w:val="center"/>
+            <w:tcMar>
+              <w:top w:w="80" w:type="dxa"/>
+              <w:bottom w:w="80" w:type="dxa"/>
+              <w:start w:w="120" w:type="dxa"/>
+              <w:end w:w="120" w:type="dxa"/>
+            </w:tcMar>
+            <w:tcW w:w="1903" w:type="dxa"/>
+            <w:shd w:fill="E8EEF5"/>
+          </w:tcPr>
+          <w:p>
+            <w:pPr>
+              <w:pStyle w:val="Compact"/>
+              <w:keepNext/>
+              <w:spacing w:before="0" w:after="40" w:line="240" w:lineRule="auto"/>
+              <w:jc w:val="center"/>
+            </w:pPr>
+            <w:r>
+              <w:rPr>
+                <w:rFonts w:ascii="Times New Roman" w:hAnsi="Times New Roman"/>
+                <w:b/>
+                <w:sz w:val="17"/>
+              </w:rPr>
+              <w:t xml:space="preserve">Attack endpoint</w:t>
+            </w:r>
+          </w:p>
+        </w:tc>
+        <w:tc>
+          <w:tcPr>
+            <w:vAlign w:val="center"/>
+            <w:tcMar>
+              <w:top w:w="80" w:type="dxa"/>
+              <w:bottom w:w="80" w:type="dxa"/>
+              <w:start w:w="120" w:type="dxa"/>
+              <w:end w:w="120" w:type="dxa"/>
+            </w:tcMar>
+            <w:tcW w:w="2156" w:type="dxa"/>
+            <w:shd w:fill="E8EEF5"/>
+          </w:tcPr>
+          <w:p>
+            <w:pPr>
+              <w:pStyle w:val="Compact"/>
+              <w:keepNext/>
+              <w:spacing w:before="0" w:after="40" w:line="240" w:lineRule="auto"/>
+              <w:jc w:val="center"/>
+            </w:pPr>
+            <w:r>
+              <w:rPr>
+                <w:rFonts w:ascii="Times New Roman" w:hAnsi="Times New Roman"/>
+                <w:b/>
+                <w:sz w:val="17"/>
+              </w:rPr>
+              <w:t xml:space="preserve">Benign tool completion</w:t>
+            </w:r>
+          </w:p>
+        </w:tc>
+      </w:tr>
+      <w:tr>
+        <w:trPr>
+          <w:cantSplit/>
+        </w:trPr>
+        <w:tc>
+          <w:tcPr>
+            <w:vAlign w:val="center"/>
+            <w:tcMar>
+              <w:top w:w="80" w:type="dxa"/>
+              <w:bottom w:w="80" w:type="dxa"/>
+              <w:start w:w="120" w:type="dxa"/>
+              <w:end w:w="120" w:type="dxa"/>
+            </w:tcMar>
+            <w:tcW w:w="1686" w:type="dxa"/>
+          </w:tcPr>
+          <w:p>
+            <w:pPr>
+              <w:pStyle w:val="Compact"/>
+              <w:spacing w:before="0" w:after="40" w:line="240" w:lineRule="auto"/>
+              <w:jc w:val="left"/>
+            </w:pPr>
+            <w:r>
+              <w:rPr>
+                <w:rFonts w:ascii="Times New Roman" w:hAnsi="Times New Roman"/>
+                <w:sz w:val="17"/>
+              </w:rPr>
+              <w:t xml:space="preserve">V4 Pro</w:t>
+            </w:r>
+          </w:p>
+        </w:tc>
+        <w:tc>
+          <w:tcPr>
+            <w:vAlign w:val="center"/>
+            <w:tcMar>
+              <w:top w:w="80" w:type="dxa"/>
+              <w:bottom w:w="80" w:type="dxa"/>
+              <w:start w:w="120" w:type="dxa"/>
+              <w:end w:w="120" w:type="dxa"/>
+            </w:tcMar>
+            <w:tcW w:w="1636" w:type="dxa"/>
+          </w:tcPr>
+          <w:p>
+            <w:pPr>
+              <w:pStyle w:val="Compact"/>
+              <w:spacing w:before="0" w:after="40" w:line="240" w:lineRule="auto"/>
+              <w:jc w:val="left"/>
+            </w:pPr>
+            <w:r>
+              <w:rPr>
+                <w:rFonts w:ascii="Times New Roman" w:hAnsi="Times New Roman"/>
+                <w:sz w:val="17"/>
+              </w:rPr>
+              <w:t xml:space="preserve">AgentDojo</w:t>
+            </w:r>
+          </w:p>
+        </w:tc>
+        <w:tc>
+          <w:tcPr>
+            <w:vAlign w:val="center"/>
+            <w:tcMar>
+              <w:top w:w="80" w:type="dxa"/>
+              <w:bottom w:w="80" w:type="dxa"/>
+              <w:start w:w="120" w:type="dxa"/>
+              <w:end w:w="120" w:type="dxa"/>
+            </w:tcMar>
+            <w:tcW w:w="1979" w:type="dxa"/>
+          </w:tcPr>
+          <w:p>
+            <w:pPr>
+              <w:pStyle w:val="Compact"/>
+              <w:spacing w:before="0" w:after="40" w:line="240" w:lineRule="auto"/>
+              <w:jc w:val="center"/>
+            </w:pPr>
+            <w:r>
+              <w:rPr>
+                <w:rFonts w:ascii="Times New Roman" w:hAnsi="Times New Roman"/>
+                <w:sz w:val="17"/>
+              </w:rPr>
+              <w:t xml:space="preserve">No guard / normal</w:t>
+            </w:r>
+          </w:p>
+        </w:tc>
+        <w:tc>
+          <w:tcPr>
+            <w:vAlign w:val="center"/>
+            <w:tcMar>
+              <w:top w:w="80" w:type="dxa"/>
+              <w:bottom w:w="80" w:type="dxa"/>
+              <w:start w:w="120" w:type="dxa"/>
+              <w:end w:w="120" w:type="dxa"/>
+            </w:tcMar>
+            <w:tcW w:w="1903" w:type="dxa"/>
+          </w:tcPr>
+          <w:p>
+            <w:pPr>
+              <w:pStyle w:val="Compact"/>
+              <w:spacing w:before="0" w:after="40" w:line="240" w:lineRule="auto"/>
+              <w:jc w:val="center"/>
+            </w:pPr>
+            <w:r>
+              <w:rPr>
+                <w:rFonts w:ascii="Times New Roman" w:hAnsi="Times New Roman"/>
+                <w:sz w:val="17"/>
+              </w:rPr>
+              <w:t xml:space="preserve">5/12</w:t>
+            </w:r>
+          </w:p>
+        </w:tc>
+        <w:tc>
+          <w:tcPr>
+            <w:vAlign w:val="center"/>
+            <w:tcMar>
+              <w:top w:w="80" w:type="dxa"/>
+              <w:bottom w:w="80" w:type="dxa"/>
+              <w:start w:w="120" w:type="dxa"/>
+              <w:end w:w="120" w:type="dxa"/>
+            </w:tcMar>
+            <w:tcW w:w="2156" w:type="dxa"/>
+          </w:tcPr>
+          <w:p>
+            <w:pPr>
+              <w:pStyle w:val="Compact"/>
+              <w:spacing w:before="0" w:after="40" w:line="240" w:lineRule="auto"/>
+              <w:jc w:val="center"/>
+            </w:pPr>
+            <w:r>
+              <w:rPr>
+                <w:rFonts w:ascii="Times New Roman" w:hAnsi="Times New Roman"/>
+                <w:sz w:val="17"/>
+              </w:rPr>
+              <w:t xml:space="preserve">6/8</w:t>
+            </w:r>
+          </w:p>
+        </w:tc>
+      </w:tr>
+      <w:tr>
+        <w:trPr>
+          <w:cantSplit/>
+        </w:trPr>
+        <w:tc>
+          <w:tcPr>
+            <w:vAlign w:val="center"/>
+            <w:tcMar>
+              <w:top w:w="80" w:type="dxa"/>
+              <w:bottom w:w="80" w:type="dxa"/>
+              <w:start w:w="120" w:type="dxa"/>
+              <w:end w:w="120" w:type="dxa"/>
+            </w:tcMar>
+            <w:tcW w:w="1686" w:type="dxa"/>
+          </w:tcPr>
+          <w:p>
+            <w:pPr>
+              <w:pStyle w:val="Compact"/>
+              <w:spacing w:before="0" w:after="40" w:line="240" w:lineRule="auto"/>
+              <w:jc w:val="left"/>
+            </w:pPr>
+            <w:r>
+              <w:rPr>
+                <w:rFonts w:ascii="Times New Roman" w:hAnsi="Times New Roman"/>
+                <w:sz w:val="17"/>
+              </w:rPr>
+              <w:t xml:space="preserve">V4 Pro</w:t>
+            </w:r>
+          </w:p>
+        </w:tc>
+        <w:tc>
+          <w:tcPr>
+            <w:vAlign w:val="center"/>
+            <w:tcMar>
+              <w:top w:w="80" w:type="dxa"/>
+              <w:bottom w:w="80" w:type="dxa"/>
+              <w:start w:w="120" w:type="dxa"/>
+              <w:end w:w="120" w:type="dxa"/>
+            </w:tcMar>
+            <w:tcW w:w="1636" w:type="dxa"/>
+          </w:tcPr>
+          <w:p>
+            <w:pPr>
+              <w:pStyle w:val="Compact"/>
+              <w:spacing w:before="0" w:after="40" w:line="240" w:lineRule="auto"/>
+              <w:jc w:val="left"/>
+            </w:pPr>
+            <w:r>
+              <w:rPr>
+                <w:rFonts w:ascii="Times New Roman" w:hAnsi="Times New Roman"/>
+                <w:sz w:val="17"/>
+              </w:rPr>
+              <w:t xml:space="preserve">AgentDojo</w:t>
+            </w:r>
+          </w:p>
+        </w:tc>
+        <w:tc>
+          <w:tcPr>
+            <w:vAlign w:val="center"/>
+            <w:tcMar>
+              <w:top w:w="80" w:type="dxa"/>
+              <w:bottom w:w="80" w:type="dxa"/>
+              <w:start w:w="120" w:type="dxa"/>
+              <w:end w:w="120" w:type="dxa"/>
+            </w:tcMar>
+            <w:tcW w:w="1979" w:type="dxa"/>
+          </w:tcPr>
+          <w:p>
+            <w:pPr>
+              <w:pStyle w:val="Compact"/>
+              <w:spacing w:before="0" w:after="40" w:line="240" w:lineRule="auto"/>
+              <w:jc w:val="center"/>
+            </w:pPr>
+            <w:r>
+              <w:rPr>
+                <w:rFonts w:ascii="Times New Roman" w:hAnsi="Times New Roman"/>
+                <w:sz w:val="17"/>
+              </w:rPr>
+              <w:t xml:space="preserve">No guard / safe</w:t>
+            </w:r>
+          </w:p>
+        </w:tc>
+        <w:tc>
+          <w:tcPr>
+            <w:vAlign w:val="center"/>
+            <w:tcMar>
+              <w:top w:w="80" w:type="dxa"/>
+              <w:bottom w:w="80" w:type="dxa"/>
+              <w:start w:w="120" w:type="dxa"/>
+              <w:end w:w="120" w:type="dxa"/>
+            </w:tcMar>
+            <w:tcW w:w="1903" w:type="dxa"/>
+          </w:tcPr>
+          <w:p>
+            <w:pPr>
+              <w:pStyle w:val="Compact"/>
+              <w:spacing w:before="0" w:after="40" w:line="240" w:lineRule="auto"/>
+              <w:jc w:val="center"/>
+            </w:pPr>
+            <w:r>
+              <w:rPr>
+                <w:rFonts w:ascii="Times New Roman" w:hAnsi="Times New Roman"/>
+                <w:sz w:val="17"/>
+              </w:rPr>
+              <w:t xml:space="preserve">3/12</w:t>
+            </w:r>
+          </w:p>
+        </w:tc>
+        <w:tc>
+          <w:tcPr>
+            <w:vAlign w:val="center"/>
+            <w:tcMar>
+              <w:top w:w="80" w:type="dxa"/>
+              <w:bottom w:w="80" w:type="dxa"/>
+              <w:start w:w="120" w:type="dxa"/>
+              <w:end w:w="120" w:type="dxa"/>
+            </w:tcMar>
+            <w:tcW w:w="2156" w:type="dxa"/>
+          </w:tcPr>
+          <w:p>
+            <w:pPr>
+              <w:pStyle w:val="Compact"/>
+              <w:spacing w:before="0" w:after="40" w:line="240" w:lineRule="auto"/>
+              <w:jc w:val="center"/>
+            </w:pPr>
+            <w:r>
+              <w:rPr>
+                <w:rFonts w:ascii="Times New Roman" w:hAnsi="Times New Roman"/>
+                <w:sz w:val="17"/>
+              </w:rPr>
+              <w:t xml:space="preserve">6/8</w:t>
+            </w:r>
+          </w:p>
+        </w:tc>
+      </w:tr>
+      <w:tr>
+        <w:trPr>
+          <w:cantSplit/>
+        </w:trPr>
+        <w:tc>
+          <w:tcPr>
+            <w:vAlign w:val="center"/>
+            <w:tcMar>
+              <w:top w:w="80" w:type="dxa"/>
+              <w:bottom w:w="80" w:type="dxa"/>
+              <w:start w:w="120" w:type="dxa"/>
+              <w:end w:w="120" w:type="dxa"/>
+            </w:tcMar>
+            <w:tcW w:w="1686" w:type="dxa"/>
+          </w:tcPr>
+          <w:p>
+            <w:pPr>
+              <w:pStyle w:val="Compact"/>
+              <w:spacing w:before="0" w:after="40" w:line="240" w:lineRule="auto"/>
+              <w:jc w:val="left"/>
+            </w:pPr>
+            <w:r>
+              <w:rPr>
+                <w:rFonts w:ascii="Times New Roman" w:hAnsi="Times New Roman"/>
+                <w:sz w:val="17"/>
+              </w:rPr>
+              <w:t xml:space="preserve">V4 Pro</w:t>
+            </w:r>
+          </w:p>
+        </w:tc>
+        <w:tc>
+          <w:tcPr>
+            <w:vAlign w:val="center"/>
+            <w:tcMar>
+              <w:top w:w="80" w:type="dxa"/>
+              <w:bottom w:w="80" w:type="dxa"/>
+              <w:start w:w="120" w:type="dxa"/>
+              <w:end w:w="120" w:type="dxa"/>
+            </w:tcMar>
+            <w:tcW w:w="1636" w:type="dxa"/>
+          </w:tcPr>
+          <w:p>
+            <w:pPr>
+              <w:pStyle w:val="Compact"/>
+              <w:spacing w:before="0" w:after="40" w:line="240" w:lineRule="auto"/>
+              <w:jc w:val="left"/>
+            </w:pPr>
+            <w:r>
+              <w:rPr>
+                <w:rFonts w:ascii="Times New Roman" w:hAnsi="Times New Roman"/>
+                <w:sz w:val="17"/>
+              </w:rPr>
+              <w:t xml:space="preserve">AgentDojo</w:t>
+            </w:r>
+          </w:p>
+        </w:tc>
+        <w:tc>
+          <w:tcPr>
+            <w:vAlign w:val="center"/>
+            <w:tcMar>
+              <w:top w:w="80" w:type="dxa"/>
+              <w:bottom w:w="80" w:type="dxa"/>
+              <w:start w:w="120" w:type="dxa"/>
+              <w:end w:w="120" w:type="dxa"/>
+            </w:tcMar>
+            <w:tcW w:w="1979" w:type="dxa"/>
+          </w:tcPr>
+          <w:p>
+            <w:pPr>
+              <w:pStyle w:val="Compact"/>
+              <w:spacing w:before="0" w:after="40" w:line="240" w:lineRule="auto"/>
+              <w:jc w:val="center"/>
+            </w:pPr>
+            <w:r>
+              <w:rPr>
+                <w:rFonts w:ascii="Times New Roman" w:hAnsi="Times New Roman"/>
+                <w:sz w:val="17"/>
+              </w:rPr>
+              <w:t xml:space="preserve">Policy / normal</w:t>
+            </w:r>
+          </w:p>
+        </w:tc>
+        <w:tc>
+          <w:tcPr>
+            <w:vAlign w:val="center"/>
+            <w:tcMar>
+              <w:top w:w="80" w:type="dxa"/>
+              <w:bottom w:w="80" w:type="dxa"/>
+              <w:start w:w="120" w:type="dxa"/>
+              <w:end w:w="120" w:type="dxa"/>
+            </w:tcMar>
+            <w:tcW w:w="1903" w:type="dxa"/>
+          </w:tcPr>
+          <w:p>
+            <w:pPr>
+              <w:pStyle w:val="Compact"/>
+              <w:spacing w:before="0" w:after="40" w:line="240" w:lineRule="auto"/>
+              <w:jc w:val="center"/>
+            </w:pPr>
+            <w:r>
+              <w:rPr>
+                <w:rFonts w:ascii="Times New Roman" w:hAnsi="Times New Roman"/>
+                <w:sz w:val="17"/>
+              </w:rPr>
+              <w:t xml:space="preserve">2/12</w:t>
+            </w:r>
+          </w:p>
+        </w:tc>
+        <w:tc>
+          <w:tcPr>
+            <w:vAlign w:val="center"/>
+            <w:tcMar>
+              <w:top w:w="80" w:type="dxa"/>
+              <w:bottom w:w="80" w:type="dxa"/>
+              <w:start w:w="120" w:type="dxa"/>
+              <w:end w:w="120" w:type="dxa"/>
+            </w:tcMar>
+            <w:tcW w:w="2156" w:type="dxa"/>
+          </w:tcPr>
+          <w:p>
+            <w:pPr>
+              <w:pStyle w:val="Compact"/>
+              <w:spacing w:before="0" w:after="40" w:line="240" w:lineRule="auto"/>
+              <w:jc w:val="center"/>
+            </w:pPr>
+            <w:r>
+              <w:rPr>
+                <w:rFonts w:ascii="Times New Roman" w:hAnsi="Times New Roman"/>
+                <w:sz w:val="17"/>
+              </w:rPr>
+              <w:t xml:space="preserve">3/8</w:t>
+            </w:r>
+          </w:p>
+        </w:tc>
+      </w:tr>
+      <w:tr>
+        <w:trPr>
+          <w:cantSplit/>
+        </w:trPr>
+        <w:tc>
+          <w:tcPr>
+            <w:vAlign w:val="center"/>
+            <w:tcMar>
+              <w:top w:w="80" w:type="dxa"/>
+              <w:bottom w:w="80" w:type="dxa"/>
+              <w:start w:w="120" w:type="dxa"/>
+              <w:end w:w="120" w:type="dxa"/>
+            </w:tcMar>
+            <w:tcW w:w="1686" w:type="dxa"/>
+          </w:tcPr>
+          <w:p>
+            <w:pPr>
+              <w:pStyle w:val="Compact"/>
+              <w:spacing w:before="0" w:after="40" w:line="240" w:lineRule="auto"/>
+              <w:jc w:val="left"/>
+            </w:pPr>
+            <w:r>
+              <w:rPr>
+                <w:rFonts w:ascii="Times New Roman" w:hAnsi="Times New Roman"/>
+                <w:sz w:val="17"/>
+              </w:rPr>
+              <w:t xml:space="preserve">V4 Pro</w:t>
+            </w:r>
+          </w:p>
+        </w:tc>
+        <w:tc>
+          <w:tcPr>
+            <w:vAlign w:val="center"/>
+            <w:tcMar>
+              <w:top w:w="80" w:type="dxa"/>
+              <w:bottom w:w="80" w:type="dxa"/>
+              <w:start w:w="120" w:type="dxa"/>
+              <w:end w:w="120" w:type="dxa"/>
+            </w:tcMar>
+            <w:tcW w:w="1636" w:type="dxa"/>
+          </w:tcPr>
+          <w:p>
+            <w:pPr>
+              <w:pStyle w:val="Compact"/>
+              <w:spacing w:before="0" w:after="40" w:line="240" w:lineRule="auto"/>
+              <w:jc w:val="left"/>
+            </w:pPr>
+            <w:r>
+              <w:rPr>
+                <w:rFonts w:ascii="Times New Roman" w:hAnsi="Times New Roman"/>
+                <w:sz w:val="17"/>
+              </w:rPr>
+              <w:t xml:space="preserve">AgentDojo</w:t>
+            </w:r>
+          </w:p>
+        </w:tc>
+        <w:tc>
+          <w:tcPr>
+            <w:vAlign w:val="center"/>
+            <w:tcMar>
+              <w:top w:w="80" w:type="dxa"/>
+              <w:bottom w:w="80" w:type="dxa"/>
+              <w:start w:w="120" w:type="dxa"/>
+              <w:end w:w="120" w:type="dxa"/>
+            </w:tcMar>
+            <w:tcW w:w="1979" w:type="dxa"/>
+          </w:tcPr>
+          <w:p>
+            <w:pPr>
+              <w:pStyle w:val="Compact"/>
+              <w:spacing w:before="0" w:after="40" w:line="240" w:lineRule="auto"/>
+              <w:jc w:val="center"/>
+            </w:pPr>
+            <w:r>
+              <w:rPr>
+                <w:rFonts w:ascii="Times New Roman" w:hAnsi="Times New Roman"/>
+                <w:sz w:val="17"/>
+              </w:rPr>
+              <w:t xml:space="preserve">Policy / safe</w:t>
+            </w:r>
+          </w:p>
+        </w:tc>
+        <w:tc>
+          <w:tcPr>
+            <w:vAlign w:val="center"/>
+            <w:tcMar>
+              <w:top w:w="80" w:type="dxa"/>
+              <w:bottom w:w="80" w:type="dxa"/>
+              <w:start w:w="120" w:type="dxa"/>
+              <w:end w:w="120" w:type="dxa"/>
+            </w:tcMar>
+            <w:tcW w:w="1903" w:type="dxa"/>
+          </w:tcPr>
+          <w:p>
+            <w:pPr>
+              <w:pStyle w:val="Compact"/>
+              <w:spacing w:before="0" w:after="40" w:line="240" w:lineRule="auto"/>
+              <w:jc w:val="center"/>
+            </w:pPr>
+            <w:r>
+              <w:rPr>
+                <w:rFonts w:ascii="Times New Roman" w:hAnsi="Times New Roman"/>
+                <w:sz w:val="17"/>
+              </w:rPr>
+              <w:t xml:space="preserve">2/12</w:t>
+            </w:r>
+          </w:p>
+        </w:tc>
+        <w:tc>
+          <w:tcPr>
+            <w:vAlign w:val="center"/>
+            <w:tcMar>
+              <w:top w:w="80" w:type="dxa"/>
+              <w:bottom w:w="80" w:type="dxa"/>
+              <w:start w:w="120" w:type="dxa"/>
+              <w:end w:w="120" w:type="dxa"/>
+            </w:tcMar>
+            <w:tcW w:w="2156" w:type="dxa"/>
+          </w:tcPr>
+          <w:p>
+            <w:pPr>
+              <w:pStyle w:val="Compact"/>
+              <w:spacing w:before="0" w:after="40" w:line="240" w:lineRule="auto"/>
+              <w:jc w:val="center"/>
+            </w:pPr>
+            <w:r>
+              <w:rPr>
+                <w:rFonts w:ascii="Times New Roman" w:hAnsi="Times New Roman"/>
+                <w:sz w:val="17"/>
+              </w:rPr>
+              <w:t xml:space="preserve">3/8</w:t>
+            </w:r>
+          </w:p>
+        </w:tc>
+      </w:tr>
+      <w:tr>
+        <w:trPr>
+          <w:cantSplit/>
+        </w:trPr>
+        <w:tc>
+          <w:tcPr>
+            <w:vAlign w:val="center"/>
+            <w:tcMar>
+              <w:top w:w="80" w:type="dxa"/>
+              <w:bottom w:w="80" w:type="dxa"/>
+              <w:start w:w="120" w:type="dxa"/>
+              <w:end w:w="120" w:type="dxa"/>
+            </w:tcMar>
+            <w:tcW w:w="1686" w:type="dxa"/>
+          </w:tcPr>
+          <w:p>
+            <w:pPr>
+              <w:pStyle w:val="Compact"/>
+              <w:spacing w:before="0" w:after="40" w:line="240" w:lineRule="auto"/>
+              <w:jc w:val="left"/>
+            </w:pPr>
+            <w:r>
+              <w:rPr>
+                <w:rFonts w:ascii="Times New Roman" w:hAnsi="Times New Roman"/>
+                <w:sz w:val="17"/>
+              </w:rPr>
+              <w:t xml:space="preserve">V4 Pro</w:t>
+            </w:r>
+          </w:p>
+        </w:tc>
+        <w:tc>
+          <w:tcPr>
+            <w:vAlign w:val="center"/>
+            <w:tcMar>
+              <w:top w:w="80" w:type="dxa"/>
+              <w:bottom w:w="80" w:type="dxa"/>
+              <w:start w:w="120" w:type="dxa"/>
+              <w:end w:w="120" w:type="dxa"/>
+            </w:tcMar>
+            <w:tcW w:w="1636" w:type="dxa"/>
+          </w:tcPr>
+          <w:p>
+            <w:pPr>
+              <w:pStyle w:val="Compact"/>
+              <w:spacing w:before="0" w:after="40" w:line="240" w:lineRule="auto"/>
+              <w:jc w:val="left"/>
+            </w:pPr>
+            <w:r>
+              <w:rPr>
+                <w:rFonts w:ascii="Times New Roman" w:hAnsi="Times New Roman"/>
+                <w:sz w:val="17"/>
+              </w:rPr>
+              <w:t xml:space="preserve">AgentDojo</w:t>
+            </w:r>
+          </w:p>
+        </w:tc>
+        <w:tc>
+          <w:tcPr>
+            <w:vAlign w:val="center"/>
+            <w:tcMar>
+              <w:top w:w="80" w:type="dxa"/>
+              <w:bottom w:w="80" w:type="dxa"/>
+              <w:start w:w="120" w:type="dxa"/>
+              <w:end w:w="120" w:type="dxa"/>
+            </w:tcMar>
+            <w:tcW w:w="1979" w:type="dxa"/>
+          </w:tcPr>
+          <w:p>
+            <w:pPr>
+              <w:pStyle w:val="Compact"/>
+              <w:spacing w:before="0" w:after="40" w:line="240" w:lineRule="auto"/>
+              <w:jc w:val="center"/>
+            </w:pPr>
+            <w:r>
+              <w:rPr>
+                <w:rFonts w:ascii="Times New Roman" w:hAnsi="Times New Roman"/>
+                <w:sz w:val="17"/>
+              </w:rPr>
+              <w:t xml:space="preserve">Full / normal</w:t>
+            </w:r>
+          </w:p>
+        </w:tc>
+        <w:tc>
+          <w:tcPr>
+            <w:vAlign w:val="center"/>
+            <w:tcMar>
+              <w:top w:w="80" w:type="dxa"/>
+              <w:bottom w:w="80" w:type="dxa"/>
+              <w:start w:w="120" w:type="dxa"/>
+              <w:end w:w="120" w:type="dxa"/>
+            </w:tcMar>
+            <w:tcW w:w="1903" w:type="dxa"/>
+          </w:tcPr>
+          <w:p>
+            <w:pPr>
+              <w:pStyle w:val="Compact"/>
+              <w:spacing w:before="0" w:after="40" w:line="240" w:lineRule="auto"/>
+              <w:jc w:val="center"/>
+            </w:pPr>
+            <w:r>
+              <w:rPr>
+                <w:rFonts w:ascii="Times New Roman" w:hAnsi="Times New Roman"/>
+                <w:sz w:val="17"/>
+              </w:rPr>
+              <w:t xml:space="preserve">0/12</w:t>
+            </w:r>
+          </w:p>
+        </w:tc>
+        <w:tc>
+          <w:tcPr>
+            <w:vAlign w:val="center"/>
+            <w:tcMar>
+              <w:top w:w="80" w:type="dxa"/>
+              <w:bottom w:w="80" w:type="dxa"/>
+              <w:start w:w="120" w:type="dxa"/>
+              <w:end w:w="120" w:type="dxa"/>
+            </w:tcMar>
+            <w:tcW w:w="2156" w:type="dxa"/>
+          </w:tcPr>
+          <w:p>
+            <w:pPr>
+              <w:pStyle w:val="Compact"/>
+              <w:spacing w:before="0" w:after="40" w:line="240" w:lineRule="auto"/>
+              <w:jc w:val="center"/>
+            </w:pPr>
+            <w:r>
+              <w:rPr>
+                <w:rFonts w:ascii="Times New Roman" w:hAnsi="Times New Roman"/>
+                <w:sz w:val="17"/>
+              </w:rPr>
+              <w:t xml:space="preserve">3/8</w:t>
+            </w:r>
+          </w:p>
+        </w:tc>
+      </w:tr>
+      <w:tr>
+        <w:trPr>
+          <w:cantSplit/>
+        </w:trPr>
+        <w:tc>
+          <w:tcPr>
+            <w:vAlign w:val="center"/>
+            <w:tcMar>
+              <w:top w:w="80" w:type="dxa"/>
+              <w:bottom w:w="80" w:type="dxa"/>
+              <w:start w:w="120" w:type="dxa"/>
+              <w:end w:w="120" w:type="dxa"/>
+            </w:tcMar>
+            <w:tcW w:w="1686" w:type="dxa"/>
+          </w:tcPr>
+          <w:p>
+            <w:pPr>
+              <w:pStyle w:val="Compact"/>
+              <w:spacing w:before="0" w:after="40" w:line="240" w:lineRule="auto"/>
+              <w:jc w:val="left"/>
+            </w:pPr>
+            <w:r>
+              <w:rPr>
+                <w:rFonts w:ascii="Times New Roman" w:hAnsi="Times New Roman"/>
+                <w:sz w:val="17"/>
+              </w:rPr>
+              <w:t xml:space="preserve">V4 Pro</w:t>
+            </w:r>
+          </w:p>
+        </w:tc>
+        <w:tc>
+          <w:tcPr>
+            <w:vAlign w:val="center"/>
+            <w:tcMar>
+              <w:top w:w="80" w:type="dxa"/>
+              <w:bottom w:w="80" w:type="dxa"/>
+              <w:start w:w="120" w:type="dxa"/>
+              <w:end w:w="120" w:type="dxa"/>
+            </w:tcMar>
+            <w:tcW w:w="1636" w:type="dxa"/>
+          </w:tcPr>
+          <w:p>
+            <w:pPr>
+              <w:pStyle w:val="Compact"/>
+              <w:spacing w:before="0" w:after="40" w:line="240" w:lineRule="auto"/>
+              <w:jc w:val="left"/>
+            </w:pPr>
+            <w:r>
+              <w:rPr>
+                <w:rFonts w:ascii="Times New Roman" w:hAnsi="Times New Roman"/>
+                <w:sz w:val="17"/>
+              </w:rPr>
+              <w:t xml:space="preserve">AgentDojo</w:t>
+            </w:r>
+          </w:p>
+        </w:tc>
+        <w:tc>
+          <w:tcPr>
+            <w:vAlign w:val="center"/>
+            <w:tcMar>
+              <w:top w:w="80" w:type="dxa"/>
+              <w:bottom w:w="80" w:type="dxa"/>
+              <w:start w:w="120" w:type="dxa"/>
+              <w:end w:w="120" w:type="dxa"/>
+            </w:tcMar>
+            <w:tcW w:w="1979" w:type="dxa"/>
+          </w:tcPr>
+          <w:p>
+            <w:pPr>
+              <w:pStyle w:val="Compact"/>
+              <w:spacing w:before="0" w:after="40" w:line="240" w:lineRule="auto"/>
+              <w:jc w:val="center"/>
+            </w:pPr>
+            <w:r>
+              <w:rPr>
+                <w:rFonts w:ascii="Times New Roman" w:hAnsi="Times New Roman"/>
+                <w:sz w:val="17"/>
+              </w:rPr>
+              <w:t xml:space="preserve">Full / safe</w:t>
+            </w:r>
+          </w:p>
+        </w:tc>
+        <w:tc>
+          <w:tcPr>
+            <w:vAlign w:val="center"/>
+            <w:tcMar>
+              <w:top w:w="80" w:type="dxa"/>
+              <w:bottom w:w="80" w:type="dxa"/>
+              <w:start w:w="120" w:type="dxa"/>
+              <w:end w:w="120" w:type="dxa"/>
+            </w:tcMar>
+            <w:tcW w:w="1903" w:type="dxa"/>
+          </w:tcPr>
+          <w:p>
+            <w:pPr>
+              <w:pStyle w:val="Compact"/>
+              <w:spacing w:before="0" w:after="40" w:line="240" w:lineRule="auto"/>
+              <w:jc w:val="center"/>
+            </w:pPr>
+            <w:r>
+              <w:rPr>
+                <w:rFonts w:ascii="Times New Roman" w:hAnsi="Times New Roman"/>
+                <w:sz w:val="17"/>
+              </w:rPr>
+              <w:t xml:space="preserve">0/12</w:t>
+            </w:r>
+          </w:p>
+        </w:tc>
+        <w:tc>
+          <w:tcPr>
+            <w:vAlign w:val="center"/>
+            <w:tcMar>
+              <w:top w:w="80" w:type="dxa"/>
+              <w:bottom w:w="80" w:type="dxa"/>
+              <w:start w:w="120" w:type="dxa"/>
+              <w:end w:w="120" w:type="dxa"/>
+            </w:tcMar>
+            <w:tcW w:w="2156" w:type="dxa"/>
+          </w:tcPr>
+          <w:p>
+            <w:pPr>
+              <w:pStyle w:val="Compact"/>
+              <w:spacing w:before="0" w:after="40" w:line="240" w:lineRule="auto"/>
+              <w:jc w:val="center"/>
+            </w:pPr>
+            <w:r>
+              <w:rPr>
+                <w:rFonts w:ascii="Times New Roman" w:hAnsi="Times New Roman"/>
+                <w:sz w:val="17"/>
+              </w:rPr>
+              <w:t xml:space="preserve">3/8</w:t>
+            </w:r>
+          </w:p>
+        </w:tc>
+      </w:tr>
+      <w:tr>
+        <w:trPr>
+          <w:cantSplit/>
+        </w:trPr>
+        <w:tc>
+          <w:tcPr>
+            <w:vAlign w:val="center"/>
+            <w:tcMar>
+              <w:top w:w="80" w:type="dxa"/>
+              <w:bottom w:w="80" w:type="dxa"/>
+              <w:start w:w="120" w:type="dxa"/>
+              <w:end w:w="120" w:type="dxa"/>
+            </w:tcMar>
+            <w:tcW w:w="1686" w:type="dxa"/>
+          </w:tcPr>
+          <w:p>
+            <w:pPr>
+              <w:pStyle w:val="Compact"/>
+              <w:spacing w:before="0" w:after="40" w:line="240" w:lineRule="auto"/>
+              <w:jc w:val="left"/>
+            </w:pPr>
+            <w:r>
+              <w:rPr>
+                <w:rFonts w:ascii="Times New Roman" w:hAnsi="Times New Roman"/>
+                <w:sz w:val="17"/>
+              </w:rPr>
+              <w:t xml:space="preserve">V4 Pro</w:t>
+            </w:r>
+          </w:p>
+        </w:tc>
+        <w:tc>
+          <w:tcPr>
+            <w:vAlign w:val="center"/>
+            <w:tcMar>
+              <w:top w:w="80" w:type="dxa"/>
+              <w:bottom w:w="80" w:type="dxa"/>
+              <w:start w:w="120" w:type="dxa"/>
+              <w:end w:w="120" w:type="dxa"/>
+            </w:tcMar>
+            <w:tcW w:w="1636" w:type="dxa"/>
+          </w:tcPr>
+          <w:p>
+            <w:pPr>
+              <w:pStyle w:val="Compact"/>
+              <w:spacing w:before="0" w:after="40" w:line="240" w:lineRule="auto"/>
+              <w:jc w:val="left"/>
+            </w:pPr>
+            <w:r>
+              <w:rPr>
+                <w:rFonts w:ascii="Times New Roman" w:hAnsi="Times New Roman"/>
+                <w:sz w:val="17"/>
+              </w:rPr>
+              <w:t xml:space="preserve">M3-v2</w:t>
+            </w:r>
+          </w:p>
+        </w:tc>
+        <w:tc>
+          <w:tcPr>
+            <w:vAlign w:val="center"/>
+            <w:tcMar>
+              <w:top w:w="80" w:type="dxa"/>
+              <w:bottom w:w="80" w:type="dxa"/>
+              <w:start w:w="120" w:type="dxa"/>
+              <w:end w:w="120" w:type="dxa"/>
+            </w:tcMar>
+            <w:tcW w:w="1979" w:type="dxa"/>
+          </w:tcPr>
+          <w:p>
+            <w:pPr>
+              <w:pStyle w:val="Compact"/>
+              <w:spacing w:before="0" w:after="40" w:line="240" w:lineRule="auto"/>
+              <w:jc w:val="center"/>
+            </w:pPr>
+            <w:r>
+              <w:rPr>
+                <w:rFonts w:ascii="Times New Roman" w:hAnsi="Times New Roman"/>
+                <w:sz w:val="17"/>
+              </w:rPr>
+              <w:t xml:space="preserve">No guard / normal</w:t>
+            </w:r>
+          </w:p>
+        </w:tc>
+        <w:tc>
+          <w:tcPr>
+            <w:vAlign w:val="center"/>
+            <w:tcMar>
+              <w:top w:w="80" w:type="dxa"/>
+              <w:bottom w:w="80" w:type="dxa"/>
+              <w:start w:w="120" w:type="dxa"/>
+              <w:end w:w="120" w:type="dxa"/>
+            </w:tcMar>
+            <w:tcW w:w="1903" w:type="dxa"/>
+          </w:tcPr>
+          <w:p>
+            <w:pPr>
+              <w:pStyle w:val="Compact"/>
+              <w:spacing w:before="0" w:after="40" w:line="240" w:lineRule="auto"/>
+              <w:jc w:val="center"/>
+            </w:pPr>
+            <w:r>
+              <w:rPr>
+                <w:rFonts w:ascii="Times New Roman" w:hAnsi="Times New Roman"/>
+                <w:sz w:val="17"/>
+              </w:rPr>
+              <w:t xml:space="preserve">0/12</w:t>
+            </w:r>
+          </w:p>
+        </w:tc>
+        <w:tc>
+          <w:tcPr>
+            <w:vAlign w:val="center"/>
+            <w:tcMar>
+              <w:top w:w="80" w:type="dxa"/>
+              <w:bottom w:w="80" w:type="dxa"/>
+              <w:start w:w="120" w:type="dxa"/>
+              <w:end w:w="120" w:type="dxa"/>
+            </w:tcMar>
+            <w:tcW w:w="2156" w:type="dxa"/>
+          </w:tcPr>
+          <w:p>
+            <w:pPr>
+              <w:pStyle w:val="Compact"/>
+              <w:spacing w:before="0" w:after="40" w:line="240" w:lineRule="auto"/>
+              <w:jc w:val="center"/>
+            </w:pPr>
+            <w:r>
+              <w:rPr>
+                <w:rFonts w:ascii="Times New Roman" w:hAnsi="Times New Roman"/>
+                <w:sz w:val="17"/>
+              </w:rPr>
+              <w:t xml:space="preserve">6/8</w:t>
+            </w:r>
+          </w:p>
+        </w:tc>
+      </w:tr>
+      <w:tr>
+        <w:trPr>
+          <w:cantSplit/>
+        </w:trPr>
+        <w:tc>
+          <w:tcPr>
+            <w:vAlign w:val="center"/>
+            <w:tcMar>
+              <w:top w:w="80" w:type="dxa"/>
+              <w:bottom w:w="80" w:type="dxa"/>
+              <w:start w:w="120" w:type="dxa"/>
+              <w:end w:w="120" w:type="dxa"/>
+            </w:tcMar>
+            <w:tcW w:w="1686" w:type="dxa"/>
+          </w:tcPr>
+          <w:p>
+            <w:pPr>
+              <w:pStyle w:val="Compact"/>
+              <w:spacing w:before="0" w:after="40" w:line="240" w:lineRule="auto"/>
+              <w:jc w:val="left"/>
+            </w:pPr>
+            <w:r>
+              <w:rPr>
+                <w:rFonts w:ascii="Times New Roman" w:hAnsi="Times New Roman"/>
+                <w:sz w:val="17"/>
+              </w:rPr>
+              <w:t xml:space="preserve">V4 Pro</w:t>
+            </w:r>
+          </w:p>
+        </w:tc>
+        <w:tc>
+          <w:tcPr>
+            <w:vAlign w:val="center"/>
+            <w:tcMar>
+              <w:top w:w="80" w:type="dxa"/>
+              <w:bottom w:w="80" w:type="dxa"/>
+              <w:start w:w="120" w:type="dxa"/>
+              <w:end w:w="120" w:type="dxa"/>
+            </w:tcMar>
+            <w:tcW w:w="1636" w:type="dxa"/>
+          </w:tcPr>
+          <w:p>
+            <w:pPr>
+              <w:pStyle w:val="Compact"/>
+              <w:spacing w:before="0" w:after="40" w:line="240" w:lineRule="auto"/>
+              <w:jc w:val="left"/>
+            </w:pPr>
+            <w:r>
+              <w:rPr>
+                <w:rFonts w:ascii="Times New Roman" w:hAnsi="Times New Roman"/>
+                <w:sz w:val="17"/>
+              </w:rPr>
+              <w:t xml:space="preserve">M3-v2</w:t>
+            </w:r>
+          </w:p>
+        </w:tc>
+        <w:tc>
+          <w:tcPr>
+            <w:vAlign w:val="center"/>
+            <w:tcMar>
+              <w:top w:w="80" w:type="dxa"/>
+              <w:bottom w:w="80" w:type="dxa"/>
+              <w:start w:w="120" w:type="dxa"/>
+              <w:end w:w="120" w:type="dxa"/>
+            </w:tcMar>
+            <w:tcW w:w="1979" w:type="dxa"/>
+          </w:tcPr>
+          <w:p>
+            <w:pPr>
+              <w:pStyle w:val="Compact"/>
+              <w:spacing w:before="0" w:after="40" w:line="240" w:lineRule="auto"/>
+              <w:jc w:val="center"/>
+            </w:pPr>
+            <w:r>
+              <w:rPr>
+                <w:rFonts w:ascii="Times New Roman" w:hAnsi="Times New Roman"/>
+                <w:sz w:val="17"/>
+              </w:rPr>
+              <w:t xml:space="preserve">No guard / safe</w:t>
+            </w:r>
+          </w:p>
+        </w:tc>
+        <w:tc>
+          <w:tcPr>
+            <w:vAlign w:val="center"/>
+            <w:tcMar>
+              <w:top w:w="80" w:type="dxa"/>
+              <w:bottom w:w="80" w:type="dxa"/>
+              <w:start w:w="120" w:type="dxa"/>
+              <w:end w:w="120" w:type="dxa"/>
+            </w:tcMar>
+            <w:tcW w:w="1903" w:type="dxa"/>
+          </w:tcPr>
+          <w:p>
+            <w:pPr>
+              <w:pStyle w:val="Compact"/>
+              <w:spacing w:before="0" w:after="40" w:line="240" w:lineRule="auto"/>
+              <w:jc w:val="center"/>
+            </w:pPr>
+            <w:r>
+              <w:rPr>
+                <w:rFonts w:ascii="Times New Roman" w:hAnsi="Times New Roman"/>
+                <w:sz w:val="17"/>
+              </w:rPr>
+              <w:t xml:space="preserve">0/12</w:t>
+            </w:r>
+          </w:p>
+        </w:tc>
+        <w:tc>
+          <w:tcPr>
+            <w:vAlign w:val="center"/>
+            <w:tcMar>
+              <w:top w:w="80" w:type="dxa"/>
+              <w:bottom w:w="80" w:type="dxa"/>
+              <w:start w:w="120" w:type="dxa"/>
+              <w:end w:w="120" w:type="dxa"/>
+            </w:tcMar>
+            <w:tcW w:w="2156" w:type="dxa"/>
+          </w:tcPr>
+          <w:p>
+            <w:pPr>
+              <w:pStyle w:val="Compact"/>
+              <w:spacing w:before="0" w:after="40" w:line="240" w:lineRule="auto"/>
+              <w:jc w:val="center"/>
+            </w:pPr>
+            <w:r>
+              <w:rPr>
+                <w:rFonts w:ascii="Times New Roman" w:hAnsi="Times New Roman"/>
+                <w:sz w:val="17"/>
+              </w:rPr>
+              <w:t xml:space="preserve">6/8</w:t>
+            </w:r>
+          </w:p>
+        </w:tc>
+      </w:tr>
+      <w:tr>
+        <w:trPr>
+          <w:cantSplit/>
+        </w:trPr>
+        <w:tc>
+          <w:tcPr>
+            <w:vAlign w:val="center"/>
+            <w:tcMar>
+              <w:top w:w="80" w:type="dxa"/>
+              <w:bottom w:w="80" w:type="dxa"/>
+              <w:start w:w="120" w:type="dxa"/>
+              <w:end w:w="120" w:type="dxa"/>
+            </w:tcMar>
+            <w:tcW w:w="1686" w:type="dxa"/>
+          </w:tcPr>
+          <w:p>
+            <w:pPr>
+              <w:pStyle w:val="Compact"/>
+              <w:spacing w:before="0" w:after="40" w:line="240" w:lineRule="auto"/>
+              <w:jc w:val="left"/>
+            </w:pPr>
+            <w:r>
+              <w:rPr>
+                <w:rFonts w:ascii="Times New Roman" w:hAnsi="Times New Roman"/>
+                <w:sz w:val="17"/>
+              </w:rPr>
+              <w:t xml:space="preserve">V4 Pro</w:t>
+            </w:r>
+          </w:p>
+        </w:tc>
+        <w:tc>
+          <w:tcPr>
+            <w:vAlign w:val="center"/>
+            <w:tcMar>
+              <w:top w:w="80" w:type="dxa"/>
+              <w:bottom w:w="80" w:type="dxa"/>
+              <w:start w:w="120" w:type="dxa"/>
+              <w:end w:w="120" w:type="dxa"/>
+            </w:tcMar>
+            <w:tcW w:w="1636" w:type="dxa"/>
+          </w:tcPr>
+          <w:p>
+            <w:pPr>
+              <w:pStyle w:val="Compact"/>
+              <w:spacing w:before="0" w:after="40" w:line="240" w:lineRule="auto"/>
+              <w:jc w:val="left"/>
+            </w:pPr>
+            <w:r>
+              <w:rPr>
+                <w:rFonts w:ascii="Times New Roman" w:hAnsi="Times New Roman"/>
+                <w:sz w:val="17"/>
+              </w:rPr>
+              <w:t xml:space="preserve">M3-v2</w:t>
+            </w:r>
+          </w:p>
+        </w:tc>
+        <w:tc>
+          <w:tcPr>
+            <w:vAlign w:val="center"/>
+            <w:tcMar>
+              <w:top w:w="80" w:type="dxa"/>
+              <w:bottom w:w="80" w:type="dxa"/>
+              <w:start w:w="120" w:type="dxa"/>
+              <w:end w:w="120" w:type="dxa"/>
+            </w:tcMar>
+            <w:tcW w:w="1979" w:type="dxa"/>
+          </w:tcPr>
+          <w:p>
+            <w:pPr>
+              <w:pStyle w:val="Compact"/>
+              <w:spacing w:before="0" w:after="40" w:line="240" w:lineRule="auto"/>
+              <w:jc w:val="center"/>
+            </w:pPr>
+            <w:r>
+              <w:rPr>
+                <w:rFonts w:ascii="Times New Roman" w:hAnsi="Times New Roman"/>
+                <w:sz w:val="17"/>
+              </w:rPr>
+              <w:t xml:space="preserve">Policy / normal</w:t>
+            </w:r>
+          </w:p>
+        </w:tc>
+        <w:tc>
+          <w:tcPr>
+            <w:vAlign w:val="center"/>
+            <w:tcMar>
+              <w:top w:w="80" w:type="dxa"/>
+              <w:bottom w:w="80" w:type="dxa"/>
+              <w:start w:w="120" w:type="dxa"/>
+              <w:end w:w="120" w:type="dxa"/>
+            </w:tcMar>
+            <w:tcW w:w="1903" w:type="dxa"/>
+          </w:tcPr>
+          <w:p>
+            <w:pPr>
+              <w:pStyle w:val="Compact"/>
+              <w:spacing w:before="0" w:after="40" w:line="240" w:lineRule="auto"/>
+              <w:jc w:val="center"/>
+            </w:pPr>
+            <w:r>
+              <w:rPr>
+                <w:rFonts w:ascii="Times New Roman" w:hAnsi="Times New Roman"/>
+                <w:sz w:val="17"/>
+              </w:rPr>
+              <w:t xml:space="preserve">0/12</w:t>
+            </w:r>
+          </w:p>
+        </w:tc>
+        <w:tc>
+          <w:tcPr>
+            <w:vAlign w:val="center"/>
+            <w:tcMar>
+              <w:top w:w="80" w:type="dxa"/>
+              <w:bottom w:w="80" w:type="dxa"/>
+              <w:start w:w="120" w:type="dxa"/>
+              <w:end w:w="120" w:type="dxa"/>
+            </w:tcMar>
+            <w:tcW w:w="2156" w:type="dxa"/>
+          </w:tcPr>
+          <w:p>
+            <w:pPr>
+              <w:pStyle w:val="Compact"/>
+              <w:spacing w:before="0" w:after="40" w:line="240" w:lineRule="auto"/>
+              <w:jc w:val="center"/>
+            </w:pPr>
+            <w:r>
+              <w:rPr>
+                <w:rFonts w:ascii="Times New Roman" w:hAnsi="Times New Roman"/>
+                <w:sz w:val="17"/>
+              </w:rPr>
+              <w:t xml:space="preserve">6/8</w:t>
+            </w:r>
+          </w:p>
+        </w:tc>
+      </w:tr>
+      <w:tr>
+        <w:trPr>
+          <w:cantSplit/>
+        </w:trPr>
+        <w:tc>
+          <w:tcPr>
+            <w:vAlign w:val="center"/>
+            <w:tcMar>
+              <w:top w:w="80" w:type="dxa"/>
+              <w:bottom w:w="80" w:type="dxa"/>
+              <w:start w:w="120" w:type="dxa"/>
+              <w:end w:w="120" w:type="dxa"/>
+            </w:tcMar>
+            <w:tcW w:w="1686" w:type="dxa"/>
+          </w:tcPr>
+          <w:p>
+            <w:pPr>
+              <w:pStyle w:val="Compact"/>
+              <w:spacing w:before="0" w:after="40" w:line="240" w:lineRule="auto"/>
+              <w:jc w:val="left"/>
+            </w:pPr>
+            <w:r>
+              <w:rPr>
+                <w:rFonts w:ascii="Times New Roman" w:hAnsi="Times New Roman"/>
+                <w:sz w:val="17"/>
+              </w:rPr>
+              <w:t xml:space="preserve">V4 Pro</w:t>
+            </w:r>
+          </w:p>
+        </w:tc>
+        <w:tc>
+          <w:tcPr>
+            <w:vAlign w:val="center"/>
+            <w:tcMar>
+              <w:top w:w="80" w:type="dxa"/>
+              <w:bottom w:w="80" w:type="dxa"/>
+              <w:start w:w="120" w:type="dxa"/>
+              <w:end w:w="120" w:type="dxa"/>
+            </w:tcMar>
+            <w:tcW w:w="1636" w:type="dxa"/>
+          </w:tcPr>
+          <w:p>
+            <w:pPr>
+              <w:pStyle w:val="Compact"/>
+              <w:spacing w:before="0" w:after="40" w:line="240" w:lineRule="auto"/>
+              <w:jc w:val="left"/>
+            </w:pPr>
+            <w:r>
+              <w:rPr>
+                <w:rFonts w:ascii="Times New Roman" w:hAnsi="Times New Roman"/>
+                <w:sz w:val="17"/>
+              </w:rPr>
+              <w:t xml:space="preserve">M3-v2</w:t>
+            </w:r>
+          </w:p>
+        </w:tc>
+        <w:tc>
+          <w:tcPr>
+            <w:vAlign w:val="center"/>
+            <w:tcMar>
+              <w:top w:w="80" w:type="dxa"/>
+              <w:bottom w:w="80" w:type="dxa"/>
+              <w:start w:w="120" w:type="dxa"/>
+              <w:end w:w="120" w:type="dxa"/>
+            </w:tcMar>
+            <w:tcW w:w="1979" w:type="dxa"/>
+          </w:tcPr>
+          <w:p>
+            <w:pPr>
+              <w:pStyle w:val="Compact"/>
+              <w:spacing w:before="0" w:after="40" w:line="240" w:lineRule="auto"/>
+              <w:jc w:val="center"/>
+            </w:pPr>
+            <w:r>
+              <w:rPr>
+                <w:rFonts w:ascii="Times New Roman" w:hAnsi="Times New Roman"/>
+                <w:sz w:val="17"/>
+              </w:rPr>
+              <w:t xml:space="preserve">Policy / safe</w:t>
+            </w:r>
+          </w:p>
+        </w:tc>
+        <w:tc>
+          <w:tcPr>
+            <w:vAlign w:val="center"/>
+            <w:tcMar>
+              <w:top w:w="80" w:type="dxa"/>
+              <w:bottom w:w="80" w:type="dxa"/>
+              <w:start w:w="120" w:type="dxa"/>
+              <w:end w:w="120" w:type="dxa"/>
+            </w:tcMar>
+            <w:tcW w:w="1903" w:type="dxa"/>
+          </w:tcPr>
+          <w:p>
+            <w:pPr>
+              <w:pStyle w:val="Compact"/>
+              <w:spacing w:before="0" w:after="40" w:line="240" w:lineRule="auto"/>
+              <w:jc w:val="center"/>
+            </w:pPr>
+            <w:r>
+              <w:rPr>
+                <w:rFonts w:ascii="Times New Roman" w:hAnsi="Times New Roman"/>
+                <w:sz w:val="17"/>
+              </w:rPr>
+              <w:t xml:space="preserve">0/12</w:t>
+            </w:r>
+          </w:p>
+        </w:tc>
+        <w:tc>
+          <w:tcPr>
+            <w:vAlign w:val="center"/>
+            <w:tcMar>
+              <w:top w:w="80" w:type="dxa"/>
+              <w:bottom w:w="80" w:type="dxa"/>
+              <w:start w:w="120" w:type="dxa"/>
+              <w:end w:w="120" w:type="dxa"/>
+            </w:tcMar>
+            <w:tcW w:w="2156" w:type="dxa"/>
+          </w:tcPr>
+          <w:p>
+            <w:pPr>
+              <w:pStyle w:val="Compact"/>
+              <w:spacing w:before="0" w:after="40" w:line="240" w:lineRule="auto"/>
+              <w:jc w:val="center"/>
+            </w:pPr>
+            <w:r>
+              <w:rPr>
+                <w:rFonts w:ascii="Times New Roman" w:hAnsi="Times New Roman"/>
+                <w:sz w:val="17"/>
+              </w:rPr>
+              <w:t xml:space="preserve">4/8</w:t>
+            </w:r>
+          </w:p>
+        </w:tc>
+      </w:tr>
+      <w:tr>
+        <w:trPr>
+          <w:cantSplit/>
+        </w:trPr>
+        <w:tc>
+          <w:tcPr>
+            <w:vAlign w:val="center"/>
+            <w:tcMar>
+              <w:top w:w="80" w:type="dxa"/>
+              <w:bottom w:w="80" w:type="dxa"/>
+              <w:start w:w="120" w:type="dxa"/>
+              <w:end w:w="120" w:type="dxa"/>
+            </w:tcMar>
+            <w:tcW w:w="1686" w:type="dxa"/>
+          </w:tcPr>
+          <w:p>
+            <w:pPr>
+              <w:pStyle w:val="Compact"/>
+              <w:spacing w:before="0" w:after="40" w:line="240" w:lineRule="auto"/>
+              <w:jc w:val="left"/>
+            </w:pPr>
+            <w:r>
+              <w:rPr>
+                <w:rFonts w:ascii="Times New Roman" w:hAnsi="Times New Roman"/>
+                <w:sz w:val="17"/>
+              </w:rPr>
+              <w:t xml:space="preserve">V4 Pro</w:t>
+            </w:r>
+          </w:p>
+        </w:tc>
+        <w:tc>
+          <w:tcPr>
+            <w:vAlign w:val="center"/>
+            <w:tcMar>
+              <w:top w:w="80" w:type="dxa"/>
+              <w:bottom w:w="80" w:type="dxa"/>
+              <w:start w:w="120" w:type="dxa"/>
+              <w:end w:w="120" w:type="dxa"/>
+            </w:tcMar>
+            <w:tcW w:w="1636" w:type="dxa"/>
+          </w:tcPr>
+          <w:p>
+            <w:pPr>
+              <w:pStyle w:val="Compact"/>
+              <w:spacing w:before="0" w:after="40" w:line="240" w:lineRule="auto"/>
+              <w:jc w:val="left"/>
+            </w:pPr>
+            <w:r>
+              <w:rPr>
+                <w:rFonts w:ascii="Times New Roman" w:hAnsi="Times New Roman"/>
+                <w:sz w:val="17"/>
+              </w:rPr>
+              <w:t xml:space="preserve">M3-v2</w:t>
+            </w:r>
+          </w:p>
+        </w:tc>
+        <w:tc>
+          <w:tcPr>
+            <w:vAlign w:val="center"/>
+            <w:tcMar>
+              <w:top w:w="80" w:type="dxa"/>
+              <w:bottom w:w="80" w:type="dxa"/>
+              <w:start w:w="120" w:type="dxa"/>
+              <w:end w:w="120" w:type="dxa"/>
+            </w:tcMar>
+            <w:tcW w:w="1979" w:type="dxa"/>
+          </w:tcPr>
+          <w:p>
+            <w:pPr>
+              <w:pStyle w:val="Compact"/>
+              <w:spacing w:before="0" w:after="40" w:line="240" w:lineRule="auto"/>
+              <w:jc w:val="center"/>
+            </w:pPr>
+            <w:r>
+              <w:rPr>
+                <w:rFonts w:ascii="Times New Roman" w:hAnsi="Times New Roman"/>
+                <w:sz w:val="17"/>
+              </w:rPr>
+              <w:t xml:space="preserve">Full / normal</w:t>
+            </w:r>
+          </w:p>
+        </w:tc>
+        <w:tc>
+          <w:tcPr>
+            <w:vAlign w:val="center"/>
+            <w:tcMar>
+              <w:top w:w="80" w:type="dxa"/>
+              <w:bottom w:w="80" w:type="dxa"/>
+              <w:start w:w="120" w:type="dxa"/>
+              <w:end w:w="120" w:type="dxa"/>
+            </w:tcMar>
+            <w:tcW w:w="1903" w:type="dxa"/>
+          </w:tcPr>
+          <w:p>
+            <w:pPr>
+              <w:pStyle w:val="Compact"/>
+              <w:spacing w:before="0" w:after="40" w:line="240" w:lineRule="auto"/>
+              <w:jc w:val="center"/>
+            </w:pPr>
+            <w:r>
+              <w:rPr>
+                <w:rFonts w:ascii="Times New Roman" w:hAnsi="Times New Roman"/>
+                <w:sz w:val="17"/>
+              </w:rPr>
+              <w:t xml:space="preserve">0/12</w:t>
+            </w:r>
+          </w:p>
+        </w:tc>
+        <w:tc>
+          <w:tcPr>
+            <w:vAlign w:val="center"/>
+            <w:tcMar>
+              <w:top w:w="80" w:type="dxa"/>
+              <w:bottom w:w="80" w:type="dxa"/>
+              <w:start w:w="120" w:type="dxa"/>
+              <w:end w:w="120" w:type="dxa"/>
+            </w:tcMar>
+            <w:tcW w:w="2156" w:type="dxa"/>
+          </w:tcPr>
+          <w:p>
+            <w:pPr>
+              <w:pStyle w:val="Compact"/>
+              <w:spacing w:before="0" w:after="40" w:line="240" w:lineRule="auto"/>
+              <w:jc w:val="center"/>
+            </w:pPr>
+            <w:r>
+              <w:rPr>
+                <w:rFonts w:ascii="Times New Roman" w:hAnsi="Times New Roman"/>
+                <w:sz w:val="17"/>
+              </w:rPr>
+              <w:t xml:space="preserve">6/8</w:t>
+            </w:r>
+          </w:p>
+        </w:tc>
+      </w:tr>
+      <w:tr>
+        <w:trPr>
+          <w:cantSplit/>
+        </w:trPr>
+        <w:tc>
+          <w:tcPr>
+            <w:vAlign w:val="center"/>
+            <w:tcMar>
+              <w:top w:w="80" w:type="dxa"/>
+              <w:bottom w:w="80" w:type="dxa"/>
+              <w:start w:w="120" w:type="dxa"/>
+              <w:end w:w="120" w:type="dxa"/>
+            </w:tcMar>
+            <w:tcW w:w="1686" w:type="dxa"/>
+          </w:tcPr>
+          <w:p>
+            <w:pPr>
+              <w:pStyle w:val="Compact"/>
+              <w:spacing w:before="0" w:after="40" w:line="240" w:lineRule="auto"/>
+              <w:jc w:val="left"/>
+            </w:pPr>
+            <w:r>
+              <w:rPr>
+                <w:rFonts w:ascii="Times New Roman" w:hAnsi="Times New Roman"/>
+                <w:sz w:val="17"/>
+              </w:rPr>
+              <w:t xml:space="preserve">V4 Pro</w:t>
+            </w:r>
+          </w:p>
+        </w:tc>
+        <w:tc>
+          <w:tcPr>
+            <w:vAlign w:val="center"/>
+            <w:tcMar>
+              <w:top w:w="80" w:type="dxa"/>
+              <w:bottom w:w="80" w:type="dxa"/>
+              <w:start w:w="120" w:type="dxa"/>
+              <w:end w:w="120" w:type="dxa"/>
+            </w:tcMar>
+            <w:tcW w:w="1636" w:type="dxa"/>
+          </w:tcPr>
+          <w:p>
+            <w:pPr>
+              <w:pStyle w:val="Compact"/>
+              <w:spacing w:before="0" w:after="40" w:line="240" w:lineRule="auto"/>
+              <w:jc w:val="left"/>
+            </w:pPr>
+            <w:r>
+              <w:rPr>
+                <w:rFonts w:ascii="Times New Roman" w:hAnsi="Times New Roman"/>
+                <w:sz w:val="17"/>
+              </w:rPr>
+              <w:t xml:space="preserve">M3-v2</w:t>
+            </w:r>
+          </w:p>
+        </w:tc>
+        <w:tc>
+          <w:tcPr>
+            <w:vAlign w:val="center"/>
+            <w:tcMar>
+              <w:top w:w="80" w:type="dxa"/>
+              <w:bottom w:w="80" w:type="dxa"/>
+              <w:start w:w="120" w:type="dxa"/>
+              <w:end w:w="120" w:type="dxa"/>
+            </w:tcMar>
+            <w:tcW w:w="1979" w:type="dxa"/>
+          </w:tcPr>
+          <w:p>
+            <w:pPr>
+              <w:pStyle w:val="Compact"/>
+              <w:spacing w:before="0" w:after="40" w:line="240" w:lineRule="auto"/>
+              <w:jc w:val="center"/>
+            </w:pPr>
+            <w:r>
+              <w:rPr>
+                <w:rFonts w:ascii="Times New Roman" w:hAnsi="Times New Roman"/>
+                <w:sz w:val="17"/>
+              </w:rPr>
+              <w:t xml:space="preserve">Full / safe</w:t>
+            </w:r>
+          </w:p>
+        </w:tc>
+        <w:tc>
+          <w:tcPr>
+            <w:vAlign w:val="center"/>
+            <w:tcMar>
+              <w:top w:w="80" w:type="dxa"/>
+              <w:bottom w:w="80" w:type="dxa"/>
+              <w:start w:w="120" w:type="dxa"/>
+              <w:end w:w="120" w:type="dxa"/>
+            </w:tcMar>
+            <w:tcW w:w="1903" w:type="dxa"/>
+          </w:tcPr>
+          <w:p>
+            <w:pPr>
+              <w:pStyle w:val="Compact"/>
+              <w:spacing w:before="0" w:after="40" w:line="240" w:lineRule="auto"/>
+              <w:jc w:val="center"/>
+            </w:pPr>
+            <w:r>
+              <w:rPr>
+                <w:rFonts w:ascii="Times New Roman" w:hAnsi="Times New Roman"/>
+                <w:sz w:val="17"/>
+              </w:rPr>
+              <w:t xml:space="preserve">0/12</w:t>
+            </w:r>
+          </w:p>
+        </w:tc>
+        <w:tc>
+          <w:tcPr>
+            <w:vAlign w:val="center"/>
+            <w:tcMar>
+              <w:top w:w="80" w:type="dxa"/>
+              <w:bottom w:w="80" w:type="dxa"/>
+              <w:start w:w="120" w:type="dxa"/>
+              <w:end w:w="120" w:type="dxa"/>
+            </w:tcMar>
+            <w:tcW w:w="2156" w:type="dxa"/>
+          </w:tcPr>
+          <w:p>
+            <w:pPr>
+              <w:pStyle w:val="Compact"/>
+              <w:spacing w:before="0" w:after="40" w:line="240" w:lineRule="auto"/>
+              <w:jc w:val="center"/>
+            </w:pPr>
+            <w:r>
+              <w:rPr>
+                <w:rFonts w:ascii="Times New Roman" w:hAnsi="Times New Roman"/>
+                <w:sz w:val="17"/>
+              </w:rPr>
+              <w:t xml:space="preserve">4/8</w:t>
+            </w:r>
+          </w:p>
+        </w:tc>
+      </w:tr>
+      <w:tr>
+        <w:trPr>
+          <w:cantSplit/>
+        </w:trPr>
+        <w:tc>
+          <w:tcPr>
+            <w:vAlign w:val="center"/>
+            <w:tcMar>
+              <w:top w:w="80" w:type="dxa"/>
+              <w:bottom w:w="80" w:type="dxa"/>
+              <w:start w:w="120" w:type="dxa"/>
+              <w:end w:w="120" w:type="dxa"/>
+            </w:tcMar>
+            <w:tcW w:w="1686" w:type="dxa"/>
+          </w:tcPr>
+          <w:p>
+            <w:pPr>
+              <w:pStyle w:val="Compact"/>
+              <w:spacing w:before="0" w:after="40" w:line="240" w:lineRule="auto"/>
+              <w:jc w:val="left"/>
+            </w:pPr>
+            <w:r>
+              <w:rPr>
+                <w:rFonts w:ascii="Times New Roman" w:hAnsi="Times New Roman"/>
+                <w:sz w:val="17"/>
+              </w:rPr>
+              <w:t xml:space="preserve">V4.1 Flash</w:t>
+            </w:r>
+          </w:p>
+        </w:tc>
+        <w:tc>
+          <w:tcPr>
+            <w:vAlign w:val="center"/>
+            <w:tcMar>
+              <w:top w:w="80" w:type="dxa"/>
+              <w:bottom w:w="80" w:type="dxa"/>
+              <w:start w:w="120" w:type="dxa"/>
+              <w:end w:w="120" w:type="dxa"/>
+            </w:tcMar>
+            <w:tcW w:w="1636" w:type="dxa"/>
+          </w:tcPr>
+          <w:p>
+            <w:pPr>
+              <w:pStyle w:val="Compact"/>
+              <w:spacing w:before="0" w:after="40" w:line="240" w:lineRule="auto"/>
+              <w:jc w:val="left"/>
+            </w:pPr>
+            <w:r>
+              <w:rPr>
+                <w:rFonts w:ascii="Times New Roman" w:hAnsi="Times New Roman"/>
+                <w:sz w:val="17"/>
+              </w:rPr>
+              <w:t xml:space="preserve">AgentDojo</w:t>
+            </w:r>
+          </w:p>
+        </w:tc>
+        <w:tc>
+          <w:tcPr>
+            <w:vAlign w:val="center"/>
+            <w:tcMar>
+              <w:top w:w="80" w:type="dxa"/>
+              <w:bottom w:w="80" w:type="dxa"/>
+              <w:start w:w="120" w:type="dxa"/>
+              <w:end w:w="120" w:type="dxa"/>
+            </w:tcMar>
+            <w:tcW w:w="1979" w:type="dxa"/>
+          </w:tcPr>
+          <w:p>
+            <w:pPr>
+              <w:pStyle w:val="Compact"/>
+              <w:spacing w:before="0" w:after="40" w:line="240" w:lineRule="auto"/>
+              <w:jc w:val="center"/>
+            </w:pPr>
+            <w:r>
+              <w:rPr>
+                <w:rFonts w:ascii="Times New Roman" w:hAnsi="Times New Roman"/>
+                <w:sz w:val="17"/>
+              </w:rPr>
+              <w:t xml:space="preserve">No guard / normal</w:t>
+            </w:r>
+          </w:p>
+        </w:tc>
+        <w:tc>
+          <w:tcPr>
+            <w:vAlign w:val="center"/>
+            <w:tcMar>
+              <w:top w:w="80" w:type="dxa"/>
+              <w:bottom w:w="80" w:type="dxa"/>
+              <w:start w:w="120" w:type="dxa"/>
+              <w:end w:w="120" w:type="dxa"/>
+            </w:tcMar>
+            <w:tcW w:w="1903" w:type="dxa"/>
+          </w:tcPr>
+          <w:p>
+            <w:pPr>
+              <w:pStyle w:val="Compact"/>
+              <w:spacing w:before="0" w:after="40" w:line="240" w:lineRule="auto"/>
+              <w:jc w:val="center"/>
+            </w:pPr>
+            <w:r>
+              <w:rPr>
+                <w:rFonts w:ascii="Times New Roman" w:hAnsi="Times New Roman"/>
+                <w:sz w:val="17"/>
+              </w:rPr>
+              <w:t xml:space="preserve">1/12</w:t>
+            </w:r>
+          </w:p>
+        </w:tc>
+        <w:tc>
+          <w:tcPr>
+            <w:vAlign w:val="center"/>
+            <w:tcMar>
+              <w:top w:w="80" w:type="dxa"/>
+              <w:bottom w:w="80" w:type="dxa"/>
+              <w:start w:w="120" w:type="dxa"/>
+              <w:end w:w="120" w:type="dxa"/>
+            </w:tcMar>
+            <w:tcW w:w="2156" w:type="dxa"/>
+          </w:tcPr>
+          <w:p>
+            <w:pPr>
+              <w:pStyle w:val="Compact"/>
+              <w:spacing w:before="0" w:after="40" w:line="240" w:lineRule="auto"/>
+              <w:jc w:val="center"/>
+            </w:pPr>
+            <w:r>
+              <w:rPr>
+                <w:rFonts w:ascii="Times New Roman" w:hAnsi="Times New Roman"/>
+                <w:sz w:val="17"/>
+              </w:rPr>
+              <w:t xml:space="preserve">7/8</w:t>
+            </w:r>
+          </w:p>
+        </w:tc>
+      </w:tr>
+      <w:tr>
+        <w:trPr>
+          <w:cantSplit/>
+        </w:trPr>
+        <w:tc>
+          <w:tcPr>
+            <w:vAlign w:val="center"/>
+            <w:tcMar>
+              <w:top w:w="80" w:type="dxa"/>
+              <w:bottom w:w="80" w:type="dxa"/>
+              <w:start w:w="120" w:type="dxa"/>
+              <w:end w:w="120" w:type="dxa"/>
+            </w:tcMar>
+            <w:tcW w:w="1686" w:type="dxa"/>
+          </w:tcPr>
+          <w:p>
+            <w:pPr>
+              <w:pStyle w:val="Compact"/>
+              <w:spacing w:before="0" w:after="40" w:line="240" w:lineRule="auto"/>
+              <w:jc w:val="left"/>
+            </w:pPr>
+            <w:r>
+              <w:rPr>
+                <w:rFonts w:ascii="Times New Roman" w:hAnsi="Times New Roman"/>
+                <w:sz w:val="17"/>
+              </w:rPr>
+              <w:t xml:space="preserve">V4.1 Flash</w:t>
+            </w:r>
+          </w:p>
+        </w:tc>
+        <w:tc>
+          <w:tcPr>
+            <w:vAlign w:val="center"/>
+            <w:tcMar>
+              <w:top w:w="80" w:type="dxa"/>
+              <w:bottom w:w="80" w:type="dxa"/>
+              <w:start w:w="120" w:type="dxa"/>
+              <w:end w:w="120" w:type="dxa"/>
+            </w:tcMar>
+            <w:tcW w:w="1636" w:type="dxa"/>
+          </w:tcPr>
+          <w:p>
+            <w:pPr>
+              <w:pStyle w:val="Compact"/>
+              <w:spacing w:before="0" w:after="40" w:line="240" w:lineRule="auto"/>
+              <w:jc w:val="left"/>
+            </w:pPr>
+            <w:r>
+              <w:rPr>
+                <w:rFonts w:ascii="Times New Roman" w:hAnsi="Times New Roman"/>
+                <w:sz w:val="17"/>
+              </w:rPr>
+              <w:t xml:space="preserve">AgentDojo</w:t>
+            </w:r>
+          </w:p>
+        </w:tc>
+        <w:tc>
+          <w:tcPr>
+            <w:vAlign w:val="center"/>
+            <w:tcMar>
+              <w:top w:w="80" w:type="dxa"/>
+              <w:bottom w:w="80" w:type="dxa"/>
+              <w:start w:w="120" w:type="dxa"/>
+              <w:end w:w="120" w:type="dxa"/>
+            </w:tcMar>
+            <w:tcW w:w="1979" w:type="dxa"/>
+          </w:tcPr>
+          <w:p>
+            <w:pPr>
+              <w:pStyle w:val="Compact"/>
+              <w:spacing w:before="0" w:after="40" w:line="240" w:lineRule="auto"/>
+              <w:jc w:val="center"/>
+            </w:pPr>
+            <w:r>
+              <w:rPr>
+                <w:rFonts w:ascii="Times New Roman" w:hAnsi="Times New Roman"/>
+                <w:sz w:val="17"/>
+              </w:rPr>
+              <w:t xml:space="preserve">No guard / safe</w:t>
+            </w:r>
+          </w:p>
+        </w:tc>
+        <w:tc>
+          <w:tcPr>
+            <w:vAlign w:val="center"/>
+            <w:tcMar>
+              <w:top w:w="80" w:type="dxa"/>
+              <w:bottom w:w="80" w:type="dxa"/>
+              <w:start w:w="120" w:type="dxa"/>
+              <w:end w:w="120" w:type="dxa"/>
+            </w:tcMar>
+            <w:tcW w:w="1903" w:type="dxa"/>
+          </w:tcPr>
+          <w:p>
+            <w:pPr>
+              <w:pStyle w:val="Compact"/>
+              <w:spacing w:before="0" w:after="40" w:line="240" w:lineRule="auto"/>
+              <w:jc w:val="center"/>
+            </w:pPr>
+            <w:r>
+              <w:rPr>
+                <w:rFonts w:ascii="Times New Roman" w:hAnsi="Times New Roman"/>
+                <w:sz w:val="17"/>
+              </w:rPr>
+              <w:t xml:space="preserve">0/12</w:t>
+            </w:r>
+          </w:p>
+        </w:tc>
+        <w:tc>
+          <w:tcPr>
+            <w:vAlign w:val="center"/>
+            <w:tcMar>
+              <w:top w:w="80" w:type="dxa"/>
+              <w:bottom w:w="80" w:type="dxa"/>
+              <w:start w:w="120" w:type="dxa"/>
+              <w:end w:w="120" w:type="dxa"/>
+            </w:tcMar>
+            <w:tcW w:w="2156" w:type="dxa"/>
+          </w:tcPr>
+          <w:p>
+            <w:pPr>
+              <w:pStyle w:val="Compact"/>
+              <w:spacing w:before="0" w:after="40" w:line="240" w:lineRule="auto"/>
+              <w:jc w:val="center"/>
+            </w:pPr>
+            <w:r>
+              <w:rPr>
+                <w:rFonts w:ascii="Times New Roman" w:hAnsi="Times New Roman"/>
+                <w:sz w:val="17"/>
+              </w:rPr>
+              <w:t xml:space="preserve">7/8</w:t>
+            </w:r>
+          </w:p>
+        </w:tc>
+      </w:tr>
+      <w:tr>
+        <w:trPr>
+          <w:cantSplit/>
+        </w:trPr>
+        <w:tc>
+          <w:tcPr>
+            <w:vAlign w:val="center"/>
+            <w:tcMar>
+              <w:top w:w="80" w:type="dxa"/>
+              <w:bottom w:w="80" w:type="dxa"/>
+              <w:start w:w="120" w:type="dxa"/>
+              <w:end w:w="120" w:type="dxa"/>
+            </w:tcMar>
+            <w:tcW w:w="1686" w:type="dxa"/>
+          </w:tcPr>
+          <w:p>
+            <w:pPr>
+              <w:pStyle w:val="Compact"/>
+              <w:spacing w:before="0" w:after="40" w:line="240" w:lineRule="auto"/>
+              <w:jc w:val="left"/>
+            </w:pPr>
+            <w:r>
+              <w:rPr>
+                <w:rFonts w:ascii="Times New Roman" w:hAnsi="Times New Roman"/>
+                <w:sz w:val="17"/>
+              </w:rPr>
+              <w:t xml:space="preserve">V4.1 Flash</w:t>
+            </w:r>
+          </w:p>
+        </w:tc>
+        <w:tc>
+          <w:tcPr>
+            <w:vAlign w:val="center"/>
+            <w:tcMar>
+              <w:top w:w="80" w:type="dxa"/>
+              <w:bottom w:w="80" w:type="dxa"/>
+              <w:start w:w="120" w:type="dxa"/>
+              <w:end w:w="120" w:type="dxa"/>
+            </w:tcMar>
+            <w:tcW w:w="1636" w:type="dxa"/>
+          </w:tcPr>
+          <w:p>
+            <w:pPr>
+              <w:pStyle w:val="Compact"/>
+              <w:spacing w:before="0" w:after="40" w:line="240" w:lineRule="auto"/>
+              <w:jc w:val="left"/>
+            </w:pPr>
+            <w:r>
+              <w:rPr>
+                <w:rFonts w:ascii="Times New Roman" w:hAnsi="Times New Roman"/>
+                <w:sz w:val="17"/>
+              </w:rPr>
+              <w:t xml:space="preserve">AgentDojo</w:t>
+            </w:r>
+          </w:p>
+        </w:tc>
+        <w:tc>
+          <w:tcPr>
+            <w:vAlign w:val="center"/>
+            <w:tcMar>
+              <w:top w:w="80" w:type="dxa"/>
+              <w:bottom w:w="80" w:type="dxa"/>
+              <w:start w:w="120" w:type="dxa"/>
+              <w:end w:w="120" w:type="dxa"/>
+            </w:tcMar>
+            <w:tcW w:w="1979" w:type="dxa"/>
+          </w:tcPr>
+          <w:p>
+            <w:pPr>
+              <w:pStyle w:val="Compact"/>
+              <w:spacing w:before="0" w:after="40" w:line="240" w:lineRule="auto"/>
+              <w:jc w:val="center"/>
+            </w:pPr>
+            <w:r>
+              <w:rPr>
+                <w:rFonts w:ascii="Times New Roman" w:hAnsi="Times New Roman"/>
+                <w:sz w:val="17"/>
+              </w:rPr>
+              <w:t xml:space="preserve">Policy / normal</w:t>
+            </w:r>
+          </w:p>
+        </w:tc>
+        <w:tc>
+          <w:tcPr>
+            <w:vAlign w:val="center"/>
+            <w:tcMar>
+              <w:top w:w="80" w:type="dxa"/>
+              <w:bottom w:w="80" w:type="dxa"/>
+              <w:start w:w="120" w:type="dxa"/>
+              <w:end w:w="120" w:type="dxa"/>
+            </w:tcMar>
+            <w:tcW w:w="1903" w:type="dxa"/>
+          </w:tcPr>
+          <w:p>
+            <w:pPr>
+              <w:pStyle w:val="Compact"/>
+              <w:spacing w:before="0" w:after="40" w:line="240" w:lineRule="auto"/>
+              <w:jc w:val="center"/>
+            </w:pPr>
+            <w:r>
+              <w:rPr>
+                <w:rFonts w:ascii="Times New Roman" w:hAnsi="Times New Roman"/>
+                <w:sz w:val="17"/>
+              </w:rPr>
+              <w:t xml:space="preserve">0/12</w:t>
+            </w:r>
+          </w:p>
+        </w:tc>
+        <w:tc>
+          <w:tcPr>
+            <w:vAlign w:val="center"/>
+            <w:tcMar>
+              <w:top w:w="80" w:type="dxa"/>
+              <w:bottom w:w="80" w:type="dxa"/>
+              <w:start w:w="120" w:type="dxa"/>
+              <w:end w:w="120" w:type="dxa"/>
+            </w:tcMar>
+            <w:tcW w:w="2156" w:type="dxa"/>
+          </w:tcPr>
+          <w:p>
+            <w:pPr>
+              <w:pStyle w:val="Compact"/>
+              <w:spacing w:before="0" w:after="40" w:line="240" w:lineRule="auto"/>
+              <w:jc w:val="center"/>
+            </w:pPr>
+            <w:r>
+              <w:rPr>
+                <w:rFonts w:ascii="Times New Roman" w:hAnsi="Times New Roman"/>
+                <w:sz w:val="17"/>
+              </w:rPr>
+              <w:t xml:space="preserve">4/8</w:t>
+            </w:r>
+          </w:p>
+        </w:tc>
+      </w:tr>
+      <w:tr>
+        <w:trPr>
+          <w:cantSplit/>
+        </w:trPr>
+        <w:tc>
+          <w:tcPr>
+            <w:vAlign w:val="center"/>
+            <w:tcMar>
+              <w:top w:w="80" w:type="dxa"/>
+              <w:bottom w:w="80" w:type="dxa"/>
+              <w:start w:w="120" w:type="dxa"/>
+              <w:end w:w="120" w:type="dxa"/>
+            </w:tcMar>
+            <w:tcW w:w="1686" w:type="dxa"/>
+          </w:tcPr>
+          <w:p>
+            <w:pPr>
+              <w:pStyle w:val="Compact"/>
+              <w:spacing w:before="0" w:after="40" w:line="240" w:lineRule="auto"/>
+              <w:jc w:val="left"/>
+            </w:pPr>
+            <w:r>
+              <w:rPr>
+                <w:rFonts w:ascii="Times New Roman" w:hAnsi="Times New Roman"/>
+                <w:sz w:val="17"/>
+              </w:rPr>
+              <w:t xml:space="preserve">V4.1 Flash</w:t>
+            </w:r>
+          </w:p>
+        </w:tc>
+        <w:tc>
+          <w:tcPr>
+            <w:vAlign w:val="center"/>
+            <w:tcMar>
+              <w:top w:w="80" w:type="dxa"/>
+              <w:bottom w:w="80" w:type="dxa"/>
+              <w:start w:w="120" w:type="dxa"/>
+              <w:end w:w="120" w:type="dxa"/>
+            </w:tcMar>
+            <w:tcW w:w="1636" w:type="dxa"/>
+          </w:tcPr>
+          <w:p>
+            <w:pPr>
+              <w:pStyle w:val="Compact"/>
+              <w:spacing w:before="0" w:after="40" w:line="240" w:lineRule="auto"/>
+              <w:jc w:val="left"/>
+            </w:pPr>
+            <w:r>
+              <w:rPr>
+                <w:rFonts w:ascii="Times New Roman" w:hAnsi="Times New Roman"/>
+                <w:sz w:val="17"/>
+              </w:rPr>
+              <w:t xml:space="preserve">AgentDojo</w:t>
+            </w:r>
+          </w:p>
+        </w:tc>
+        <w:tc>
+          <w:tcPr>
+            <w:vAlign w:val="center"/>
+            <w:tcMar>
+              <w:top w:w="80" w:type="dxa"/>
+              <w:bottom w:w="80" w:type="dxa"/>
+              <w:start w:w="120" w:type="dxa"/>
+              <w:end w:w="120" w:type="dxa"/>
+            </w:tcMar>
+            <w:tcW w:w="1979" w:type="dxa"/>
+          </w:tcPr>
+          <w:p>
+            <w:pPr>
+              <w:pStyle w:val="Compact"/>
+              <w:spacing w:before="0" w:after="40" w:line="240" w:lineRule="auto"/>
+              <w:jc w:val="center"/>
+            </w:pPr>
+            <w:r>
+              <w:rPr>
+                <w:rFonts w:ascii="Times New Roman" w:hAnsi="Times New Roman"/>
+                <w:sz w:val="17"/>
+              </w:rPr>
+              <w:t xml:space="preserve">Policy / safe</w:t>
+            </w:r>
+          </w:p>
+        </w:tc>
+        <w:tc>
+          <w:tcPr>
+            <w:vAlign w:val="center"/>
+            <w:tcMar>
+              <w:top w:w="80" w:type="dxa"/>
+              <w:bottom w:w="80" w:type="dxa"/>
+              <w:start w:w="120" w:type="dxa"/>
+              <w:end w:w="120" w:type="dxa"/>
+            </w:tcMar>
+            <w:tcW w:w="1903" w:type="dxa"/>
+          </w:tcPr>
+          <w:p>
+            <w:pPr>
+              <w:pStyle w:val="Compact"/>
+              <w:spacing w:before="0" w:after="40" w:line="240" w:lineRule="auto"/>
+              <w:jc w:val="center"/>
+            </w:pPr>
+            <w:r>
+              <w:rPr>
+                <w:rFonts w:ascii="Times New Roman" w:hAnsi="Times New Roman"/>
+                <w:sz w:val="17"/>
+              </w:rPr>
+              <w:t xml:space="preserve">0/12</w:t>
+            </w:r>
+          </w:p>
+        </w:tc>
+        <w:tc>
+          <w:tcPr>
+            <w:vAlign w:val="center"/>
+            <w:tcMar>
+              <w:top w:w="80" w:type="dxa"/>
+              <w:bottom w:w="80" w:type="dxa"/>
+              <w:start w:w="120" w:type="dxa"/>
+              <w:end w:w="120" w:type="dxa"/>
+            </w:tcMar>
+            <w:tcW w:w="2156" w:type="dxa"/>
+          </w:tcPr>
+          <w:p>
+            <w:pPr>
+              <w:pStyle w:val="Compact"/>
+              <w:spacing w:before="0" w:after="40" w:line="240" w:lineRule="auto"/>
+              <w:jc w:val="center"/>
+            </w:pPr>
+            <w:r>
+              <w:rPr>
+                <w:rFonts w:ascii="Times New Roman" w:hAnsi="Times New Roman"/>
+                <w:sz w:val="17"/>
+              </w:rPr>
+              <w:t xml:space="preserve">4/8</w:t>
+            </w:r>
+          </w:p>
+        </w:tc>
+      </w:tr>
+      <w:tr>
+        <w:trPr>
+          <w:cantSplit/>
+        </w:trPr>
+        <w:tc>
+          <w:tcPr>
+            <w:vAlign w:val="center"/>
+            <w:tcMar>
+              <w:top w:w="80" w:type="dxa"/>
+              <w:bottom w:w="80" w:type="dxa"/>
+              <w:start w:w="120" w:type="dxa"/>
+              <w:end w:w="120" w:type="dxa"/>
+            </w:tcMar>
+            <w:tcW w:w="1686" w:type="dxa"/>
+          </w:tcPr>
+          <w:p>
+            <w:pPr>
+              <w:pStyle w:val="Compact"/>
+              <w:spacing w:before="0" w:after="40" w:line="240" w:lineRule="auto"/>
+              <w:jc w:val="left"/>
+            </w:pPr>
+            <w:r>
+              <w:rPr>
+                <w:rFonts w:ascii="Times New Roman" w:hAnsi="Times New Roman"/>
+                <w:sz w:val="17"/>
+              </w:rPr>
+              <w:t xml:space="preserve">V4.1 Flash</w:t>
+            </w:r>
+          </w:p>
+        </w:tc>
+        <w:tc>
+          <w:tcPr>
+            <w:vAlign w:val="center"/>
+            <w:tcMar>
+              <w:top w:w="80" w:type="dxa"/>
+              <w:bottom w:w="80" w:type="dxa"/>
+              <w:start w:w="120" w:type="dxa"/>
+              <w:end w:w="120" w:type="dxa"/>
+            </w:tcMar>
+            <w:tcW w:w="1636" w:type="dxa"/>
+          </w:tcPr>
+          <w:p>
+            <w:pPr>
+              <w:pStyle w:val="Compact"/>
+              <w:spacing w:before="0" w:after="40" w:line="240" w:lineRule="auto"/>
+              <w:jc w:val="left"/>
+            </w:pPr>
+            <w:r>
+              <w:rPr>
+                <w:rFonts w:ascii="Times New Roman" w:hAnsi="Times New Roman"/>
+                <w:sz w:val="17"/>
+              </w:rPr>
+              <w:t xml:space="preserve">AgentDojo</w:t>
+            </w:r>
+          </w:p>
+        </w:tc>
+        <w:tc>
+          <w:tcPr>
+            <w:vAlign w:val="center"/>
+            <w:tcMar>
+              <w:top w:w="80" w:type="dxa"/>
+              <w:bottom w:w="80" w:type="dxa"/>
+              <w:start w:w="120" w:type="dxa"/>
+              <w:end w:w="120" w:type="dxa"/>
+            </w:tcMar>
+            <w:tcW w:w="1979" w:type="dxa"/>
+          </w:tcPr>
+          <w:p>
+            <w:pPr>
+              <w:pStyle w:val="Compact"/>
+              <w:spacing w:before="0" w:after="40" w:line="240" w:lineRule="auto"/>
+              <w:jc w:val="center"/>
+            </w:pPr>
+            <w:r>
+              <w:rPr>
+                <w:rFonts w:ascii="Times New Roman" w:hAnsi="Times New Roman"/>
+                <w:sz w:val="17"/>
+              </w:rPr>
+              <w:t xml:space="preserve">Full / normal</w:t>
+            </w:r>
+          </w:p>
+        </w:tc>
+        <w:tc>
+          <w:tcPr>
+            <w:vAlign w:val="center"/>
+            <w:tcMar>
+              <w:top w:w="80" w:type="dxa"/>
+              <w:bottom w:w="80" w:type="dxa"/>
+              <w:start w:w="120" w:type="dxa"/>
+              <w:end w:w="120" w:type="dxa"/>
+            </w:tcMar>
+            <w:tcW w:w="1903" w:type="dxa"/>
+          </w:tcPr>
+          <w:p>
+            <w:pPr>
+              <w:pStyle w:val="Compact"/>
+              <w:spacing w:before="0" w:after="40" w:line="240" w:lineRule="auto"/>
+              <w:jc w:val="center"/>
+            </w:pPr>
+            <w:r>
+              <w:rPr>
+                <w:rFonts w:ascii="Times New Roman" w:hAnsi="Times New Roman"/>
+                <w:sz w:val="17"/>
+              </w:rPr>
+              <w:t xml:space="preserve">0/12</w:t>
+            </w:r>
+          </w:p>
+        </w:tc>
+        <w:tc>
+          <w:tcPr>
+            <w:vAlign w:val="center"/>
+            <w:tcMar>
+              <w:top w:w="80" w:type="dxa"/>
+              <w:bottom w:w="80" w:type="dxa"/>
+              <w:start w:w="120" w:type="dxa"/>
+              <w:end w:w="120" w:type="dxa"/>
+            </w:tcMar>
+            <w:tcW w:w="2156" w:type="dxa"/>
+          </w:tcPr>
+          <w:p>
+            <w:pPr>
+              <w:pStyle w:val="Compact"/>
+              <w:spacing w:before="0" w:after="40" w:line="240" w:lineRule="auto"/>
+              <w:jc w:val="center"/>
+            </w:pPr>
+            <w:r>
+              <w:rPr>
+                <w:rFonts w:ascii="Times New Roman" w:hAnsi="Times New Roman"/>
+                <w:sz w:val="17"/>
+              </w:rPr>
+              <w:t xml:space="preserve">4/8</w:t>
+            </w:r>
+          </w:p>
+        </w:tc>
+      </w:tr>
+      <w:tr>
+        <w:trPr>
+          <w:cantSplit/>
+        </w:trPr>
+        <w:tc>
+          <w:tcPr>
+            <w:vAlign w:val="center"/>
+            <w:tcMar>
+              <w:top w:w="80" w:type="dxa"/>
+              <w:bottom w:w="80" w:type="dxa"/>
+              <w:start w:w="120" w:type="dxa"/>
+              <w:end w:w="120" w:type="dxa"/>
+            </w:tcMar>
+            <w:tcW w:w="1686" w:type="dxa"/>
+          </w:tcPr>
+          <w:p>
+            <w:pPr>
+              <w:pStyle w:val="Compact"/>
+              <w:spacing w:before="0" w:after="40" w:line="240" w:lineRule="auto"/>
+              <w:jc w:val="left"/>
+            </w:pPr>
+            <w:r>
+              <w:rPr>
+                <w:rFonts w:ascii="Times New Roman" w:hAnsi="Times New Roman"/>
+                <w:sz w:val="17"/>
+              </w:rPr>
+              <w:t xml:space="preserve">V4.1 Flash</w:t>
+            </w:r>
+          </w:p>
+        </w:tc>
+        <w:tc>
+          <w:tcPr>
+            <w:vAlign w:val="center"/>
+            <w:tcMar>
+              <w:top w:w="80" w:type="dxa"/>
+              <w:bottom w:w="80" w:type="dxa"/>
+              <w:start w:w="120" w:type="dxa"/>
+              <w:end w:w="120" w:type="dxa"/>
+            </w:tcMar>
+            <w:tcW w:w="1636" w:type="dxa"/>
+          </w:tcPr>
+          <w:p>
+            <w:pPr>
+              <w:pStyle w:val="Compact"/>
+              <w:spacing w:before="0" w:after="40" w:line="240" w:lineRule="auto"/>
+              <w:jc w:val="left"/>
+            </w:pPr>
+            <w:r>
+              <w:rPr>
+                <w:rFonts w:ascii="Times New Roman" w:hAnsi="Times New Roman"/>
+                <w:sz w:val="17"/>
+              </w:rPr>
+              <w:t xml:space="preserve">AgentDojo</w:t>
+            </w:r>
+          </w:p>
+        </w:tc>
+        <w:tc>
+          <w:tcPr>
+            <w:vAlign w:val="center"/>
+            <w:tcMar>
+              <w:top w:w="80" w:type="dxa"/>
+              <w:bottom w:w="80" w:type="dxa"/>
+              <w:start w:w="120" w:type="dxa"/>
+              <w:end w:w="120" w:type="dxa"/>
+            </w:tcMar>
+            <w:tcW w:w="1979" w:type="dxa"/>
+          </w:tcPr>
+          <w:p>
+            <w:pPr>
+              <w:pStyle w:val="Compact"/>
+              <w:spacing w:before="0" w:after="40" w:line="240" w:lineRule="auto"/>
+              <w:jc w:val="center"/>
+            </w:pPr>
+            <w:r>
+              <w:rPr>
+                <w:rFonts w:ascii="Times New Roman" w:hAnsi="Times New Roman"/>
+                <w:sz w:val="17"/>
+              </w:rPr>
+              <w:t xml:space="preserve">Full / safe</w:t>
+            </w:r>
+          </w:p>
+        </w:tc>
+        <w:tc>
+          <w:tcPr>
+            <w:vAlign w:val="center"/>
+            <w:tcMar>
+              <w:top w:w="80" w:type="dxa"/>
+              <w:bottom w:w="80" w:type="dxa"/>
+              <w:start w:w="120" w:type="dxa"/>
+              <w:end w:w="120" w:type="dxa"/>
+            </w:tcMar>
+            <w:tcW w:w="1903" w:type="dxa"/>
+          </w:tcPr>
+          <w:p>
+            <w:pPr>
+              <w:pStyle w:val="Compact"/>
+              <w:spacing w:before="0" w:after="40" w:line="240" w:lineRule="auto"/>
+              <w:jc w:val="center"/>
+            </w:pPr>
+            <w:r>
+              <w:rPr>
+                <w:rFonts w:ascii="Times New Roman" w:hAnsi="Times New Roman"/>
+                <w:sz w:val="17"/>
+              </w:rPr>
+              <w:t xml:space="preserve">0/12</w:t>
+            </w:r>
+          </w:p>
+        </w:tc>
+        <w:tc>
+          <w:tcPr>
+            <w:vAlign w:val="center"/>
+            <w:tcMar>
+              <w:top w:w="80" w:type="dxa"/>
+              <w:bottom w:w="80" w:type="dxa"/>
+              <w:start w:w="120" w:type="dxa"/>
+              <w:end w:w="120" w:type="dxa"/>
+            </w:tcMar>
+            <w:tcW w:w="2156" w:type="dxa"/>
+          </w:tcPr>
+          <w:p>
+            <w:pPr>
+              <w:pStyle w:val="Compact"/>
+              <w:spacing w:before="0" w:after="40" w:line="240" w:lineRule="auto"/>
+              <w:jc w:val="center"/>
+            </w:pPr>
+            <w:r>
+              <w:rPr>
+                <w:rFonts w:ascii="Times New Roman" w:hAnsi="Times New Roman"/>
+                <w:sz w:val="17"/>
+              </w:rPr>
+              <w:t xml:space="preserve">4/8</w:t>
+            </w:r>
+          </w:p>
+        </w:tc>
+      </w:tr>
+      <w:tr>
+        <w:trPr>
+          <w:cantSplit/>
+        </w:trPr>
+        <w:tc>
+          <w:tcPr>
+            <w:vAlign w:val="center"/>
+            <w:tcMar>
+              <w:top w:w="80" w:type="dxa"/>
+              <w:bottom w:w="80" w:type="dxa"/>
+              <w:start w:w="120" w:type="dxa"/>
+              <w:end w:w="120" w:type="dxa"/>
+            </w:tcMar>
+            <w:tcW w:w="1686" w:type="dxa"/>
+          </w:tcPr>
+          <w:p>
+            <w:pPr>
+              <w:pStyle w:val="Compact"/>
+              <w:spacing w:before="0" w:after="40" w:line="240" w:lineRule="auto"/>
+              <w:jc w:val="left"/>
+            </w:pPr>
+            <w:r>
+              <w:rPr>
+                <w:rFonts w:ascii="Times New Roman" w:hAnsi="Times New Roman"/>
+                <w:sz w:val="17"/>
+              </w:rPr>
+              <w:t xml:space="preserve">V4.1 Flash</w:t>
+            </w:r>
+          </w:p>
+        </w:tc>
+        <w:tc>
+          <w:tcPr>
+            <w:vAlign w:val="center"/>
+            <w:tcMar>
+              <w:top w:w="80" w:type="dxa"/>
+              <w:bottom w:w="80" w:type="dxa"/>
+              <w:start w:w="120" w:type="dxa"/>
+              <w:end w:w="120" w:type="dxa"/>
+            </w:tcMar>
+            <w:tcW w:w="1636" w:type="dxa"/>
+          </w:tcPr>
+          <w:p>
+            <w:pPr>
+              <w:pStyle w:val="Compact"/>
+              <w:spacing w:before="0" w:after="40" w:line="240" w:lineRule="auto"/>
+              <w:jc w:val="left"/>
+            </w:pPr>
+            <w:r>
+              <w:rPr>
+                <w:rFonts w:ascii="Times New Roman" w:hAnsi="Times New Roman"/>
+                <w:sz w:val="17"/>
+              </w:rPr>
+              <w:t xml:space="preserve">M3-v2</w:t>
+            </w:r>
+          </w:p>
+        </w:tc>
+        <w:tc>
+          <w:tcPr>
+            <w:vAlign w:val="center"/>
+            <w:tcMar>
+              <w:top w:w="80" w:type="dxa"/>
+              <w:bottom w:w="80" w:type="dxa"/>
+              <w:start w:w="120" w:type="dxa"/>
+              <w:end w:w="120" w:type="dxa"/>
+            </w:tcMar>
+            <w:tcW w:w="1979" w:type="dxa"/>
+          </w:tcPr>
+          <w:p>
+            <w:pPr>
+              <w:pStyle w:val="Compact"/>
+              <w:spacing w:before="0" w:after="40" w:line="240" w:lineRule="auto"/>
+              <w:jc w:val="center"/>
+            </w:pPr>
+            <w:r>
+              <w:rPr>
+                <w:rFonts w:ascii="Times New Roman" w:hAnsi="Times New Roman"/>
+                <w:sz w:val="17"/>
+              </w:rPr>
+              <w:t xml:space="preserve">No guard / normal</w:t>
+            </w:r>
+          </w:p>
+        </w:tc>
+        <w:tc>
+          <w:tcPr>
+            <w:vAlign w:val="center"/>
+            <w:tcMar>
+              <w:top w:w="80" w:type="dxa"/>
+              <w:bottom w:w="80" w:type="dxa"/>
+              <w:start w:w="120" w:type="dxa"/>
+              <w:end w:w="120" w:type="dxa"/>
+            </w:tcMar>
+            <w:tcW w:w="1903" w:type="dxa"/>
+          </w:tcPr>
+          <w:p>
+            <w:pPr>
+              <w:pStyle w:val="Compact"/>
+              <w:spacing w:before="0" w:after="40" w:line="240" w:lineRule="auto"/>
+              <w:jc w:val="center"/>
+            </w:pPr>
+            <w:r>
+              <w:rPr>
+                <w:rFonts w:ascii="Times New Roman" w:hAnsi="Times New Roman"/>
+                <w:sz w:val="17"/>
+              </w:rPr>
+              <w:t xml:space="preserve">0/12</w:t>
+            </w:r>
+          </w:p>
+        </w:tc>
+        <w:tc>
+          <w:tcPr>
+            <w:vAlign w:val="center"/>
+            <w:tcMar>
+              <w:top w:w="80" w:type="dxa"/>
+              <w:bottom w:w="80" w:type="dxa"/>
+              <w:start w:w="120" w:type="dxa"/>
+              <w:end w:w="120" w:type="dxa"/>
+            </w:tcMar>
+            <w:tcW w:w="2156" w:type="dxa"/>
+          </w:tcPr>
+          <w:p>
+            <w:pPr>
+              <w:pStyle w:val="Compact"/>
+              <w:spacing w:before="0" w:after="40" w:line="240" w:lineRule="auto"/>
+              <w:jc w:val="center"/>
+            </w:pPr>
+            <w:r>
+              <w:rPr>
+                <w:rFonts w:ascii="Times New Roman" w:hAnsi="Times New Roman"/>
+                <w:sz w:val="17"/>
+              </w:rPr>
+              <w:t xml:space="preserve">6/8</w:t>
+            </w:r>
+          </w:p>
+        </w:tc>
+      </w:tr>
+      <w:tr>
+        <w:trPr>
+          <w:cantSplit/>
+        </w:trPr>
+        <w:tc>
+          <w:tcPr>
+            <w:vAlign w:val="center"/>
+            <w:tcMar>
+              <w:top w:w="80" w:type="dxa"/>
+              <w:bottom w:w="80" w:type="dxa"/>
+              <w:start w:w="120" w:type="dxa"/>
+              <w:end w:w="120" w:type="dxa"/>
+            </w:tcMar>
+            <w:tcW w:w="1686" w:type="dxa"/>
+          </w:tcPr>
+          <w:p>
+            <w:pPr>
+              <w:pStyle w:val="Compact"/>
+              <w:spacing w:before="0" w:after="40" w:line="240" w:lineRule="auto"/>
+              <w:jc w:val="left"/>
+            </w:pPr>
+            <w:r>
+              <w:rPr>
+                <w:rFonts w:ascii="Times New Roman" w:hAnsi="Times New Roman"/>
+                <w:sz w:val="17"/>
+              </w:rPr>
+              <w:t xml:space="preserve">V4.1 Flash</w:t>
+            </w:r>
+          </w:p>
+        </w:tc>
+        <w:tc>
+          <w:tcPr>
+            <w:vAlign w:val="center"/>
+            <w:tcMar>
+              <w:top w:w="80" w:type="dxa"/>
+              <w:bottom w:w="80" w:type="dxa"/>
+              <w:start w:w="120" w:type="dxa"/>
+              <w:end w:w="120" w:type="dxa"/>
+            </w:tcMar>
+            <w:tcW w:w="1636" w:type="dxa"/>
+          </w:tcPr>
+          <w:p>
+            <w:pPr>
+              <w:pStyle w:val="Compact"/>
+              <w:spacing w:before="0" w:after="40" w:line="240" w:lineRule="auto"/>
+              <w:jc w:val="left"/>
+            </w:pPr>
+            <w:r>
+              <w:rPr>
+                <w:rFonts w:ascii="Times New Roman" w:hAnsi="Times New Roman"/>
+                <w:sz w:val="17"/>
+              </w:rPr>
+              <w:t xml:space="preserve">M3-v2</w:t>
+            </w:r>
+          </w:p>
+        </w:tc>
+        <w:tc>
+          <w:tcPr>
+            <w:vAlign w:val="center"/>
+            <w:tcMar>
+              <w:top w:w="80" w:type="dxa"/>
+              <w:bottom w:w="80" w:type="dxa"/>
+              <w:start w:w="120" w:type="dxa"/>
+              <w:end w:w="120" w:type="dxa"/>
+            </w:tcMar>
+            <w:tcW w:w="1979" w:type="dxa"/>
+          </w:tcPr>
+          <w:p>
+            <w:pPr>
+              <w:pStyle w:val="Compact"/>
+              <w:spacing w:before="0" w:after="40" w:line="240" w:lineRule="auto"/>
+              <w:jc w:val="center"/>
+            </w:pPr>
+            <w:r>
+              <w:rPr>
+                <w:rFonts w:ascii="Times New Roman" w:hAnsi="Times New Roman"/>
+                <w:sz w:val="17"/>
+              </w:rPr>
+              <w:t xml:space="preserve">No guard / safe</w:t>
+            </w:r>
+          </w:p>
+        </w:tc>
+        <w:tc>
+          <w:tcPr>
+            <w:vAlign w:val="center"/>
+            <w:tcMar>
+              <w:top w:w="80" w:type="dxa"/>
+              <w:bottom w:w="80" w:type="dxa"/>
+              <w:start w:w="120" w:type="dxa"/>
+              <w:end w:w="120" w:type="dxa"/>
+            </w:tcMar>
+            <w:tcW w:w="1903" w:type="dxa"/>
+          </w:tcPr>
+          <w:p>
+            <w:pPr>
+              <w:pStyle w:val="Compact"/>
+              <w:spacing w:before="0" w:after="40" w:line="240" w:lineRule="auto"/>
+              <w:jc w:val="center"/>
+            </w:pPr>
+            <w:r>
+              <w:rPr>
+                <w:rFonts w:ascii="Times New Roman" w:hAnsi="Times New Roman"/>
+                <w:sz w:val="17"/>
+              </w:rPr>
+              <w:t xml:space="preserve">0/12</w:t>
+            </w:r>
+          </w:p>
+        </w:tc>
+        <w:tc>
+          <w:tcPr>
+            <w:vAlign w:val="center"/>
+            <w:tcMar>
+              <w:top w:w="80" w:type="dxa"/>
+              <w:bottom w:w="80" w:type="dxa"/>
+              <w:start w:w="120" w:type="dxa"/>
+              <w:end w:w="120" w:type="dxa"/>
+            </w:tcMar>
+            <w:tcW w:w="2156" w:type="dxa"/>
+          </w:tcPr>
+          <w:p>
+            <w:pPr>
+              <w:pStyle w:val="Compact"/>
+              <w:spacing w:before="0" w:after="40" w:line="240" w:lineRule="auto"/>
+              <w:jc w:val="center"/>
+            </w:pPr>
+            <w:r>
+              <w:rPr>
+                <w:rFonts w:ascii="Times New Roman" w:hAnsi="Times New Roman"/>
+                <w:sz w:val="17"/>
+              </w:rPr>
+              <w:t xml:space="preserve">6/8</w:t>
+            </w:r>
+          </w:p>
+        </w:tc>
+      </w:tr>
+      <w:tr>
+        <w:trPr>
+          <w:cantSplit/>
+        </w:trPr>
+        <w:tc>
+          <w:tcPr>
+            <w:vAlign w:val="center"/>
+            <w:tcMar>
+              <w:top w:w="80" w:type="dxa"/>
+              <w:bottom w:w="80" w:type="dxa"/>
+              <w:start w:w="120" w:type="dxa"/>
+              <w:end w:w="120" w:type="dxa"/>
+            </w:tcMar>
+            <w:tcW w:w="1686" w:type="dxa"/>
+          </w:tcPr>
+          <w:p>
+            <w:pPr>
+              <w:pStyle w:val="Compact"/>
+              <w:spacing w:before="0" w:after="40" w:line="240" w:lineRule="auto"/>
+              <w:jc w:val="left"/>
+            </w:pPr>
+            <w:r>
+              <w:rPr>
+                <w:rFonts w:ascii="Times New Roman" w:hAnsi="Times New Roman"/>
+                <w:sz w:val="17"/>
+              </w:rPr>
+              <w:t xml:space="preserve">V4.1 Flash</w:t>
+            </w:r>
+          </w:p>
+        </w:tc>
+        <w:tc>
+          <w:tcPr>
+            <w:vAlign w:val="center"/>
+            <w:tcMar>
+              <w:top w:w="80" w:type="dxa"/>
+              <w:bottom w:w="80" w:type="dxa"/>
+              <w:start w:w="120" w:type="dxa"/>
+              <w:end w:w="120" w:type="dxa"/>
+            </w:tcMar>
+            <w:tcW w:w="1636" w:type="dxa"/>
+          </w:tcPr>
+          <w:p>
+            <w:pPr>
+              <w:pStyle w:val="Compact"/>
+              <w:spacing w:before="0" w:after="40" w:line="240" w:lineRule="auto"/>
+              <w:jc w:val="left"/>
+            </w:pPr>
+            <w:r>
+              <w:rPr>
+                <w:rFonts w:ascii="Times New Roman" w:hAnsi="Times New Roman"/>
+                <w:sz w:val="17"/>
+              </w:rPr>
+              <w:t xml:space="preserve">M3-v2</w:t>
+            </w:r>
+          </w:p>
+        </w:tc>
+        <w:tc>
+          <w:tcPr>
+            <w:vAlign w:val="center"/>
+            <w:tcMar>
+              <w:top w:w="80" w:type="dxa"/>
+              <w:bottom w:w="80" w:type="dxa"/>
+              <w:start w:w="120" w:type="dxa"/>
+              <w:end w:w="120" w:type="dxa"/>
+            </w:tcMar>
+            <w:tcW w:w="1979" w:type="dxa"/>
+          </w:tcPr>
+          <w:p>
+            <w:pPr>
+              <w:pStyle w:val="Compact"/>
+              <w:spacing w:before="0" w:after="40" w:line="240" w:lineRule="auto"/>
+              <w:jc w:val="center"/>
+            </w:pPr>
+            <w:r>
+              <w:rPr>
+                <w:rFonts w:ascii="Times New Roman" w:hAnsi="Times New Roman"/>
+                <w:sz w:val="17"/>
+              </w:rPr>
+              <w:t xml:space="preserve">Policy / normal</w:t>
+            </w:r>
+          </w:p>
+        </w:tc>
+        <w:tc>
+          <w:tcPr>
+            <w:vAlign w:val="center"/>
+            <w:tcMar>
+              <w:top w:w="80" w:type="dxa"/>
+              <w:bottom w:w="80" w:type="dxa"/>
+              <w:start w:w="120" w:type="dxa"/>
+              <w:end w:w="120" w:type="dxa"/>
+            </w:tcMar>
+            <w:tcW w:w="1903" w:type="dxa"/>
+          </w:tcPr>
+          <w:p>
+            <w:pPr>
+              <w:pStyle w:val="Compact"/>
+              <w:spacing w:before="0" w:after="40" w:line="240" w:lineRule="auto"/>
+              <w:jc w:val="center"/>
+            </w:pPr>
+            <w:r>
+              <w:rPr>
+                <w:rFonts w:ascii="Times New Roman" w:hAnsi="Times New Roman"/>
+                <w:sz w:val="17"/>
+              </w:rPr>
+              <w:t xml:space="preserve">0/12</w:t>
+            </w:r>
+          </w:p>
+        </w:tc>
+        <w:tc>
+          <w:tcPr>
+            <w:vAlign w:val="center"/>
+            <w:tcMar>
+              <w:top w:w="80" w:type="dxa"/>
+              <w:bottom w:w="80" w:type="dxa"/>
+              <w:start w:w="120" w:type="dxa"/>
+              <w:end w:w="120" w:type="dxa"/>
+            </w:tcMar>
+            <w:tcW w:w="2156" w:type="dxa"/>
+          </w:tcPr>
+          <w:p>
+            <w:pPr>
+              <w:pStyle w:val="Compact"/>
+              <w:spacing w:before="0" w:after="40" w:line="240" w:lineRule="auto"/>
+              <w:jc w:val="center"/>
+            </w:pPr>
+            <w:r>
+              <w:rPr>
+                <w:rFonts w:ascii="Times New Roman" w:hAnsi="Times New Roman"/>
+                <w:sz w:val="17"/>
+              </w:rPr>
+              <w:t xml:space="preserve">6/8</w:t>
+            </w:r>
+          </w:p>
+        </w:tc>
+      </w:tr>
+      <w:tr>
+        <w:trPr>
+          <w:cantSplit/>
+        </w:trPr>
+        <w:tc>
+          <w:tcPr>
+            <w:vAlign w:val="center"/>
+            <w:tcMar>
+              <w:top w:w="80" w:type="dxa"/>
+              <w:bottom w:w="80" w:type="dxa"/>
+              <w:start w:w="120" w:type="dxa"/>
+              <w:end w:w="120" w:type="dxa"/>
+            </w:tcMar>
+            <w:tcW w:w="1686" w:type="dxa"/>
+          </w:tcPr>
+          <w:p>
+            <w:pPr>
+              <w:pStyle w:val="Compact"/>
+              <w:spacing w:before="0" w:after="40" w:line="240" w:lineRule="auto"/>
+              <w:jc w:val="left"/>
+            </w:pPr>
+            <w:r>
+              <w:rPr>
+                <w:rFonts w:ascii="Times New Roman" w:hAnsi="Times New Roman"/>
+                <w:sz w:val="17"/>
+              </w:rPr>
+              <w:t xml:space="preserve">V4.1 Flash</w:t>
+            </w:r>
+          </w:p>
+        </w:tc>
+        <w:tc>
+          <w:tcPr>
+            <w:vAlign w:val="center"/>
+            <w:tcMar>
+              <w:top w:w="80" w:type="dxa"/>
+              <w:bottom w:w="80" w:type="dxa"/>
+              <w:start w:w="120" w:type="dxa"/>
+              <w:end w:w="120" w:type="dxa"/>
+            </w:tcMar>
+            <w:tcW w:w="1636" w:type="dxa"/>
+          </w:tcPr>
+          <w:p>
+            <w:pPr>
+              <w:pStyle w:val="Compact"/>
+              <w:spacing w:before="0" w:after="40" w:line="240" w:lineRule="auto"/>
+              <w:jc w:val="left"/>
+            </w:pPr>
+            <w:r>
+              <w:rPr>
+                <w:rFonts w:ascii="Times New Roman" w:hAnsi="Times New Roman"/>
+                <w:sz w:val="17"/>
+              </w:rPr>
+              <w:t xml:space="preserve">M3-v2</w:t>
+            </w:r>
+          </w:p>
+        </w:tc>
+        <w:tc>
+          <w:tcPr>
+            <w:vAlign w:val="center"/>
+            <w:tcMar>
+              <w:top w:w="80" w:type="dxa"/>
+              <w:bottom w:w="80" w:type="dxa"/>
+              <w:start w:w="120" w:type="dxa"/>
+              <w:end w:w="120" w:type="dxa"/>
+            </w:tcMar>
+            <w:tcW w:w="1979" w:type="dxa"/>
+          </w:tcPr>
+          <w:p>
+            <w:pPr>
+              <w:pStyle w:val="Compact"/>
+              <w:spacing w:before="0" w:after="40" w:line="240" w:lineRule="auto"/>
+              <w:jc w:val="center"/>
+            </w:pPr>
+            <w:r>
+              <w:rPr>
+                <w:rFonts w:ascii="Times New Roman" w:hAnsi="Times New Roman"/>
+                <w:sz w:val="17"/>
+              </w:rPr>
+              <w:t xml:space="preserve">Policy / safe</w:t>
+            </w:r>
+          </w:p>
+        </w:tc>
+        <w:tc>
+          <w:tcPr>
+            <w:vAlign w:val="center"/>
+            <w:tcMar>
+              <w:top w:w="80" w:type="dxa"/>
+              <w:bottom w:w="80" w:type="dxa"/>
+              <w:start w:w="120" w:type="dxa"/>
+              <w:end w:w="120" w:type="dxa"/>
+            </w:tcMar>
+            <w:tcW w:w="1903" w:type="dxa"/>
+          </w:tcPr>
+          <w:p>
+            <w:pPr>
+              <w:pStyle w:val="Compact"/>
+              <w:spacing w:before="0" w:after="40" w:line="240" w:lineRule="auto"/>
+              <w:jc w:val="center"/>
+            </w:pPr>
+            <w:r>
+              <w:rPr>
+                <w:rFonts w:ascii="Times New Roman" w:hAnsi="Times New Roman"/>
+                <w:sz w:val="17"/>
+              </w:rPr>
+              <w:t xml:space="preserve">0/12</w:t>
+            </w:r>
+          </w:p>
+        </w:tc>
+        <w:tc>
+          <w:tcPr>
+            <w:vAlign w:val="center"/>
+            <w:tcMar>
+              <w:top w:w="80" w:type="dxa"/>
+              <w:bottom w:w="80" w:type="dxa"/>
+              <w:start w:w="120" w:type="dxa"/>
+              <w:end w:w="120" w:type="dxa"/>
+            </w:tcMar>
+            <w:tcW w:w="2156" w:type="dxa"/>
+          </w:tcPr>
+          <w:p>
+            <w:pPr>
+              <w:pStyle w:val="Compact"/>
+              <w:spacing w:before="0" w:after="40" w:line="240" w:lineRule="auto"/>
+              <w:jc w:val="center"/>
+            </w:pPr>
+            <w:r>
+              <w:rPr>
+                <w:rFonts w:ascii="Times New Roman" w:hAnsi="Times New Roman"/>
+                <w:sz w:val="17"/>
+              </w:rPr>
+              <w:t xml:space="preserve">6/8</w:t>
+            </w:r>
+          </w:p>
+        </w:tc>
+      </w:tr>
+      <w:tr>
+        <w:trPr>
+          <w:cantSplit/>
+        </w:trPr>
+        <w:tc>
+          <w:tcPr>
+            <w:vAlign w:val="center"/>
+            <w:tcMar>
+              <w:top w:w="80" w:type="dxa"/>
+              <w:bottom w:w="80" w:type="dxa"/>
+              <w:start w:w="120" w:type="dxa"/>
+              <w:end w:w="120" w:type="dxa"/>
+            </w:tcMar>
+            <w:tcW w:w="1686" w:type="dxa"/>
+          </w:tcPr>
+          <w:p>
+            <w:pPr>
+              <w:pStyle w:val="Compact"/>
+              <w:spacing w:before="0" w:after="40" w:line="240" w:lineRule="auto"/>
+              <w:jc w:val="left"/>
+            </w:pPr>
+            <w:r>
+              <w:rPr>
+                <w:rFonts w:ascii="Times New Roman" w:hAnsi="Times New Roman"/>
+                <w:sz w:val="17"/>
+              </w:rPr>
+              <w:t xml:space="preserve">V4.1 Flash</w:t>
+            </w:r>
+          </w:p>
+        </w:tc>
+        <w:tc>
+          <w:tcPr>
+            <w:vAlign w:val="center"/>
+            <w:tcMar>
+              <w:top w:w="80" w:type="dxa"/>
+              <w:bottom w:w="80" w:type="dxa"/>
+              <w:start w:w="120" w:type="dxa"/>
+              <w:end w:w="120" w:type="dxa"/>
+            </w:tcMar>
+            <w:tcW w:w="1636" w:type="dxa"/>
+          </w:tcPr>
+          <w:p>
+            <w:pPr>
+              <w:pStyle w:val="Compact"/>
+              <w:spacing w:before="0" w:after="40" w:line="240" w:lineRule="auto"/>
+              <w:jc w:val="left"/>
+            </w:pPr>
+            <w:r>
+              <w:rPr>
+                <w:rFonts w:ascii="Times New Roman" w:hAnsi="Times New Roman"/>
+                <w:sz w:val="17"/>
+              </w:rPr>
+              <w:t xml:space="preserve">M3-v2</w:t>
+            </w:r>
+          </w:p>
+        </w:tc>
+        <w:tc>
+          <w:tcPr>
+            <w:vAlign w:val="center"/>
+            <w:tcMar>
+              <w:top w:w="80" w:type="dxa"/>
+              <w:bottom w:w="80" w:type="dxa"/>
+              <w:start w:w="120" w:type="dxa"/>
+              <w:end w:w="120" w:type="dxa"/>
+            </w:tcMar>
+            <w:tcW w:w="1979" w:type="dxa"/>
+          </w:tcPr>
+          <w:p>
+            <w:pPr>
+              <w:pStyle w:val="Compact"/>
+              <w:spacing w:before="0" w:after="40" w:line="240" w:lineRule="auto"/>
+              <w:jc w:val="center"/>
+            </w:pPr>
+            <w:r>
+              <w:rPr>
+                <w:rFonts w:ascii="Times New Roman" w:hAnsi="Times New Roman"/>
+                <w:sz w:val="17"/>
+              </w:rPr>
+              <w:t xml:space="preserve">Full / normal</w:t>
+            </w:r>
+          </w:p>
+        </w:tc>
+        <w:tc>
+          <w:tcPr>
+            <w:vAlign w:val="center"/>
+            <w:tcMar>
+              <w:top w:w="80" w:type="dxa"/>
+              <w:bottom w:w="80" w:type="dxa"/>
+              <w:start w:w="120" w:type="dxa"/>
+              <w:end w:w="120" w:type="dxa"/>
+            </w:tcMar>
+            <w:tcW w:w="1903" w:type="dxa"/>
+          </w:tcPr>
+          <w:p>
+            <w:pPr>
+              <w:pStyle w:val="Compact"/>
+              <w:spacing w:before="0" w:after="40" w:line="240" w:lineRule="auto"/>
+              <w:jc w:val="center"/>
+            </w:pPr>
+            <w:r>
+              <w:rPr>
+                <w:rFonts w:ascii="Times New Roman" w:hAnsi="Times New Roman"/>
+                <w:sz w:val="17"/>
+              </w:rPr>
+              <w:t xml:space="preserve">0/12</w:t>
+            </w:r>
+          </w:p>
+        </w:tc>
+        <w:tc>
+          <w:tcPr>
+            <w:vAlign w:val="center"/>
+            <w:tcMar>
+              <w:top w:w="80" w:type="dxa"/>
+              <w:bottom w:w="80" w:type="dxa"/>
+              <w:start w:w="120" w:type="dxa"/>
+              <w:end w:w="120" w:type="dxa"/>
+            </w:tcMar>
+            <w:tcW w:w="2156" w:type="dxa"/>
+          </w:tcPr>
+          <w:p>
+            <w:pPr>
+              <w:pStyle w:val="Compact"/>
+              <w:spacing w:before="0" w:after="40" w:line="240" w:lineRule="auto"/>
+              <w:jc w:val="center"/>
+            </w:pPr>
+            <w:r>
+              <w:rPr>
+                <w:rFonts w:ascii="Times New Roman" w:hAnsi="Times New Roman"/>
+                <w:sz w:val="17"/>
+              </w:rPr>
+              <w:t xml:space="preserve">6/8</w:t>
+            </w:r>
+          </w:p>
+        </w:tc>
+      </w:tr>
+      <w:tr>
+        <w:trPr>
+          <w:cantSplit/>
+        </w:trPr>
+        <w:tc>
+          <w:tcPr>
+            <w:vAlign w:val="center"/>
+            <w:tcMar>
+              <w:top w:w="80" w:type="dxa"/>
+              <w:bottom w:w="80" w:type="dxa"/>
+              <w:start w:w="120" w:type="dxa"/>
+              <w:end w:w="120" w:type="dxa"/>
+            </w:tcMar>
+            <w:tcW w:w="1686" w:type="dxa"/>
+          </w:tcPr>
+          <w:p>
+            <w:pPr>
+              <w:pStyle w:val="Compact"/>
+              <w:spacing w:before="0" w:after="40" w:line="240" w:lineRule="auto"/>
+              <w:jc w:val="left"/>
+            </w:pPr>
+            <w:r>
+              <w:rPr>
+                <w:rFonts w:ascii="Times New Roman" w:hAnsi="Times New Roman"/>
+                <w:sz w:val="17"/>
+              </w:rPr>
+              <w:t xml:space="preserve">V4.1 Flash</w:t>
+            </w:r>
+          </w:p>
+        </w:tc>
+        <w:tc>
+          <w:tcPr>
+            <w:vAlign w:val="center"/>
+            <w:tcMar>
+              <w:top w:w="80" w:type="dxa"/>
+              <w:bottom w:w="80" w:type="dxa"/>
+              <w:start w:w="120" w:type="dxa"/>
+              <w:end w:w="120" w:type="dxa"/>
+            </w:tcMar>
+            <w:tcW w:w="1636" w:type="dxa"/>
+          </w:tcPr>
+          <w:p>
+            <w:pPr>
+              <w:pStyle w:val="Compact"/>
+              <w:spacing w:before="0" w:after="40" w:line="240" w:lineRule="auto"/>
+              <w:jc w:val="left"/>
+            </w:pPr>
+            <w:r>
+              <w:rPr>
+                <w:rFonts w:ascii="Times New Roman" w:hAnsi="Times New Roman"/>
+                <w:sz w:val="17"/>
+              </w:rPr>
+              <w:t xml:space="preserve">M3-v2</w:t>
+            </w:r>
+          </w:p>
+        </w:tc>
+        <w:tc>
+          <w:tcPr>
+            <w:vAlign w:val="center"/>
+            <w:tcMar>
+              <w:top w:w="80" w:type="dxa"/>
+              <w:bottom w:w="80" w:type="dxa"/>
+              <w:start w:w="120" w:type="dxa"/>
+              <w:end w:w="120" w:type="dxa"/>
+            </w:tcMar>
+            <w:tcW w:w="1979" w:type="dxa"/>
+          </w:tcPr>
+          <w:p>
+            <w:pPr>
+              <w:pStyle w:val="Compact"/>
+              <w:spacing w:before="0" w:after="40" w:line="240" w:lineRule="auto"/>
+              <w:jc w:val="center"/>
+            </w:pPr>
+            <w:r>
+              <w:rPr>
+                <w:rFonts w:ascii="Times New Roman" w:hAnsi="Times New Roman"/>
+                <w:sz w:val="17"/>
+              </w:rPr>
+              <w:t xml:space="preserve">Full / safe</w:t>
+            </w:r>
+          </w:p>
+        </w:tc>
+        <w:tc>
+          <w:tcPr>
+            <w:vAlign w:val="center"/>
+            <w:tcMar>
+              <w:top w:w="80" w:type="dxa"/>
+              <w:bottom w:w="80" w:type="dxa"/>
+              <w:start w:w="120" w:type="dxa"/>
+              <w:end w:w="120" w:type="dxa"/>
+            </w:tcMar>
+            <w:tcW w:w="1903" w:type="dxa"/>
+          </w:tcPr>
+          <w:p>
+            <w:pPr>
+              <w:pStyle w:val="Compact"/>
+              <w:spacing w:before="0" w:after="40" w:line="240" w:lineRule="auto"/>
+              <w:jc w:val="center"/>
+            </w:pPr>
+            <w:r>
+              <w:rPr>
+                <w:rFonts w:ascii="Times New Roman" w:hAnsi="Times New Roman"/>
+                <w:sz w:val="17"/>
+              </w:rPr>
+              <w:t xml:space="preserve">0/12</w:t>
+            </w:r>
+          </w:p>
+        </w:tc>
+        <w:tc>
+          <w:tcPr>
+            <w:vAlign w:val="center"/>
+            <w:tcMar>
+              <w:top w:w="80" w:type="dxa"/>
+              <w:bottom w:w="80" w:type="dxa"/>
+              <w:start w:w="120" w:type="dxa"/>
+              <w:end w:w="120" w:type="dxa"/>
+            </w:tcMar>
+            <w:tcW w:w="2156" w:type="dxa"/>
+          </w:tcPr>
+          <w:p>
+            <w:pPr>
+              <w:pStyle w:val="Compact"/>
+              <w:spacing w:before="0" w:after="40" w:line="240" w:lineRule="auto"/>
+              <w:jc w:val="center"/>
+            </w:pPr>
+            <w:r>
+              <w:rPr>
+                <w:rFonts w:ascii="Times New Roman" w:hAnsi="Times New Roman"/>
+                <w:sz w:val="17"/>
+              </w:rPr>
+              <w:t xml:space="preserve">6/8</w:t>
+            </w:r>
+          </w:p>
+        </w:tc>
+      </w:tr>
+    </w:tbl>
+    <w:bookmarkEnd w:id="99"/>
+    <w:bookmarkEnd w:id="100"/>
+    <w:bookmarkStart w:id="101" w:name="figure-captions"/>
     <w:p>
       <w:pPr>
         <w:pStyle w:val="Heading2"/>
@@ -24672,7 +29830,7 @@
         <w:t xml:space="preserve"> </w:t>
       </w:r>
       <w:r>
-        <w:t xml:space="preserve">for unsafe effect, benign-tool completion, and the failure-sensitive attack</w:t>
+        <w:t xml:space="preserve">for the legacy-labelled risk endpoint, benign-tool completion, and the failure-sensitive attack</w:t>
       </w:r>
       <w:r>
         <w:t xml:space="preserve"> </w:t>
@@ -24690,7 +29848,7 @@
         <w:t xml:space="preserve"> </w:t>
       </w:r>
       <w:r>
-        <w:t xml:space="preserve">is confined to the unsafe-effect and benign-tool TCR co-primary families; the</w:t>
+        <w:t xml:space="preserve">is confined to the originally specified safety and benign-tool TCR families; the</w:t>
       </w:r>
       <w:r>
         <w:t xml:space="preserve"> </w:t>
@@ -24770,7 +29928,13 @@
         <w:t xml:space="preserve"> </w:t>
       </w:r>
       <w:r>
-        <w:t xml:space="preserve">Absolute module, prompt, and interaction effects are shown for E1,</w:t>
+        <w:t xml:space="preserve">Absolute module, prompt, and interaction effects on the legacy-labelled</w:t>
+      </w:r>
+      <w:r>
+        <w:t xml:space="preserve"> </w:t>
+      </w:r>
+      <w:r>
+        <w:t xml:space="preserve">risk endpoint are shown for E1,</w:t>
       </w:r>
       <w:r>
         <w:t xml:space="preserve"> </w:t>
@@ -24824,11 +29988,17 @@
         <w:t xml:space="preserve"> </w:t>
       </w:r>
       <w:r>
-        <w:t xml:space="preserve">original-panel B500 curve and is not an estimate of saturation.</w:t>
-      </w:r>
-    </w:p>
-    <w:bookmarkEnd w:id="95"/>
-    <w:bookmarkStart w:id="102" w:name="submission-statements"/>
+        <w:t xml:space="preserve">original-panel B500 curve and is not an estimate of saturation. Success refers</w:t>
+      </w:r>
+      <w:r>
+        <w:t xml:space="preserve"> </w:t>
+      </w:r>
+      <w:r>
+        <w:t xml:space="preserve">to the historical evaluator endpoint, not retrospectively confirmed unauthorized effects.</w:t>
+      </w:r>
+    </w:p>
+    <w:bookmarkEnd w:id="101"/>
+    <w:bookmarkStart w:id="108" w:name="submission-statements"/>
     <w:p>
       <w:pPr>
         <w:pStyle w:val="Heading2"/>
@@ -24839,7 +30009,7 @@
         <w:t xml:space="preserve">Submission statements</w:t>
       </w:r>
     </w:p>
-    <w:bookmarkStart w:id="96" w:name="competing-interests"/>
+    <w:bookmarkStart w:id="102" w:name="competing-interests"/>
     <w:p>
       <w:pPr>
         <w:pStyle w:val="Heading3"/>
@@ -24864,8 +30034,8 @@
         <w:t xml:space="preserve">all authors before submission.</w:t>
       </w:r>
     </w:p>
-    <w:bookmarkEnd w:id="96"/>
-    <w:bookmarkStart w:id="97" w:name="funding"/>
+    <w:bookmarkEnd w:id="102"/>
+    <w:bookmarkStart w:id="103" w:name="funding"/>
     <w:p>
       <w:pPr>
         <w:pStyle w:val="Heading3"/>
@@ -24896,8 +30066,8 @@
         <w:t xml:space="preserve">funding agencies in the public, commercial, or not-for-profit sectors.</w:t>
       </w:r>
     </w:p>
-    <w:bookmarkEnd w:id="97"/>
-    <w:bookmarkStart w:id="98" w:name="data-and-code-availability"/>
+    <w:bookmarkEnd w:id="103"/>
+    <w:bookmarkStart w:id="104" w:name="data-and-code-availability"/>
     <w:p>
       <w:pPr>
         <w:pStyle w:val="Heading3"/>
@@ -24952,8 +30122,8 @@
         <w:t xml:space="preserve">records will be stated explicitly in the archival record.</w:t>
       </w:r>
     </w:p>
-    <w:bookmarkEnd w:id="98"/>
-    <w:bookmarkStart w:id="99" w:name="X1f74eb43af444059c7518034463b6c89b1cacf4"/>
+    <w:bookmarkEnd w:id="104"/>
+    <w:bookmarkStart w:id="105" w:name="X1f74eb43af444059c7518034463b6c89b1cacf4"/>
     <w:p>
       <w:pPr>
         <w:pStyle w:val="Heading3"/>
@@ -25014,8 +30184,8 @@
         <w:t xml:space="preserve">used to generate outcome labels or statistical conclusions.</w:t>
       </w:r>
     </w:p>
-    <w:bookmarkEnd w:id="99"/>
-    <w:bookmarkStart w:id="100" w:name="ethics-and-safety"/>
+    <w:bookmarkEnd w:id="105"/>
+    <w:bookmarkStart w:id="106" w:name="ethics-and-safety"/>
     <w:p>
       <w:pPr>
         <w:pStyle w:val="Heading3"/>
@@ -25058,8 +30228,8 @@
         <w:t xml:space="preserve">requirement before submission.</w:t>
       </w:r>
     </w:p>
-    <w:bookmarkEnd w:id="100"/>
-    <w:bookmarkStart w:id="101" w:name="author-contributions"/>
+    <w:bookmarkEnd w:id="106"/>
+    <w:bookmarkStart w:id="107" w:name="author-contributions"/>
     <w:p>
       <w:pPr>
         <w:pStyle w:val="Heading3"/>
@@ -25084,9 +30254,9 @@
         <w:t xml:space="preserve">submission.</w:t>
       </w:r>
     </w:p>
-    <w:bookmarkEnd w:id="101"/>
-    <w:bookmarkEnd w:id="102"/>
-    <w:bookmarkStart w:id="146" w:name="references"/>
+    <w:bookmarkEnd w:id="107"/>
+    <w:bookmarkEnd w:id="108"/>
+    <w:bookmarkStart w:id="158" w:name="references"/>
     <w:p>
       <w:pPr>
         <w:pStyle w:val="Heading2"/>
@@ -25097,8 +30267,8 @@
         <w:t xml:space="preserve">References</w:t>
       </w:r>
     </w:p>
-    <w:bookmarkStart w:id="145" w:name="refs"/>
-    <w:bookmarkStart w:id="104" w:name="ref-L25"/>
+    <w:bookmarkStart w:id="157" w:name="refs"/>
+    <w:bookmarkStart w:id="110" w:name="ref-L25"/>
     <w:p>
       <w:pPr>
         <w:pStyle w:val="Bibliography"/>
@@ -25152,7 +30322,7 @@
       <w:r>
         <w:t xml:space="preserve"> </w:t>
       </w:r>
-      <w:hyperlink r:id="rId103">
+      <w:hyperlink r:id="rId109">
         <w:r>
           <w:rPr>
             <w:rStyle w:val="Hyperlink"/>
@@ -25164,8 +30334,8 @@
         <w:t xml:space="preserve">.</w:t>
       </w:r>
     </w:p>
-    <w:bookmarkEnd w:id="104"/>
-    <w:bookmarkStart w:id="106" w:name="ref-L07"/>
+    <w:bookmarkEnd w:id="110"/>
+    <w:bookmarkStart w:id="112" w:name="ref-L07"/>
     <w:p>
       <w:pPr>
         <w:pStyle w:val="Bibliography"/>
@@ -25207,7 +30377,7 @@
       <w:r>
         <w:t xml:space="preserve"> </w:t>
       </w:r>
-      <w:hyperlink r:id="rId105">
+      <w:hyperlink r:id="rId111">
         <w:r>
           <w:rPr>
             <w:rStyle w:val="Hyperlink"/>
@@ -25219,8 +30389,8 @@
         <w:t xml:space="preserve">.</w:t>
       </w:r>
     </w:p>
-    <w:bookmarkEnd w:id="106"/>
-    <w:bookmarkStart w:id="108" w:name="ref-L32"/>
+    <w:bookmarkEnd w:id="112"/>
+    <w:bookmarkStart w:id="114" w:name="ref-L32"/>
     <w:p>
       <w:pPr>
         <w:pStyle w:val="Bibliography"/>
@@ -25256,7 +30426,7 @@
       <w:r>
         <w:t xml:space="preserve"> </w:t>
       </w:r>
-      <w:hyperlink r:id="rId107">
+      <w:hyperlink r:id="rId113">
         <w:r>
           <w:rPr>
             <w:rStyle w:val="Hyperlink"/>
@@ -25268,8 +30438,8 @@
         <w:t xml:space="preserve">.</w:t>
       </w:r>
     </w:p>
-    <w:bookmarkEnd w:id="108"/>
-    <w:bookmarkStart w:id="110" w:name="ref-L26"/>
+    <w:bookmarkEnd w:id="114"/>
+    <w:bookmarkStart w:id="116" w:name="ref-L26"/>
     <w:p>
       <w:pPr>
         <w:pStyle w:val="Bibliography"/>
@@ -25286,7 +30456,7 @@
       <w:r>
         <w:t xml:space="preserve"> </w:t>
       </w:r>
-      <w:hyperlink r:id="rId109">
+      <w:hyperlink r:id="rId115">
         <w:r>
           <w:rPr>
             <w:rStyle w:val="Hyperlink"/>
@@ -25298,8 +30468,8 @@
         <w:t xml:space="preserve">.</w:t>
       </w:r>
     </w:p>
-    <w:bookmarkEnd w:id="110"/>
-    <w:bookmarkStart w:id="112" w:name="ref-L09"/>
+    <w:bookmarkEnd w:id="116"/>
+    <w:bookmarkStart w:id="118" w:name="ref-L09"/>
     <w:p>
       <w:pPr>
         <w:pStyle w:val="Bibliography"/>
@@ -25332,7 +30502,7 @@
       <w:r>
         <w:t xml:space="preserve"> </w:t>
       </w:r>
-      <w:hyperlink r:id="rId111">
+      <w:hyperlink r:id="rId117">
         <w:r>
           <w:rPr>
             <w:rStyle w:val="Hyperlink"/>
@@ -25344,13 +30514,68 @@
         <w:t xml:space="preserve">.</w:t>
       </w:r>
     </w:p>
-    <w:bookmarkEnd w:id="112"/>
-    <w:bookmarkStart w:id="114" w:name="ref-L23"/>
+    <w:bookmarkEnd w:id="118"/>
+    <w:bookmarkStart w:id="120" w:name="ref-L37"/>
     <w:p>
       <w:pPr>
         <w:pStyle w:val="Bibliography"/>
       </w:pPr>
       <w:r>
+        <w:t xml:space="preserve">Geng, Runpeng, Chenlong Yin, Yanting Wang, Ying Chen, and Jinyuan Jia. 2026.</w:t>
+      </w:r>
+      <w:r>
+        <w:t xml:space="preserve"> </w:t>
+      </w:r>
+      <w:r>
+        <w:t xml:space="preserve">“</w:t>
+      </w:r>
+      <w:r>
+        <w:t xml:space="preserve">PIArena</w:t>
+      </w:r>
+      <w:r>
+        <w:t xml:space="preserve">: A Platform for Prompt Injection Evaluation.”</w:t>
+      </w:r>
+      <w:r>
+        <w:t xml:space="preserve"> </w:t>
+      </w:r>
+      <w:r>
+        <w:t xml:space="preserve">In</w:t>
+      </w:r>
+      <w:r>
+        <w:t xml:space="preserve"> </w:t>
+      </w:r>
+      <w:r>
+        <w:rPr>
+          <w:iCs/>
+          <w:i/>
+        </w:rPr>
+        <w:t xml:space="preserve">Proceedings of the 64th Annual Meeting of the Association for Computational Linguistics (Volume 1: Long Papers)</w:t>
+      </w:r>
+      <w:r>
+        <w:t xml:space="preserve">, 33170–92. Association for Computational Linguistics.</w:t>
+      </w:r>
+      <w:r>
+        <w:t xml:space="preserve"> </w:t>
+      </w:r>
+      <w:hyperlink r:id="rId119">
+        <w:r>
+          <w:rPr>
+            <w:rStyle w:val="Hyperlink"/>
+          </w:rPr>
+          <w:t xml:space="preserve">https://doi.org/10.18653/v1/2026.acl-long.1533</w:t>
+        </w:r>
+      </w:hyperlink>
+      <w:r>
+        <w:t xml:space="preserve">.</w:t>
+      </w:r>
+    </w:p>
+    <w:bookmarkEnd w:id="120"/>
+    <w:bookmarkStart w:id="122" w:name="ref-L23"/>
+    <w:p>
+      <w:pPr>
+        <w:pStyle w:val="Bibliography"/>
+      </w:pPr>
+      <w:r>
         <w:t xml:space="preserve">Gong, Guangyu, and Zizhuang Deng. 2026.</w:t>
       </w:r>
       <w:r>
@@ -25362,7 +30587,7 @@
       <w:r>
         <w:t xml:space="preserve"> </w:t>
       </w:r>
-      <w:hyperlink r:id="rId113">
+      <w:hyperlink r:id="rId121">
         <w:r>
           <w:rPr>
             <w:rStyle w:val="Hyperlink"/>
@@ -25374,8 +30599,8 @@
         <w:t xml:space="preserve">.</w:t>
       </w:r>
     </w:p>
-    <w:bookmarkEnd w:id="114"/>
-    <w:bookmarkStart w:id="116" w:name="ref-L30"/>
+    <w:bookmarkEnd w:id="122"/>
+    <w:bookmarkStart w:id="124" w:name="ref-L30"/>
     <w:p>
       <w:pPr>
         <w:pStyle w:val="Bibliography"/>
@@ -25392,7 +30617,7 @@
       <w:r>
         <w:t xml:space="preserve"> </w:t>
       </w:r>
-      <w:hyperlink r:id="rId115">
+      <w:hyperlink r:id="rId123">
         <w:r>
           <w:rPr>
             <w:rStyle w:val="Hyperlink"/>
@@ -25404,8 +30629,8 @@
         <w:t xml:space="preserve">.</w:t>
       </w:r>
     </w:p>
-    <w:bookmarkEnd w:id="116"/>
-    <w:bookmarkStart w:id="118" w:name="ref-L03"/>
+    <w:bookmarkEnd w:id="124"/>
+    <w:bookmarkStart w:id="126" w:name="ref-L03"/>
     <w:p>
       <w:pPr>
         <w:pStyle w:val="Bibliography"/>
@@ -25453,7 +30678,7 @@
       <w:r>
         <w:t xml:space="preserve"> </w:t>
       </w:r>
-      <w:hyperlink r:id="rId117">
+      <w:hyperlink r:id="rId125">
         <w:r>
           <w:rPr>
             <w:rStyle w:val="Hyperlink"/>
@@ -25465,8 +30690,8 @@
         <w:t xml:space="preserve">.</w:t>
       </w:r>
     </w:p>
-    <w:bookmarkEnd w:id="118"/>
-    <w:bookmarkStart w:id="120" w:name="ref-L02"/>
+    <w:bookmarkEnd w:id="126"/>
+    <w:bookmarkStart w:id="128" w:name="ref-L02"/>
     <w:p>
       <w:pPr>
         <w:pStyle w:val="Bibliography"/>
@@ -25499,7 +30724,7 @@
       <w:r>
         <w:t xml:space="preserve"> </w:t>
       </w:r>
-      <w:hyperlink r:id="rId119">
+      <w:hyperlink r:id="rId127">
         <w:r>
           <w:rPr>
             <w:rStyle w:val="Hyperlink"/>
@@ -25511,13 +30736,49 @@
         <w:t xml:space="preserve">.</w:t>
       </w:r>
     </w:p>
-    <w:bookmarkEnd w:id="120"/>
-    <w:bookmarkStart w:id="122" w:name="ref-L35"/>
+    <w:bookmarkEnd w:id="128"/>
+    <w:bookmarkStart w:id="130" w:name="ref-L38"/>
     <w:p>
       <w:pPr>
         <w:pStyle w:val="Bibliography"/>
       </w:pPr>
       <w:r>
+        <w:t xml:space="preserve">Li, Hao, Ruoyao Wen, Shanghao Shi, Ning Zhang, Yevgeniy Vorobeychik, and Chaowei Xiao. 2026.</w:t>
+      </w:r>
+      <w:r>
+        <w:t xml:space="preserve"> </w:t>
+      </w:r>
+      <w:r>
+        <w:t xml:space="preserve">“</w:t>
+      </w:r>
+      <w:r>
+        <w:t xml:space="preserve">AgentDyn</w:t>
+      </w:r>
+      <w:r>
+        <w:t xml:space="preserve">: Are Your Agent Security Defenses Deployable in Real-World Dynamic Environments?”</w:t>
+      </w:r>
+      <w:r>
+        <w:t xml:space="preserve"> </w:t>
+      </w:r>
+      <w:hyperlink r:id="rId129">
+        <w:r>
+          <w:rPr>
+            <w:rStyle w:val="Hyperlink"/>
+          </w:rPr>
+          <w:t xml:space="preserve">https://doi.org/10.48550/arXiv.2602.03117</w:t>
+        </w:r>
+      </w:hyperlink>
+      <w:r>
+        <w:t xml:space="preserve">.</w:t>
+      </w:r>
+    </w:p>
+    <w:bookmarkEnd w:id="130"/>
+    <w:bookmarkStart w:id="132" w:name="ref-L35"/>
+    <w:p>
+      <w:pPr>
+        <w:pStyle w:val="Bibliography"/>
+      </w:pPr>
+      <w:r>
         <w:t xml:space="preserve">Liao, Junchi. 2026.</w:t>
       </w:r>
       <w:r>
@@ -25529,7 +30790,7 @@
       <w:r>
         <w:t xml:space="preserve"> </w:t>
       </w:r>
-      <w:hyperlink r:id="rId121">
+      <w:hyperlink r:id="rId131">
         <w:r>
           <w:rPr>
             <w:rStyle w:val="Hyperlink"/>
@@ -25541,8 +30802,8 @@
         <w:t xml:space="preserve">.</w:t>
       </w:r>
     </w:p>
-    <w:bookmarkEnd w:id="122"/>
-    <w:bookmarkStart w:id="124" w:name="ref-L01"/>
+    <w:bookmarkEnd w:id="132"/>
+    <w:bookmarkStart w:id="134" w:name="ref-L01"/>
     <w:p>
       <w:pPr>
         <w:pStyle w:val="Bibliography"/>
@@ -25659,7 +30920,7 @@
       <w:r>
         <w:t xml:space="preserve"> </w:t>
       </w:r>
-      <w:hyperlink r:id="rId123">
+      <w:hyperlink r:id="rId133">
         <w:r>
           <w:rPr>
             <w:rStyle w:val="Hyperlink"/>
@@ -25671,8 +30932,8 @@
         <w:t xml:space="preserve">.</w:t>
       </w:r>
     </w:p>
-    <w:bookmarkEnd w:id="124"/>
-    <w:bookmarkStart w:id="126" w:name="ref-L27"/>
+    <w:bookmarkEnd w:id="134"/>
+    <w:bookmarkStart w:id="136" w:name="ref-L27"/>
     <w:p>
       <w:pPr>
         <w:pStyle w:val="Bibliography"/>
@@ -25701,7 +30962,7 @@
       <w:r>
         <w:t xml:space="preserve"> </w:t>
       </w:r>
-      <w:hyperlink r:id="rId125">
+      <w:hyperlink r:id="rId135">
         <w:r>
           <w:rPr>
             <w:rStyle w:val="Hyperlink"/>
@@ -25713,13 +30974,61 @@
         <w:t xml:space="preserve">.</w:t>
       </w:r>
     </w:p>
-    <w:bookmarkEnd w:id="126"/>
-    <w:bookmarkStart w:id="128" w:name="ref-L24"/>
+    <w:bookmarkEnd w:id="136"/>
+    <w:bookmarkStart w:id="138" w:name="ref-L39"/>
     <w:p>
       <w:pPr>
         <w:pStyle w:val="Bibliography"/>
       </w:pPr>
       <w:r>
+        <w:t xml:space="preserve">Sehwag, Udari Madhushani, Zhengyang Shan, Heming Liu, Dileepa Lakshan, Joseph Brandifino, and Max Fenkell. 2026.</w:t>
+      </w:r>
+      <w:r>
+        <w:t xml:space="preserve"> </w:t>
+      </w:r>
+      <w:r>
+        <w:t xml:space="preserve">“</w:t>
+      </w:r>
+      <w:r>
+        <w:t xml:space="preserve">ASPI</w:t>
+      </w:r>
+      <w:r>
+        <w:t xml:space="preserve">: Seeking Ambiguity Clarification Amplifies Prompt Injection Vulnerability in</w:t>
+      </w:r>
+      <w:r>
+        <w:t xml:space="preserve"> </w:t>
+      </w:r>
+      <w:r>
+        <w:t xml:space="preserve">LLM</w:t>
+      </w:r>
+      <w:r>
+        <w:t xml:space="preserve"> </w:t>
+      </w:r>
+      <w:r>
+        <w:t xml:space="preserve">Agents.”</w:t>
+      </w:r>
+      <w:r>
+        <w:t xml:space="preserve"> </w:t>
+      </w:r>
+      <w:hyperlink r:id="rId137">
+        <w:r>
+          <w:rPr>
+            <w:rStyle w:val="Hyperlink"/>
+          </w:rPr>
+          <w:t xml:space="preserve">https://doi.org/10.48550/arXiv.2605.17324</w:t>
+        </w:r>
+      </w:hyperlink>
+      <w:r>
+        <w:t xml:space="preserve">.</w:t>
+      </w:r>
+    </w:p>
+    <w:bookmarkEnd w:id="138"/>
+    <w:bookmarkStart w:id="140" w:name="ref-L24"/>
+    <w:p>
+      <w:pPr>
+        <w:pStyle w:val="Bibliography"/>
+      </w:pPr>
+      <w:r>
         <w:t xml:space="preserve">Shi, Tianneng, Jingxuan He, Zhun Wang, Hongwei Li, Linyu Wu, Wenbo Guo, and Dawn Song. 2025.</w:t>
       </w:r>
       <w:r>
@@ -25731,7 +31040,7 @@
       <w:r>
         <w:t xml:space="preserve"> </w:t>
       </w:r>
-      <w:hyperlink r:id="rId127">
+      <w:hyperlink r:id="rId139">
         <w:r>
           <w:rPr>
             <w:rStyle w:val="Hyperlink"/>
@@ -25743,8 +31052,8 @@
         <w:t xml:space="preserve">.</w:t>
       </w:r>
     </w:p>
-    <w:bookmarkEnd w:id="128"/>
-    <w:bookmarkStart w:id="130" w:name="ref-L08"/>
+    <w:bookmarkEnd w:id="140"/>
+    <w:bookmarkStart w:id="142" w:name="ref-L08"/>
     <w:p>
       <w:pPr>
         <w:pStyle w:val="Bibliography"/>
@@ -25780,7 +31089,7 @@
       <w:r>
         <w:t xml:space="preserve"> </w:t>
       </w:r>
-      <w:hyperlink r:id="rId129">
+      <w:hyperlink r:id="rId141">
         <w:r>
           <w:rPr>
             <w:rStyle w:val="Hyperlink"/>
@@ -25792,8 +31101,8 @@
         <w:t xml:space="preserve">.</w:t>
       </w:r>
     </w:p>
-    <w:bookmarkEnd w:id="130"/>
-    <w:bookmarkStart w:id="132" w:name="ref-L31"/>
+    <w:bookmarkEnd w:id="142"/>
+    <w:bookmarkStart w:id="144" w:name="ref-L31"/>
     <w:p>
       <w:pPr>
         <w:pStyle w:val="Bibliography"/>
@@ -25810,7 +31119,7 @@
       <w:r>
         <w:t xml:space="preserve"> </w:t>
       </w:r>
-      <w:hyperlink r:id="rId131">
+      <w:hyperlink r:id="rId143">
         <w:r>
           <w:rPr>
             <w:rStyle w:val="Hyperlink"/>
@@ -25822,8 +31131,8 @@
         <w:t xml:space="preserve">.</w:t>
       </w:r>
     </w:p>
-    <w:bookmarkEnd w:id="132"/>
-    <w:bookmarkStart w:id="134" w:name="ref-L20"/>
+    <w:bookmarkEnd w:id="144"/>
+    <w:bookmarkStart w:id="146" w:name="ref-L20"/>
     <w:p>
       <w:pPr>
         <w:pStyle w:val="Bibliography"/>
@@ -25854,25 +31163,25 @@
         <w:t xml:space="preserve">2026 IEEE/ACM 48th International Conference on Software Engineering (ICSE)</w:t>
       </w:r>
       <w:r>
-        <w:t xml:space="preserve">.</w:t>
-      </w:r>
-      <w:r>
-        <w:t xml:space="preserve"> </w:t>
-      </w:r>
-      <w:hyperlink r:id="rId133">
+        <w:t xml:space="preserve">, 2938–50.</w:t>
+      </w:r>
+      <w:r>
+        <w:t xml:space="preserve"> </w:t>
+      </w:r>
+      <w:hyperlink r:id="rId145">
         <w:r>
           <w:rPr>
             <w:rStyle w:val="Hyperlink"/>
           </w:rPr>
-          <w:t xml:space="preserve">https://conf.researchr.org/details/icse-2026/icse-2026-research-track/29/AgentSpec-Customizable-Runtime-Enforcement-for-Safe-and-Reliable-LLM-Agents</w:t>
+          <w:t xml:space="preserve">https://doi.org/10.1145/3744916.3764546</w:t>
         </w:r>
       </w:hyperlink>
       <w:r>
         <w:t xml:space="preserve">.</w:t>
       </w:r>
     </w:p>
-    <w:bookmarkEnd w:id="134"/>
-    <w:bookmarkStart w:id="136" w:name="ref-L22"/>
+    <w:bookmarkEnd w:id="146"/>
+    <w:bookmarkStart w:id="148" w:name="ref-L22"/>
     <w:p>
       <w:pPr>
         <w:pStyle w:val="Bibliography"/>
@@ -25889,7 +31198,7 @@
       <w:r>
         <w:t xml:space="preserve"> </w:t>
       </w:r>
-      <w:hyperlink r:id="rId135">
+      <w:hyperlink r:id="rId147">
         <w:r>
           <w:rPr>
             <w:rStyle w:val="Hyperlink"/>
@@ -25901,8 +31210,8 @@
         <w:t xml:space="preserve">.</w:t>
       </w:r>
     </w:p>
-    <w:bookmarkEnd w:id="136"/>
-    <w:bookmarkStart w:id="138" w:name="ref-L21"/>
+    <w:bookmarkEnd w:id="148"/>
+    <w:bookmarkStart w:id="150" w:name="ref-L21"/>
     <w:p>
       <w:pPr>
         <w:pStyle w:val="Bibliography"/>
@@ -25919,7 +31228,7 @@
       <w:r>
         <w:t xml:space="preserve"> </w:t>
       </w:r>
-      <w:hyperlink r:id="rId137">
+      <w:hyperlink r:id="rId149">
         <w:r>
           <w:rPr>
             <w:rStyle w:val="Hyperlink"/>
@@ -25931,8 +31240,8 @@
         <w:t xml:space="preserve">.</w:t>
       </w:r>
     </w:p>
-    <w:bookmarkEnd w:id="138"/>
-    <w:bookmarkStart w:id="140" w:name="ref-L10"/>
+    <w:bookmarkEnd w:id="150"/>
+    <w:bookmarkStart w:id="152" w:name="ref-L10"/>
     <w:p>
       <w:pPr>
         <w:pStyle w:val="Bibliography"/>
@@ -25980,7 +31289,7 @@
       <w:r>
         <w:t xml:space="preserve"> </w:t>
       </w:r>
-      <w:hyperlink r:id="rId139">
+      <w:hyperlink r:id="rId151">
         <w:r>
           <w:rPr>
             <w:rStyle w:val="Hyperlink"/>
@@ -25992,8 +31301,8 @@
         <w:t xml:space="preserve">.</w:t>
       </w:r>
     </w:p>
-    <w:bookmarkEnd w:id="140"/>
-    <w:bookmarkStart w:id="142" w:name="ref-L34"/>
+    <w:bookmarkEnd w:id="152"/>
+    <w:bookmarkStart w:id="154" w:name="ref-L34"/>
     <w:p>
       <w:pPr>
         <w:pStyle w:val="Bibliography"/>
@@ -26029,7 +31338,7 @@
       <w:r>
         <w:t xml:space="preserve"> </w:t>
       </w:r>
-      <w:hyperlink r:id="rId141">
+      <w:hyperlink r:id="rId153">
         <w:r>
           <w:rPr>
             <w:rStyle w:val="Hyperlink"/>
@@ -26041,8 +31350,8 @@
         <w:t xml:space="preserve">.</w:t>
       </w:r>
     </w:p>
-    <w:bookmarkEnd w:id="142"/>
-    <w:bookmarkStart w:id="144" w:name="ref-L36"/>
+    <w:bookmarkEnd w:id="154"/>
+    <w:bookmarkStart w:id="156" w:name="ref-L36"/>
     <w:p>
       <w:pPr>
         <w:pStyle w:val="Bibliography"/>
@@ -26059,7 +31368,7 @@
       <w:r>
         <w:t xml:space="preserve"> </w:t>
       </w:r>
-      <w:hyperlink r:id="rId143">
+      <w:hyperlink r:id="rId155">
         <w:r>
           <w:rPr>
             <w:rStyle w:val="Hyperlink"/>
@@ -26071,10 +31380,10 @@
         <w:t xml:space="preserve">.</w:t>
       </w:r>
     </w:p>
-    <w:bookmarkEnd w:id="144"/>
-    <w:bookmarkEnd w:id="145"/>
-    <w:bookmarkEnd w:id="146"/>
-    <w:bookmarkEnd w:id="147"/>
+    <w:bookmarkEnd w:id="156"/>
+    <w:bookmarkEnd w:id="157"/>
+    <w:bookmarkEnd w:id="158"/>
+    <w:bookmarkEnd w:id="159"/>
     <w:sectPr>
       <w:headerReference w:type="default" r:id="rId9"/>
       <w:footerReference w:type="default" r:id="rId10"/>
